--- a/เอกสารข้อเสนอโครงการ_ธนาคารเลือด.docx
+++ b/เอกสารข้อเสนอโครงการ_ธนาคารเลือด.docx
@@ -116,7 +116,7 @@
           </mc:Choice>
           <mc:Fallback>
             <w:pict>
-              <v:line w14:anchorId="5206F2AF" id="Straight Connector 2" o:spid="_x0000_s1026" style="position:absolute;z-index:251659264;visibility:visible;mso-wrap-style:square;mso-width-percent:0;mso-height-percent:0;mso-wrap-distance-left:9pt;mso-wrap-distance-top:0;mso-wrap-distance-right:9pt;mso-wrap-distance-bottom:0;mso-position-horizontal:absolute;mso-position-horizontal-relative:margin;mso-position-vertical:absolute;mso-position-vertical-relative:text;mso-width-percent:0;mso-height-percent:0;mso-width-relative:margin;mso-height-relative:margin" from="15.45pt,28.15pt" to="510pt,28.15pt" o:gfxdata="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" strokecolor="#e97132 [3205]" strokeweight="1.5pt">
+              <v:line w14:anchorId="6644807B" id="Straight Connector 2" o:spid="_x0000_s1026" style="position:absolute;z-index:251659264;visibility:visible;mso-wrap-style:square;mso-width-percent:0;mso-height-percent:0;mso-wrap-distance-left:9pt;mso-wrap-distance-top:0;mso-wrap-distance-right:9pt;mso-wrap-distance-bottom:0;mso-position-horizontal:absolute;mso-position-horizontal-relative:margin;mso-position-vertical:absolute;mso-position-vertical-relative:text;mso-width-percent:0;mso-height-percent:0;mso-width-relative:margin;mso-height-relative:margin" from="15.45pt,28.15pt" to="510pt,28.15pt" o:gfxdata="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" strokecolor="#e97132 [3205]" strokeweight="1.5pt">
                 <v:stroke joinstyle="miter"/>
                 <w10:wrap anchorx="margin"/>
               </v:line>
@@ -4500,6 +4500,3387 @@
       <w:pPr>
         <w:pStyle w:val="ListParagraph"/>
         <w:numPr>
+          <w:ilvl w:val="2"/>
+          <w:numId w:val="5"/>
+        </w:numPr>
+        <w:rPr>
+          <w:rFonts w:ascii="TH SarabunPSK" w:hAnsi="TH SarabunPSK" w:cs="TH SarabunPSK"/>
+          <w:b/>
+          <w:bCs/>
+          <w:sz w:val="32"/>
+          <w:szCs w:val="32"/>
+        </w:rPr>
+      </w:pPr>
+      <w:r>
+        <w:rPr>
+          <w:rFonts w:ascii="TH SarabunPSK" w:hAnsi="TH SarabunPSK" w:cs="TH SarabunPSK"/>
+          <w:b/>
+          <w:bCs/>
+          <w:sz w:val="32"/>
+          <w:szCs w:val="32"/>
+          <w:cs/>
+        </w:rPr>
+        <w:t>หน้าเข้าสู่ระบบ (</w:t>
+      </w:r>
+      <w:r>
+        <w:rPr>
+          <w:rFonts w:ascii="TH SarabunPSK" w:hAnsi="TH SarabunPSK" w:cs="TH SarabunPSK"/>
+          <w:b/>
+          <w:bCs/>
+          <w:sz w:val="32"/>
+          <w:szCs w:val="32"/>
+        </w:rPr>
+        <w:t>Login Page)</w:t>
+      </w:r>
+      <w:r>
+        <w:rPr>
+          <w:rFonts w:ascii="TH SarabunPSK" w:hAnsi="TH SarabunPSK" w:cs="TH SarabunPSK" w:hint="cs"/>
+          <w:b/>
+          <w:bCs/>
+          <w:sz w:val="32"/>
+          <w:szCs w:val="32"/>
+          <w:cs/>
+        </w:rPr>
+        <w:t xml:space="preserve"> </w:t>
+      </w:r>
+      <w:r>
+        <w:rPr>
+          <w:rFonts w:ascii="TH SarabunPSK" w:hAnsi="TH SarabunPSK" w:cs="TH SarabunPSK"/>
+          <w:b/>
+          <w:bCs/>
+          <w:sz w:val="32"/>
+          <w:szCs w:val="32"/>
+          <w:cs/>
+        </w:rPr>
+        <w:t xml:space="preserve">อ้างอิง </w:t>
+      </w:r>
+      <w:r>
+        <w:rPr>
+          <w:rFonts w:ascii="TH SarabunPSK" w:hAnsi="TH SarabunPSK" w:cs="TH SarabunPSK"/>
+          <w:b/>
+          <w:bCs/>
+          <w:sz w:val="32"/>
+          <w:szCs w:val="32"/>
+        </w:rPr>
+        <w:t>4.1.1, 4.</w:t>
+      </w:r>
+      <w:r>
+        <w:rPr>
+          <w:rFonts w:ascii="TH SarabunPSK" w:hAnsi="TH SarabunPSK" w:cs="TH SarabunPSK"/>
+          <w:b/>
+          <w:bCs/>
+          <w:sz w:val="32"/>
+          <w:szCs w:val="32"/>
+        </w:rPr>
+        <w:t>1.</w:t>
+      </w:r>
+      <w:r>
+        <w:rPr>
+          <w:rFonts w:ascii="TH SarabunPSK" w:hAnsi="TH SarabunPSK" w:cs="TH SarabunPSK"/>
+          <w:b/>
+          <w:bCs/>
+          <w:sz w:val="32"/>
+          <w:szCs w:val="32"/>
+        </w:rPr>
+        <w:t>2, 4.</w:t>
+      </w:r>
+      <w:r>
+        <w:rPr>
+          <w:rFonts w:ascii="TH SarabunPSK" w:hAnsi="TH SarabunPSK" w:cs="TH SarabunPSK"/>
+          <w:b/>
+          <w:bCs/>
+          <w:sz w:val="32"/>
+          <w:szCs w:val="32"/>
+        </w:rPr>
+        <w:t>1</w:t>
+      </w:r>
+      <w:r>
+        <w:rPr>
+          <w:rFonts w:ascii="TH SarabunPSK" w:hAnsi="TH SarabunPSK" w:cs="TH SarabunPSK"/>
+          <w:b/>
+          <w:bCs/>
+          <w:sz w:val="32"/>
+          <w:szCs w:val="32"/>
+        </w:rPr>
+        <w:t>.</w:t>
+      </w:r>
+      <w:r>
+        <w:rPr>
+          <w:rFonts w:ascii="TH SarabunPSK" w:hAnsi="TH SarabunPSK" w:cs="TH SarabunPSK"/>
+          <w:b/>
+          <w:bCs/>
+          <w:sz w:val="32"/>
+          <w:szCs w:val="32"/>
+        </w:rPr>
+        <w:t>3</w:t>
+      </w:r>
+    </w:p>
+    <w:p>
+      <w:pPr>
+        <w:pStyle w:val="ListParagraph"/>
+        <w:numPr>
+          <w:ilvl w:val="3"/>
+          <w:numId w:val="5"/>
+        </w:numPr>
+        <w:rPr>
+          <w:rFonts w:ascii="TH SarabunPSK" w:hAnsi="TH SarabunPSK" w:cs="TH SarabunPSK"/>
+          <w:b/>
+          <w:bCs/>
+          <w:sz w:val="32"/>
+          <w:szCs w:val="32"/>
+        </w:rPr>
+      </w:pPr>
+      <w:r>
+        <w:rPr>
+          <w:rFonts w:ascii="TH SarabunPSK" w:hAnsi="TH SarabunPSK" w:cs="TH SarabunPSK"/>
+          <w:b/>
+          <w:bCs/>
+          <w:sz w:val="32"/>
+          <w:szCs w:val="32"/>
+          <w:cs/>
+        </w:rPr>
+        <w:t>รองรับการเข้าสู่ระบบด้วยบัญชีผู้ใช้งานของโรงพยาบาล</w:t>
+      </w:r>
+    </w:p>
+    <w:p>
+      <w:pPr>
+        <w:pStyle w:val="ListParagraph"/>
+        <w:numPr>
+          <w:ilvl w:val="3"/>
+          <w:numId w:val="5"/>
+        </w:numPr>
+        <w:rPr>
+          <w:rFonts w:ascii="TH SarabunPSK" w:hAnsi="TH SarabunPSK" w:cs="TH SarabunPSK"/>
+          <w:b/>
+          <w:bCs/>
+          <w:sz w:val="32"/>
+          <w:szCs w:val="32"/>
+        </w:rPr>
+      </w:pPr>
+      <w:r>
+        <w:rPr>
+          <w:rFonts w:ascii="TH SarabunPSK" w:hAnsi="TH SarabunPSK" w:cs="TH SarabunPSK"/>
+          <w:b/>
+          <w:bCs/>
+          <w:sz w:val="32"/>
+          <w:szCs w:val="32"/>
+          <w:cs/>
+        </w:rPr>
+        <w:lastRenderedPageBreak/>
+        <w:t>ตรวจสอบสิทธิ์ผู้ใช้งานตามบทบาท ได้แก</w:t>
+      </w:r>
+      <w:r>
+        <w:rPr>
+          <w:rFonts w:ascii="TH SarabunPSK" w:hAnsi="TH SarabunPSK" w:cs="TH SarabunPSK" w:hint="cs"/>
+          <w:b/>
+          <w:bCs/>
+          <w:sz w:val="32"/>
+          <w:szCs w:val="32"/>
+          <w:cs/>
+        </w:rPr>
+        <w:t xml:space="preserve">่ </w:t>
+      </w:r>
+      <w:r>
+        <w:rPr>
+          <w:rFonts w:ascii="TH SarabunPSK" w:hAnsi="TH SarabunPSK" w:cs="TH SarabunPSK"/>
+          <w:b/>
+          <w:bCs/>
+          <w:sz w:val="32"/>
+          <w:szCs w:val="32"/>
+        </w:rPr>
+        <w:t xml:space="preserve">Admin / </w:t>
+      </w:r>
+      <w:r>
+        <w:rPr>
+          <w:rFonts w:ascii="TH SarabunPSK" w:hAnsi="TH SarabunPSK" w:cs="TH SarabunPSK" w:hint="cs"/>
+          <w:b/>
+          <w:bCs/>
+          <w:sz w:val="32"/>
+          <w:szCs w:val="32"/>
+          <w:cs/>
+        </w:rPr>
+        <w:t>พยาบาล ขาเข้า</w:t>
+      </w:r>
+      <w:r>
+        <w:rPr>
+          <w:rFonts w:ascii="TH SarabunPSK" w:hAnsi="TH SarabunPSK" w:cs="TH SarabunPSK"/>
+          <w:b/>
+          <w:bCs/>
+          <w:sz w:val="32"/>
+          <w:szCs w:val="32"/>
+        </w:rPr>
+        <w:t xml:space="preserve"> / </w:t>
+      </w:r>
+      <w:r>
+        <w:rPr>
+          <w:rFonts w:ascii="TH SarabunPSK" w:hAnsi="TH SarabunPSK" w:cs="TH SarabunPSK" w:hint="cs"/>
+          <w:b/>
+          <w:bCs/>
+          <w:sz w:val="32"/>
+          <w:szCs w:val="32"/>
+          <w:cs/>
+        </w:rPr>
+        <w:t>พยาบาล ขาออก</w:t>
+      </w:r>
+    </w:p>
+    <w:p>
+      <w:pPr>
+        <w:pStyle w:val="ListParagraph"/>
+        <w:numPr>
+          <w:ilvl w:val="3"/>
+          <w:numId w:val="5"/>
+        </w:numPr>
+        <w:rPr>
+          <w:rFonts w:ascii="TH SarabunPSK" w:hAnsi="TH SarabunPSK" w:cs="TH SarabunPSK"/>
+          <w:b/>
+          <w:bCs/>
+          <w:sz w:val="32"/>
+          <w:szCs w:val="32"/>
+        </w:rPr>
+      </w:pPr>
+      <w:r>
+        <w:rPr>
+          <w:rFonts w:ascii="TH SarabunPSK" w:hAnsi="TH SarabunPSK" w:cs="TH SarabunPSK"/>
+          <w:b/>
+          <w:bCs/>
+          <w:sz w:val="32"/>
+          <w:szCs w:val="32"/>
+          <w:cs/>
+        </w:rPr>
+        <w:t>แสดงข้อความแจ้งเตือนกรณีผู้ใช้งานไม่มีสิทธิ์เข้าใช้งานระบบ หรือเข้าสู่ระบบไม่สำเร็จ</w:t>
+      </w:r>
+    </w:p>
+    <w:p>
+      <w:pPr>
+        <w:pStyle w:val="ListParagraph"/>
+        <w:numPr>
+          <w:ilvl w:val="3"/>
+          <w:numId w:val="5"/>
+        </w:numPr>
+        <w:rPr>
+          <w:rFonts w:ascii="TH SarabunPSK" w:hAnsi="TH SarabunPSK" w:cs="TH SarabunPSK"/>
+          <w:b/>
+          <w:bCs/>
+          <w:sz w:val="32"/>
+          <w:szCs w:val="32"/>
+        </w:rPr>
+      </w:pPr>
+      <w:r>
+        <w:rPr>
+          <w:rFonts w:ascii="TH SarabunPSK" w:hAnsi="TH SarabunPSK" w:cs="TH SarabunPSK"/>
+          <w:b/>
+          <w:bCs/>
+          <w:sz w:val="32"/>
+          <w:szCs w:val="32"/>
+          <w:cs/>
+        </w:rPr>
+        <w:t xml:space="preserve">ระบบนำผู้ใช้งานเข้าสู่หน้า </w:t>
+      </w:r>
+      <w:r>
+        <w:rPr>
+          <w:rFonts w:ascii="TH SarabunPSK" w:hAnsi="TH SarabunPSK" w:cs="TH SarabunPSK"/>
+          <w:b/>
+          <w:bCs/>
+          <w:sz w:val="32"/>
+          <w:szCs w:val="32"/>
+        </w:rPr>
+        <w:t xml:space="preserve">Dashboard </w:t>
+      </w:r>
+      <w:r>
+        <w:rPr>
+          <w:rFonts w:ascii="TH SarabunPSK" w:hAnsi="TH SarabunPSK" w:cs="TH SarabunPSK"/>
+          <w:b/>
+          <w:bCs/>
+          <w:sz w:val="32"/>
+          <w:szCs w:val="32"/>
+          <w:cs/>
+        </w:rPr>
+        <w:t>ตามสิทธิ์ของแต่ละบทบาท</w:t>
+      </w:r>
+    </w:p>
+    <w:p>
+      <w:pPr>
+        <w:pStyle w:val="ListParagraph"/>
+        <w:numPr>
+          <w:ilvl w:val="2"/>
+          <w:numId w:val="5"/>
+        </w:numPr>
+        <w:rPr>
+          <w:rFonts w:ascii="TH SarabunPSK" w:hAnsi="TH SarabunPSK" w:cs="TH SarabunPSK"/>
+          <w:b/>
+          <w:bCs/>
+          <w:sz w:val="32"/>
+          <w:szCs w:val="32"/>
+        </w:rPr>
+      </w:pPr>
+      <w:r>
+        <w:rPr>
+          <w:rFonts w:ascii="TH SarabunPSK" w:hAnsi="TH SarabunPSK" w:cs="TH SarabunPSK"/>
+          <w:b/>
+          <w:bCs/>
+          <w:sz w:val="32"/>
+          <w:szCs w:val="32"/>
+          <w:cs/>
+        </w:rPr>
+        <w:t xml:space="preserve">หน้า </w:t>
+      </w:r>
+      <w:r>
+        <w:rPr>
+          <w:rFonts w:ascii="TH SarabunPSK" w:hAnsi="TH SarabunPSK" w:cs="TH SarabunPSK"/>
+          <w:b/>
+          <w:bCs/>
+          <w:sz w:val="32"/>
+          <w:szCs w:val="32"/>
+        </w:rPr>
+        <w:t xml:space="preserve">Home / Dashboard </w:t>
+      </w:r>
+      <w:r>
+        <w:rPr>
+          <w:rFonts w:ascii="TH SarabunPSK" w:hAnsi="TH SarabunPSK" w:cs="TH SarabunPSK"/>
+          <w:b/>
+          <w:bCs/>
+          <w:sz w:val="32"/>
+          <w:szCs w:val="32"/>
+          <w:cs/>
+        </w:rPr>
+        <w:t>สำหรับพยาบาลนำเลือดเข้า</w:t>
+      </w:r>
+      <w:r>
+        <w:rPr>
+          <w:rFonts w:ascii="TH SarabunPSK" w:hAnsi="TH SarabunPSK" w:cs="TH SarabunPSK" w:hint="cs"/>
+          <w:b/>
+          <w:bCs/>
+          <w:sz w:val="32"/>
+          <w:szCs w:val="32"/>
+          <w:cs/>
+        </w:rPr>
+        <w:t xml:space="preserve"> อ้</w:t>
+      </w:r>
+      <w:r>
+        <w:rPr>
+          <w:rFonts w:ascii="TH SarabunPSK" w:hAnsi="TH SarabunPSK" w:cs="TH SarabunPSK"/>
+          <w:b/>
+          <w:bCs/>
+          <w:sz w:val="32"/>
+          <w:szCs w:val="32"/>
+          <w:cs/>
+        </w:rPr>
+        <w:t xml:space="preserve">างอิง </w:t>
+      </w:r>
+      <w:r>
+        <w:rPr>
+          <w:rFonts w:ascii="TH SarabunPSK" w:hAnsi="TH SarabunPSK" w:cs="TH SarabunPSK"/>
+          <w:b/>
+          <w:bCs/>
+          <w:sz w:val="32"/>
+          <w:szCs w:val="32"/>
+        </w:rPr>
+        <w:t>4.1.1</w:t>
+      </w:r>
+    </w:p>
+    <w:p>
+      <w:pPr>
+        <w:pStyle w:val="ListParagraph"/>
+        <w:numPr>
+          <w:ilvl w:val="3"/>
+          <w:numId w:val="5"/>
+        </w:numPr>
+        <w:rPr>
+          <w:rFonts w:ascii="TH SarabunPSK" w:hAnsi="TH SarabunPSK" w:cs="TH SarabunPSK"/>
+          <w:b/>
+          <w:bCs/>
+          <w:sz w:val="32"/>
+          <w:szCs w:val="32"/>
+        </w:rPr>
+      </w:pPr>
+      <w:r>
+        <w:rPr>
+          <w:rFonts w:ascii="TH SarabunPSK" w:hAnsi="TH SarabunPSK" w:cs="TH SarabunPSK"/>
+          <w:b/>
+          <w:bCs/>
+          <w:sz w:val="32"/>
+          <w:szCs w:val="32"/>
+          <w:cs/>
+        </w:rPr>
+        <w:t xml:space="preserve">แสดงภาพรวมจำนวนถุงเลือดที่อยู่ใน </w:t>
+      </w:r>
+      <w:r>
+        <w:rPr>
+          <w:rFonts w:ascii="TH SarabunPSK" w:hAnsi="TH SarabunPSK" w:cs="TH SarabunPSK"/>
+          <w:b/>
+          <w:bCs/>
+          <w:sz w:val="32"/>
+          <w:szCs w:val="32"/>
+        </w:rPr>
+        <w:t xml:space="preserve">Buffer Cabinet </w:t>
+      </w:r>
+      <w:r>
+        <w:rPr>
+          <w:rFonts w:ascii="TH SarabunPSK" w:hAnsi="TH SarabunPSK" w:cs="TH SarabunPSK"/>
+          <w:b/>
+          <w:bCs/>
+          <w:sz w:val="32"/>
+          <w:szCs w:val="32"/>
+          <w:cs/>
+        </w:rPr>
+        <w:t>หรือตู้พักเลือด เพื่อให้พยาบาลสามารถตรวจสอบถุงเลือดที่รอจัดเก็บได้อย่างรวดเร็ว</w:t>
+      </w:r>
+    </w:p>
+    <w:p>
+      <w:pPr>
+        <w:pStyle w:val="ListParagraph"/>
+        <w:numPr>
+          <w:ilvl w:val="3"/>
+          <w:numId w:val="5"/>
+        </w:numPr>
+        <w:rPr>
+          <w:rFonts w:ascii="TH SarabunPSK" w:hAnsi="TH SarabunPSK" w:cs="TH SarabunPSK"/>
+          <w:b/>
+          <w:bCs/>
+          <w:sz w:val="32"/>
+          <w:szCs w:val="32"/>
+        </w:rPr>
+      </w:pPr>
+      <w:r>
+        <w:rPr>
+          <w:rFonts w:ascii="TH SarabunPSK" w:hAnsi="TH SarabunPSK" w:cs="TH SarabunPSK"/>
+          <w:b/>
+          <w:bCs/>
+          <w:sz w:val="32"/>
+          <w:szCs w:val="32"/>
+          <w:cs/>
+        </w:rPr>
+        <w:t xml:space="preserve">แสดงรายการถุงเลือดที่นำเข้าล่าสุด พร้อมข้อมูลสำคัญ เช่น </w:t>
+      </w:r>
+      <w:r>
+        <w:rPr>
+          <w:rFonts w:ascii="TH SarabunPSK" w:hAnsi="TH SarabunPSK" w:cs="TH SarabunPSK"/>
+          <w:b/>
+          <w:bCs/>
+          <w:sz w:val="32"/>
+          <w:szCs w:val="32"/>
+        </w:rPr>
+        <w:t xml:space="preserve">Barcode </w:t>
+      </w:r>
+      <w:r>
+        <w:rPr>
+          <w:rFonts w:ascii="TH SarabunPSK" w:hAnsi="TH SarabunPSK" w:cs="TH SarabunPSK"/>
+          <w:b/>
+          <w:bCs/>
+          <w:sz w:val="32"/>
+          <w:szCs w:val="32"/>
+          <w:cs/>
+        </w:rPr>
+        <w:t>กรุ๊ปเลือด วันที่รับบริจาค แหล่งที่มา และวันหมดอายุ</w:t>
+      </w:r>
+    </w:p>
+    <w:p>
+      <w:pPr>
+        <w:pStyle w:val="ListParagraph"/>
+        <w:numPr>
+          <w:ilvl w:val="3"/>
+          <w:numId w:val="5"/>
+        </w:numPr>
+        <w:rPr>
+          <w:rFonts w:ascii="TH SarabunPSK" w:hAnsi="TH SarabunPSK" w:cs="TH SarabunPSK"/>
+          <w:b/>
+          <w:bCs/>
+          <w:sz w:val="32"/>
+          <w:szCs w:val="32"/>
+        </w:rPr>
+      </w:pPr>
+      <w:r>
+        <w:rPr>
+          <w:rFonts w:ascii="TH SarabunPSK" w:hAnsi="TH SarabunPSK" w:cs="TH SarabunPSK"/>
+          <w:b/>
+          <w:bCs/>
+          <w:sz w:val="32"/>
+          <w:szCs w:val="32"/>
+          <w:cs/>
+        </w:rPr>
+        <w:t>แสดงสถานะของถุงเลือดที่อยู่ระหว่างรอจัดเก็บ เช่น รอตรวจสอบข้อมูล รอจัดเข้าตู้หลัก หรือพร้อมย้ายเข้าตำแหน่งจัดเก็บ</w:t>
+      </w:r>
+    </w:p>
+    <w:p>
+      <w:pPr>
+        <w:pStyle w:val="ListParagraph"/>
+        <w:numPr>
+          <w:ilvl w:val="3"/>
+          <w:numId w:val="5"/>
+        </w:numPr>
+        <w:rPr>
+          <w:rFonts w:ascii="TH SarabunPSK" w:hAnsi="TH SarabunPSK" w:cs="TH SarabunPSK"/>
+          <w:b/>
+          <w:bCs/>
+          <w:sz w:val="32"/>
+          <w:szCs w:val="32"/>
+        </w:rPr>
+      </w:pPr>
+      <w:r>
+        <w:rPr>
+          <w:rFonts w:ascii="TH SarabunPSK" w:hAnsi="TH SarabunPSK" w:cs="TH SarabunPSK"/>
+          <w:b/>
+          <w:bCs/>
+          <w:sz w:val="32"/>
+          <w:szCs w:val="32"/>
+          <w:cs/>
+        </w:rPr>
+        <w:t xml:space="preserve">แสดงการแจ้งเตือนกรณีพบข้อมูลผิดปกติ เช่น </w:t>
+      </w:r>
+      <w:r>
+        <w:rPr>
+          <w:rFonts w:ascii="TH SarabunPSK" w:hAnsi="TH SarabunPSK" w:cs="TH SarabunPSK"/>
+          <w:b/>
+          <w:bCs/>
+          <w:sz w:val="32"/>
+          <w:szCs w:val="32"/>
+        </w:rPr>
+        <w:t xml:space="preserve">Barcode </w:t>
+      </w:r>
+      <w:r>
+        <w:rPr>
+          <w:rFonts w:ascii="TH SarabunPSK" w:hAnsi="TH SarabunPSK" w:cs="TH SarabunPSK"/>
+          <w:b/>
+          <w:bCs/>
+          <w:sz w:val="32"/>
+          <w:szCs w:val="32"/>
+          <w:cs/>
+        </w:rPr>
+        <w:t>ซ้ำ ข้อมูลถุงเลือดไม่ครบถ้วน หรือวันรับบริจาคไม่ถูกต้อง</w:t>
+      </w:r>
+    </w:p>
+    <w:p>
+      <w:pPr>
+        <w:pStyle w:val="ListParagraph"/>
+        <w:numPr>
+          <w:ilvl w:val="3"/>
+          <w:numId w:val="5"/>
+        </w:numPr>
+        <w:rPr>
+          <w:rFonts w:ascii="TH SarabunPSK" w:hAnsi="TH SarabunPSK" w:cs="TH SarabunPSK"/>
+          <w:b/>
+          <w:bCs/>
+          <w:sz w:val="32"/>
+          <w:szCs w:val="32"/>
+        </w:rPr>
+      </w:pPr>
+      <w:r>
+        <w:rPr>
+          <w:rFonts w:ascii="TH SarabunPSK" w:hAnsi="TH SarabunPSK" w:cs="TH SarabunPSK"/>
+          <w:b/>
+          <w:bCs/>
+          <w:sz w:val="32"/>
+          <w:szCs w:val="32"/>
+          <w:cs/>
+        </w:rPr>
+        <w:t xml:space="preserve">แสดงปุ่มลัดสำหรับเข้าสู่ฟังก์ชันหลัก ได้แก่ นำเข้าถุงเลือด สแกน </w:t>
+      </w:r>
+      <w:r>
+        <w:rPr>
+          <w:rFonts w:ascii="TH SarabunPSK" w:hAnsi="TH SarabunPSK" w:cs="TH SarabunPSK"/>
+          <w:b/>
+          <w:bCs/>
+          <w:sz w:val="32"/>
+          <w:szCs w:val="32"/>
+        </w:rPr>
+        <w:t xml:space="preserve">Barcode </w:t>
+      </w:r>
+      <w:r>
+        <w:rPr>
+          <w:rFonts w:ascii="TH SarabunPSK" w:hAnsi="TH SarabunPSK" w:cs="TH SarabunPSK"/>
+          <w:b/>
+          <w:bCs/>
+          <w:sz w:val="32"/>
+          <w:szCs w:val="32"/>
+          <w:cs/>
+        </w:rPr>
+        <w:t xml:space="preserve">ดูรายการใน </w:t>
+      </w:r>
+      <w:r>
+        <w:rPr>
+          <w:rFonts w:ascii="TH SarabunPSK" w:hAnsi="TH SarabunPSK" w:cs="TH SarabunPSK"/>
+          <w:b/>
+          <w:bCs/>
+          <w:sz w:val="32"/>
+          <w:szCs w:val="32"/>
+        </w:rPr>
+        <w:t xml:space="preserve">Buffer Cabinet </w:t>
+      </w:r>
+      <w:r>
+        <w:rPr>
+          <w:rFonts w:ascii="TH SarabunPSK" w:hAnsi="TH SarabunPSK" w:cs="TH SarabunPSK"/>
+          <w:b/>
+          <w:bCs/>
+          <w:sz w:val="32"/>
+          <w:szCs w:val="32"/>
+          <w:cs/>
+        </w:rPr>
+        <w:t>และจัดเก็บถุงเลือดเข้าตู้หลัก</w:t>
+      </w:r>
+    </w:p>
+    <w:p>
+      <w:pPr>
+        <w:pStyle w:val="ListParagraph"/>
+        <w:numPr>
+          <w:ilvl w:val="2"/>
+          <w:numId w:val="5"/>
+        </w:numPr>
+        <w:rPr>
+          <w:rFonts w:ascii="TH SarabunPSK" w:hAnsi="TH SarabunPSK" w:cs="TH SarabunPSK"/>
+          <w:b/>
+          <w:bCs/>
+          <w:sz w:val="32"/>
+          <w:szCs w:val="32"/>
+        </w:rPr>
+      </w:pPr>
+      <w:r>
+        <w:rPr>
+          <w:rFonts w:ascii="TH SarabunPSK" w:hAnsi="TH SarabunPSK" w:cs="TH SarabunPSK"/>
+          <w:b/>
+          <w:bCs/>
+          <w:sz w:val="32"/>
+          <w:szCs w:val="32"/>
+          <w:cs/>
+        </w:rPr>
+        <w:t xml:space="preserve">หน้า </w:t>
+      </w:r>
+      <w:r>
+        <w:rPr>
+          <w:rFonts w:ascii="TH SarabunPSK" w:hAnsi="TH SarabunPSK" w:cs="TH SarabunPSK"/>
+          <w:b/>
+          <w:bCs/>
+          <w:sz w:val="32"/>
+          <w:szCs w:val="32"/>
+        </w:rPr>
+        <w:t xml:space="preserve">Home / Dashboard </w:t>
+      </w:r>
+      <w:r>
+        <w:rPr>
+          <w:rFonts w:ascii="TH SarabunPSK" w:hAnsi="TH SarabunPSK" w:cs="TH SarabunPSK"/>
+          <w:b/>
+          <w:bCs/>
+          <w:sz w:val="32"/>
+          <w:szCs w:val="32"/>
+          <w:cs/>
+        </w:rPr>
+        <w:t>สำหรับพยาบาลนำเลือดออก</w:t>
+      </w:r>
+      <w:r>
+        <w:rPr>
+          <w:rFonts w:ascii="TH SarabunPSK" w:hAnsi="TH SarabunPSK" w:cs="TH SarabunPSK" w:hint="cs"/>
+          <w:b/>
+          <w:bCs/>
+          <w:sz w:val="32"/>
+          <w:szCs w:val="32"/>
+          <w:cs/>
+        </w:rPr>
+        <w:t xml:space="preserve"> </w:t>
+      </w:r>
+      <w:r>
+        <w:rPr>
+          <w:rFonts w:ascii="TH SarabunPSK" w:hAnsi="TH SarabunPSK" w:cs="TH SarabunPSK"/>
+          <w:b/>
+          <w:bCs/>
+          <w:sz w:val="32"/>
+          <w:szCs w:val="32"/>
+          <w:cs/>
+        </w:rPr>
+        <w:t xml:space="preserve">อ้างอิง </w:t>
+      </w:r>
+      <w:r>
+        <w:rPr>
+          <w:rFonts w:ascii="TH SarabunPSK" w:hAnsi="TH SarabunPSK" w:cs="TH SarabunPSK"/>
+          <w:b/>
+          <w:bCs/>
+          <w:sz w:val="32"/>
+          <w:szCs w:val="32"/>
+        </w:rPr>
+        <w:t>4.</w:t>
+      </w:r>
+      <w:r>
+        <w:rPr>
+          <w:rFonts w:ascii="TH SarabunPSK" w:hAnsi="TH SarabunPSK" w:cs="TH SarabunPSK"/>
+          <w:b/>
+          <w:bCs/>
+          <w:sz w:val="32"/>
+          <w:szCs w:val="32"/>
+        </w:rPr>
+        <w:t>1</w:t>
+      </w:r>
+      <w:r>
+        <w:rPr>
+          <w:rFonts w:ascii="TH SarabunPSK" w:hAnsi="TH SarabunPSK" w:cs="TH SarabunPSK"/>
+          <w:b/>
+          <w:bCs/>
+          <w:sz w:val="32"/>
+          <w:szCs w:val="32"/>
+        </w:rPr>
+        <w:t>.2</w:t>
+      </w:r>
+    </w:p>
+    <w:p>
+      <w:pPr>
+        <w:pStyle w:val="ListParagraph"/>
+        <w:numPr>
+          <w:ilvl w:val="3"/>
+          <w:numId w:val="5"/>
+        </w:numPr>
+        <w:rPr>
+          <w:rFonts w:ascii="TH SarabunPSK" w:hAnsi="TH SarabunPSK" w:cs="TH SarabunPSK"/>
+          <w:b/>
+          <w:bCs/>
+          <w:sz w:val="32"/>
+          <w:szCs w:val="32"/>
+        </w:rPr>
+      </w:pPr>
+      <w:r>
+        <w:rPr>
+          <w:rFonts w:ascii="TH SarabunPSK" w:hAnsi="TH SarabunPSK" w:cs="TH SarabunPSK"/>
+          <w:b/>
+          <w:bCs/>
+          <w:sz w:val="32"/>
+          <w:szCs w:val="32"/>
+          <w:cs/>
+        </w:rPr>
+        <w:t xml:space="preserve">แสดงภาพรวมจำนวนถุงเลือดที่พร้อมใช้งานใน </w:t>
+      </w:r>
+      <w:r>
+        <w:rPr>
+          <w:rFonts w:ascii="TH SarabunPSK" w:hAnsi="TH SarabunPSK" w:cs="TH SarabunPSK"/>
+          <w:b/>
+          <w:bCs/>
+          <w:sz w:val="32"/>
+          <w:szCs w:val="32"/>
+        </w:rPr>
+        <w:t xml:space="preserve">Main Cabinet </w:t>
+      </w:r>
+      <w:r>
+        <w:rPr>
+          <w:rFonts w:ascii="TH SarabunPSK" w:hAnsi="TH SarabunPSK" w:cs="TH SarabunPSK"/>
+          <w:b/>
+          <w:bCs/>
+          <w:sz w:val="32"/>
+          <w:szCs w:val="32"/>
+          <w:cs/>
+        </w:rPr>
+        <w:t xml:space="preserve">แยกตามกรุ๊ปเลือด เช่น </w:t>
+      </w:r>
+      <w:r>
+        <w:rPr>
+          <w:rFonts w:ascii="TH SarabunPSK" w:hAnsi="TH SarabunPSK" w:cs="TH SarabunPSK"/>
+          <w:b/>
+          <w:bCs/>
+          <w:sz w:val="32"/>
+          <w:szCs w:val="32"/>
+        </w:rPr>
+        <w:t xml:space="preserve">A, B, AB </w:t>
+      </w:r>
+      <w:r>
+        <w:rPr>
+          <w:rFonts w:ascii="TH SarabunPSK" w:hAnsi="TH SarabunPSK" w:cs="TH SarabunPSK"/>
+          <w:b/>
+          <w:bCs/>
+          <w:sz w:val="32"/>
+          <w:szCs w:val="32"/>
+          <w:cs/>
+        </w:rPr>
+        <w:t xml:space="preserve">และ </w:t>
+      </w:r>
+      <w:r>
+        <w:rPr>
+          <w:rFonts w:ascii="TH SarabunPSK" w:hAnsi="TH SarabunPSK" w:cs="TH SarabunPSK"/>
+          <w:b/>
+          <w:bCs/>
+          <w:sz w:val="32"/>
+          <w:szCs w:val="32"/>
+        </w:rPr>
+        <w:t>O</w:t>
+      </w:r>
+    </w:p>
+    <w:p>
+      <w:pPr>
+        <w:pStyle w:val="ListParagraph"/>
+        <w:numPr>
+          <w:ilvl w:val="3"/>
+          <w:numId w:val="5"/>
+        </w:numPr>
+        <w:rPr>
+          <w:rFonts w:ascii="TH SarabunPSK" w:hAnsi="TH SarabunPSK" w:cs="TH SarabunPSK"/>
+          <w:b/>
+          <w:bCs/>
+          <w:sz w:val="32"/>
+          <w:szCs w:val="32"/>
+        </w:rPr>
+      </w:pPr>
+      <w:r>
+        <w:rPr>
+          <w:rFonts w:ascii="TH SarabunPSK" w:hAnsi="TH SarabunPSK" w:cs="TH SarabunPSK"/>
+          <w:b/>
+          <w:bCs/>
+          <w:sz w:val="32"/>
+          <w:szCs w:val="32"/>
+          <w:cs/>
+        </w:rPr>
+        <w:t xml:space="preserve">แสดงรายการถุงเลือดที่ระบบแนะนำให้เบิกตามหลัก </w:t>
+      </w:r>
+      <w:r>
+        <w:rPr>
+          <w:rFonts w:ascii="TH SarabunPSK" w:hAnsi="TH SarabunPSK" w:cs="TH SarabunPSK"/>
+          <w:b/>
+          <w:bCs/>
+          <w:sz w:val="32"/>
+          <w:szCs w:val="32"/>
+        </w:rPr>
+        <w:t xml:space="preserve">FIFO </w:t>
+      </w:r>
+      <w:r>
+        <w:rPr>
+          <w:rFonts w:ascii="TH SarabunPSK" w:hAnsi="TH SarabunPSK" w:cs="TH SarabunPSK"/>
+          <w:b/>
+          <w:bCs/>
+          <w:sz w:val="32"/>
+          <w:szCs w:val="32"/>
+          <w:cs/>
+        </w:rPr>
+        <w:t>โดยพิจารณาจากวันที่รับบริจาคและวันหมดอายุ</w:t>
+      </w:r>
+    </w:p>
+    <w:p>
+      <w:pPr>
+        <w:pStyle w:val="ListParagraph"/>
+        <w:numPr>
+          <w:ilvl w:val="3"/>
+          <w:numId w:val="5"/>
+        </w:numPr>
+        <w:rPr>
+          <w:rFonts w:ascii="TH SarabunPSK" w:hAnsi="TH SarabunPSK" w:cs="TH SarabunPSK"/>
+          <w:b/>
+          <w:bCs/>
+          <w:sz w:val="32"/>
+          <w:szCs w:val="32"/>
+        </w:rPr>
+      </w:pPr>
+      <w:r>
+        <w:rPr>
+          <w:rFonts w:ascii="TH SarabunPSK" w:hAnsi="TH SarabunPSK" w:cs="TH SarabunPSK"/>
+          <w:b/>
+          <w:bCs/>
+          <w:sz w:val="32"/>
+          <w:szCs w:val="32"/>
+          <w:cs/>
+        </w:rPr>
+        <w:t>แสดงข้อมูลถุงเลือดใกล้หมดอายุ พร้อมจำแนกสีตามช่วงเวลา เช่น สีเขียว สีเหลือง และสีแดง เพื่อช่วยลดความเสี่ยงในการใช้เลือดผิดลำดับ</w:t>
+      </w:r>
+    </w:p>
+    <w:p>
+      <w:pPr>
+        <w:pStyle w:val="ListParagraph"/>
+        <w:numPr>
+          <w:ilvl w:val="3"/>
+          <w:numId w:val="5"/>
+        </w:numPr>
+        <w:rPr>
+          <w:rFonts w:ascii="TH SarabunPSK" w:hAnsi="TH SarabunPSK" w:cs="TH SarabunPSK"/>
+          <w:b/>
+          <w:bCs/>
+          <w:sz w:val="32"/>
+          <w:szCs w:val="32"/>
+        </w:rPr>
+      </w:pPr>
+      <w:r>
+        <w:rPr>
+          <w:rFonts w:ascii="TH SarabunPSK" w:hAnsi="TH SarabunPSK" w:cs="TH SarabunPSK"/>
+          <w:b/>
+          <w:bCs/>
+          <w:sz w:val="32"/>
+          <w:szCs w:val="32"/>
+          <w:cs/>
+        </w:rPr>
+        <w:t>แสดงสถานะการเบิกและคืนถุงเลือด เช่น พร้อมใช้งาน จองไว้ ใช้งานแล้ว คืนแล้ว หรือหมดอายุ</w:t>
+      </w:r>
+    </w:p>
+    <w:p>
+      <w:pPr>
+        <w:pStyle w:val="ListParagraph"/>
+        <w:numPr>
+          <w:ilvl w:val="3"/>
+          <w:numId w:val="5"/>
+        </w:numPr>
+        <w:rPr>
+          <w:rFonts w:ascii="TH SarabunPSK" w:hAnsi="TH SarabunPSK" w:cs="TH SarabunPSK"/>
+          <w:b/>
+          <w:bCs/>
+          <w:sz w:val="32"/>
+          <w:szCs w:val="32"/>
+        </w:rPr>
+      </w:pPr>
+      <w:r>
+        <w:rPr>
+          <w:rFonts w:ascii="TH SarabunPSK" w:hAnsi="TH SarabunPSK" w:cs="TH SarabunPSK"/>
+          <w:b/>
+          <w:bCs/>
+          <w:sz w:val="32"/>
+          <w:szCs w:val="32"/>
+          <w:cs/>
+        </w:rPr>
+        <w:t>แสดงปุ่มลัดสำหรับเข้าสู่ฟังก์ชันหลัก ได้แก่ เบิกถุงเลือด คืนถุงเลือด ค้นหาถุงเลือด และตรวจสอบประวัติการเบิกคืน</w:t>
+      </w:r>
+    </w:p>
+    <w:p>
+      <w:pPr>
+        <w:pStyle w:val="ListParagraph"/>
+        <w:numPr>
+          <w:ilvl w:val="2"/>
+          <w:numId w:val="5"/>
+        </w:numPr>
+        <w:rPr>
+          <w:rFonts w:ascii="TH SarabunPSK" w:hAnsi="TH SarabunPSK" w:cs="TH SarabunPSK"/>
+          <w:b/>
+          <w:bCs/>
+          <w:sz w:val="32"/>
+          <w:szCs w:val="32"/>
+        </w:rPr>
+      </w:pPr>
+      <w:r>
+        <w:rPr>
+          <w:rFonts w:ascii="TH SarabunPSK" w:hAnsi="TH SarabunPSK" w:cs="TH SarabunPSK"/>
+          <w:b/>
+          <w:bCs/>
+          <w:sz w:val="32"/>
+          <w:szCs w:val="32"/>
+          <w:cs/>
+        </w:rPr>
+        <w:t xml:space="preserve">หน้า </w:t>
+      </w:r>
+      <w:r>
+        <w:rPr>
+          <w:rFonts w:ascii="TH SarabunPSK" w:hAnsi="TH SarabunPSK" w:cs="TH SarabunPSK"/>
+          <w:b/>
+          <w:bCs/>
+          <w:sz w:val="32"/>
+          <w:szCs w:val="32"/>
+        </w:rPr>
+        <w:t xml:space="preserve">Home / Dashboard </w:t>
+      </w:r>
+      <w:r>
+        <w:rPr>
+          <w:rFonts w:ascii="TH SarabunPSK" w:hAnsi="TH SarabunPSK" w:cs="TH SarabunPSK"/>
+          <w:b/>
+          <w:bCs/>
+          <w:sz w:val="32"/>
+          <w:szCs w:val="32"/>
+          <w:cs/>
+        </w:rPr>
+        <w:t>สำหรับผู้ดูแลระบบ</w:t>
+      </w:r>
+      <w:r>
+        <w:rPr>
+          <w:rFonts w:ascii="TH SarabunPSK" w:hAnsi="TH SarabunPSK" w:cs="TH SarabunPSK"/>
+          <w:b/>
+          <w:bCs/>
+          <w:sz w:val="32"/>
+          <w:szCs w:val="32"/>
+        </w:rPr>
+        <w:t xml:space="preserve"> </w:t>
+      </w:r>
+      <w:r>
+        <w:rPr>
+          <w:rFonts w:ascii="TH SarabunPSK" w:hAnsi="TH SarabunPSK" w:cs="TH SarabunPSK"/>
+          <w:b/>
+          <w:bCs/>
+          <w:sz w:val="32"/>
+          <w:szCs w:val="32"/>
+          <w:cs/>
+        </w:rPr>
+        <w:t xml:space="preserve">อ้างอิง </w:t>
+      </w:r>
+      <w:r>
+        <w:rPr>
+          <w:rFonts w:ascii="TH SarabunPSK" w:hAnsi="TH SarabunPSK" w:cs="TH SarabunPSK"/>
+          <w:b/>
+          <w:bCs/>
+          <w:sz w:val="32"/>
+          <w:szCs w:val="32"/>
+        </w:rPr>
+        <w:t>4.1.3</w:t>
+      </w:r>
+    </w:p>
+    <w:p>
+      <w:pPr>
+        <w:pStyle w:val="ListParagraph"/>
+        <w:numPr>
+          <w:ilvl w:val="3"/>
+          <w:numId w:val="5"/>
+        </w:numPr>
+        <w:rPr>
+          <w:rFonts w:ascii="TH SarabunPSK" w:hAnsi="TH SarabunPSK" w:cs="TH SarabunPSK"/>
+          <w:b/>
+          <w:bCs/>
+          <w:sz w:val="32"/>
+          <w:szCs w:val="32"/>
+        </w:rPr>
+      </w:pPr>
+      <w:r>
+        <w:rPr>
+          <w:rFonts w:ascii="TH SarabunPSK" w:hAnsi="TH SarabunPSK" w:cs="TH SarabunPSK"/>
+          <w:b/>
+          <w:bCs/>
+          <w:sz w:val="32"/>
+          <w:szCs w:val="32"/>
+          <w:cs/>
+        </w:rPr>
+        <w:t xml:space="preserve">แสดงภาพรวมจำนวนถุงเลือดทั้งหมดในระบบ แยกตามสถานะ เช่น </w:t>
+      </w:r>
+      <w:r>
+        <w:rPr>
+          <w:rFonts w:ascii="TH SarabunPSK" w:hAnsi="TH SarabunPSK" w:cs="TH SarabunPSK"/>
+          <w:b/>
+          <w:bCs/>
+          <w:sz w:val="32"/>
+          <w:szCs w:val="32"/>
+        </w:rPr>
+        <w:t xml:space="preserve">Buffer, Available, Reserved, Used, Returned </w:t>
+      </w:r>
+      <w:r>
+        <w:rPr>
+          <w:rFonts w:ascii="TH SarabunPSK" w:hAnsi="TH SarabunPSK" w:cs="TH SarabunPSK"/>
+          <w:b/>
+          <w:bCs/>
+          <w:sz w:val="32"/>
+          <w:szCs w:val="32"/>
+          <w:cs/>
+        </w:rPr>
+        <w:t xml:space="preserve">และ </w:t>
+      </w:r>
+      <w:r>
+        <w:rPr>
+          <w:rFonts w:ascii="TH SarabunPSK" w:hAnsi="TH SarabunPSK" w:cs="TH SarabunPSK"/>
+          <w:b/>
+          <w:bCs/>
+          <w:sz w:val="32"/>
+          <w:szCs w:val="32"/>
+        </w:rPr>
+        <w:t>Expired</w:t>
+      </w:r>
+    </w:p>
+    <w:p>
+      <w:pPr>
+        <w:pStyle w:val="ListParagraph"/>
+        <w:numPr>
+          <w:ilvl w:val="3"/>
+          <w:numId w:val="5"/>
+        </w:numPr>
+        <w:rPr>
+          <w:rFonts w:ascii="TH SarabunPSK" w:hAnsi="TH SarabunPSK" w:cs="TH SarabunPSK"/>
+          <w:b/>
+          <w:bCs/>
+          <w:sz w:val="32"/>
+          <w:szCs w:val="32"/>
+        </w:rPr>
+      </w:pPr>
+      <w:r>
+        <w:rPr>
+          <w:rFonts w:ascii="TH SarabunPSK" w:hAnsi="TH SarabunPSK" w:cs="TH SarabunPSK"/>
+          <w:b/>
+          <w:bCs/>
+          <w:sz w:val="32"/>
+          <w:szCs w:val="32"/>
+          <w:cs/>
+        </w:rPr>
+        <w:t>แสดงจำนวนถุงเลือดคงเหลือแยกตามกรุ๊ปเลือด เพื่อใช้ในการติดตามปริมาณเลือดสำรองภายในธนาคารเลือด</w:t>
+      </w:r>
+    </w:p>
+    <w:p>
+      <w:pPr>
+        <w:pStyle w:val="ListParagraph"/>
+        <w:numPr>
+          <w:ilvl w:val="3"/>
+          <w:numId w:val="5"/>
+        </w:numPr>
+        <w:rPr>
+          <w:rFonts w:ascii="TH SarabunPSK" w:hAnsi="TH SarabunPSK" w:cs="TH SarabunPSK"/>
+          <w:b/>
+          <w:bCs/>
+          <w:sz w:val="32"/>
+          <w:szCs w:val="32"/>
+        </w:rPr>
+      </w:pPr>
+      <w:r>
+        <w:rPr>
+          <w:rFonts w:ascii="TH SarabunPSK" w:hAnsi="TH SarabunPSK" w:cs="TH SarabunPSK"/>
+          <w:b/>
+          <w:bCs/>
+          <w:sz w:val="32"/>
+          <w:szCs w:val="32"/>
+          <w:cs/>
+        </w:rPr>
+        <w:t>แสดงข้อมูลถุงเลือดใกล้หมดอายุและถุงเลือดหมดอายุ เพื่อให้ผู้ดูแลระบบสามารถติดตามและจัดการได้ทันเวลา</w:t>
+      </w:r>
+    </w:p>
+    <w:p>
+      <w:pPr>
+        <w:pStyle w:val="ListParagraph"/>
+        <w:numPr>
+          <w:ilvl w:val="3"/>
+          <w:numId w:val="5"/>
+        </w:numPr>
+        <w:rPr>
+          <w:rFonts w:ascii="TH SarabunPSK" w:hAnsi="TH SarabunPSK" w:cs="TH SarabunPSK"/>
+          <w:b/>
+          <w:bCs/>
+          <w:sz w:val="32"/>
+          <w:szCs w:val="32"/>
+        </w:rPr>
+      </w:pPr>
+      <w:r>
+        <w:rPr>
+          <w:rFonts w:ascii="TH SarabunPSK" w:hAnsi="TH SarabunPSK" w:cs="TH SarabunPSK"/>
+          <w:b/>
+          <w:bCs/>
+          <w:sz w:val="32"/>
+          <w:szCs w:val="32"/>
+          <w:cs/>
+        </w:rPr>
+        <w:lastRenderedPageBreak/>
+        <w:t xml:space="preserve">แสดงสถิติการนำเข้า การเบิก และการคืนถุงเลือดในรูปแบบ </w:t>
+      </w:r>
+      <w:r>
+        <w:rPr>
+          <w:rFonts w:ascii="TH SarabunPSK" w:hAnsi="TH SarabunPSK" w:cs="TH SarabunPSK"/>
+          <w:b/>
+          <w:bCs/>
+          <w:sz w:val="32"/>
+          <w:szCs w:val="32"/>
+        </w:rPr>
+        <w:t xml:space="preserve">Dashboard </w:t>
+      </w:r>
+      <w:r>
+        <w:rPr>
+          <w:rFonts w:ascii="TH SarabunPSK" w:hAnsi="TH SarabunPSK" w:cs="TH SarabunPSK"/>
+          <w:b/>
+          <w:bCs/>
+          <w:sz w:val="32"/>
+          <w:szCs w:val="32"/>
+          <w:cs/>
+        </w:rPr>
+        <w:t>เช่น รายวัน รายสัปดาห์ หรือรายเดือน</w:t>
+      </w:r>
+    </w:p>
+    <w:p>
+      <w:pPr>
+        <w:pStyle w:val="ListParagraph"/>
+        <w:numPr>
+          <w:ilvl w:val="3"/>
+          <w:numId w:val="5"/>
+        </w:numPr>
+        <w:rPr>
+          <w:rFonts w:ascii="TH SarabunPSK" w:hAnsi="TH SarabunPSK" w:cs="TH SarabunPSK"/>
+          <w:b/>
+          <w:bCs/>
+          <w:sz w:val="32"/>
+          <w:szCs w:val="32"/>
+        </w:rPr>
+      </w:pPr>
+      <w:r>
+        <w:rPr>
+          <w:rFonts w:ascii="TH SarabunPSK" w:hAnsi="TH SarabunPSK" w:cs="TH SarabunPSK"/>
+          <w:b/>
+          <w:bCs/>
+          <w:sz w:val="32"/>
+          <w:szCs w:val="32"/>
+          <w:cs/>
+        </w:rPr>
+        <w:t xml:space="preserve">แสดงภาพรวมการใช้งานของตู้จัดเก็บเลือด เช่น จำนวน </w:t>
+      </w:r>
+      <w:r>
+        <w:rPr>
+          <w:rFonts w:ascii="TH SarabunPSK" w:hAnsi="TH SarabunPSK" w:cs="TH SarabunPSK"/>
+          <w:b/>
+          <w:bCs/>
+          <w:sz w:val="32"/>
+          <w:szCs w:val="32"/>
+        </w:rPr>
+        <w:t xml:space="preserve">Rack </w:t>
+      </w:r>
+      <w:r>
+        <w:rPr>
+          <w:rFonts w:ascii="TH SarabunPSK" w:hAnsi="TH SarabunPSK" w:cs="TH SarabunPSK"/>
+          <w:b/>
+          <w:bCs/>
+          <w:sz w:val="32"/>
+          <w:szCs w:val="32"/>
+          <w:cs/>
+        </w:rPr>
+        <w:t xml:space="preserve">และ </w:t>
+      </w:r>
+      <w:r>
+        <w:rPr>
+          <w:rFonts w:ascii="TH SarabunPSK" w:hAnsi="TH SarabunPSK" w:cs="TH SarabunPSK"/>
+          <w:b/>
+          <w:bCs/>
+          <w:sz w:val="32"/>
+          <w:szCs w:val="32"/>
+        </w:rPr>
+        <w:t xml:space="preserve">Slot </w:t>
+      </w:r>
+      <w:r>
+        <w:rPr>
+          <w:rFonts w:ascii="TH SarabunPSK" w:hAnsi="TH SarabunPSK" w:cs="TH SarabunPSK"/>
+          <w:b/>
+          <w:bCs/>
+          <w:sz w:val="32"/>
+          <w:szCs w:val="32"/>
+          <w:cs/>
+        </w:rPr>
+        <w:t>ที่ถูกใช้งาน พื้นที่ว่าง และตำแหน่งที่มีถุงเลือดใกล้หมดอายุ</w:t>
+      </w:r>
+    </w:p>
+    <w:p>
+      <w:pPr>
+        <w:pStyle w:val="ListParagraph"/>
+        <w:numPr>
+          <w:ilvl w:val="3"/>
+          <w:numId w:val="5"/>
+        </w:numPr>
+        <w:rPr>
+          <w:rFonts w:ascii="TH SarabunPSK" w:hAnsi="TH SarabunPSK" w:cs="TH SarabunPSK"/>
+          <w:b/>
+          <w:bCs/>
+          <w:sz w:val="32"/>
+          <w:szCs w:val="32"/>
+        </w:rPr>
+      </w:pPr>
+      <w:r>
+        <w:rPr>
+          <w:rFonts w:ascii="TH SarabunPSK" w:hAnsi="TH SarabunPSK" w:cs="TH SarabunPSK"/>
+          <w:b/>
+          <w:bCs/>
+          <w:sz w:val="32"/>
+          <w:szCs w:val="32"/>
+          <w:cs/>
+        </w:rPr>
+        <w:t>แสดงข้อมูลการทำงานล่าสุดของผู้ใช้งาน เช่น การนำเข้า การเบิก การคืน และการย้ายตำแหน่งถุงเลือด เพื่อสนับสนุนการตรวจสอบย้อนหลัง</w:t>
+      </w:r>
+    </w:p>
+    <w:p>
+      <w:pPr>
+        <w:pStyle w:val="ListParagraph"/>
+        <w:numPr>
+          <w:ilvl w:val="2"/>
+          <w:numId w:val="5"/>
+        </w:numPr>
+        <w:rPr>
+          <w:rFonts w:ascii="TH SarabunPSK" w:hAnsi="TH SarabunPSK" w:cs="TH SarabunPSK"/>
+          <w:b/>
+          <w:bCs/>
+          <w:sz w:val="32"/>
+          <w:szCs w:val="32"/>
+        </w:rPr>
+      </w:pPr>
+      <w:r>
+        <w:rPr>
+          <w:rFonts w:ascii="TH SarabunPSK" w:hAnsi="TH SarabunPSK" w:cs="TH SarabunPSK" w:hint="cs"/>
+          <w:b/>
+          <w:bCs/>
+          <w:sz w:val="32"/>
+          <w:szCs w:val="32"/>
+          <w:cs/>
+        </w:rPr>
+        <w:t xml:space="preserve">หน้านำเข้าถุงเลือด </w:t>
+      </w:r>
+      <w:r>
+        <w:rPr>
+          <w:rFonts w:ascii="TH SarabunPSK" w:hAnsi="TH SarabunPSK" w:cs="TH SarabunPSK"/>
+          <w:b/>
+          <w:bCs/>
+          <w:sz w:val="32"/>
+          <w:szCs w:val="32"/>
+        </w:rPr>
+        <w:t xml:space="preserve">Blood Receiving Page </w:t>
+      </w:r>
+      <w:r>
+        <w:rPr>
+          <w:rFonts w:ascii="TH SarabunPSK" w:hAnsi="TH SarabunPSK" w:cs="TH SarabunPSK"/>
+          <w:b/>
+          <w:bCs/>
+          <w:sz w:val="32"/>
+          <w:szCs w:val="32"/>
+          <w:cs/>
+        </w:rPr>
+        <w:t xml:space="preserve">อ้างอิง </w:t>
+      </w:r>
+      <w:r>
+        <w:rPr>
+          <w:rFonts w:ascii="TH SarabunPSK" w:hAnsi="TH SarabunPSK" w:cs="TH SarabunPSK"/>
+          <w:b/>
+          <w:bCs/>
+          <w:sz w:val="32"/>
+          <w:szCs w:val="32"/>
+        </w:rPr>
+        <w:t>4.1.1</w:t>
+      </w:r>
+    </w:p>
+    <w:p>
+      <w:pPr>
+        <w:pStyle w:val="ListParagraph"/>
+        <w:numPr>
+          <w:ilvl w:val="3"/>
+          <w:numId w:val="5"/>
+        </w:numPr>
+        <w:rPr>
+          <w:rFonts w:ascii="TH SarabunPSK" w:hAnsi="TH SarabunPSK" w:cs="TH SarabunPSK"/>
+          <w:b/>
+          <w:bCs/>
+          <w:sz w:val="32"/>
+          <w:szCs w:val="32"/>
+        </w:rPr>
+      </w:pPr>
+      <w:r>
+        <w:rPr>
+          <w:rFonts w:ascii="TH SarabunPSK" w:hAnsi="TH SarabunPSK" w:cs="TH SarabunPSK"/>
+          <w:b/>
+          <w:bCs/>
+          <w:sz w:val="32"/>
+          <w:szCs w:val="32"/>
+          <w:cs/>
+        </w:rPr>
+        <w:t xml:space="preserve">พัฒนาฟังก์ชันสำหรับสแกน </w:t>
+      </w:r>
+      <w:r>
+        <w:rPr>
+          <w:rFonts w:ascii="TH SarabunPSK" w:hAnsi="TH SarabunPSK" w:cs="TH SarabunPSK"/>
+          <w:b/>
+          <w:bCs/>
+          <w:sz w:val="32"/>
+          <w:szCs w:val="32"/>
+        </w:rPr>
+        <w:t xml:space="preserve">Barcode </w:t>
+      </w:r>
+      <w:r>
+        <w:rPr>
+          <w:rFonts w:ascii="TH SarabunPSK" w:hAnsi="TH SarabunPSK" w:cs="TH SarabunPSK"/>
+          <w:b/>
+          <w:bCs/>
+          <w:sz w:val="32"/>
+          <w:szCs w:val="32"/>
+          <w:cs/>
+        </w:rPr>
+        <w:t xml:space="preserve">ถุงเลือดผ่านอุปกรณ์ </w:t>
+      </w:r>
+      <w:r>
+        <w:rPr>
+          <w:rFonts w:ascii="TH SarabunPSK" w:hAnsi="TH SarabunPSK" w:cs="TH SarabunPSK"/>
+          <w:b/>
+          <w:bCs/>
+          <w:sz w:val="32"/>
+          <w:szCs w:val="32"/>
+        </w:rPr>
+        <w:t xml:space="preserve">Tablet </w:t>
+      </w:r>
+      <w:r>
+        <w:rPr>
+          <w:rFonts w:ascii="TH SarabunPSK" w:hAnsi="TH SarabunPSK" w:cs="TH SarabunPSK"/>
+          <w:b/>
+          <w:bCs/>
+          <w:sz w:val="32"/>
+          <w:szCs w:val="32"/>
+          <w:cs/>
+        </w:rPr>
+        <w:t xml:space="preserve">หรืออุปกรณ์สแกน </w:t>
+      </w:r>
+      <w:r>
+        <w:rPr>
+          <w:rFonts w:ascii="TH SarabunPSK" w:hAnsi="TH SarabunPSK" w:cs="TH SarabunPSK"/>
+          <w:b/>
+          <w:bCs/>
+          <w:sz w:val="32"/>
+          <w:szCs w:val="32"/>
+        </w:rPr>
+        <w:t xml:space="preserve">Barcode </w:t>
+      </w:r>
+      <w:r>
+        <w:rPr>
+          <w:rFonts w:ascii="TH SarabunPSK" w:hAnsi="TH SarabunPSK" w:cs="TH SarabunPSK"/>
+          <w:b/>
+          <w:bCs/>
+          <w:sz w:val="32"/>
+          <w:szCs w:val="32"/>
+          <w:cs/>
+        </w:rPr>
+        <w:t>ที่เชื่อมต่อกับระบบ</w:t>
+      </w:r>
+    </w:p>
+    <w:p>
+      <w:pPr>
+        <w:pStyle w:val="ListParagraph"/>
+        <w:numPr>
+          <w:ilvl w:val="3"/>
+          <w:numId w:val="5"/>
+        </w:numPr>
+        <w:rPr>
+          <w:rFonts w:ascii="TH SarabunPSK" w:hAnsi="TH SarabunPSK" w:cs="TH SarabunPSK"/>
+          <w:b/>
+          <w:bCs/>
+          <w:sz w:val="32"/>
+          <w:szCs w:val="32"/>
+        </w:rPr>
+      </w:pPr>
+      <w:r>
+        <w:rPr>
+          <w:rFonts w:ascii="TH SarabunPSK" w:hAnsi="TH SarabunPSK" w:cs="TH SarabunPSK"/>
+          <w:b/>
+          <w:bCs/>
+          <w:sz w:val="32"/>
+          <w:szCs w:val="32"/>
+          <w:cs/>
+        </w:rPr>
+        <w:t xml:space="preserve">พัฒนาฟังก์ชันสำหรับสแกน </w:t>
+      </w:r>
+      <w:r>
+        <w:rPr>
+          <w:rFonts w:ascii="TH SarabunPSK" w:hAnsi="TH SarabunPSK" w:cs="TH SarabunPSK"/>
+          <w:b/>
+          <w:bCs/>
+          <w:sz w:val="32"/>
+          <w:szCs w:val="32"/>
+        </w:rPr>
+        <w:t xml:space="preserve">Barcode </w:t>
+      </w:r>
+      <w:r>
+        <w:rPr>
+          <w:rFonts w:ascii="TH SarabunPSK" w:hAnsi="TH SarabunPSK" w:cs="TH SarabunPSK"/>
+          <w:b/>
+          <w:bCs/>
+          <w:sz w:val="32"/>
+          <w:szCs w:val="32"/>
+          <w:cs/>
+        </w:rPr>
+        <w:t xml:space="preserve">ถุงเลือดผ่านอุปกรณ์ </w:t>
+      </w:r>
+      <w:r>
+        <w:rPr>
+          <w:rFonts w:ascii="TH SarabunPSK" w:hAnsi="TH SarabunPSK" w:cs="TH SarabunPSK"/>
+          <w:b/>
+          <w:bCs/>
+          <w:sz w:val="32"/>
+          <w:szCs w:val="32"/>
+        </w:rPr>
+        <w:t xml:space="preserve">Tablet </w:t>
+      </w:r>
+      <w:r>
+        <w:rPr>
+          <w:rFonts w:ascii="TH SarabunPSK" w:hAnsi="TH SarabunPSK" w:cs="TH SarabunPSK"/>
+          <w:b/>
+          <w:bCs/>
+          <w:sz w:val="32"/>
+          <w:szCs w:val="32"/>
+          <w:cs/>
+        </w:rPr>
+        <w:t xml:space="preserve">หรืออุปกรณ์สแกน </w:t>
+      </w:r>
+      <w:r>
+        <w:rPr>
+          <w:rFonts w:ascii="TH SarabunPSK" w:hAnsi="TH SarabunPSK" w:cs="TH SarabunPSK"/>
+          <w:b/>
+          <w:bCs/>
+          <w:sz w:val="32"/>
+          <w:szCs w:val="32"/>
+        </w:rPr>
+        <w:t xml:space="preserve">Barcode </w:t>
+      </w:r>
+      <w:r>
+        <w:rPr>
+          <w:rFonts w:ascii="TH SarabunPSK" w:hAnsi="TH SarabunPSK" w:cs="TH SarabunPSK"/>
+          <w:b/>
+          <w:bCs/>
+          <w:sz w:val="32"/>
+          <w:szCs w:val="32"/>
+          <w:cs/>
+        </w:rPr>
+        <w:t>ที่เชื่อมต่อกับระบบ</w:t>
+      </w:r>
+    </w:p>
+    <w:p>
+      <w:pPr>
+        <w:pStyle w:val="ListParagraph"/>
+        <w:numPr>
+          <w:ilvl w:val="3"/>
+          <w:numId w:val="5"/>
+        </w:numPr>
+        <w:rPr>
+          <w:rFonts w:ascii="TH SarabunPSK" w:hAnsi="TH SarabunPSK" w:cs="TH SarabunPSK"/>
+          <w:b/>
+          <w:bCs/>
+          <w:sz w:val="32"/>
+          <w:szCs w:val="32"/>
+        </w:rPr>
+      </w:pPr>
+      <w:r>
+        <w:rPr>
+          <w:rFonts w:ascii="TH SarabunPSK" w:hAnsi="TH SarabunPSK" w:cs="TH SarabunPSK"/>
+          <w:b/>
+          <w:bCs/>
+          <w:sz w:val="32"/>
+          <w:szCs w:val="32"/>
+          <w:cs/>
+        </w:rPr>
+        <w:t xml:space="preserve">ระบบตรวจสอบความถูกต้องของข้อมูลถุงเลือด เช่น </w:t>
+      </w:r>
+      <w:r>
+        <w:rPr>
+          <w:rFonts w:ascii="TH SarabunPSK" w:hAnsi="TH SarabunPSK" w:cs="TH SarabunPSK"/>
+          <w:b/>
+          <w:bCs/>
+          <w:sz w:val="32"/>
+          <w:szCs w:val="32"/>
+        </w:rPr>
+        <w:t xml:space="preserve">Barcode </w:t>
+      </w:r>
+      <w:r>
+        <w:rPr>
+          <w:rFonts w:ascii="TH SarabunPSK" w:hAnsi="TH SarabunPSK" w:cs="TH SarabunPSK"/>
+          <w:b/>
+          <w:bCs/>
+          <w:sz w:val="32"/>
+          <w:szCs w:val="32"/>
+          <w:cs/>
+        </w:rPr>
+        <w:t>กรุ๊ปเลือด วันที่รับบริจาค แหล่งที่มา และข้อมูลที่จำเป็นอื่น ๆ</w:t>
+      </w:r>
+    </w:p>
+    <w:p>
+      <w:pPr>
+        <w:pStyle w:val="ListParagraph"/>
+        <w:numPr>
+          <w:ilvl w:val="3"/>
+          <w:numId w:val="5"/>
+        </w:numPr>
+        <w:rPr>
+          <w:rFonts w:ascii="TH SarabunPSK" w:hAnsi="TH SarabunPSK" w:cs="TH SarabunPSK"/>
+          <w:b/>
+          <w:bCs/>
+          <w:sz w:val="32"/>
+          <w:szCs w:val="32"/>
+        </w:rPr>
+      </w:pPr>
+      <w:r>
+        <w:rPr>
+          <w:rFonts w:ascii="TH SarabunPSK" w:hAnsi="TH SarabunPSK" w:cs="TH SarabunPSK"/>
+          <w:b/>
+          <w:bCs/>
+          <w:sz w:val="32"/>
+          <w:szCs w:val="32"/>
+          <w:cs/>
+        </w:rPr>
+        <w:t xml:space="preserve">ระบบตรวจสอบ </w:t>
+      </w:r>
+      <w:r>
+        <w:rPr>
+          <w:rFonts w:ascii="TH SarabunPSK" w:hAnsi="TH SarabunPSK" w:cs="TH SarabunPSK"/>
+          <w:b/>
+          <w:bCs/>
+          <w:sz w:val="32"/>
+          <w:szCs w:val="32"/>
+        </w:rPr>
+        <w:t xml:space="preserve">Barcode </w:t>
+      </w:r>
+      <w:r>
+        <w:rPr>
+          <w:rFonts w:ascii="TH SarabunPSK" w:hAnsi="TH SarabunPSK" w:cs="TH SarabunPSK"/>
+          <w:b/>
+          <w:bCs/>
+          <w:sz w:val="32"/>
+          <w:szCs w:val="32"/>
+          <w:cs/>
+        </w:rPr>
+        <w:t>ซ้ำแบบเรียลไทม์ เพื่อป้องกันการบันทึกข้อมูลถุงเลือดซ้ำในระบบ</w:t>
+      </w:r>
+    </w:p>
+    <w:p>
+      <w:pPr>
+        <w:pStyle w:val="ListParagraph"/>
+        <w:numPr>
+          <w:ilvl w:val="3"/>
+          <w:numId w:val="5"/>
+        </w:numPr>
+        <w:rPr>
+          <w:rFonts w:ascii="TH SarabunPSK" w:hAnsi="TH SarabunPSK" w:cs="TH SarabunPSK"/>
+          <w:b/>
+          <w:bCs/>
+          <w:sz w:val="32"/>
+          <w:szCs w:val="32"/>
+        </w:rPr>
+      </w:pPr>
+      <w:r>
+        <w:rPr>
+          <w:rFonts w:ascii="TH SarabunPSK" w:hAnsi="TH SarabunPSK" w:cs="TH SarabunPSK"/>
+          <w:b/>
+          <w:bCs/>
+          <w:sz w:val="32"/>
+          <w:szCs w:val="32"/>
+          <w:cs/>
+        </w:rPr>
+        <w:t>ระบบคำนวณวันหมดอายุของถุงเลือดอัตโนมัติ โดยอ้างอิงจากวันที่รับบริจาค</w:t>
+      </w:r>
+    </w:p>
+    <w:p>
+      <w:pPr>
+        <w:pStyle w:val="ListParagraph"/>
+        <w:numPr>
+          <w:ilvl w:val="3"/>
+          <w:numId w:val="5"/>
+        </w:numPr>
+        <w:rPr>
+          <w:rFonts w:ascii="TH SarabunPSK" w:hAnsi="TH SarabunPSK" w:cs="TH SarabunPSK"/>
+          <w:b/>
+          <w:bCs/>
+          <w:sz w:val="32"/>
+          <w:szCs w:val="32"/>
+        </w:rPr>
+      </w:pPr>
+      <w:r>
+        <w:rPr>
+          <w:rFonts w:ascii="TH SarabunPSK" w:hAnsi="TH SarabunPSK" w:cs="TH SarabunPSK"/>
+          <w:b/>
+          <w:bCs/>
+          <w:sz w:val="32"/>
+          <w:szCs w:val="32"/>
+          <w:cs/>
+        </w:rPr>
+        <w:t xml:space="preserve">ระบบบันทึกข้อมูลถุงเลือดเข้าสู่ </w:t>
+      </w:r>
+      <w:r>
+        <w:rPr>
+          <w:rFonts w:ascii="TH SarabunPSK" w:hAnsi="TH SarabunPSK" w:cs="TH SarabunPSK"/>
+          <w:b/>
+          <w:bCs/>
+          <w:sz w:val="32"/>
+          <w:szCs w:val="32"/>
+        </w:rPr>
+        <w:t xml:space="preserve">Buffer Cabinet </w:t>
+      </w:r>
+      <w:r>
+        <w:rPr>
+          <w:rFonts w:ascii="TH SarabunPSK" w:hAnsi="TH SarabunPSK" w:cs="TH SarabunPSK"/>
+          <w:b/>
+          <w:bCs/>
+          <w:sz w:val="32"/>
+          <w:szCs w:val="32"/>
+          <w:cs/>
+        </w:rPr>
+        <w:t xml:space="preserve">และกำหนดสถานะเริ่มต้นเป็น </w:t>
+      </w:r>
+      <w:r>
+        <w:rPr>
+          <w:rFonts w:ascii="TH SarabunPSK" w:hAnsi="TH SarabunPSK" w:cs="TH SarabunPSK"/>
+          <w:b/>
+          <w:bCs/>
+          <w:sz w:val="32"/>
+          <w:szCs w:val="32"/>
+        </w:rPr>
+        <w:t>“Buffer”</w:t>
+      </w:r>
+    </w:p>
+    <w:p>
+      <w:pPr>
+        <w:pStyle w:val="ListParagraph"/>
+        <w:numPr>
+          <w:ilvl w:val="2"/>
+          <w:numId w:val="5"/>
+        </w:numPr>
+        <w:rPr>
+          <w:rFonts w:ascii="TH SarabunPSK" w:hAnsi="TH SarabunPSK" w:cs="TH SarabunPSK"/>
+          <w:b/>
+          <w:bCs/>
+          <w:sz w:val="32"/>
+          <w:szCs w:val="32"/>
+        </w:rPr>
+      </w:pPr>
+      <w:r>
+        <w:rPr>
+          <w:rFonts w:ascii="TH SarabunPSK" w:hAnsi="TH SarabunPSK" w:cs="TH SarabunPSK"/>
+          <w:b/>
+          <w:bCs/>
+          <w:sz w:val="32"/>
+          <w:szCs w:val="32"/>
+          <w:cs/>
+        </w:rPr>
+        <w:t>หน้าจัดเก็บถุงเลือด</w:t>
+      </w:r>
+      <w:r>
+        <w:rPr>
+          <w:rFonts w:ascii="TH SarabunPSK" w:hAnsi="TH SarabunPSK" w:cs="TH SarabunPSK" w:hint="cs"/>
+          <w:b/>
+          <w:bCs/>
+          <w:sz w:val="32"/>
+          <w:szCs w:val="32"/>
+          <w:cs/>
+        </w:rPr>
+        <w:t xml:space="preserve"> </w:t>
+      </w:r>
+      <w:r>
+        <w:rPr>
+          <w:rFonts w:ascii="TH SarabunPSK" w:hAnsi="TH SarabunPSK" w:cs="TH SarabunPSK"/>
+          <w:b/>
+          <w:bCs/>
+          <w:sz w:val="32"/>
+          <w:szCs w:val="32"/>
+        </w:rPr>
+        <w:t xml:space="preserve">Put Away Page </w:t>
+      </w:r>
+      <w:r>
+        <w:rPr>
+          <w:rFonts w:ascii="TH SarabunPSK" w:hAnsi="TH SarabunPSK" w:cs="TH SarabunPSK"/>
+          <w:b/>
+          <w:bCs/>
+          <w:sz w:val="32"/>
+          <w:szCs w:val="32"/>
+          <w:cs/>
+        </w:rPr>
+        <w:t xml:space="preserve">อ้างอิง </w:t>
+      </w:r>
+      <w:r>
+        <w:rPr>
+          <w:rFonts w:ascii="TH SarabunPSK" w:hAnsi="TH SarabunPSK" w:cs="TH SarabunPSK"/>
+          <w:b/>
+          <w:bCs/>
+          <w:sz w:val="32"/>
+          <w:szCs w:val="32"/>
+        </w:rPr>
+        <w:t>4.1.1</w:t>
+      </w:r>
+    </w:p>
+    <w:p>
+      <w:pPr>
+        <w:pStyle w:val="ListParagraph"/>
+        <w:numPr>
+          <w:ilvl w:val="3"/>
+          <w:numId w:val="5"/>
+        </w:numPr>
+        <w:rPr>
+          <w:rFonts w:ascii="TH SarabunPSK" w:hAnsi="TH SarabunPSK" w:cs="TH SarabunPSK"/>
+          <w:b/>
+          <w:bCs/>
+          <w:sz w:val="32"/>
+          <w:szCs w:val="32"/>
+        </w:rPr>
+      </w:pPr>
+      <w:r>
+        <w:rPr>
+          <w:rFonts w:ascii="TH SarabunPSK" w:hAnsi="TH SarabunPSK" w:cs="TH SarabunPSK"/>
+          <w:b/>
+          <w:bCs/>
+          <w:sz w:val="32"/>
+          <w:szCs w:val="32"/>
+          <w:cs/>
+        </w:rPr>
+        <w:t xml:space="preserve">แสดงรายการถุงเลือดที่อยู่ใน </w:t>
+      </w:r>
+      <w:r>
+        <w:rPr>
+          <w:rFonts w:ascii="TH SarabunPSK" w:hAnsi="TH SarabunPSK" w:cs="TH SarabunPSK"/>
+          <w:b/>
+          <w:bCs/>
+          <w:sz w:val="32"/>
+          <w:szCs w:val="32"/>
+        </w:rPr>
+        <w:t xml:space="preserve">Buffer Cabinet </w:t>
+      </w:r>
+      <w:r>
+        <w:rPr>
+          <w:rFonts w:ascii="TH SarabunPSK" w:hAnsi="TH SarabunPSK" w:cs="TH SarabunPSK"/>
+          <w:b/>
+          <w:bCs/>
+          <w:sz w:val="32"/>
+          <w:szCs w:val="32"/>
+          <w:cs/>
+        </w:rPr>
+        <w:t xml:space="preserve">เพื่อให้พยาบาลเลือกถุงเลือดที่ต้องการจัดเก็บเข้าสู่ </w:t>
+      </w:r>
+      <w:r>
+        <w:rPr>
+          <w:rFonts w:ascii="TH SarabunPSK" w:hAnsi="TH SarabunPSK" w:cs="TH SarabunPSK"/>
+          <w:b/>
+          <w:bCs/>
+          <w:sz w:val="32"/>
+          <w:szCs w:val="32"/>
+        </w:rPr>
+        <w:t>Main Cabinet</w:t>
+      </w:r>
+    </w:p>
+    <w:p>
+      <w:pPr>
+        <w:pStyle w:val="ListParagraph"/>
+        <w:numPr>
+          <w:ilvl w:val="3"/>
+          <w:numId w:val="5"/>
+        </w:numPr>
+        <w:rPr>
+          <w:rFonts w:ascii="TH SarabunPSK" w:hAnsi="TH SarabunPSK" w:cs="TH SarabunPSK"/>
+          <w:b/>
+          <w:bCs/>
+          <w:sz w:val="32"/>
+          <w:szCs w:val="32"/>
+        </w:rPr>
+      </w:pPr>
+      <w:r>
+        <w:rPr>
+          <w:rFonts w:ascii="TH SarabunPSK" w:hAnsi="TH SarabunPSK" w:cs="TH SarabunPSK"/>
+          <w:b/>
+          <w:bCs/>
+          <w:sz w:val="32"/>
+          <w:szCs w:val="32"/>
+          <w:cs/>
+        </w:rPr>
+        <w:t xml:space="preserve">ระบบแนะนำตำแหน่งจัดเก็บที่เหมาะสมภายใน </w:t>
+      </w:r>
+      <w:r>
+        <w:rPr>
+          <w:rFonts w:ascii="TH SarabunPSK" w:hAnsi="TH SarabunPSK" w:cs="TH SarabunPSK"/>
+          <w:b/>
+          <w:bCs/>
+          <w:sz w:val="32"/>
+          <w:szCs w:val="32"/>
+        </w:rPr>
+        <w:t xml:space="preserve">Main Cabinet </w:t>
+      </w:r>
+      <w:r>
+        <w:rPr>
+          <w:rFonts w:ascii="TH SarabunPSK" w:hAnsi="TH SarabunPSK" w:cs="TH SarabunPSK"/>
+          <w:b/>
+          <w:bCs/>
+          <w:sz w:val="32"/>
+          <w:szCs w:val="32"/>
+          <w:cs/>
+        </w:rPr>
+        <w:t xml:space="preserve">โดยพิจารณาจากกรุ๊ปเลือด วันหมดอายุ และพื้นที่ว่างของ </w:t>
+      </w:r>
+      <w:r>
+        <w:rPr>
+          <w:rFonts w:ascii="TH SarabunPSK" w:hAnsi="TH SarabunPSK" w:cs="TH SarabunPSK"/>
+          <w:b/>
+          <w:bCs/>
+          <w:sz w:val="32"/>
+          <w:szCs w:val="32"/>
+        </w:rPr>
+        <w:t>Slot</w:t>
+      </w:r>
+    </w:p>
+    <w:p>
+      <w:pPr>
+        <w:pStyle w:val="ListParagraph"/>
+        <w:numPr>
+          <w:ilvl w:val="3"/>
+          <w:numId w:val="5"/>
+        </w:numPr>
+        <w:rPr>
+          <w:rFonts w:ascii="TH SarabunPSK" w:hAnsi="TH SarabunPSK" w:cs="TH SarabunPSK"/>
+          <w:b/>
+          <w:bCs/>
+          <w:sz w:val="32"/>
+          <w:szCs w:val="32"/>
+        </w:rPr>
+      </w:pPr>
+      <w:r>
+        <w:rPr>
+          <w:rFonts w:ascii="TH SarabunPSK" w:hAnsi="TH SarabunPSK" w:cs="TH SarabunPSK"/>
+          <w:b/>
+          <w:bCs/>
+          <w:sz w:val="32"/>
+          <w:szCs w:val="32"/>
+          <w:cs/>
+        </w:rPr>
+        <w:t xml:space="preserve">แสดงตำแหน่ง </w:t>
+      </w:r>
+      <w:r>
+        <w:rPr>
+          <w:rFonts w:ascii="TH SarabunPSK" w:hAnsi="TH SarabunPSK" w:cs="TH SarabunPSK"/>
+          <w:b/>
+          <w:bCs/>
+          <w:sz w:val="32"/>
+          <w:szCs w:val="32"/>
+        </w:rPr>
+        <w:t xml:space="preserve">Rack </w:t>
+      </w:r>
+      <w:r>
+        <w:rPr>
+          <w:rFonts w:ascii="TH SarabunPSK" w:hAnsi="TH SarabunPSK" w:cs="TH SarabunPSK"/>
+          <w:b/>
+          <w:bCs/>
+          <w:sz w:val="32"/>
+          <w:szCs w:val="32"/>
+          <w:cs/>
+        </w:rPr>
+        <w:t xml:space="preserve">และ </w:t>
+      </w:r>
+      <w:r>
+        <w:rPr>
+          <w:rFonts w:ascii="TH SarabunPSK" w:hAnsi="TH SarabunPSK" w:cs="TH SarabunPSK"/>
+          <w:b/>
+          <w:bCs/>
+          <w:sz w:val="32"/>
+          <w:szCs w:val="32"/>
+        </w:rPr>
+        <w:t xml:space="preserve">Slot </w:t>
+      </w:r>
+      <w:r>
+        <w:rPr>
+          <w:rFonts w:ascii="TH SarabunPSK" w:hAnsi="TH SarabunPSK" w:cs="TH SarabunPSK"/>
+          <w:b/>
+          <w:bCs/>
+          <w:sz w:val="32"/>
+          <w:szCs w:val="32"/>
+          <w:cs/>
+        </w:rPr>
+        <w:t>ในรูปแบบที่เข้าใจง่าย เพื่อให้ผู้ใช้งานสามารถตรวจสอบตำแหน่งจัดเก็บได้อย่างถูกต้อง</w:t>
+      </w:r>
+    </w:p>
+    <w:p>
+      <w:pPr>
+        <w:pStyle w:val="ListParagraph"/>
+        <w:numPr>
+          <w:ilvl w:val="3"/>
+          <w:numId w:val="5"/>
+        </w:numPr>
+        <w:rPr>
+          <w:rFonts w:ascii="TH SarabunPSK" w:hAnsi="TH SarabunPSK" w:cs="TH SarabunPSK"/>
+          <w:b/>
+          <w:bCs/>
+          <w:sz w:val="32"/>
+          <w:szCs w:val="32"/>
+        </w:rPr>
+      </w:pPr>
+      <w:r>
+        <w:rPr>
+          <w:rFonts w:ascii="TH SarabunPSK" w:hAnsi="TH SarabunPSK" w:cs="TH SarabunPSK"/>
+          <w:b/>
+          <w:bCs/>
+          <w:sz w:val="32"/>
+          <w:szCs w:val="32"/>
+          <w:cs/>
+        </w:rPr>
+        <w:t xml:space="preserve">ระบบป้องกันการจัดเก็บถุงเลือดเกินจำนวนสูงสุดในแต่ละ </w:t>
+      </w:r>
+      <w:r>
+        <w:rPr>
+          <w:rFonts w:ascii="TH SarabunPSK" w:hAnsi="TH SarabunPSK" w:cs="TH SarabunPSK"/>
+          <w:b/>
+          <w:bCs/>
+          <w:sz w:val="32"/>
+          <w:szCs w:val="32"/>
+        </w:rPr>
+        <w:t>Slot</w:t>
+      </w:r>
+    </w:p>
+    <w:p>
+      <w:pPr>
+        <w:pStyle w:val="ListParagraph"/>
+        <w:numPr>
+          <w:ilvl w:val="3"/>
+          <w:numId w:val="5"/>
+        </w:numPr>
+        <w:rPr>
+          <w:rFonts w:ascii="TH SarabunPSK" w:hAnsi="TH SarabunPSK" w:cs="TH SarabunPSK"/>
+          <w:b/>
+          <w:bCs/>
+          <w:sz w:val="32"/>
+          <w:szCs w:val="32"/>
+        </w:rPr>
+      </w:pPr>
+      <w:r>
+        <w:rPr>
+          <w:rFonts w:ascii="TH SarabunPSK" w:hAnsi="TH SarabunPSK" w:cs="TH SarabunPSK"/>
+          <w:b/>
+          <w:bCs/>
+          <w:sz w:val="32"/>
+          <w:szCs w:val="32"/>
+          <w:cs/>
+        </w:rPr>
+        <w:t>เมื่อยืนยันการจัดเก็บ ระบบ</w:t>
+      </w:r>
+      <w:proofErr w:type="spellStart"/>
+      <w:r>
+        <w:rPr>
+          <w:rFonts w:ascii="TH SarabunPSK" w:hAnsi="TH SarabunPSK" w:cs="TH SarabunPSK"/>
+          <w:b/>
+          <w:bCs/>
+          <w:sz w:val="32"/>
+          <w:szCs w:val="32"/>
+          <w:cs/>
+        </w:rPr>
+        <w:t>จะอัปเดต</w:t>
+      </w:r>
+      <w:proofErr w:type="spellEnd"/>
+      <w:r>
+        <w:rPr>
+          <w:rFonts w:ascii="TH SarabunPSK" w:hAnsi="TH SarabunPSK" w:cs="TH SarabunPSK"/>
+          <w:b/>
+          <w:bCs/>
+          <w:sz w:val="32"/>
+          <w:szCs w:val="32"/>
+          <w:cs/>
+        </w:rPr>
+        <w:t xml:space="preserve">ตำแหน่งจัดเก็บและเปลี่ยนสถานะถุงเลือดจาก </w:t>
+      </w:r>
+      <w:r>
+        <w:rPr>
+          <w:rFonts w:ascii="TH SarabunPSK" w:hAnsi="TH SarabunPSK" w:cs="TH SarabunPSK"/>
+          <w:b/>
+          <w:bCs/>
+          <w:sz w:val="32"/>
+          <w:szCs w:val="32"/>
+        </w:rPr>
+        <w:t xml:space="preserve">“Buffer” </w:t>
+      </w:r>
+      <w:r>
+        <w:rPr>
+          <w:rFonts w:ascii="TH SarabunPSK" w:hAnsi="TH SarabunPSK" w:cs="TH SarabunPSK"/>
+          <w:b/>
+          <w:bCs/>
+          <w:sz w:val="32"/>
+          <w:szCs w:val="32"/>
+          <w:cs/>
+        </w:rPr>
+        <w:t xml:space="preserve">เป็น </w:t>
+      </w:r>
+      <w:r>
+        <w:rPr>
+          <w:rFonts w:ascii="TH SarabunPSK" w:hAnsi="TH SarabunPSK" w:cs="TH SarabunPSK"/>
+          <w:b/>
+          <w:bCs/>
+          <w:sz w:val="32"/>
+          <w:szCs w:val="32"/>
+        </w:rPr>
+        <w:t>“Available”</w:t>
+      </w:r>
+    </w:p>
+    <w:p>
+      <w:pPr>
+        <w:pStyle w:val="ListParagraph"/>
+        <w:numPr>
+          <w:ilvl w:val="2"/>
+          <w:numId w:val="5"/>
+        </w:numPr>
+        <w:rPr>
+          <w:rFonts w:ascii="TH SarabunPSK" w:hAnsi="TH SarabunPSK" w:cs="TH SarabunPSK"/>
+          <w:b/>
+          <w:bCs/>
+          <w:sz w:val="32"/>
+          <w:szCs w:val="32"/>
+        </w:rPr>
+      </w:pPr>
+      <w:r>
+        <w:rPr>
+          <w:rFonts w:ascii="TH SarabunPSK" w:hAnsi="TH SarabunPSK" w:cs="TH SarabunPSK"/>
+          <w:b/>
+          <w:bCs/>
+          <w:sz w:val="32"/>
+          <w:szCs w:val="32"/>
+          <w:cs/>
+        </w:rPr>
+        <w:t>หน้าเบิกถุงเลือด</w:t>
+      </w:r>
+      <w:r>
+        <w:rPr>
+          <w:rFonts w:ascii="TH SarabunPSK" w:hAnsi="TH SarabunPSK" w:cs="TH SarabunPSK" w:hint="cs"/>
+          <w:b/>
+          <w:bCs/>
+          <w:sz w:val="32"/>
+          <w:szCs w:val="32"/>
+          <w:cs/>
+        </w:rPr>
+        <w:t xml:space="preserve"> </w:t>
+      </w:r>
+      <w:r>
+        <w:rPr>
+          <w:rFonts w:ascii="TH SarabunPSK" w:hAnsi="TH SarabunPSK" w:cs="TH SarabunPSK"/>
+          <w:b/>
+          <w:bCs/>
+          <w:sz w:val="32"/>
+          <w:szCs w:val="32"/>
+        </w:rPr>
+        <w:t xml:space="preserve">Blood Issue Page </w:t>
+      </w:r>
+      <w:r>
+        <w:rPr>
+          <w:rFonts w:ascii="TH SarabunPSK" w:hAnsi="TH SarabunPSK" w:cs="TH SarabunPSK"/>
+          <w:b/>
+          <w:bCs/>
+          <w:sz w:val="32"/>
+          <w:szCs w:val="32"/>
+          <w:cs/>
+        </w:rPr>
+        <w:t xml:space="preserve">อ้างอิง </w:t>
+      </w:r>
+      <w:r>
+        <w:rPr>
+          <w:rFonts w:ascii="TH SarabunPSK" w:hAnsi="TH SarabunPSK" w:cs="TH SarabunPSK"/>
+          <w:b/>
+          <w:bCs/>
+          <w:sz w:val="32"/>
+          <w:szCs w:val="32"/>
+        </w:rPr>
+        <w:t>4.1.2</w:t>
+      </w:r>
+    </w:p>
+    <w:p>
+      <w:pPr>
+        <w:pStyle w:val="ListParagraph"/>
+        <w:numPr>
+          <w:ilvl w:val="3"/>
+          <w:numId w:val="5"/>
+        </w:numPr>
+        <w:rPr>
+          <w:rFonts w:ascii="TH SarabunPSK" w:hAnsi="TH SarabunPSK" w:cs="TH SarabunPSK"/>
+          <w:b/>
+          <w:bCs/>
+          <w:sz w:val="32"/>
+          <w:szCs w:val="32"/>
+        </w:rPr>
+      </w:pPr>
+      <w:r>
+        <w:rPr>
+          <w:rFonts w:ascii="TH SarabunPSK" w:hAnsi="TH SarabunPSK" w:cs="TH SarabunPSK"/>
+          <w:b/>
+          <w:bCs/>
+          <w:sz w:val="32"/>
+          <w:szCs w:val="32"/>
+          <w:cs/>
+        </w:rPr>
+        <w:t xml:space="preserve">พัฒนาฟังก์ชันสำหรับค้นหาถุงเลือดตาม </w:t>
+      </w:r>
+      <w:r>
+        <w:rPr>
+          <w:rFonts w:ascii="TH SarabunPSK" w:hAnsi="TH SarabunPSK" w:cs="TH SarabunPSK"/>
+          <w:b/>
+          <w:bCs/>
+          <w:sz w:val="32"/>
+          <w:szCs w:val="32"/>
+        </w:rPr>
+        <w:t xml:space="preserve">Barcode </w:t>
+      </w:r>
+      <w:r>
+        <w:rPr>
+          <w:rFonts w:ascii="TH SarabunPSK" w:hAnsi="TH SarabunPSK" w:cs="TH SarabunPSK"/>
+          <w:b/>
+          <w:bCs/>
+          <w:sz w:val="32"/>
+          <w:szCs w:val="32"/>
+          <w:cs/>
+        </w:rPr>
+        <w:t>กรุ๊ปเลือด หรือสถานะของถุงเลือด</w:t>
+      </w:r>
+    </w:p>
+    <w:p>
+      <w:pPr>
+        <w:pStyle w:val="ListParagraph"/>
+        <w:numPr>
+          <w:ilvl w:val="3"/>
+          <w:numId w:val="5"/>
+        </w:numPr>
+        <w:rPr>
+          <w:rFonts w:ascii="TH SarabunPSK" w:hAnsi="TH SarabunPSK" w:cs="TH SarabunPSK"/>
+          <w:b/>
+          <w:bCs/>
+          <w:sz w:val="32"/>
+          <w:szCs w:val="32"/>
+        </w:rPr>
+      </w:pPr>
+      <w:r>
+        <w:rPr>
+          <w:rFonts w:ascii="TH SarabunPSK" w:hAnsi="TH SarabunPSK" w:cs="TH SarabunPSK"/>
+          <w:b/>
+          <w:bCs/>
+          <w:sz w:val="32"/>
+          <w:szCs w:val="32"/>
+          <w:cs/>
+        </w:rPr>
+        <w:t xml:space="preserve">ระบบแนะนำถุงเลือดที่ควรเบิกตามหลัก </w:t>
+      </w:r>
+      <w:r>
+        <w:rPr>
+          <w:rFonts w:ascii="TH SarabunPSK" w:hAnsi="TH SarabunPSK" w:cs="TH SarabunPSK"/>
+          <w:b/>
+          <w:bCs/>
+          <w:sz w:val="32"/>
+          <w:szCs w:val="32"/>
+        </w:rPr>
+        <w:t xml:space="preserve">FIFO </w:t>
+      </w:r>
+      <w:r>
+        <w:rPr>
+          <w:rFonts w:ascii="TH SarabunPSK" w:hAnsi="TH SarabunPSK" w:cs="TH SarabunPSK"/>
+          <w:b/>
+          <w:bCs/>
+          <w:sz w:val="32"/>
+          <w:szCs w:val="32"/>
+          <w:cs/>
+        </w:rPr>
+        <w:t>เพื่อให้ถุงเลือดที่รับเข้าก่อนหรือใกล้หมดอายุถูกนำไปใช้ก่อน</w:t>
+      </w:r>
+    </w:p>
+    <w:p>
+      <w:pPr>
+        <w:pStyle w:val="ListParagraph"/>
+        <w:numPr>
+          <w:ilvl w:val="3"/>
+          <w:numId w:val="5"/>
+        </w:numPr>
+        <w:rPr>
+          <w:rFonts w:ascii="TH SarabunPSK" w:hAnsi="TH SarabunPSK" w:cs="TH SarabunPSK"/>
+          <w:b/>
+          <w:bCs/>
+          <w:sz w:val="32"/>
+          <w:szCs w:val="32"/>
+        </w:rPr>
+      </w:pPr>
+      <w:r>
+        <w:rPr>
+          <w:rFonts w:ascii="TH SarabunPSK" w:hAnsi="TH SarabunPSK" w:cs="TH SarabunPSK"/>
+          <w:b/>
+          <w:bCs/>
+          <w:sz w:val="32"/>
+          <w:szCs w:val="32"/>
+          <w:cs/>
+        </w:rPr>
+        <w:t xml:space="preserve">แสดงตำแหน่งจัดเก็บถุงเลือดภายใน </w:t>
+      </w:r>
+      <w:r>
+        <w:rPr>
+          <w:rFonts w:ascii="TH SarabunPSK" w:hAnsi="TH SarabunPSK" w:cs="TH SarabunPSK"/>
+          <w:b/>
+          <w:bCs/>
+          <w:sz w:val="32"/>
+          <w:szCs w:val="32"/>
+        </w:rPr>
+        <w:t xml:space="preserve">Main Cabinet </w:t>
+      </w:r>
+      <w:r>
+        <w:rPr>
+          <w:rFonts w:ascii="TH SarabunPSK" w:hAnsi="TH SarabunPSK" w:cs="TH SarabunPSK"/>
+          <w:b/>
+          <w:bCs/>
+          <w:sz w:val="32"/>
+          <w:szCs w:val="32"/>
+          <w:cs/>
+        </w:rPr>
+        <w:t xml:space="preserve">เช่น </w:t>
+      </w:r>
+      <w:r>
+        <w:rPr>
+          <w:rFonts w:ascii="TH SarabunPSK" w:hAnsi="TH SarabunPSK" w:cs="TH SarabunPSK"/>
+          <w:b/>
+          <w:bCs/>
+          <w:sz w:val="32"/>
+          <w:szCs w:val="32"/>
+        </w:rPr>
+        <w:t xml:space="preserve">Rack, Slot </w:t>
+      </w:r>
+      <w:r>
+        <w:rPr>
+          <w:rFonts w:ascii="TH SarabunPSK" w:hAnsi="TH SarabunPSK" w:cs="TH SarabunPSK"/>
+          <w:b/>
+          <w:bCs/>
+          <w:sz w:val="32"/>
+          <w:szCs w:val="32"/>
+          <w:cs/>
+        </w:rPr>
+        <w:t xml:space="preserve">และตำแหน่งภายใน </w:t>
+      </w:r>
+      <w:r>
+        <w:rPr>
+          <w:rFonts w:ascii="TH SarabunPSK" w:hAnsi="TH SarabunPSK" w:cs="TH SarabunPSK"/>
+          <w:b/>
+          <w:bCs/>
+          <w:sz w:val="32"/>
+          <w:szCs w:val="32"/>
+        </w:rPr>
+        <w:t>Slot</w:t>
+      </w:r>
+    </w:p>
+    <w:p>
+      <w:pPr>
+        <w:pStyle w:val="ListParagraph"/>
+        <w:numPr>
+          <w:ilvl w:val="3"/>
+          <w:numId w:val="5"/>
+        </w:numPr>
+        <w:rPr>
+          <w:rFonts w:ascii="TH SarabunPSK" w:hAnsi="TH SarabunPSK" w:cs="TH SarabunPSK"/>
+          <w:b/>
+          <w:bCs/>
+          <w:sz w:val="32"/>
+          <w:szCs w:val="32"/>
+        </w:rPr>
+      </w:pPr>
+      <w:r>
+        <w:rPr>
+          <w:rFonts w:ascii="TH SarabunPSK" w:hAnsi="TH SarabunPSK" w:cs="TH SarabunPSK"/>
+          <w:b/>
+          <w:bCs/>
+          <w:sz w:val="32"/>
+          <w:szCs w:val="32"/>
+          <w:cs/>
+        </w:rPr>
+        <w:lastRenderedPageBreak/>
+        <w:t xml:space="preserve">ผู้ใช้งานสามารถยืนยันการเบิกถุงเลือดออกจากระบบผ่าน </w:t>
+      </w:r>
+      <w:r>
+        <w:rPr>
+          <w:rFonts w:ascii="TH SarabunPSK" w:hAnsi="TH SarabunPSK" w:cs="TH SarabunPSK"/>
+          <w:b/>
+          <w:bCs/>
+          <w:sz w:val="32"/>
+          <w:szCs w:val="32"/>
+        </w:rPr>
+        <w:t>Tablet</w:t>
+      </w:r>
+    </w:p>
+    <w:p>
+      <w:pPr>
+        <w:pStyle w:val="ListParagraph"/>
+        <w:numPr>
+          <w:ilvl w:val="3"/>
+          <w:numId w:val="5"/>
+        </w:numPr>
+        <w:rPr>
+          <w:rFonts w:ascii="TH SarabunPSK" w:hAnsi="TH SarabunPSK" w:cs="TH SarabunPSK"/>
+          <w:b/>
+          <w:bCs/>
+          <w:sz w:val="32"/>
+          <w:szCs w:val="32"/>
+        </w:rPr>
+      </w:pPr>
+      <w:r>
+        <w:rPr>
+          <w:rFonts w:ascii="TH SarabunPSK" w:hAnsi="TH SarabunPSK" w:cs="TH SarabunPSK"/>
+          <w:b/>
+          <w:bCs/>
+          <w:sz w:val="32"/>
+          <w:szCs w:val="32"/>
+          <w:cs/>
+        </w:rPr>
+        <w:t>เมื่อยืนยันการเบิก ระบบ</w:t>
+      </w:r>
+      <w:proofErr w:type="spellStart"/>
+      <w:r>
+        <w:rPr>
+          <w:rFonts w:ascii="TH SarabunPSK" w:hAnsi="TH SarabunPSK" w:cs="TH SarabunPSK"/>
+          <w:b/>
+          <w:bCs/>
+          <w:sz w:val="32"/>
+          <w:szCs w:val="32"/>
+          <w:cs/>
+        </w:rPr>
+        <w:t>จะอัปเดต</w:t>
+      </w:r>
+      <w:proofErr w:type="spellEnd"/>
+      <w:r>
+        <w:rPr>
+          <w:rFonts w:ascii="TH SarabunPSK" w:hAnsi="TH SarabunPSK" w:cs="TH SarabunPSK"/>
+          <w:b/>
+          <w:bCs/>
+          <w:sz w:val="32"/>
+          <w:szCs w:val="32"/>
+          <w:cs/>
+        </w:rPr>
+        <w:t xml:space="preserve">สถานะถุงเลือดเป็น </w:t>
+      </w:r>
+      <w:r>
+        <w:rPr>
+          <w:rFonts w:ascii="TH SarabunPSK" w:hAnsi="TH SarabunPSK" w:cs="TH SarabunPSK"/>
+          <w:b/>
+          <w:bCs/>
+          <w:sz w:val="32"/>
+          <w:szCs w:val="32"/>
+        </w:rPr>
+        <w:t xml:space="preserve">“Used” </w:t>
+      </w:r>
+      <w:r>
+        <w:rPr>
+          <w:rFonts w:ascii="TH SarabunPSK" w:hAnsi="TH SarabunPSK" w:cs="TH SarabunPSK"/>
+          <w:b/>
+          <w:bCs/>
+          <w:sz w:val="32"/>
+          <w:szCs w:val="32"/>
+          <w:cs/>
+        </w:rPr>
+        <w:t>และบันทึกประวัติการเบิกเข้าสู่ระบบ</w:t>
+      </w:r>
+    </w:p>
+    <w:p>
+      <w:pPr>
+        <w:pStyle w:val="ListParagraph"/>
+        <w:numPr>
+          <w:ilvl w:val="2"/>
+          <w:numId w:val="5"/>
+        </w:numPr>
+        <w:rPr>
+          <w:rFonts w:ascii="TH SarabunPSK" w:hAnsi="TH SarabunPSK" w:cs="TH SarabunPSK"/>
+          <w:b/>
+          <w:bCs/>
+          <w:sz w:val="32"/>
+          <w:szCs w:val="32"/>
+        </w:rPr>
+      </w:pPr>
+      <w:r>
+        <w:rPr>
+          <w:rFonts w:ascii="TH SarabunPSK" w:hAnsi="TH SarabunPSK" w:cs="TH SarabunPSK"/>
+          <w:b/>
+          <w:bCs/>
+          <w:sz w:val="32"/>
+          <w:szCs w:val="32"/>
+          <w:cs/>
+        </w:rPr>
+        <w:t>หน้าคืนถุงเลือด</w:t>
+      </w:r>
+      <w:r>
+        <w:rPr>
+          <w:rFonts w:ascii="TH SarabunPSK" w:hAnsi="TH SarabunPSK" w:cs="TH SarabunPSK" w:hint="cs"/>
+          <w:b/>
+          <w:bCs/>
+          <w:sz w:val="32"/>
+          <w:szCs w:val="32"/>
+          <w:cs/>
+        </w:rPr>
+        <w:t xml:space="preserve"> </w:t>
+      </w:r>
+      <w:r>
+        <w:rPr>
+          <w:rFonts w:ascii="TH SarabunPSK" w:hAnsi="TH SarabunPSK" w:cs="TH SarabunPSK"/>
+          <w:b/>
+          <w:bCs/>
+          <w:sz w:val="32"/>
+          <w:szCs w:val="32"/>
+        </w:rPr>
+        <w:t xml:space="preserve">Blood Return Page </w:t>
+      </w:r>
+      <w:r>
+        <w:rPr>
+          <w:rFonts w:ascii="TH SarabunPSK" w:hAnsi="TH SarabunPSK" w:cs="TH SarabunPSK"/>
+          <w:b/>
+          <w:bCs/>
+          <w:sz w:val="32"/>
+          <w:szCs w:val="32"/>
+          <w:cs/>
+        </w:rPr>
+        <w:t xml:space="preserve">อ้างอิง </w:t>
+      </w:r>
+      <w:r>
+        <w:rPr>
+          <w:rFonts w:ascii="TH SarabunPSK" w:hAnsi="TH SarabunPSK" w:cs="TH SarabunPSK"/>
+          <w:b/>
+          <w:bCs/>
+          <w:sz w:val="32"/>
+          <w:szCs w:val="32"/>
+        </w:rPr>
+        <w:t>4.1.2</w:t>
+      </w:r>
+    </w:p>
+    <w:p>
+      <w:pPr>
+        <w:pStyle w:val="ListParagraph"/>
+        <w:numPr>
+          <w:ilvl w:val="3"/>
+          <w:numId w:val="5"/>
+        </w:numPr>
+        <w:rPr>
+          <w:rFonts w:ascii="TH SarabunPSK" w:hAnsi="TH SarabunPSK" w:cs="TH SarabunPSK"/>
+          <w:b/>
+          <w:bCs/>
+          <w:sz w:val="32"/>
+          <w:szCs w:val="32"/>
+        </w:rPr>
+      </w:pPr>
+      <w:r>
+        <w:rPr>
+          <w:rFonts w:ascii="TH SarabunPSK" w:hAnsi="TH SarabunPSK" w:cs="TH SarabunPSK"/>
+          <w:b/>
+          <w:bCs/>
+          <w:sz w:val="32"/>
+          <w:szCs w:val="32"/>
+          <w:cs/>
+        </w:rPr>
+        <w:t xml:space="preserve">ระบบรองรับการสแกน </w:t>
+      </w:r>
+      <w:r>
+        <w:rPr>
+          <w:rFonts w:ascii="TH SarabunPSK" w:hAnsi="TH SarabunPSK" w:cs="TH SarabunPSK"/>
+          <w:b/>
+          <w:bCs/>
+          <w:sz w:val="32"/>
+          <w:szCs w:val="32"/>
+        </w:rPr>
+        <w:t xml:space="preserve">Barcode </w:t>
+      </w:r>
+      <w:r>
+        <w:rPr>
+          <w:rFonts w:ascii="TH SarabunPSK" w:hAnsi="TH SarabunPSK" w:cs="TH SarabunPSK"/>
+          <w:b/>
+          <w:bCs/>
+          <w:sz w:val="32"/>
+          <w:szCs w:val="32"/>
+          <w:cs/>
+        </w:rPr>
+        <w:t>ของถุงเลือดที่ต้องการคืนเข้าสู่ระบบ</w:t>
+      </w:r>
+    </w:p>
+    <w:p>
+      <w:pPr>
+        <w:pStyle w:val="ListParagraph"/>
+        <w:numPr>
+          <w:ilvl w:val="3"/>
+          <w:numId w:val="5"/>
+        </w:numPr>
+        <w:rPr>
+          <w:rFonts w:ascii="TH SarabunPSK" w:hAnsi="TH SarabunPSK" w:cs="TH SarabunPSK"/>
+          <w:b/>
+          <w:bCs/>
+          <w:sz w:val="32"/>
+          <w:szCs w:val="32"/>
+        </w:rPr>
+      </w:pPr>
+      <w:r>
+        <w:rPr>
+          <w:rFonts w:ascii="TH SarabunPSK" w:hAnsi="TH SarabunPSK" w:cs="TH SarabunPSK"/>
+          <w:b/>
+          <w:bCs/>
+          <w:sz w:val="32"/>
+          <w:szCs w:val="32"/>
+          <w:cs/>
+        </w:rPr>
+        <w:t>ระบบตรวจสอบสถานะของถุงเลือดก่อนการคืน เช่น ต้องเป็นถุงเลือดที่ถูกเบิกออกจากระบบแล้ว และยังไม่หมดอายุ</w:t>
+      </w:r>
+    </w:p>
+    <w:p>
+      <w:pPr>
+        <w:pStyle w:val="ListParagraph"/>
+        <w:numPr>
+          <w:ilvl w:val="3"/>
+          <w:numId w:val="5"/>
+        </w:numPr>
+        <w:rPr>
+          <w:rFonts w:ascii="TH SarabunPSK" w:hAnsi="TH SarabunPSK" w:cs="TH SarabunPSK"/>
+          <w:b/>
+          <w:bCs/>
+          <w:sz w:val="32"/>
+          <w:szCs w:val="32"/>
+        </w:rPr>
+      </w:pPr>
+      <w:r>
+        <w:rPr>
+          <w:rFonts w:ascii="TH SarabunPSK" w:hAnsi="TH SarabunPSK" w:cs="TH SarabunPSK"/>
+          <w:b/>
+          <w:bCs/>
+          <w:sz w:val="32"/>
+          <w:szCs w:val="32"/>
+          <w:cs/>
+        </w:rPr>
+        <w:t>ระบบตรวจสอบวันหมดอายุของถุงเลือด เพื่อป้องกันการนำถุงเลือดหมดอายุกลับเข้าสู่ตู้จัดเก็บ</w:t>
+      </w:r>
+    </w:p>
+    <w:p>
+      <w:pPr>
+        <w:pStyle w:val="ListParagraph"/>
+        <w:numPr>
+          <w:ilvl w:val="3"/>
+          <w:numId w:val="5"/>
+        </w:numPr>
+        <w:rPr>
+          <w:rFonts w:ascii="TH SarabunPSK" w:hAnsi="TH SarabunPSK" w:cs="TH SarabunPSK"/>
+          <w:b/>
+          <w:bCs/>
+          <w:sz w:val="32"/>
+          <w:szCs w:val="32"/>
+        </w:rPr>
+      </w:pPr>
+      <w:r>
+        <w:rPr>
+          <w:rFonts w:ascii="TH SarabunPSK" w:hAnsi="TH SarabunPSK" w:cs="TH SarabunPSK"/>
+          <w:b/>
+          <w:bCs/>
+          <w:sz w:val="32"/>
+          <w:szCs w:val="32"/>
+          <w:cs/>
+        </w:rPr>
+        <w:t>ระบบแนะนำตำแหน่งจัดเก็บใหม่ที่เหมาะสม และไม่ควรคืนถุงเลือดกลับไปยังตำแหน่งเดิม</w:t>
+      </w:r>
+    </w:p>
+    <w:p>
+      <w:pPr>
+        <w:pStyle w:val="ListParagraph"/>
+        <w:numPr>
+          <w:ilvl w:val="3"/>
+          <w:numId w:val="5"/>
+        </w:numPr>
+        <w:rPr>
+          <w:rFonts w:ascii="TH SarabunPSK" w:hAnsi="TH SarabunPSK" w:cs="TH SarabunPSK"/>
+          <w:b/>
+          <w:bCs/>
+          <w:sz w:val="32"/>
+          <w:szCs w:val="32"/>
+        </w:rPr>
+      </w:pPr>
+      <w:r>
+        <w:rPr>
+          <w:rFonts w:ascii="TH SarabunPSK" w:hAnsi="TH SarabunPSK" w:cs="TH SarabunPSK"/>
+          <w:b/>
+          <w:bCs/>
+          <w:sz w:val="32"/>
+          <w:szCs w:val="32"/>
+          <w:cs/>
+        </w:rPr>
+        <w:t>เมื่อยืนยันการคืน ระบบ</w:t>
+      </w:r>
+      <w:proofErr w:type="spellStart"/>
+      <w:r>
+        <w:rPr>
+          <w:rFonts w:ascii="TH SarabunPSK" w:hAnsi="TH SarabunPSK" w:cs="TH SarabunPSK"/>
+          <w:b/>
+          <w:bCs/>
+          <w:sz w:val="32"/>
+          <w:szCs w:val="32"/>
+          <w:cs/>
+        </w:rPr>
+        <w:t>จะอัปเดต</w:t>
+      </w:r>
+      <w:proofErr w:type="spellEnd"/>
+      <w:r>
+        <w:rPr>
+          <w:rFonts w:ascii="TH SarabunPSK" w:hAnsi="TH SarabunPSK" w:cs="TH SarabunPSK"/>
+          <w:b/>
+          <w:bCs/>
+          <w:sz w:val="32"/>
+          <w:szCs w:val="32"/>
+          <w:cs/>
+        </w:rPr>
+        <w:t xml:space="preserve">สถานะถุงเลือดกลับเป็น </w:t>
+      </w:r>
+      <w:r>
+        <w:rPr>
+          <w:rFonts w:ascii="TH SarabunPSK" w:hAnsi="TH SarabunPSK" w:cs="TH SarabunPSK"/>
+          <w:b/>
+          <w:bCs/>
+          <w:sz w:val="32"/>
+          <w:szCs w:val="32"/>
+        </w:rPr>
+        <w:t xml:space="preserve">“Available” </w:t>
+      </w:r>
+      <w:r>
+        <w:rPr>
+          <w:rFonts w:ascii="TH SarabunPSK" w:hAnsi="TH SarabunPSK" w:cs="TH SarabunPSK"/>
+          <w:b/>
+          <w:bCs/>
+          <w:sz w:val="32"/>
+          <w:szCs w:val="32"/>
+          <w:cs/>
+        </w:rPr>
+        <w:t>และบันทึกประวัติการคืนเข้าสู่ระบบ</w:t>
+      </w:r>
+    </w:p>
+    <w:p>
+      <w:pPr>
+        <w:pStyle w:val="ListParagraph"/>
+        <w:numPr>
+          <w:ilvl w:val="2"/>
+          <w:numId w:val="5"/>
+        </w:numPr>
+        <w:rPr>
+          <w:rFonts w:ascii="TH SarabunPSK" w:hAnsi="TH SarabunPSK" w:cs="TH SarabunPSK"/>
+          <w:b/>
+          <w:bCs/>
+          <w:sz w:val="32"/>
+          <w:szCs w:val="32"/>
+        </w:rPr>
+      </w:pPr>
+      <w:r>
+        <w:rPr>
+          <w:rFonts w:ascii="TH SarabunPSK" w:hAnsi="TH SarabunPSK" w:cs="TH SarabunPSK"/>
+          <w:b/>
+          <w:bCs/>
+          <w:sz w:val="32"/>
+          <w:szCs w:val="32"/>
+          <w:cs/>
+        </w:rPr>
+        <w:t>หน้าจัดการตู้จัดเก็บเลือด</w:t>
+      </w:r>
+      <w:r>
+        <w:rPr>
+          <w:rFonts w:ascii="TH SarabunPSK" w:hAnsi="TH SarabunPSK" w:cs="TH SarabunPSK" w:hint="cs"/>
+          <w:b/>
+          <w:bCs/>
+          <w:sz w:val="32"/>
+          <w:szCs w:val="32"/>
+          <w:cs/>
+        </w:rPr>
+        <w:t xml:space="preserve"> </w:t>
+      </w:r>
+      <w:r>
+        <w:rPr>
+          <w:rFonts w:ascii="TH SarabunPSK" w:hAnsi="TH SarabunPSK" w:cs="TH SarabunPSK"/>
+          <w:b/>
+          <w:bCs/>
+          <w:sz w:val="32"/>
+          <w:szCs w:val="32"/>
+        </w:rPr>
+        <w:t xml:space="preserve">Storage Management Page </w:t>
+      </w:r>
+      <w:r>
+        <w:rPr>
+          <w:rFonts w:ascii="TH SarabunPSK" w:hAnsi="TH SarabunPSK" w:cs="TH SarabunPSK"/>
+          <w:b/>
+          <w:bCs/>
+          <w:sz w:val="32"/>
+          <w:szCs w:val="32"/>
+          <w:cs/>
+        </w:rPr>
+        <w:t xml:space="preserve">อ้างอิง </w:t>
+      </w:r>
+      <w:r>
+        <w:rPr>
+          <w:rFonts w:ascii="TH SarabunPSK" w:hAnsi="TH SarabunPSK" w:cs="TH SarabunPSK"/>
+          <w:b/>
+          <w:bCs/>
+          <w:sz w:val="32"/>
+          <w:szCs w:val="32"/>
+        </w:rPr>
+        <w:t>4.1.3</w:t>
+      </w:r>
+    </w:p>
+    <w:p>
+      <w:pPr>
+        <w:pStyle w:val="ListParagraph"/>
+        <w:numPr>
+          <w:ilvl w:val="3"/>
+          <w:numId w:val="5"/>
+        </w:numPr>
+        <w:rPr>
+          <w:rFonts w:ascii="TH SarabunPSK" w:hAnsi="TH SarabunPSK" w:cs="TH SarabunPSK"/>
+          <w:b/>
+          <w:bCs/>
+          <w:sz w:val="32"/>
+          <w:szCs w:val="32"/>
+        </w:rPr>
+      </w:pPr>
+      <w:r>
+        <w:rPr>
+          <w:rFonts w:ascii="TH SarabunPSK" w:hAnsi="TH SarabunPSK" w:cs="TH SarabunPSK"/>
+          <w:b/>
+          <w:bCs/>
+          <w:sz w:val="32"/>
+          <w:szCs w:val="32"/>
+          <w:cs/>
+        </w:rPr>
+        <w:t xml:space="preserve">ระบบแสดงโครงสร้างตู้จัดเก็บเลือดในรูปแบบ </w:t>
+      </w:r>
+      <w:r>
+        <w:rPr>
+          <w:rFonts w:ascii="TH SarabunPSK" w:hAnsi="TH SarabunPSK" w:cs="TH SarabunPSK"/>
+          <w:b/>
+          <w:bCs/>
+          <w:sz w:val="32"/>
+          <w:szCs w:val="32"/>
+        </w:rPr>
+        <w:t xml:space="preserve">Rack </w:t>
+      </w:r>
+      <w:r>
+        <w:rPr>
+          <w:rFonts w:ascii="TH SarabunPSK" w:hAnsi="TH SarabunPSK" w:cs="TH SarabunPSK"/>
+          <w:b/>
+          <w:bCs/>
+          <w:sz w:val="32"/>
+          <w:szCs w:val="32"/>
+          <w:cs/>
+        </w:rPr>
+        <w:t xml:space="preserve">และ </w:t>
+      </w:r>
+      <w:r>
+        <w:rPr>
+          <w:rFonts w:ascii="TH SarabunPSK" w:hAnsi="TH SarabunPSK" w:cs="TH SarabunPSK"/>
+          <w:b/>
+          <w:bCs/>
+          <w:sz w:val="32"/>
+          <w:szCs w:val="32"/>
+        </w:rPr>
+        <w:t xml:space="preserve">Slot </w:t>
+      </w:r>
+      <w:r>
+        <w:rPr>
+          <w:rFonts w:ascii="TH SarabunPSK" w:hAnsi="TH SarabunPSK" w:cs="TH SarabunPSK"/>
+          <w:b/>
+          <w:bCs/>
+          <w:sz w:val="32"/>
+          <w:szCs w:val="32"/>
+          <w:cs/>
+        </w:rPr>
+        <w:t>เพื่อให้ผู้ดูแลระบบสามารถตรวจสอบพื้นที่จัดเก็บได้</w:t>
+      </w:r>
+    </w:p>
+    <w:p>
+      <w:pPr>
+        <w:pStyle w:val="ListParagraph"/>
+        <w:numPr>
+          <w:ilvl w:val="3"/>
+          <w:numId w:val="5"/>
+        </w:numPr>
+        <w:rPr>
+          <w:rFonts w:ascii="TH SarabunPSK" w:hAnsi="TH SarabunPSK" w:cs="TH SarabunPSK"/>
+          <w:b/>
+          <w:bCs/>
+          <w:sz w:val="32"/>
+          <w:szCs w:val="32"/>
+        </w:rPr>
+      </w:pPr>
+      <w:r>
+        <w:rPr>
+          <w:rFonts w:ascii="TH SarabunPSK" w:hAnsi="TH SarabunPSK" w:cs="TH SarabunPSK"/>
+          <w:b/>
+          <w:bCs/>
+          <w:sz w:val="32"/>
+          <w:szCs w:val="32"/>
+          <w:cs/>
+        </w:rPr>
+        <w:t xml:space="preserve">ระบบแสดงจำนวนถุงเลือดในแต่ละ </w:t>
+      </w:r>
+      <w:r>
+        <w:rPr>
+          <w:rFonts w:ascii="TH SarabunPSK" w:hAnsi="TH SarabunPSK" w:cs="TH SarabunPSK"/>
+          <w:b/>
+          <w:bCs/>
+          <w:sz w:val="32"/>
+          <w:szCs w:val="32"/>
+        </w:rPr>
+        <w:t xml:space="preserve">Slot </w:t>
+      </w:r>
+      <w:r>
+        <w:rPr>
+          <w:rFonts w:ascii="TH SarabunPSK" w:hAnsi="TH SarabunPSK" w:cs="TH SarabunPSK" w:hint="cs"/>
+          <w:b/>
+          <w:bCs/>
+          <w:sz w:val="32"/>
+          <w:szCs w:val="32"/>
+          <w:cs/>
+        </w:rPr>
+        <w:t>และสถานการณ์ใช้งานของพื้นที่จัดเก็บ</w:t>
+      </w:r>
+    </w:p>
+    <w:p>
+      <w:pPr>
+        <w:pStyle w:val="ListParagraph"/>
+        <w:numPr>
+          <w:ilvl w:val="3"/>
+          <w:numId w:val="5"/>
+        </w:numPr>
+        <w:rPr>
+          <w:rFonts w:ascii="TH SarabunPSK" w:hAnsi="TH SarabunPSK" w:cs="TH SarabunPSK"/>
+          <w:b/>
+          <w:bCs/>
+          <w:sz w:val="32"/>
+          <w:szCs w:val="32"/>
+        </w:rPr>
+      </w:pPr>
+      <w:r>
+        <w:rPr>
+          <w:rFonts w:ascii="TH SarabunPSK" w:hAnsi="TH SarabunPSK" w:cs="TH SarabunPSK"/>
+          <w:b/>
+          <w:bCs/>
+          <w:sz w:val="32"/>
+          <w:szCs w:val="32"/>
+          <w:cs/>
+        </w:rPr>
+        <w:t>ระบบแสดงตำแหน่งที่ว่าง ตำแหน่งที่ถูกใช้งาน และตำแหน่งที่มีถุงเลือดใกล้หมดอายุ</w:t>
+      </w:r>
+    </w:p>
+    <w:p>
+      <w:pPr>
+        <w:pStyle w:val="ListParagraph"/>
+        <w:numPr>
+          <w:ilvl w:val="3"/>
+          <w:numId w:val="5"/>
+        </w:numPr>
+        <w:rPr>
+          <w:rFonts w:ascii="TH SarabunPSK" w:hAnsi="TH SarabunPSK" w:cs="TH SarabunPSK"/>
+          <w:b/>
+          <w:bCs/>
+          <w:sz w:val="32"/>
+          <w:szCs w:val="32"/>
+        </w:rPr>
+      </w:pPr>
+      <w:r>
+        <w:rPr>
+          <w:rFonts w:ascii="TH SarabunPSK" w:hAnsi="TH SarabunPSK" w:cs="TH SarabunPSK"/>
+          <w:b/>
+          <w:bCs/>
+          <w:sz w:val="32"/>
+          <w:szCs w:val="32"/>
+          <w:cs/>
+        </w:rPr>
+        <w:t xml:space="preserve">ผู้ดูแลระบบสามารถจัดการข้อมูล </w:t>
+      </w:r>
+      <w:r>
+        <w:rPr>
+          <w:rFonts w:ascii="TH SarabunPSK" w:hAnsi="TH SarabunPSK" w:cs="TH SarabunPSK"/>
+          <w:b/>
+          <w:bCs/>
+          <w:sz w:val="32"/>
+          <w:szCs w:val="32"/>
+        </w:rPr>
+        <w:t xml:space="preserve">Rack </w:t>
+      </w:r>
+      <w:r>
+        <w:rPr>
+          <w:rFonts w:ascii="TH SarabunPSK" w:hAnsi="TH SarabunPSK" w:cs="TH SarabunPSK"/>
+          <w:b/>
+          <w:bCs/>
+          <w:sz w:val="32"/>
+          <w:szCs w:val="32"/>
+          <w:cs/>
+        </w:rPr>
+        <w:t xml:space="preserve">และ </w:t>
+      </w:r>
+      <w:r>
+        <w:rPr>
+          <w:rFonts w:ascii="TH SarabunPSK" w:hAnsi="TH SarabunPSK" w:cs="TH SarabunPSK"/>
+          <w:b/>
+          <w:bCs/>
+          <w:sz w:val="32"/>
+          <w:szCs w:val="32"/>
+        </w:rPr>
+        <w:t xml:space="preserve">Slot </w:t>
+      </w:r>
+      <w:r>
+        <w:rPr>
+          <w:rFonts w:ascii="TH SarabunPSK" w:hAnsi="TH SarabunPSK" w:cs="TH SarabunPSK"/>
+          <w:b/>
+          <w:bCs/>
+          <w:sz w:val="32"/>
+          <w:szCs w:val="32"/>
+          <w:cs/>
+        </w:rPr>
+        <w:t>เช่น เพิ่ม แก้ไข หรือปิดใช้งานตำแหน่งจัดเก็บบางส่วนได้</w:t>
+      </w:r>
+    </w:p>
+    <w:p>
+      <w:pPr>
+        <w:pStyle w:val="ListParagraph"/>
+        <w:numPr>
+          <w:ilvl w:val="2"/>
+          <w:numId w:val="5"/>
+        </w:numPr>
+        <w:rPr>
+          <w:rFonts w:ascii="TH SarabunPSK" w:hAnsi="TH SarabunPSK" w:cs="TH SarabunPSK"/>
+          <w:b/>
+          <w:bCs/>
+          <w:sz w:val="32"/>
+          <w:szCs w:val="32"/>
+        </w:rPr>
+      </w:pPr>
+      <w:r>
+        <w:rPr>
+          <w:rFonts w:ascii="TH SarabunPSK" w:hAnsi="TH SarabunPSK" w:cs="TH SarabunPSK"/>
+          <w:b/>
+          <w:bCs/>
+          <w:sz w:val="32"/>
+          <w:szCs w:val="32"/>
+          <w:cs/>
+        </w:rPr>
+        <w:t>หน้ารายงานและส่งออกข้อมูล</w:t>
+      </w:r>
+      <w:r>
+        <w:rPr>
+          <w:rFonts w:ascii="TH SarabunPSK" w:hAnsi="TH SarabunPSK" w:cs="TH SarabunPSK" w:hint="cs"/>
+          <w:b/>
+          <w:bCs/>
+          <w:sz w:val="32"/>
+          <w:szCs w:val="32"/>
+          <w:cs/>
+        </w:rPr>
+        <w:t xml:space="preserve"> </w:t>
+      </w:r>
+      <w:r>
+        <w:rPr>
+          <w:rFonts w:ascii="TH SarabunPSK" w:hAnsi="TH SarabunPSK" w:cs="TH SarabunPSK"/>
+          <w:b/>
+          <w:bCs/>
+          <w:sz w:val="32"/>
+          <w:szCs w:val="32"/>
+        </w:rPr>
+        <w:t xml:space="preserve">Report Page </w:t>
+      </w:r>
+      <w:r>
+        <w:rPr>
+          <w:rFonts w:ascii="TH SarabunPSK" w:hAnsi="TH SarabunPSK" w:cs="TH SarabunPSK"/>
+          <w:b/>
+          <w:bCs/>
+          <w:sz w:val="32"/>
+          <w:szCs w:val="32"/>
+          <w:cs/>
+        </w:rPr>
+        <w:t xml:space="preserve">อ้างอิง </w:t>
+      </w:r>
+      <w:r>
+        <w:rPr>
+          <w:rFonts w:ascii="TH SarabunPSK" w:hAnsi="TH SarabunPSK" w:cs="TH SarabunPSK"/>
+          <w:b/>
+          <w:bCs/>
+          <w:sz w:val="32"/>
+          <w:szCs w:val="32"/>
+        </w:rPr>
+        <w:t>4.1.3</w:t>
+      </w:r>
+    </w:p>
+    <w:p>
+      <w:pPr>
+        <w:pStyle w:val="ListParagraph"/>
+        <w:numPr>
+          <w:ilvl w:val="3"/>
+          <w:numId w:val="5"/>
+        </w:numPr>
+        <w:rPr>
+          <w:rFonts w:ascii="TH SarabunPSK" w:hAnsi="TH SarabunPSK" w:cs="TH SarabunPSK"/>
+          <w:b/>
+          <w:bCs/>
+          <w:sz w:val="32"/>
+          <w:szCs w:val="32"/>
+        </w:rPr>
+      </w:pPr>
+      <w:r>
+        <w:rPr>
+          <w:rFonts w:ascii="TH SarabunPSK" w:hAnsi="TH SarabunPSK" w:cs="TH SarabunPSK"/>
+          <w:b/>
+          <w:bCs/>
+          <w:sz w:val="32"/>
+          <w:szCs w:val="32"/>
+          <w:cs/>
+        </w:rPr>
+        <w:t>ระบบแสดงรายงานจำนวนถุงเลือดคงเหลือ แยกตามกรุ๊ปเลือดและสถานะ</w:t>
+      </w:r>
+    </w:p>
+    <w:p>
+      <w:pPr>
+        <w:pStyle w:val="ListParagraph"/>
+        <w:numPr>
+          <w:ilvl w:val="3"/>
+          <w:numId w:val="5"/>
+        </w:numPr>
+        <w:rPr>
+          <w:rFonts w:ascii="TH SarabunPSK" w:hAnsi="TH SarabunPSK" w:cs="TH SarabunPSK"/>
+          <w:b/>
+          <w:bCs/>
+          <w:sz w:val="32"/>
+          <w:szCs w:val="32"/>
+        </w:rPr>
+      </w:pPr>
+      <w:r>
+        <w:rPr>
+          <w:rFonts w:ascii="TH SarabunPSK" w:hAnsi="TH SarabunPSK" w:cs="TH SarabunPSK"/>
+          <w:b/>
+          <w:bCs/>
+          <w:sz w:val="32"/>
+          <w:szCs w:val="32"/>
+          <w:cs/>
+        </w:rPr>
+        <w:t>ระบบแสดงรายงานการนำเข้า การเบิก และการคืนถุงเลือด ตามช่วงเวลาที่กำหนด</w:t>
+      </w:r>
+    </w:p>
+    <w:p>
+      <w:pPr>
+        <w:pStyle w:val="ListParagraph"/>
+        <w:numPr>
+          <w:ilvl w:val="3"/>
+          <w:numId w:val="5"/>
+        </w:numPr>
+        <w:rPr>
+          <w:rFonts w:ascii="TH SarabunPSK" w:hAnsi="TH SarabunPSK" w:cs="TH SarabunPSK"/>
+          <w:b/>
+          <w:bCs/>
+          <w:sz w:val="32"/>
+          <w:szCs w:val="32"/>
+        </w:rPr>
+      </w:pPr>
+      <w:r>
+        <w:rPr>
+          <w:rFonts w:ascii="TH SarabunPSK" w:hAnsi="TH SarabunPSK" w:cs="TH SarabunPSK"/>
+          <w:b/>
+          <w:bCs/>
+          <w:sz w:val="32"/>
+          <w:szCs w:val="32"/>
+          <w:cs/>
+        </w:rPr>
+        <w:t>ระบบแสดงรายงานถุงเลือดใกล้หมดอายุและถุงเลือดหมดอายุ</w:t>
+      </w:r>
+    </w:p>
+    <w:p>
+      <w:pPr>
+        <w:pStyle w:val="ListParagraph"/>
+        <w:numPr>
+          <w:ilvl w:val="3"/>
+          <w:numId w:val="5"/>
+        </w:numPr>
+        <w:rPr>
+          <w:rFonts w:ascii="TH SarabunPSK" w:hAnsi="TH SarabunPSK" w:cs="TH SarabunPSK"/>
+          <w:b/>
+          <w:bCs/>
+          <w:sz w:val="32"/>
+          <w:szCs w:val="32"/>
+        </w:rPr>
+      </w:pPr>
+      <w:r>
+        <w:rPr>
+          <w:rFonts w:ascii="TH SarabunPSK" w:hAnsi="TH SarabunPSK" w:cs="TH SarabunPSK"/>
+          <w:b/>
+          <w:bCs/>
+          <w:sz w:val="32"/>
+          <w:szCs w:val="32"/>
+          <w:cs/>
+        </w:rPr>
+        <w:t xml:space="preserve">ระบบรองรับการส่งออกรายงานในรูปแบบ </w:t>
+      </w:r>
+      <w:r>
+        <w:rPr>
+          <w:rFonts w:ascii="TH SarabunPSK" w:hAnsi="TH SarabunPSK" w:cs="TH SarabunPSK"/>
+          <w:b/>
+          <w:bCs/>
+          <w:sz w:val="32"/>
+          <w:szCs w:val="32"/>
+        </w:rPr>
+        <w:t xml:space="preserve">PDF </w:t>
+      </w:r>
+      <w:r>
+        <w:rPr>
+          <w:rFonts w:ascii="TH SarabunPSK" w:hAnsi="TH SarabunPSK" w:cs="TH SarabunPSK"/>
+          <w:b/>
+          <w:bCs/>
+          <w:sz w:val="32"/>
+          <w:szCs w:val="32"/>
+          <w:cs/>
+        </w:rPr>
+        <w:t xml:space="preserve">หรือ </w:t>
+      </w:r>
+      <w:r>
+        <w:rPr>
+          <w:rFonts w:ascii="TH SarabunPSK" w:hAnsi="TH SarabunPSK" w:cs="TH SarabunPSK"/>
+          <w:b/>
+          <w:bCs/>
+          <w:sz w:val="32"/>
+          <w:szCs w:val="32"/>
+        </w:rPr>
+        <w:t xml:space="preserve">Excel </w:t>
+      </w:r>
+      <w:r>
+        <w:rPr>
+          <w:rFonts w:ascii="TH SarabunPSK" w:hAnsi="TH SarabunPSK" w:cs="TH SarabunPSK"/>
+          <w:b/>
+          <w:bCs/>
+          <w:sz w:val="32"/>
+          <w:szCs w:val="32"/>
+          <w:cs/>
+        </w:rPr>
+        <w:t>เพื่อใช้ในการจัดเก็บเอกสารหรือรายงานต่อหน่วยงานที่เกี่ยวข้อง</w:t>
+      </w:r>
+    </w:p>
+    <w:p>
+      <w:pPr>
+        <w:pStyle w:val="ListParagraph"/>
+        <w:numPr>
+          <w:ilvl w:val="2"/>
+          <w:numId w:val="5"/>
+        </w:numPr>
+        <w:rPr>
+          <w:rFonts w:ascii="TH SarabunPSK" w:hAnsi="TH SarabunPSK" w:cs="TH SarabunPSK"/>
+          <w:b/>
+          <w:bCs/>
+          <w:sz w:val="32"/>
+          <w:szCs w:val="32"/>
+        </w:rPr>
+      </w:pPr>
+      <w:r>
+        <w:rPr>
+          <w:rFonts w:ascii="TH SarabunPSK" w:hAnsi="TH SarabunPSK" w:cs="TH SarabunPSK"/>
+          <w:b/>
+          <w:bCs/>
+          <w:sz w:val="32"/>
+          <w:szCs w:val="32"/>
+          <w:cs/>
+        </w:rPr>
+        <w:t>หน้าประวัติการทำงาน</w:t>
+      </w:r>
+      <w:r>
+        <w:rPr>
+          <w:rFonts w:ascii="TH SarabunPSK" w:hAnsi="TH SarabunPSK" w:cs="TH SarabunPSK" w:hint="cs"/>
+          <w:b/>
+          <w:bCs/>
+          <w:sz w:val="32"/>
+          <w:szCs w:val="32"/>
+          <w:cs/>
+        </w:rPr>
+        <w:t xml:space="preserve"> </w:t>
+      </w:r>
+      <w:r>
+        <w:rPr>
+          <w:rFonts w:ascii="TH SarabunPSK" w:hAnsi="TH SarabunPSK" w:cs="TH SarabunPSK"/>
+          <w:b/>
+          <w:bCs/>
+          <w:sz w:val="32"/>
+          <w:szCs w:val="32"/>
+        </w:rPr>
+        <w:t xml:space="preserve">Logs &amp; Audit Trail </w:t>
+      </w:r>
+      <w:r>
+        <w:rPr>
+          <w:rFonts w:ascii="TH SarabunPSK" w:hAnsi="TH SarabunPSK" w:cs="TH SarabunPSK"/>
+          <w:b/>
+          <w:bCs/>
+          <w:sz w:val="32"/>
+          <w:szCs w:val="32"/>
+          <w:cs/>
+        </w:rPr>
+        <w:t xml:space="preserve">อ้างอิง </w:t>
+      </w:r>
+      <w:r>
+        <w:rPr>
+          <w:rFonts w:ascii="TH SarabunPSK" w:hAnsi="TH SarabunPSK" w:cs="TH SarabunPSK"/>
+          <w:b/>
+          <w:bCs/>
+          <w:sz w:val="32"/>
+          <w:szCs w:val="32"/>
+        </w:rPr>
+        <w:t>4.1.3</w:t>
+      </w:r>
+    </w:p>
+    <w:p>
+      <w:pPr>
+        <w:pStyle w:val="ListParagraph"/>
+        <w:numPr>
+          <w:ilvl w:val="3"/>
+          <w:numId w:val="5"/>
+        </w:numPr>
+        <w:rPr>
+          <w:rFonts w:ascii="TH SarabunPSK" w:hAnsi="TH SarabunPSK" w:cs="TH SarabunPSK"/>
+          <w:b/>
+          <w:bCs/>
+          <w:sz w:val="32"/>
+          <w:szCs w:val="32"/>
+        </w:rPr>
+      </w:pPr>
+      <w:r>
+        <w:rPr>
+          <w:rFonts w:ascii="TH SarabunPSK" w:hAnsi="TH SarabunPSK" w:cs="TH SarabunPSK"/>
+          <w:b/>
+          <w:bCs/>
+          <w:sz w:val="32"/>
+          <w:szCs w:val="32"/>
+          <w:cs/>
+        </w:rPr>
+        <w:t>ระบบบันทึกประวัติการดำเนินงานที่สำคัญ เช่น การนำเข้า การเบิก การคืน และการย้ายตำแหน่งถุงเลือด</w:t>
+      </w:r>
+    </w:p>
+    <w:p>
+      <w:pPr>
+        <w:pStyle w:val="ListParagraph"/>
+        <w:numPr>
+          <w:ilvl w:val="3"/>
+          <w:numId w:val="5"/>
+        </w:numPr>
+        <w:rPr>
+          <w:rFonts w:ascii="TH SarabunPSK" w:hAnsi="TH SarabunPSK" w:cs="TH SarabunPSK"/>
+          <w:b/>
+          <w:bCs/>
+          <w:sz w:val="32"/>
+          <w:szCs w:val="32"/>
+        </w:rPr>
+      </w:pPr>
+      <w:r>
+        <w:rPr>
+          <w:rFonts w:ascii="TH SarabunPSK" w:hAnsi="TH SarabunPSK" w:cs="TH SarabunPSK"/>
+          <w:b/>
+          <w:bCs/>
+          <w:sz w:val="32"/>
+          <w:szCs w:val="32"/>
+          <w:cs/>
+        </w:rPr>
+        <w:t>ระบบแสดงชื่อผู้ใช้งาน วันเวลา รายละเอียดการดำเนินงาน และสถานะก่อนและหลังการเปลี่ยนแปลง</w:t>
+      </w:r>
+    </w:p>
+    <w:p>
+      <w:pPr>
+        <w:pStyle w:val="ListParagraph"/>
+        <w:numPr>
+          <w:ilvl w:val="3"/>
+          <w:numId w:val="5"/>
+        </w:numPr>
+        <w:rPr>
+          <w:rFonts w:ascii="TH SarabunPSK" w:hAnsi="TH SarabunPSK" w:cs="TH SarabunPSK"/>
+          <w:b/>
+          <w:bCs/>
+          <w:sz w:val="32"/>
+          <w:szCs w:val="32"/>
+        </w:rPr>
+      </w:pPr>
+      <w:r>
+        <w:rPr>
+          <w:rFonts w:ascii="TH SarabunPSK" w:hAnsi="TH SarabunPSK" w:cs="TH SarabunPSK"/>
+          <w:b/>
+          <w:bCs/>
+          <w:sz w:val="32"/>
+          <w:szCs w:val="32"/>
+          <w:cs/>
+        </w:rPr>
+        <w:t xml:space="preserve">ผู้ดูแลระบบสามารถค้นหาและกรองประวัติย้อนหลังตามวันที่ ผู้ใช้งาน </w:t>
+      </w:r>
+      <w:r>
+        <w:rPr>
+          <w:rFonts w:ascii="TH SarabunPSK" w:hAnsi="TH SarabunPSK" w:cs="TH SarabunPSK"/>
+          <w:b/>
+          <w:bCs/>
+          <w:sz w:val="32"/>
+          <w:szCs w:val="32"/>
+        </w:rPr>
+        <w:t xml:space="preserve">Barcode </w:t>
+      </w:r>
+      <w:r>
+        <w:rPr>
+          <w:rFonts w:ascii="TH SarabunPSK" w:hAnsi="TH SarabunPSK" w:cs="TH SarabunPSK"/>
+          <w:b/>
+          <w:bCs/>
+          <w:sz w:val="32"/>
+          <w:szCs w:val="32"/>
+          <w:cs/>
+        </w:rPr>
+        <w:t>หรือประเภทการดำเนินงาน</w:t>
+      </w:r>
+    </w:p>
+    <w:p>
+      <w:pPr>
+        <w:pStyle w:val="ListParagraph"/>
+        <w:numPr>
+          <w:ilvl w:val="3"/>
+          <w:numId w:val="5"/>
+        </w:numPr>
+        <w:rPr>
+          <w:rFonts w:ascii="TH SarabunPSK" w:hAnsi="TH SarabunPSK" w:cs="TH SarabunPSK"/>
+          <w:b/>
+          <w:bCs/>
+          <w:sz w:val="32"/>
+          <w:szCs w:val="32"/>
+        </w:rPr>
+      </w:pPr>
+      <w:r>
+        <w:rPr>
+          <w:rFonts w:ascii="TH SarabunPSK" w:hAnsi="TH SarabunPSK" w:cs="TH SarabunPSK"/>
+          <w:b/>
+          <w:bCs/>
+          <w:sz w:val="32"/>
+          <w:szCs w:val="32"/>
+          <w:cs/>
+        </w:rPr>
+        <w:t>ข้อมูลประวัติการทำงานใช้สำหรับการตรวจสอบย้อนหลัง ความปลอดภัย และการควบคุมคุณภาพของธนาคารเลือด</w:t>
+      </w:r>
+    </w:p>
+    <w:p>
+      <w:pPr>
+        <w:pStyle w:val="ListParagraph"/>
+        <w:numPr>
           <w:ilvl w:val="1"/>
           <w:numId w:val="5"/>
         </w:numPr>
@@ -4520,6 +7901,7 @@
           <w:szCs w:val="32"/>
           <w:cs/>
         </w:rPr>
+        <w:lastRenderedPageBreak/>
         <w:t>แผนการพัฒนา</w:t>
       </w:r>
       <w:r>
@@ -4553,6 +7935,30 @@
         </w:rPr>
         <w:t>)</w:t>
       </w:r>
+      <w:r>
+        <w:rPr>
+          <w:rFonts w:ascii="TH SarabunPSK" w:hAnsi="TH SarabunPSK" w:cs="TH SarabunPSK" w:hint="cs"/>
+          <w:b/>
+          <w:bCs/>
+          <w:sz w:val="32"/>
+          <w:szCs w:val="32"/>
+          <w:cs/>
+        </w:rPr>
+        <w:t xml:space="preserve"> </w:t>
+      </w:r>
+    </w:p>
+    <w:p>
+      <w:pPr>
+        <w:pStyle w:val="ListParagraph"/>
+        <w:ind w:left="1800"/>
+        <w:rPr>
+          <w:rFonts w:ascii="TH SarabunPSK" w:hAnsi="TH SarabunPSK" w:cs="TH SarabunPSK" w:hint="cs"/>
+          <w:b/>
+          <w:bCs/>
+          <w:sz w:val="32"/>
+          <w:szCs w:val="32"/>
+        </w:rPr>
+      </w:pPr>
     </w:p>
     <w:p>
       <w:pPr>
@@ -4605,7 +8011,6 @@
           <w:szCs w:val="32"/>
           <w:cs/>
         </w:rPr>
-        <w:lastRenderedPageBreak/>
         <w:t>ระยะเวลาดำเนินงาน</w:t>
       </w:r>
     </w:p>
@@ -6021,11 +9426,12 @@
             <w:pPr>
               <w:jc w:val="thaiDistribute"/>
               <w:rPr>
-                <w:rFonts w:ascii="TH SarabunPSK" w:hAnsi="TH SarabunPSK" w:cs="TH SarabunPSK"/>
-                <w:b/>
-                <w:bCs/>
-                <w:sz w:val="32"/>
-                <w:szCs w:val="32"/>
+                <w:rFonts w:ascii="TH SarabunPSK" w:hAnsi="TH SarabunPSK" w:cs="TH SarabunPSK" w:hint="cs"/>
+                <w:b/>
+                <w:bCs/>
+                <w:sz w:val="32"/>
+                <w:szCs w:val="32"/>
+                <w:cs/>
               </w:rPr>
             </w:pPr>
           </w:p>
@@ -9773,7 +13179,6 @@
   <w:style w:type="character" w:default="1" w:styleId="DefaultParagraphFont">
     <w:name w:val="Default Paragraph Font"/>
     <w:uiPriority w:val="1"/>
-    <w:semiHidden/>
     <w:unhideWhenUsed/>
   </w:style>
   <w:style w:type="table" w:default="1" w:styleId="TableNormal">

--- a/เอกสารข้อเสนอโครงการ_ธนาคารเลือด.docx
+++ b/เอกสารข้อเสนอโครงการ_ธนาคารเลือด.docx
@@ -116,7 +116,7 @@
           </mc:Choice>
           <mc:Fallback>
             <w:pict>
-              <v:line w14:anchorId="7E5FA621" id="Straight Connector 2" o:spid="_x0000_s1026" style="position:absolute;z-index:251659264;visibility:visible;mso-wrap-style:square;mso-width-percent:0;mso-height-percent:0;mso-wrap-distance-left:9pt;mso-wrap-distance-top:0;mso-wrap-distance-right:9pt;mso-wrap-distance-bottom:0;mso-position-horizontal:absolute;mso-position-horizontal-relative:margin;mso-position-vertical:absolute;mso-position-vertical-relative:text;mso-width-percent:0;mso-height-percent:0;mso-width-relative:margin;mso-height-relative:margin" from="15.45pt,28.15pt" to="510pt,28.15pt" o:gfxdata="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" strokecolor="#e97132 [3205]" strokeweight="1.5pt">
+              <v:line w14:anchorId="5BD79B83" id="Straight Connector 2" o:spid="_x0000_s1026" style="position:absolute;z-index:251659264;visibility:visible;mso-wrap-style:square;mso-width-percent:0;mso-height-percent:0;mso-wrap-distance-left:9pt;mso-wrap-distance-top:0;mso-wrap-distance-right:9pt;mso-wrap-distance-bottom:0;mso-position-horizontal:absolute;mso-position-horizontal-relative:margin;mso-position-vertical:absolute;mso-position-vertical-relative:text;mso-width-percent:0;mso-height-percent:0;mso-width-relative:margin;mso-height-relative:margin" from="15.45pt,28.15pt" to="510pt,28.15pt" o:gfxdata="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" strokecolor="#e97132 [3205]" strokeweight="1.5pt">
                 <v:stroke joinstyle="miter"/>
                 <w10:wrap anchorx="margin"/>
               </v:line>
@@ -231,24 +231,18 @@
     <w:p>
       <w:pPr>
         <w:pStyle w:val="ListParagraph"/>
-        <w:rPr>
-          <w:rFonts w:ascii="TH SarabunPSK" w:hAnsi="TH SarabunPSK" w:cs="TH SarabunPSK"/>
-          <w:b/>
-          <w:bCs/>
-          <w:sz w:val="32"/>
-          <w:szCs w:val="32"/>
-        </w:rPr>
-      </w:pPr>
-      <w:r>
-        <w:rPr>
-          <w:rFonts w:ascii="TH SarabunPSK" w:hAnsi="TH SarabunPSK" w:cs="TH SarabunPSK"/>
-          <w:b/>
-          <w:bCs/>
-          <w:sz w:val="32"/>
-          <w:szCs w:val="32"/>
-        </w:rPr>
-        <w:t xml:space="preserve">3.1 </w:t>
-      </w:r>
+        <w:numPr>
+          <w:ilvl w:val="1"/>
+          <w:numId w:val="5"/>
+        </w:numPr>
+        <w:rPr>
+          <w:rFonts w:ascii="TH SarabunPSK" w:hAnsi="TH SarabunPSK" w:cs="TH SarabunPSK"/>
+          <w:b/>
+          <w:bCs/>
+          <w:sz w:val="32"/>
+          <w:szCs w:val="32"/>
+        </w:rPr>
+      </w:pPr>
       <w:r>
         <w:rPr>
           <w:rFonts w:ascii="TH SarabunPSK" w:hAnsi="TH SarabunPSK" w:cs="TH SarabunPSK" w:hint="cs"/>
@@ -290,6 +284,643 @@
           <w:szCs w:val="32"/>
         </w:rPr>
         <w:t>)</w:t>
+      </w:r>
+    </w:p>
+    <w:p>
+      <w:pPr>
+        <w:pStyle w:val="ListParagraph"/>
+        <w:numPr>
+          <w:ilvl w:val="2"/>
+          <w:numId w:val="5"/>
+        </w:numPr>
+        <w:spacing w:after="0" w:line="240" w:lineRule="auto"/>
+        <w:contextualSpacing w:val="0"/>
+        <w:jc w:val="thaiDistribute"/>
+        <w:rPr>
+          <w:rFonts w:ascii="TH SarabunPSK" w:hAnsi="TH SarabunPSK" w:cs="TH SarabunPSK"/>
+          <w:sz w:val="32"/>
+          <w:szCs w:val="32"/>
+        </w:rPr>
+      </w:pPr>
+      <w:r>
+        <w:rPr>
+          <w:rFonts w:ascii="TH SarabunPSK" w:hAnsi="TH SarabunPSK" w:cs="TH SarabunPSK"/>
+          <w:sz w:val="32"/>
+          <w:szCs w:val="32"/>
+          <w:cs/>
+        </w:rPr>
+        <w:t xml:space="preserve">ระบบพัฒนาในรูปแบบ </w:t>
+      </w:r>
+      <w:r>
+        <w:rPr>
+          <w:rFonts w:ascii="TH SarabunPSK" w:hAnsi="TH SarabunPSK" w:cs="TH SarabunPSK"/>
+          <w:sz w:val="32"/>
+          <w:szCs w:val="32"/>
+        </w:rPr>
+        <w:t xml:space="preserve">Tablet Application </w:t>
+      </w:r>
+      <w:r>
+        <w:rPr>
+          <w:rFonts w:ascii="TH SarabunPSK" w:hAnsi="TH SarabunPSK" w:cs="TH SarabunPSK"/>
+          <w:sz w:val="32"/>
+          <w:szCs w:val="32"/>
+          <w:cs/>
+        </w:rPr>
+        <w:t>เพื่อรองรับการใช้งานภายในธนาคารเลือดของโรงพยาบาล โดยออกแบบให้เหมาะสมกับการใช้งานผ่านหน้าจอสัมผัส และรองรับการทำงานผ่านเครือข่ายภายในโรงพยาบาล</w:t>
+      </w:r>
+    </w:p>
+    <w:p>
+      <w:pPr>
+        <w:pStyle w:val="ListParagraph"/>
+        <w:numPr>
+          <w:ilvl w:val="2"/>
+          <w:numId w:val="5"/>
+        </w:numPr>
+        <w:spacing w:after="0" w:line="240" w:lineRule="auto"/>
+        <w:contextualSpacing w:val="0"/>
+        <w:jc w:val="thaiDistribute"/>
+        <w:rPr>
+          <w:rFonts w:ascii="TH SarabunPSK" w:hAnsi="TH SarabunPSK" w:cs="TH SarabunPSK"/>
+          <w:color w:val="EE0000"/>
+          <w:sz w:val="32"/>
+          <w:szCs w:val="32"/>
+        </w:rPr>
+      </w:pPr>
+      <w:r>
+        <w:rPr>
+          <w:rFonts w:ascii="TH SarabunPSK" w:hAnsi="TH SarabunPSK" w:cs="TH SarabunPSK"/>
+          <w:color w:val="EE0000"/>
+          <w:sz w:val="32"/>
+          <w:szCs w:val="32"/>
+          <w:cs/>
+        </w:rPr>
+        <w:t>ระบบรองรับการเข้าสู่ระบบด้วยบัญชีผู้ใช้งานของโรงพยาบาล เพื่อยืนยันตัวตนและควบคุมการเข้าถึงข้อมูลภายในระบบ</w:t>
+      </w:r>
+    </w:p>
+    <w:p>
+      <w:pPr>
+        <w:pStyle w:val="ListParagraph"/>
+        <w:numPr>
+          <w:ilvl w:val="2"/>
+          <w:numId w:val="5"/>
+        </w:numPr>
+        <w:spacing w:after="0" w:line="240" w:lineRule="auto"/>
+        <w:contextualSpacing w:val="0"/>
+        <w:jc w:val="thaiDistribute"/>
+        <w:rPr>
+          <w:rFonts w:ascii="TH SarabunPSK" w:hAnsi="TH SarabunPSK" w:cs="TH SarabunPSK"/>
+          <w:sz w:val="32"/>
+          <w:szCs w:val="32"/>
+        </w:rPr>
+      </w:pPr>
+      <w:r>
+        <w:rPr>
+          <w:rFonts w:ascii="TH SarabunPSK" w:hAnsi="TH SarabunPSK" w:cs="TH SarabunPSK"/>
+          <w:sz w:val="32"/>
+          <w:szCs w:val="32"/>
+          <w:cs/>
+        </w:rPr>
+        <w:t>แบ่งสิทธิ์การเข้าถึงตามบทบาทผู้ใช้ (</w:t>
+      </w:r>
+      <w:r>
+        <w:rPr>
+          <w:rFonts w:ascii="TH SarabunPSK" w:hAnsi="TH SarabunPSK" w:cs="TH SarabunPSK"/>
+          <w:sz w:val="32"/>
+          <w:szCs w:val="32"/>
+        </w:rPr>
+        <w:t xml:space="preserve"> </w:t>
+      </w:r>
+      <w:r>
+        <w:rPr>
+          <w:rFonts w:ascii="TH SarabunPSK" w:hAnsi="TH SarabunPSK" w:cs="TH SarabunPSK"/>
+          <w:sz w:val="32"/>
+          <w:szCs w:val="32"/>
+        </w:rPr>
+        <w:t xml:space="preserve">Admin </w:t>
+      </w:r>
+      <w:r>
+        <w:rPr>
+          <w:rFonts w:ascii="TH SarabunPSK" w:hAnsi="TH SarabunPSK" w:cs="TH SarabunPSK"/>
+          <w:sz w:val="32"/>
+          <w:szCs w:val="32"/>
+          <w:cs/>
+        </w:rPr>
+        <w:t xml:space="preserve">/ </w:t>
+      </w:r>
+      <w:r>
+        <w:rPr>
+          <w:rFonts w:ascii="TH SarabunPSK" w:hAnsi="TH SarabunPSK" w:cs="TH SarabunPSK"/>
+          <w:sz w:val="32"/>
+          <w:szCs w:val="32"/>
+        </w:rPr>
+        <w:t>User</w:t>
+      </w:r>
+      <w:r>
+        <w:rPr>
+          <w:rFonts w:ascii="TH SarabunPSK" w:hAnsi="TH SarabunPSK" w:cs="TH SarabunPSK" w:hint="cs"/>
+          <w:sz w:val="32"/>
+          <w:szCs w:val="32"/>
+          <w:cs/>
+        </w:rPr>
+        <w:t xml:space="preserve"> นำเลือดเข้า</w:t>
+      </w:r>
+      <w:r>
+        <w:rPr>
+          <w:rFonts w:ascii="TH SarabunPSK" w:hAnsi="TH SarabunPSK" w:cs="TH SarabunPSK"/>
+          <w:sz w:val="32"/>
+          <w:szCs w:val="32"/>
+        </w:rPr>
+        <w:t xml:space="preserve"> / User </w:t>
+      </w:r>
+      <w:r>
+        <w:rPr>
+          <w:rFonts w:ascii="TH SarabunPSK" w:hAnsi="TH SarabunPSK" w:cs="TH SarabunPSK" w:hint="cs"/>
+          <w:sz w:val="32"/>
+          <w:szCs w:val="32"/>
+          <w:cs/>
+        </w:rPr>
+        <w:t>นำเลือดออก</w:t>
+      </w:r>
+      <w:r>
+        <w:rPr>
+          <w:rFonts w:ascii="TH SarabunPSK" w:hAnsi="TH SarabunPSK" w:cs="TH SarabunPSK"/>
+          <w:sz w:val="32"/>
+          <w:szCs w:val="32"/>
+          <w:cs/>
+        </w:rPr>
+        <w:t>)</w:t>
+      </w:r>
+    </w:p>
+    <w:p>
+      <w:pPr>
+        <w:pStyle w:val="ListParagraph"/>
+        <w:numPr>
+          <w:ilvl w:val="2"/>
+          <w:numId w:val="5"/>
+        </w:numPr>
+        <w:spacing w:after="0" w:line="240" w:lineRule="auto"/>
+        <w:contextualSpacing w:val="0"/>
+        <w:jc w:val="thaiDistribute"/>
+        <w:rPr>
+          <w:rFonts w:ascii="TH SarabunPSK" w:hAnsi="TH SarabunPSK" w:cs="TH SarabunPSK"/>
+          <w:sz w:val="32"/>
+          <w:szCs w:val="32"/>
+        </w:rPr>
+      </w:pPr>
+      <w:r>
+        <w:rPr>
+          <w:rFonts w:ascii="TH SarabunPSK" w:hAnsi="TH SarabunPSK" w:cs="TH SarabunPSK"/>
+          <w:sz w:val="32"/>
+          <w:szCs w:val="32"/>
+          <w:cs/>
+        </w:rPr>
+        <w:t>การจัดการถุงเลือด (</w:t>
+      </w:r>
+      <w:r>
+        <w:rPr>
+          <w:rFonts w:ascii="TH SarabunPSK" w:hAnsi="TH SarabunPSK" w:cs="TH SarabunPSK"/>
+          <w:sz w:val="32"/>
+          <w:szCs w:val="32"/>
+        </w:rPr>
+        <w:t xml:space="preserve">Blood Inventory Management): </w:t>
+      </w:r>
+      <w:r>
+        <w:rPr>
+          <w:rFonts w:ascii="TH SarabunPSK" w:hAnsi="TH SarabunPSK" w:cs="TH SarabunPSK"/>
+          <w:sz w:val="32"/>
+          <w:szCs w:val="32"/>
+          <w:cs/>
+        </w:rPr>
+        <w:t xml:space="preserve">ผู้ใช้งานสามารถนำเข้าข้อมูลถุงเลือดผ่านการสแกน </w:t>
+      </w:r>
+      <w:r>
+        <w:rPr>
+          <w:rFonts w:ascii="TH SarabunPSK" w:hAnsi="TH SarabunPSK" w:cs="TH SarabunPSK"/>
+          <w:sz w:val="32"/>
+          <w:szCs w:val="32"/>
+        </w:rPr>
+        <w:t xml:space="preserve">Barcode </w:t>
+      </w:r>
+      <w:r>
+        <w:rPr>
+          <w:rFonts w:ascii="TH SarabunPSK" w:hAnsi="TH SarabunPSK" w:cs="TH SarabunPSK"/>
+          <w:sz w:val="32"/>
+          <w:szCs w:val="32"/>
+          <w:cs/>
+        </w:rPr>
+        <w:t xml:space="preserve">หรือการนำเข้าไฟล์ข้อมูล พร้อมระบบตรวจสอบ </w:t>
+      </w:r>
+      <w:r>
+        <w:rPr>
+          <w:rFonts w:ascii="TH SarabunPSK" w:hAnsi="TH SarabunPSK" w:cs="TH SarabunPSK"/>
+          <w:sz w:val="32"/>
+          <w:szCs w:val="32"/>
+        </w:rPr>
+        <w:t xml:space="preserve">Barcode </w:t>
+      </w:r>
+      <w:r>
+        <w:rPr>
+          <w:rFonts w:ascii="TH SarabunPSK" w:hAnsi="TH SarabunPSK" w:cs="TH SarabunPSK"/>
+          <w:sz w:val="32"/>
+          <w:szCs w:val="32"/>
+          <w:cs/>
+        </w:rPr>
+        <w:t>ซ้ำ และคำนวณวันหมดอายุของถุงเลือดอัตโนมัติ</w:t>
+      </w:r>
+    </w:p>
+    <w:p>
+      <w:pPr>
+        <w:pStyle w:val="ListParagraph"/>
+        <w:numPr>
+          <w:ilvl w:val="2"/>
+          <w:numId w:val="5"/>
+        </w:numPr>
+        <w:spacing w:after="0" w:line="240" w:lineRule="auto"/>
+        <w:contextualSpacing w:val="0"/>
+        <w:jc w:val="thaiDistribute"/>
+        <w:rPr>
+          <w:rFonts w:ascii="TH SarabunPSK" w:hAnsi="TH SarabunPSK" w:cs="TH SarabunPSK"/>
+          <w:sz w:val="32"/>
+          <w:szCs w:val="32"/>
+        </w:rPr>
+      </w:pPr>
+      <w:r>
+        <w:rPr>
+          <w:rFonts w:ascii="TH SarabunPSK" w:hAnsi="TH SarabunPSK" w:cs="TH SarabunPSK"/>
+          <w:sz w:val="32"/>
+          <w:szCs w:val="32"/>
+          <w:cs/>
+        </w:rPr>
+        <w:t>การจัดการพื้นที่จัดเก็บถุงเลือด (</w:t>
+      </w:r>
+      <w:r>
+        <w:rPr>
+          <w:rFonts w:ascii="TH SarabunPSK" w:hAnsi="TH SarabunPSK" w:cs="TH SarabunPSK"/>
+          <w:sz w:val="32"/>
+          <w:szCs w:val="32"/>
+        </w:rPr>
+        <w:t xml:space="preserve">Storage Management): </w:t>
+      </w:r>
+      <w:r>
+        <w:rPr>
+          <w:rFonts w:ascii="TH SarabunPSK" w:hAnsi="TH SarabunPSK" w:cs="TH SarabunPSK"/>
+          <w:sz w:val="32"/>
+          <w:szCs w:val="32"/>
+          <w:cs/>
+        </w:rPr>
+        <w:t xml:space="preserve">ระบบรองรับการจัดเก็บถุงเลือดภายในตู้จัดเก็บเลือด โดยแสดงตำแหน่งจัดเก็บในรูปแบบ </w:t>
+      </w:r>
+      <w:r>
+        <w:rPr>
+          <w:rFonts w:ascii="TH SarabunPSK" w:hAnsi="TH SarabunPSK" w:cs="TH SarabunPSK"/>
+          <w:sz w:val="32"/>
+          <w:szCs w:val="32"/>
+        </w:rPr>
+        <w:t xml:space="preserve">Rack </w:t>
+      </w:r>
+      <w:r>
+        <w:rPr>
+          <w:rFonts w:ascii="TH SarabunPSK" w:hAnsi="TH SarabunPSK" w:cs="TH SarabunPSK"/>
+          <w:sz w:val="32"/>
+          <w:szCs w:val="32"/>
+          <w:cs/>
+        </w:rPr>
+        <w:t xml:space="preserve">และ </w:t>
+      </w:r>
+      <w:r>
+        <w:rPr>
+          <w:rFonts w:ascii="TH SarabunPSK" w:hAnsi="TH SarabunPSK" w:cs="TH SarabunPSK"/>
+          <w:sz w:val="32"/>
+          <w:szCs w:val="32"/>
+        </w:rPr>
+        <w:t xml:space="preserve">Slot </w:t>
+      </w:r>
+      <w:r>
+        <w:rPr>
+          <w:rFonts w:ascii="TH SarabunPSK" w:hAnsi="TH SarabunPSK" w:cs="TH SarabunPSK"/>
+          <w:sz w:val="32"/>
+          <w:szCs w:val="32"/>
+          <w:cs/>
+        </w:rPr>
+        <w:t>พร้อมแสดงจำนวนและสถานะของถุงเลือดในแต่ละตำแหน่ง</w:t>
+      </w:r>
+    </w:p>
+    <w:p>
+      <w:pPr>
+        <w:pStyle w:val="ListParagraph"/>
+        <w:numPr>
+          <w:ilvl w:val="2"/>
+          <w:numId w:val="5"/>
+        </w:numPr>
+        <w:spacing w:after="0" w:line="240" w:lineRule="auto"/>
+        <w:contextualSpacing w:val="0"/>
+        <w:jc w:val="thaiDistribute"/>
+        <w:rPr>
+          <w:rFonts w:ascii="TH SarabunPSK" w:hAnsi="TH SarabunPSK" w:cs="TH SarabunPSK"/>
+          <w:sz w:val="32"/>
+          <w:szCs w:val="32"/>
+        </w:rPr>
+      </w:pPr>
+      <w:r>
+        <w:rPr>
+          <w:rFonts w:ascii="TH SarabunPSK" w:hAnsi="TH SarabunPSK" w:cs="TH SarabunPSK"/>
+          <w:sz w:val="32"/>
+          <w:szCs w:val="32"/>
+          <w:cs/>
+        </w:rPr>
+        <w:t>การเบิกและคืนถุงเลือด (</w:t>
+      </w:r>
+      <w:r>
+        <w:rPr>
+          <w:rFonts w:ascii="TH SarabunPSK" w:hAnsi="TH SarabunPSK" w:cs="TH SarabunPSK"/>
+          <w:sz w:val="32"/>
+          <w:szCs w:val="32"/>
+        </w:rPr>
+        <w:t xml:space="preserve">Blood Issue &amp; Return): </w:t>
+      </w:r>
+      <w:r>
+        <w:rPr>
+          <w:rFonts w:ascii="TH SarabunPSK" w:hAnsi="TH SarabunPSK" w:cs="TH SarabunPSK"/>
+          <w:sz w:val="32"/>
+          <w:szCs w:val="32"/>
+          <w:cs/>
+        </w:rPr>
+        <w:t xml:space="preserve">ระบบรองรับการเบิกถุงเลือดตามหลัก </w:t>
+      </w:r>
+      <w:r>
+        <w:rPr>
+          <w:rFonts w:ascii="TH SarabunPSK" w:hAnsi="TH SarabunPSK" w:cs="TH SarabunPSK"/>
+          <w:sz w:val="32"/>
+          <w:szCs w:val="32"/>
+        </w:rPr>
+        <w:t xml:space="preserve">FIFO (First In First Out) </w:t>
+      </w:r>
+      <w:r>
+        <w:rPr>
+          <w:rFonts w:ascii="TH SarabunPSK" w:hAnsi="TH SarabunPSK" w:cs="TH SarabunPSK"/>
+          <w:sz w:val="32"/>
+          <w:szCs w:val="32"/>
+          <w:cs/>
+        </w:rPr>
+        <w:t>และรองรับการคืนถุงเลือดเข้าสู่ระบบ พร้อมตรวจสอบสถานะและวันหมดอายุของถุงเลือดก่อนการคืน</w:t>
+      </w:r>
+    </w:p>
+    <w:p>
+      <w:pPr>
+        <w:pStyle w:val="ListParagraph"/>
+        <w:numPr>
+          <w:ilvl w:val="2"/>
+          <w:numId w:val="5"/>
+        </w:numPr>
+        <w:spacing w:after="0" w:line="240" w:lineRule="auto"/>
+        <w:contextualSpacing w:val="0"/>
+        <w:jc w:val="thaiDistribute"/>
+        <w:rPr>
+          <w:rFonts w:ascii="TH SarabunPSK" w:hAnsi="TH SarabunPSK" w:cs="TH SarabunPSK"/>
+          <w:sz w:val="32"/>
+          <w:szCs w:val="32"/>
+        </w:rPr>
+      </w:pPr>
+      <w:r>
+        <w:rPr>
+          <w:rFonts w:ascii="TH SarabunPSK" w:hAnsi="TH SarabunPSK" w:cs="TH SarabunPSK"/>
+          <w:sz w:val="32"/>
+          <w:szCs w:val="32"/>
+          <w:cs/>
+        </w:rPr>
+        <w:t>การจัดการโดยผู้ดูแลระบบ (</w:t>
+      </w:r>
+      <w:r>
+        <w:rPr>
+          <w:rFonts w:ascii="TH SarabunPSK" w:hAnsi="TH SarabunPSK" w:cs="TH SarabunPSK"/>
+          <w:sz w:val="32"/>
+          <w:szCs w:val="32"/>
+        </w:rPr>
+        <w:t>Admin Functions):</w:t>
+      </w:r>
+    </w:p>
+    <w:p>
+      <w:pPr>
+        <w:pStyle w:val="ListParagraph"/>
+        <w:numPr>
+          <w:ilvl w:val="3"/>
+          <w:numId w:val="5"/>
+        </w:numPr>
+        <w:spacing w:after="0" w:line="240" w:lineRule="auto"/>
+        <w:contextualSpacing w:val="0"/>
+        <w:jc w:val="thaiDistribute"/>
+        <w:rPr>
+          <w:rFonts w:ascii="TH SarabunPSK" w:hAnsi="TH SarabunPSK" w:cs="TH SarabunPSK"/>
+          <w:sz w:val="32"/>
+          <w:szCs w:val="32"/>
+        </w:rPr>
+      </w:pPr>
+      <w:r>
+        <w:rPr>
+          <w:rFonts w:ascii="TH SarabunPSK" w:hAnsi="TH SarabunPSK" w:cs="TH SarabunPSK"/>
+          <w:sz w:val="32"/>
+          <w:szCs w:val="32"/>
+          <w:cs/>
+        </w:rPr>
+        <w:t>จัดการสิทธิ์การใช้งานของผู้ใช้งานภายในระบบ</w:t>
+      </w:r>
+    </w:p>
+    <w:p>
+      <w:pPr>
+        <w:pStyle w:val="ListParagraph"/>
+        <w:numPr>
+          <w:ilvl w:val="3"/>
+          <w:numId w:val="5"/>
+        </w:numPr>
+        <w:spacing w:after="0" w:line="240" w:lineRule="auto"/>
+        <w:contextualSpacing w:val="0"/>
+        <w:jc w:val="thaiDistribute"/>
+        <w:rPr>
+          <w:rFonts w:ascii="TH SarabunPSK" w:hAnsi="TH SarabunPSK" w:cs="TH SarabunPSK"/>
+          <w:sz w:val="32"/>
+          <w:szCs w:val="32"/>
+        </w:rPr>
+      </w:pPr>
+      <w:r>
+        <w:rPr>
+          <w:rFonts w:ascii="TH SarabunPSK" w:hAnsi="TH SarabunPSK" w:cs="TH SarabunPSK"/>
+          <w:sz w:val="32"/>
+          <w:szCs w:val="32"/>
+          <w:cs/>
+        </w:rPr>
+        <w:t>ตรวจสอบประวัติการดำเนินงานของระบบ เช่น การนำเข้า การเบิก การคืน และการเคลื่อนย้ายถุงเลือด</w:t>
+      </w:r>
+    </w:p>
+    <w:p>
+      <w:pPr>
+        <w:pStyle w:val="ListParagraph"/>
+        <w:numPr>
+          <w:ilvl w:val="3"/>
+          <w:numId w:val="5"/>
+        </w:numPr>
+        <w:spacing w:after="0" w:line="240" w:lineRule="auto"/>
+        <w:contextualSpacing w:val="0"/>
+        <w:jc w:val="thaiDistribute"/>
+        <w:rPr>
+          <w:rFonts w:ascii="TH SarabunPSK" w:hAnsi="TH SarabunPSK" w:cs="TH SarabunPSK"/>
+          <w:sz w:val="32"/>
+          <w:szCs w:val="32"/>
+        </w:rPr>
+      </w:pPr>
+      <w:r>
+        <w:rPr>
+          <w:rFonts w:ascii="TH SarabunPSK" w:hAnsi="TH SarabunPSK" w:cs="TH SarabunPSK"/>
+          <w:sz w:val="32"/>
+          <w:szCs w:val="32"/>
+          <w:cs/>
+        </w:rPr>
+        <w:t>จัดการข้อมูลตู้จัดเก็บเลือด และตำแหน่งการจัดเก็บภายในระบบ</w:t>
+      </w:r>
+    </w:p>
+    <w:p>
+      <w:pPr>
+        <w:pStyle w:val="ListParagraph"/>
+        <w:numPr>
+          <w:ilvl w:val="3"/>
+          <w:numId w:val="5"/>
+        </w:numPr>
+        <w:spacing w:after="0" w:line="240" w:lineRule="auto"/>
+        <w:contextualSpacing w:val="0"/>
+        <w:jc w:val="thaiDistribute"/>
+        <w:rPr>
+          <w:rFonts w:ascii="TH SarabunPSK" w:hAnsi="TH SarabunPSK" w:cs="TH SarabunPSK"/>
+          <w:sz w:val="32"/>
+          <w:szCs w:val="32"/>
+        </w:rPr>
+      </w:pPr>
+      <w:r>
+        <w:rPr>
+          <w:rFonts w:ascii="TH SarabunPSK" w:hAnsi="TH SarabunPSK" w:cs="TH SarabunPSK"/>
+          <w:sz w:val="32"/>
+          <w:szCs w:val="32"/>
+          <w:cs/>
+        </w:rPr>
+        <w:t xml:space="preserve">แสดงรายงานสรุปข้อมูลในรูปแบบ </w:t>
+      </w:r>
+      <w:r>
+        <w:rPr>
+          <w:rFonts w:ascii="TH SarabunPSK" w:hAnsi="TH SarabunPSK" w:cs="TH SarabunPSK"/>
+          <w:sz w:val="32"/>
+          <w:szCs w:val="32"/>
+        </w:rPr>
+        <w:t xml:space="preserve">Dashboard </w:t>
+      </w:r>
+      <w:r>
+        <w:rPr>
+          <w:rFonts w:ascii="TH SarabunPSK" w:hAnsi="TH SarabunPSK" w:cs="TH SarabunPSK"/>
+          <w:sz w:val="32"/>
+          <w:szCs w:val="32"/>
+          <w:cs/>
+        </w:rPr>
+        <w:t>เช่น จำนวนถุงเลือดคงเหลือ ถุงเลือดใกล้หมดอายุ และสถิติการใช้งาน</w:t>
+      </w:r>
+    </w:p>
+    <w:p>
+      <w:pPr>
+        <w:pStyle w:val="ListParagraph"/>
+        <w:numPr>
+          <w:ilvl w:val="2"/>
+          <w:numId w:val="5"/>
+        </w:numPr>
+        <w:spacing w:after="0" w:line="240" w:lineRule="auto"/>
+        <w:contextualSpacing w:val="0"/>
+        <w:jc w:val="thaiDistribute"/>
+        <w:rPr>
+          <w:rFonts w:ascii="TH SarabunPSK" w:hAnsi="TH SarabunPSK" w:cs="TH SarabunPSK"/>
+          <w:sz w:val="32"/>
+          <w:szCs w:val="32"/>
+        </w:rPr>
+      </w:pPr>
+      <w:r>
+        <w:rPr>
+          <w:rFonts w:ascii="TH SarabunPSK" w:hAnsi="TH SarabunPSK" w:cs="TH SarabunPSK"/>
+          <w:sz w:val="32"/>
+          <w:szCs w:val="32"/>
+          <w:cs/>
+        </w:rPr>
+        <w:t>ระบบรองรับการบันทึกประวัติการดำเนินงาน (</w:t>
+      </w:r>
+      <w:r>
+        <w:rPr>
+          <w:rFonts w:ascii="TH SarabunPSK" w:hAnsi="TH SarabunPSK" w:cs="TH SarabunPSK"/>
+          <w:sz w:val="32"/>
+          <w:szCs w:val="32"/>
+        </w:rPr>
+        <w:t xml:space="preserve">Logging System) </w:t>
+      </w:r>
+      <w:r>
+        <w:rPr>
+          <w:rFonts w:ascii="TH SarabunPSK" w:hAnsi="TH SarabunPSK" w:cs="TH SarabunPSK"/>
+          <w:sz w:val="32"/>
+          <w:szCs w:val="32"/>
+          <w:cs/>
+        </w:rPr>
+        <w:t>เพื่อให้สามารถตรวจสอบย้อนหลังได้ เช่น การนำเข้า การเบิก การคืน และการเปลี่ยนแปลงสถานะของถุงเลือด</w:t>
+      </w:r>
+    </w:p>
+    <w:p>
+      <w:pPr>
+        <w:pStyle w:val="ListParagraph"/>
+        <w:numPr>
+          <w:ilvl w:val="2"/>
+          <w:numId w:val="5"/>
+        </w:numPr>
+        <w:spacing w:after="0" w:line="240" w:lineRule="auto"/>
+        <w:contextualSpacing w:val="0"/>
+        <w:jc w:val="thaiDistribute"/>
+        <w:rPr>
+          <w:rFonts w:ascii="TH SarabunPSK" w:hAnsi="TH SarabunPSK" w:cs="TH SarabunPSK"/>
+          <w:sz w:val="32"/>
+          <w:szCs w:val="32"/>
+        </w:rPr>
+      </w:pPr>
+      <w:r>
+        <w:rPr>
+          <w:rFonts w:ascii="TH SarabunPSK" w:hAnsi="TH SarabunPSK" w:cs="TH SarabunPSK"/>
+          <w:sz w:val="32"/>
+          <w:szCs w:val="32"/>
+          <w:cs/>
+        </w:rPr>
+        <w:t xml:space="preserve">ระบบรองรับการขยายและปรับปรุงเพิ่มเติมในอนาคต เช่น การเพิ่มจำนวนอุปกรณ์ </w:t>
+      </w:r>
+      <w:r>
+        <w:rPr>
+          <w:rFonts w:ascii="TH SarabunPSK" w:hAnsi="TH SarabunPSK" w:cs="TH SarabunPSK"/>
+          <w:sz w:val="32"/>
+          <w:szCs w:val="32"/>
+        </w:rPr>
+        <w:t xml:space="preserve">Tablet </w:t>
+      </w:r>
+      <w:r>
+        <w:rPr>
+          <w:rFonts w:ascii="TH SarabunPSK" w:hAnsi="TH SarabunPSK" w:cs="TH SarabunPSK"/>
+          <w:sz w:val="32"/>
+          <w:szCs w:val="32"/>
+          <w:cs/>
+        </w:rPr>
+        <w:t xml:space="preserve">การเชื่อมต่ออุปกรณ์สแกน </w:t>
+      </w:r>
+      <w:r>
+        <w:rPr>
+          <w:rFonts w:ascii="TH SarabunPSK" w:hAnsi="TH SarabunPSK" w:cs="TH SarabunPSK"/>
+          <w:sz w:val="32"/>
+          <w:szCs w:val="32"/>
+        </w:rPr>
+        <w:t xml:space="preserve">Barcode </w:t>
+      </w:r>
+      <w:r>
+        <w:rPr>
+          <w:rFonts w:ascii="TH SarabunPSK" w:hAnsi="TH SarabunPSK" w:cs="TH SarabunPSK"/>
+          <w:sz w:val="32"/>
+          <w:szCs w:val="32"/>
+          <w:cs/>
+        </w:rPr>
+        <w:t>หรือการเชื่อมต่อกับระบบสารสนเทศของโรงพยาบาลในอนาคต</w:t>
       </w:r>
     </w:p>
     <w:p>
@@ -508,6 +1139,7 @@
           <w:szCs w:val="32"/>
           <w:cs/>
         </w:rPr>
+        <w:lastRenderedPageBreak/>
         <w:t>การพัฒนาระบบสำหรับ</w:t>
       </w:r>
       <w:r>
@@ -1391,7 +2023,6 @@
           <w:szCs w:val="32"/>
           <w:cs/>
         </w:rPr>
-        <w:lastRenderedPageBreak/>
         <w:t>ค้นหาและกรองข้อมูลถุงเลือดตามสถานะหรือกรุ๊ปเลือด</w:t>
       </w:r>
     </w:p>
@@ -1799,6 +2430,7 @@
           <w:szCs w:val="32"/>
           <w:cs/>
         </w:rPr>
+        <w:lastRenderedPageBreak/>
         <w:t>หากเป็น</w:t>
       </w:r>
       <w:r>
@@ -2715,7 +3347,6 @@
           <w:szCs w:val="32"/>
           <w:cs/>
         </w:rPr>
-        <w:lastRenderedPageBreak/>
         <w:t>ระงับหรือเปิดใช้งานบัญชีผู้ใช้งาน</w:t>
       </w:r>
     </w:p>
@@ -2994,6 +3625,7 @@
           <w:szCs w:val="32"/>
           <w:cs/>
         </w:rPr>
+        <w:lastRenderedPageBreak/>
         <w:t>แสดงสถิติการนำเข้า การเบิก และการคืนถุงเลือด</w:t>
       </w:r>
     </w:p>
@@ -3723,7 +4355,6 @@
           <w:szCs w:val="32"/>
           <w:cs/>
         </w:rPr>
-        <w:lastRenderedPageBreak/>
         <w:t xml:space="preserve">อุปกรณ์ </w:t>
       </w:r>
       <w:r>
@@ -4084,6 +4715,7 @@
           <w:szCs w:val="32"/>
           <w:cs/>
         </w:rPr>
+        <w:lastRenderedPageBreak/>
         <w:t xml:space="preserve">ระบบต้องสามารถรองรับการสแกน </w:t>
       </w:r>
       <w:r>
@@ -4863,7 +5495,287 @@
           <w:szCs w:val="32"/>
           <w:cs/>
         </w:rPr>
+        <w:t xml:space="preserve">หน้า </w:t>
+      </w:r>
+      <w:r>
+        <w:rPr>
+          <w:rFonts w:ascii="TH SarabunPSK" w:hAnsi="TH SarabunPSK" w:cs="TH SarabunPSK"/>
+          <w:b/>
+          <w:bCs/>
+          <w:sz w:val="32"/>
+          <w:szCs w:val="32"/>
+        </w:rPr>
+        <w:t xml:space="preserve">Home / Dashboard </w:t>
+      </w:r>
+      <w:r>
+        <w:rPr>
+          <w:rFonts w:ascii="TH SarabunPSK" w:hAnsi="TH SarabunPSK" w:cs="TH SarabunPSK"/>
+          <w:b/>
+          <w:bCs/>
+          <w:sz w:val="32"/>
+          <w:szCs w:val="32"/>
+          <w:cs/>
+        </w:rPr>
+        <w:t>สำหรับพยาบาลนำเลือดเข้า</w:t>
+      </w:r>
+      <w:r>
+        <w:rPr>
+          <w:rFonts w:ascii="TH SarabunPSK" w:hAnsi="TH SarabunPSK" w:cs="TH SarabunPSK" w:hint="cs"/>
+          <w:b/>
+          <w:bCs/>
+          <w:sz w:val="32"/>
+          <w:szCs w:val="32"/>
+          <w:cs/>
+        </w:rPr>
+        <w:t xml:space="preserve"> อ้</w:t>
+      </w:r>
+      <w:r>
+        <w:rPr>
+          <w:rFonts w:ascii="TH SarabunPSK" w:hAnsi="TH SarabunPSK" w:cs="TH SarabunPSK"/>
+          <w:b/>
+          <w:bCs/>
+          <w:sz w:val="32"/>
+          <w:szCs w:val="32"/>
+          <w:cs/>
+        </w:rPr>
+        <w:t xml:space="preserve">างอิง </w:t>
+      </w:r>
+      <w:r>
+        <w:rPr>
+          <w:rFonts w:ascii="TH SarabunPSK" w:hAnsi="TH SarabunPSK" w:cs="TH SarabunPSK"/>
+          <w:b/>
+          <w:bCs/>
+          <w:sz w:val="32"/>
+          <w:szCs w:val="32"/>
+        </w:rPr>
+        <w:t>4.1.1</w:t>
+      </w:r>
+    </w:p>
+    <w:p>
+      <w:pPr>
+        <w:pStyle w:val="ListParagraph"/>
+        <w:numPr>
+          <w:ilvl w:val="3"/>
+          <w:numId w:val="5"/>
+        </w:numPr>
+        <w:rPr>
+          <w:rFonts w:ascii="TH SarabunPSK" w:hAnsi="TH SarabunPSK" w:cs="TH SarabunPSK"/>
+          <w:sz w:val="32"/>
+          <w:szCs w:val="32"/>
+        </w:rPr>
+      </w:pPr>
+      <w:r>
+        <w:rPr>
+          <w:rFonts w:ascii="TH SarabunPSK" w:hAnsi="TH SarabunPSK" w:cs="TH SarabunPSK"/>
+          <w:sz w:val="32"/>
+          <w:szCs w:val="32"/>
+          <w:cs/>
+        </w:rPr>
+        <w:t xml:space="preserve">แสดงภาพรวมจำนวนถุงเลือดที่อยู่ใน </w:t>
+      </w:r>
+      <w:r>
+        <w:rPr>
+          <w:rFonts w:ascii="TH SarabunPSK" w:hAnsi="TH SarabunPSK" w:cs="TH SarabunPSK"/>
+          <w:sz w:val="32"/>
+          <w:szCs w:val="32"/>
+        </w:rPr>
+        <w:t xml:space="preserve">Buffer Cabinet </w:t>
+      </w:r>
+      <w:r>
+        <w:rPr>
+          <w:rFonts w:ascii="TH SarabunPSK" w:hAnsi="TH SarabunPSK" w:cs="TH SarabunPSK"/>
+          <w:sz w:val="32"/>
+          <w:szCs w:val="32"/>
+          <w:cs/>
+        </w:rPr>
+        <w:t>หรือตู้พักเลือด เพื่อให้พยาบาลสามารถตรวจสอบถุงเลือดที่รอจัดเก็บได้อย่างรวดเร็ว</w:t>
+      </w:r>
+    </w:p>
+    <w:p>
+      <w:pPr>
+        <w:pStyle w:val="ListParagraph"/>
+        <w:numPr>
+          <w:ilvl w:val="3"/>
+          <w:numId w:val="5"/>
+        </w:numPr>
+        <w:rPr>
+          <w:rFonts w:ascii="TH SarabunPSK" w:hAnsi="TH SarabunPSK" w:cs="TH SarabunPSK"/>
+          <w:sz w:val="32"/>
+          <w:szCs w:val="32"/>
+        </w:rPr>
+      </w:pPr>
+      <w:r>
+        <w:rPr>
+          <w:rFonts w:ascii="TH SarabunPSK" w:hAnsi="TH SarabunPSK" w:cs="TH SarabunPSK"/>
+          <w:sz w:val="32"/>
+          <w:szCs w:val="32"/>
+          <w:cs/>
+        </w:rPr>
+        <w:t xml:space="preserve">แสดงรายการถุงเลือดที่นำเข้าล่าสุด พร้อมข้อมูลสำคัญ เช่น </w:t>
+      </w:r>
+      <w:r>
+        <w:rPr>
+          <w:rFonts w:ascii="TH SarabunPSK" w:hAnsi="TH SarabunPSK" w:cs="TH SarabunPSK"/>
+          <w:sz w:val="32"/>
+          <w:szCs w:val="32"/>
+        </w:rPr>
+        <w:t xml:space="preserve">Barcode </w:t>
+      </w:r>
+      <w:r>
+        <w:rPr>
+          <w:rFonts w:ascii="TH SarabunPSK" w:hAnsi="TH SarabunPSK" w:cs="TH SarabunPSK"/>
+          <w:sz w:val="32"/>
+          <w:szCs w:val="32"/>
+          <w:cs/>
+        </w:rPr>
+        <w:t>กรุ๊ปเลือด วันที่รับบริจาค แหล่งที่มา และวันหมดอายุ</w:t>
+      </w:r>
+    </w:p>
+    <w:p>
+      <w:pPr>
+        <w:pStyle w:val="ListParagraph"/>
+        <w:numPr>
+          <w:ilvl w:val="3"/>
+          <w:numId w:val="5"/>
+        </w:numPr>
+        <w:rPr>
+          <w:rFonts w:ascii="TH SarabunPSK" w:hAnsi="TH SarabunPSK" w:cs="TH SarabunPSK"/>
+          <w:sz w:val="32"/>
+          <w:szCs w:val="32"/>
+        </w:rPr>
+      </w:pPr>
+      <w:r>
+        <w:rPr>
+          <w:rFonts w:ascii="TH SarabunPSK" w:hAnsi="TH SarabunPSK" w:cs="TH SarabunPSK"/>
+          <w:sz w:val="32"/>
+          <w:szCs w:val="32"/>
+          <w:cs/>
+        </w:rPr>
+        <w:t>แสดงสถานะของถุงเลือดที่อยู่ระหว่างรอจัดเก็บ เช่น รอตรวจสอบข้อมูล รอจัดเข้าตู้หลัก หรือพร้อมย้ายเข้าตำแหน่งจัดเก็บ</w:t>
+      </w:r>
+    </w:p>
+    <w:p>
+      <w:pPr>
+        <w:pStyle w:val="ListParagraph"/>
+        <w:numPr>
+          <w:ilvl w:val="3"/>
+          <w:numId w:val="5"/>
+        </w:numPr>
+        <w:rPr>
+          <w:rFonts w:ascii="TH SarabunPSK" w:hAnsi="TH SarabunPSK" w:cs="TH SarabunPSK"/>
+          <w:sz w:val="32"/>
+          <w:szCs w:val="32"/>
+        </w:rPr>
+      </w:pPr>
+      <w:r>
+        <w:rPr>
+          <w:rFonts w:ascii="TH SarabunPSK" w:hAnsi="TH SarabunPSK" w:cs="TH SarabunPSK"/>
+          <w:sz w:val="32"/>
+          <w:szCs w:val="32"/>
+          <w:cs/>
+        </w:rPr>
+        <w:t xml:space="preserve">แสดงการแจ้งเตือนกรณีพบข้อมูลผิดปกติ เช่น </w:t>
+      </w:r>
+      <w:r>
+        <w:rPr>
+          <w:rFonts w:ascii="TH SarabunPSK" w:hAnsi="TH SarabunPSK" w:cs="TH SarabunPSK"/>
+          <w:sz w:val="32"/>
+          <w:szCs w:val="32"/>
+        </w:rPr>
+        <w:t xml:space="preserve">Barcode </w:t>
+      </w:r>
+      <w:r>
+        <w:rPr>
+          <w:rFonts w:ascii="TH SarabunPSK" w:hAnsi="TH SarabunPSK" w:cs="TH SarabunPSK"/>
+          <w:sz w:val="32"/>
+          <w:szCs w:val="32"/>
+          <w:cs/>
+        </w:rPr>
+        <w:t>ซ้ำ ข้อมูลถุงเลือดไม่ครบถ้วน หรือวันรับบริจาคไม่ถูกต้อง</w:t>
+      </w:r>
+    </w:p>
+    <w:p>
+      <w:pPr>
+        <w:pStyle w:val="ListParagraph"/>
+        <w:numPr>
+          <w:ilvl w:val="3"/>
+          <w:numId w:val="5"/>
+        </w:numPr>
+        <w:rPr>
+          <w:rFonts w:ascii="TH SarabunPSK" w:hAnsi="TH SarabunPSK" w:cs="TH SarabunPSK"/>
+          <w:sz w:val="32"/>
+          <w:szCs w:val="32"/>
+        </w:rPr>
+      </w:pPr>
+      <w:r>
+        <w:rPr>
+          <w:rFonts w:ascii="TH SarabunPSK" w:hAnsi="TH SarabunPSK" w:cs="TH SarabunPSK"/>
+          <w:sz w:val="32"/>
+          <w:szCs w:val="32"/>
+          <w:cs/>
+        </w:rPr>
         <w:lastRenderedPageBreak/>
+        <w:t xml:space="preserve">แสดงปุ่มลัดสำหรับเข้าสู่ฟังก์ชันหลัก ได้แก่ นำเข้าถุงเลือด สแกน </w:t>
+      </w:r>
+      <w:r>
+        <w:rPr>
+          <w:rFonts w:ascii="TH SarabunPSK" w:hAnsi="TH SarabunPSK" w:cs="TH SarabunPSK"/>
+          <w:sz w:val="32"/>
+          <w:szCs w:val="32"/>
+        </w:rPr>
+        <w:t xml:space="preserve">Barcode </w:t>
+      </w:r>
+      <w:r>
+        <w:rPr>
+          <w:rFonts w:ascii="TH SarabunPSK" w:hAnsi="TH SarabunPSK" w:cs="TH SarabunPSK"/>
+          <w:sz w:val="32"/>
+          <w:szCs w:val="32"/>
+          <w:cs/>
+        </w:rPr>
+        <w:t xml:space="preserve">ดูรายการใน </w:t>
+      </w:r>
+      <w:r>
+        <w:rPr>
+          <w:rFonts w:ascii="TH SarabunPSK" w:hAnsi="TH SarabunPSK" w:cs="TH SarabunPSK"/>
+          <w:sz w:val="32"/>
+          <w:szCs w:val="32"/>
+        </w:rPr>
+        <w:t xml:space="preserve">Buffer Cabinet </w:t>
+      </w:r>
+      <w:r>
+        <w:rPr>
+          <w:rFonts w:ascii="TH SarabunPSK" w:hAnsi="TH SarabunPSK" w:cs="TH SarabunPSK"/>
+          <w:sz w:val="32"/>
+          <w:szCs w:val="32"/>
+          <w:cs/>
+        </w:rPr>
+        <w:t>และจัดเก็บถุงเลือดเข้าตู้หลัก</w:t>
+      </w:r>
+    </w:p>
+    <w:p>
+      <w:pPr>
+        <w:pStyle w:val="ListParagraph"/>
+        <w:numPr>
+          <w:ilvl w:val="2"/>
+          <w:numId w:val="5"/>
+        </w:numPr>
+        <w:rPr>
+          <w:rFonts w:ascii="TH SarabunPSK" w:hAnsi="TH SarabunPSK" w:cs="TH SarabunPSK"/>
+          <w:b/>
+          <w:bCs/>
+          <w:sz w:val="32"/>
+          <w:szCs w:val="32"/>
+        </w:rPr>
+      </w:pPr>
+      <w:r>
+        <w:rPr>
+          <w:rFonts w:ascii="TH SarabunPSK" w:hAnsi="TH SarabunPSK" w:cs="TH SarabunPSK"/>
+          <w:b/>
+          <w:bCs/>
+          <w:sz w:val="32"/>
+          <w:szCs w:val="32"/>
+          <w:cs/>
+        </w:rPr>
         <w:t xml:space="preserve">หน้า </w:t>
       </w:r>
       <w:r>
@@ -4885,7 +5797,7 @@
           <w:szCs w:val="32"/>
           <w:cs/>
         </w:rPr>
-        <w:t>สำหรับพยาบาลนำเลือดเข้า</w:t>
+        <w:t>สำหรับพยาบาลนำเลือดออก</w:t>
       </w:r>
       <w:r>
         <w:rPr>
@@ -4896,18 +5808,563 @@
           <w:szCs w:val="32"/>
           <w:cs/>
         </w:rPr>
-        <w:t xml:space="preserve"> อ้</w:t>
-      </w:r>
-      <w:r>
-        <w:rPr>
-          <w:rFonts w:ascii="TH SarabunPSK" w:hAnsi="TH SarabunPSK" w:cs="TH SarabunPSK"/>
-          <w:b/>
-          <w:bCs/>
-          <w:sz w:val="32"/>
-          <w:szCs w:val="32"/>
-          <w:cs/>
-        </w:rPr>
-        <w:t xml:space="preserve">างอิง </w:t>
+        <w:t xml:space="preserve"> </w:t>
+      </w:r>
+      <w:r>
+        <w:rPr>
+          <w:rFonts w:ascii="TH SarabunPSK" w:hAnsi="TH SarabunPSK" w:cs="TH SarabunPSK"/>
+          <w:b/>
+          <w:bCs/>
+          <w:sz w:val="32"/>
+          <w:szCs w:val="32"/>
+          <w:cs/>
+        </w:rPr>
+        <w:t xml:space="preserve">อ้างอิง </w:t>
+      </w:r>
+      <w:r>
+        <w:rPr>
+          <w:rFonts w:ascii="TH SarabunPSK" w:hAnsi="TH SarabunPSK" w:cs="TH SarabunPSK"/>
+          <w:b/>
+          <w:bCs/>
+          <w:sz w:val="32"/>
+          <w:szCs w:val="32"/>
+        </w:rPr>
+        <w:t>4.</w:t>
+      </w:r>
+      <w:r>
+        <w:rPr>
+          <w:rFonts w:ascii="TH SarabunPSK" w:hAnsi="TH SarabunPSK" w:cs="TH SarabunPSK"/>
+          <w:b/>
+          <w:bCs/>
+          <w:sz w:val="32"/>
+          <w:szCs w:val="32"/>
+        </w:rPr>
+        <w:t>1</w:t>
+      </w:r>
+      <w:r>
+        <w:rPr>
+          <w:rFonts w:ascii="TH SarabunPSK" w:hAnsi="TH SarabunPSK" w:cs="TH SarabunPSK"/>
+          <w:b/>
+          <w:bCs/>
+          <w:sz w:val="32"/>
+          <w:szCs w:val="32"/>
+        </w:rPr>
+        <w:t>.2</w:t>
+      </w:r>
+    </w:p>
+    <w:p>
+      <w:pPr>
+        <w:pStyle w:val="ListParagraph"/>
+        <w:numPr>
+          <w:ilvl w:val="3"/>
+          <w:numId w:val="5"/>
+        </w:numPr>
+        <w:rPr>
+          <w:rFonts w:ascii="TH SarabunPSK" w:hAnsi="TH SarabunPSK" w:cs="TH SarabunPSK"/>
+          <w:sz w:val="32"/>
+          <w:szCs w:val="32"/>
+        </w:rPr>
+      </w:pPr>
+      <w:r>
+        <w:rPr>
+          <w:rFonts w:ascii="TH SarabunPSK" w:hAnsi="TH SarabunPSK" w:cs="TH SarabunPSK"/>
+          <w:sz w:val="32"/>
+          <w:szCs w:val="32"/>
+          <w:cs/>
+        </w:rPr>
+        <w:t xml:space="preserve">แสดงภาพรวมจำนวนถุงเลือดที่พร้อมใช้งานใน </w:t>
+      </w:r>
+      <w:r>
+        <w:rPr>
+          <w:rFonts w:ascii="TH SarabunPSK" w:hAnsi="TH SarabunPSK" w:cs="TH SarabunPSK"/>
+          <w:sz w:val="32"/>
+          <w:szCs w:val="32"/>
+        </w:rPr>
+        <w:t xml:space="preserve">Main Cabinet </w:t>
+      </w:r>
+      <w:r>
+        <w:rPr>
+          <w:rFonts w:ascii="TH SarabunPSK" w:hAnsi="TH SarabunPSK" w:cs="TH SarabunPSK"/>
+          <w:sz w:val="32"/>
+          <w:szCs w:val="32"/>
+          <w:cs/>
+        </w:rPr>
+        <w:t xml:space="preserve">แยกตามกรุ๊ปเลือด เช่น </w:t>
+      </w:r>
+      <w:r>
+        <w:rPr>
+          <w:rFonts w:ascii="TH SarabunPSK" w:hAnsi="TH SarabunPSK" w:cs="TH SarabunPSK"/>
+          <w:sz w:val="32"/>
+          <w:szCs w:val="32"/>
+        </w:rPr>
+        <w:t xml:space="preserve">A, B, AB </w:t>
+      </w:r>
+      <w:r>
+        <w:rPr>
+          <w:rFonts w:ascii="TH SarabunPSK" w:hAnsi="TH SarabunPSK" w:cs="TH SarabunPSK"/>
+          <w:sz w:val="32"/>
+          <w:szCs w:val="32"/>
+          <w:cs/>
+        </w:rPr>
+        <w:t xml:space="preserve">และ </w:t>
+      </w:r>
+      <w:r>
+        <w:rPr>
+          <w:rFonts w:ascii="TH SarabunPSK" w:hAnsi="TH SarabunPSK" w:cs="TH SarabunPSK"/>
+          <w:sz w:val="32"/>
+          <w:szCs w:val="32"/>
+        </w:rPr>
+        <w:t>O</w:t>
+      </w:r>
+    </w:p>
+    <w:p>
+      <w:pPr>
+        <w:pStyle w:val="ListParagraph"/>
+        <w:numPr>
+          <w:ilvl w:val="3"/>
+          <w:numId w:val="5"/>
+        </w:numPr>
+        <w:rPr>
+          <w:rFonts w:ascii="TH SarabunPSK" w:hAnsi="TH SarabunPSK" w:cs="TH SarabunPSK"/>
+          <w:sz w:val="32"/>
+          <w:szCs w:val="32"/>
+        </w:rPr>
+      </w:pPr>
+      <w:r>
+        <w:rPr>
+          <w:rFonts w:ascii="TH SarabunPSK" w:hAnsi="TH SarabunPSK" w:cs="TH SarabunPSK"/>
+          <w:sz w:val="32"/>
+          <w:szCs w:val="32"/>
+          <w:cs/>
+        </w:rPr>
+        <w:t xml:space="preserve">แสดงรายการถุงเลือดที่ระบบแนะนำให้เบิกตามหลัก </w:t>
+      </w:r>
+      <w:r>
+        <w:rPr>
+          <w:rFonts w:ascii="TH SarabunPSK" w:hAnsi="TH SarabunPSK" w:cs="TH SarabunPSK"/>
+          <w:sz w:val="32"/>
+          <w:szCs w:val="32"/>
+        </w:rPr>
+        <w:t xml:space="preserve">FIFO </w:t>
+      </w:r>
+      <w:r>
+        <w:rPr>
+          <w:rFonts w:ascii="TH SarabunPSK" w:hAnsi="TH SarabunPSK" w:cs="TH SarabunPSK"/>
+          <w:sz w:val="32"/>
+          <w:szCs w:val="32"/>
+          <w:cs/>
+        </w:rPr>
+        <w:t>โดยพิจารณาจากวันที่รับบริจาคและวันหมดอายุ</w:t>
+      </w:r>
+    </w:p>
+    <w:p>
+      <w:pPr>
+        <w:pStyle w:val="ListParagraph"/>
+        <w:numPr>
+          <w:ilvl w:val="3"/>
+          <w:numId w:val="5"/>
+        </w:numPr>
+        <w:rPr>
+          <w:rFonts w:ascii="TH SarabunPSK" w:hAnsi="TH SarabunPSK" w:cs="TH SarabunPSK"/>
+          <w:sz w:val="32"/>
+          <w:szCs w:val="32"/>
+        </w:rPr>
+      </w:pPr>
+      <w:r>
+        <w:rPr>
+          <w:rFonts w:ascii="TH SarabunPSK" w:hAnsi="TH SarabunPSK" w:cs="TH SarabunPSK"/>
+          <w:sz w:val="32"/>
+          <w:szCs w:val="32"/>
+          <w:cs/>
+        </w:rPr>
+        <w:t>แสดงข้อมูลถุงเลือดใกล้หมดอายุ พร้อมจำแนกสีตามช่วงเวลา เช่น สีเขียว สีเหลือง และสีแดง เพื่อช่วยลดความเสี่ยงในการใช้เลือดผิดลำดับ</w:t>
+      </w:r>
+    </w:p>
+    <w:p>
+      <w:pPr>
+        <w:pStyle w:val="ListParagraph"/>
+        <w:numPr>
+          <w:ilvl w:val="3"/>
+          <w:numId w:val="5"/>
+        </w:numPr>
+        <w:rPr>
+          <w:rFonts w:ascii="TH SarabunPSK" w:hAnsi="TH SarabunPSK" w:cs="TH SarabunPSK"/>
+          <w:sz w:val="32"/>
+          <w:szCs w:val="32"/>
+        </w:rPr>
+      </w:pPr>
+      <w:r>
+        <w:rPr>
+          <w:rFonts w:ascii="TH SarabunPSK" w:hAnsi="TH SarabunPSK" w:cs="TH SarabunPSK"/>
+          <w:sz w:val="32"/>
+          <w:szCs w:val="32"/>
+          <w:cs/>
+        </w:rPr>
+        <w:t>แสดงสถานะการเบิกและคืนถุงเลือด เช่น พร้อมใช้งาน จองไว้ ใช้งานแล้ว คืนแล้ว หรือหมดอายุ</w:t>
+      </w:r>
+    </w:p>
+    <w:p>
+      <w:pPr>
+        <w:pStyle w:val="ListParagraph"/>
+        <w:numPr>
+          <w:ilvl w:val="3"/>
+          <w:numId w:val="5"/>
+        </w:numPr>
+        <w:rPr>
+          <w:rFonts w:ascii="TH SarabunPSK" w:hAnsi="TH SarabunPSK" w:cs="TH SarabunPSK"/>
+          <w:sz w:val="32"/>
+          <w:szCs w:val="32"/>
+        </w:rPr>
+      </w:pPr>
+      <w:r>
+        <w:rPr>
+          <w:rFonts w:ascii="TH SarabunPSK" w:hAnsi="TH SarabunPSK" w:cs="TH SarabunPSK"/>
+          <w:sz w:val="32"/>
+          <w:szCs w:val="32"/>
+          <w:cs/>
+        </w:rPr>
+        <w:t>แสดงปุ่มลัดสำหรับเข้าสู่ฟังก์ชันหลัก ได้แก่ เบิกถุงเลือด คืนถุงเลือด ค้นหาถุงเลือด และตรวจสอบประวัติการเบิกคืน</w:t>
+      </w:r>
+    </w:p>
+    <w:p>
+      <w:pPr>
+        <w:pStyle w:val="ListParagraph"/>
+        <w:numPr>
+          <w:ilvl w:val="2"/>
+          <w:numId w:val="5"/>
+        </w:numPr>
+        <w:rPr>
+          <w:rFonts w:ascii="TH SarabunPSK" w:hAnsi="TH SarabunPSK" w:cs="TH SarabunPSK"/>
+          <w:b/>
+          <w:bCs/>
+          <w:sz w:val="32"/>
+          <w:szCs w:val="32"/>
+        </w:rPr>
+      </w:pPr>
+      <w:r>
+        <w:rPr>
+          <w:rFonts w:ascii="TH SarabunPSK" w:hAnsi="TH SarabunPSK" w:cs="TH SarabunPSK"/>
+          <w:b/>
+          <w:bCs/>
+          <w:sz w:val="32"/>
+          <w:szCs w:val="32"/>
+          <w:cs/>
+        </w:rPr>
+        <w:t xml:space="preserve">หน้า </w:t>
+      </w:r>
+      <w:r>
+        <w:rPr>
+          <w:rFonts w:ascii="TH SarabunPSK" w:hAnsi="TH SarabunPSK" w:cs="TH SarabunPSK"/>
+          <w:b/>
+          <w:bCs/>
+          <w:sz w:val="32"/>
+          <w:szCs w:val="32"/>
+        </w:rPr>
+        <w:t xml:space="preserve">Home / Dashboard </w:t>
+      </w:r>
+      <w:r>
+        <w:rPr>
+          <w:rFonts w:ascii="TH SarabunPSK" w:hAnsi="TH SarabunPSK" w:cs="TH SarabunPSK"/>
+          <w:b/>
+          <w:bCs/>
+          <w:sz w:val="32"/>
+          <w:szCs w:val="32"/>
+          <w:cs/>
+        </w:rPr>
+        <w:t>สำหรับผู้ดูแลระบบ</w:t>
+      </w:r>
+      <w:r>
+        <w:rPr>
+          <w:rFonts w:ascii="TH SarabunPSK" w:hAnsi="TH SarabunPSK" w:cs="TH SarabunPSK"/>
+          <w:b/>
+          <w:bCs/>
+          <w:sz w:val="32"/>
+          <w:szCs w:val="32"/>
+        </w:rPr>
+        <w:t xml:space="preserve"> </w:t>
+      </w:r>
+      <w:r>
+        <w:rPr>
+          <w:rFonts w:ascii="TH SarabunPSK" w:hAnsi="TH SarabunPSK" w:cs="TH SarabunPSK"/>
+          <w:b/>
+          <w:bCs/>
+          <w:sz w:val="32"/>
+          <w:szCs w:val="32"/>
+          <w:cs/>
+        </w:rPr>
+        <w:t xml:space="preserve">อ้างอิง </w:t>
+      </w:r>
+      <w:r>
+        <w:rPr>
+          <w:rFonts w:ascii="TH SarabunPSK" w:hAnsi="TH SarabunPSK" w:cs="TH SarabunPSK"/>
+          <w:b/>
+          <w:bCs/>
+          <w:sz w:val="32"/>
+          <w:szCs w:val="32"/>
+        </w:rPr>
+        <w:t>4.1.3</w:t>
+      </w:r>
+    </w:p>
+    <w:p>
+      <w:pPr>
+        <w:pStyle w:val="ListParagraph"/>
+        <w:numPr>
+          <w:ilvl w:val="3"/>
+          <w:numId w:val="5"/>
+        </w:numPr>
+        <w:rPr>
+          <w:rFonts w:ascii="TH SarabunPSK" w:hAnsi="TH SarabunPSK" w:cs="TH SarabunPSK"/>
+          <w:sz w:val="32"/>
+          <w:szCs w:val="32"/>
+        </w:rPr>
+      </w:pPr>
+      <w:r>
+        <w:rPr>
+          <w:rFonts w:ascii="TH SarabunPSK" w:hAnsi="TH SarabunPSK" w:cs="TH SarabunPSK"/>
+          <w:sz w:val="32"/>
+          <w:szCs w:val="32"/>
+          <w:cs/>
+        </w:rPr>
+        <w:t xml:space="preserve">แสดงภาพรวมจำนวนถุงเลือดทั้งหมดในระบบ แยกตามสถานะ เช่น </w:t>
+      </w:r>
+      <w:r>
+        <w:rPr>
+          <w:rFonts w:ascii="TH SarabunPSK" w:hAnsi="TH SarabunPSK" w:cs="TH SarabunPSK"/>
+          <w:sz w:val="32"/>
+          <w:szCs w:val="32"/>
+        </w:rPr>
+        <w:t xml:space="preserve">Buffer, Available, Reserved, Used, Returned </w:t>
+      </w:r>
+      <w:r>
+        <w:rPr>
+          <w:rFonts w:ascii="TH SarabunPSK" w:hAnsi="TH SarabunPSK" w:cs="TH SarabunPSK"/>
+          <w:sz w:val="32"/>
+          <w:szCs w:val="32"/>
+          <w:cs/>
+        </w:rPr>
+        <w:t xml:space="preserve">และ </w:t>
+      </w:r>
+      <w:r>
+        <w:rPr>
+          <w:rFonts w:ascii="TH SarabunPSK" w:hAnsi="TH SarabunPSK" w:cs="TH SarabunPSK"/>
+          <w:sz w:val="32"/>
+          <w:szCs w:val="32"/>
+        </w:rPr>
+        <w:t>Expired</w:t>
+      </w:r>
+    </w:p>
+    <w:p>
+      <w:pPr>
+        <w:pStyle w:val="ListParagraph"/>
+        <w:numPr>
+          <w:ilvl w:val="3"/>
+          <w:numId w:val="5"/>
+        </w:numPr>
+        <w:rPr>
+          <w:rFonts w:ascii="TH SarabunPSK" w:hAnsi="TH SarabunPSK" w:cs="TH SarabunPSK"/>
+          <w:sz w:val="32"/>
+          <w:szCs w:val="32"/>
+        </w:rPr>
+      </w:pPr>
+      <w:r>
+        <w:rPr>
+          <w:rFonts w:ascii="TH SarabunPSK" w:hAnsi="TH SarabunPSK" w:cs="TH SarabunPSK"/>
+          <w:sz w:val="32"/>
+          <w:szCs w:val="32"/>
+          <w:cs/>
+        </w:rPr>
+        <w:t>แสดงจำนวนถุงเลือดคงเหลือแยกตามกรุ๊ปเลือด เพื่อใช้ในการติดตามปริมาณเลือดสำรองภายในธนาคารเลือด</w:t>
+      </w:r>
+    </w:p>
+    <w:p>
+      <w:pPr>
+        <w:pStyle w:val="ListParagraph"/>
+        <w:numPr>
+          <w:ilvl w:val="3"/>
+          <w:numId w:val="5"/>
+        </w:numPr>
+        <w:rPr>
+          <w:rFonts w:ascii="TH SarabunPSK" w:hAnsi="TH SarabunPSK" w:cs="TH SarabunPSK"/>
+          <w:sz w:val="32"/>
+          <w:szCs w:val="32"/>
+        </w:rPr>
+      </w:pPr>
+      <w:r>
+        <w:rPr>
+          <w:rFonts w:ascii="TH SarabunPSK" w:hAnsi="TH SarabunPSK" w:cs="TH SarabunPSK"/>
+          <w:sz w:val="32"/>
+          <w:szCs w:val="32"/>
+          <w:cs/>
+        </w:rPr>
+        <w:t>แสดงข้อมูลถุงเลือดใกล้หมดอายุและถุงเลือดหมดอายุ เพื่อให้ผู้ดูแลระบบสามารถติดตามและจัดการได้ทันเวลา</w:t>
+      </w:r>
+    </w:p>
+    <w:p>
+      <w:pPr>
+        <w:pStyle w:val="ListParagraph"/>
+        <w:numPr>
+          <w:ilvl w:val="3"/>
+          <w:numId w:val="5"/>
+        </w:numPr>
+        <w:rPr>
+          <w:rFonts w:ascii="TH SarabunPSK" w:hAnsi="TH SarabunPSK" w:cs="TH SarabunPSK"/>
+          <w:sz w:val="32"/>
+          <w:szCs w:val="32"/>
+        </w:rPr>
+      </w:pPr>
+      <w:r>
+        <w:rPr>
+          <w:rFonts w:ascii="TH SarabunPSK" w:hAnsi="TH SarabunPSK" w:cs="TH SarabunPSK"/>
+          <w:sz w:val="32"/>
+          <w:szCs w:val="32"/>
+          <w:cs/>
+        </w:rPr>
+        <w:t xml:space="preserve">แสดงสถิติการนำเข้า การเบิก และการคืนถุงเลือดในรูปแบบ </w:t>
+      </w:r>
+      <w:r>
+        <w:rPr>
+          <w:rFonts w:ascii="TH SarabunPSK" w:hAnsi="TH SarabunPSK" w:cs="TH SarabunPSK"/>
+          <w:sz w:val="32"/>
+          <w:szCs w:val="32"/>
+        </w:rPr>
+        <w:t xml:space="preserve">Dashboard </w:t>
+      </w:r>
+      <w:r>
+        <w:rPr>
+          <w:rFonts w:ascii="TH SarabunPSK" w:hAnsi="TH SarabunPSK" w:cs="TH SarabunPSK"/>
+          <w:sz w:val="32"/>
+          <w:szCs w:val="32"/>
+          <w:cs/>
+        </w:rPr>
+        <w:t>เช่น รายวัน รายสัปดาห์ หรือรายเดือน</w:t>
+      </w:r>
+    </w:p>
+    <w:p>
+      <w:pPr>
+        <w:pStyle w:val="ListParagraph"/>
+        <w:numPr>
+          <w:ilvl w:val="3"/>
+          <w:numId w:val="5"/>
+        </w:numPr>
+        <w:rPr>
+          <w:rFonts w:ascii="TH SarabunPSK" w:hAnsi="TH SarabunPSK" w:cs="TH SarabunPSK"/>
+          <w:sz w:val="32"/>
+          <w:szCs w:val="32"/>
+        </w:rPr>
+      </w:pPr>
+      <w:r>
+        <w:rPr>
+          <w:rFonts w:ascii="TH SarabunPSK" w:hAnsi="TH SarabunPSK" w:cs="TH SarabunPSK"/>
+          <w:sz w:val="32"/>
+          <w:szCs w:val="32"/>
+          <w:cs/>
+        </w:rPr>
+        <w:t xml:space="preserve">แสดงภาพรวมการใช้งานของตู้จัดเก็บเลือด เช่น จำนวน </w:t>
+      </w:r>
+      <w:r>
+        <w:rPr>
+          <w:rFonts w:ascii="TH SarabunPSK" w:hAnsi="TH SarabunPSK" w:cs="TH SarabunPSK"/>
+          <w:sz w:val="32"/>
+          <w:szCs w:val="32"/>
+        </w:rPr>
+        <w:t xml:space="preserve">Rack </w:t>
+      </w:r>
+      <w:r>
+        <w:rPr>
+          <w:rFonts w:ascii="TH SarabunPSK" w:hAnsi="TH SarabunPSK" w:cs="TH SarabunPSK"/>
+          <w:sz w:val="32"/>
+          <w:szCs w:val="32"/>
+          <w:cs/>
+        </w:rPr>
+        <w:t xml:space="preserve">และ </w:t>
+      </w:r>
+      <w:r>
+        <w:rPr>
+          <w:rFonts w:ascii="TH SarabunPSK" w:hAnsi="TH SarabunPSK" w:cs="TH SarabunPSK"/>
+          <w:sz w:val="32"/>
+          <w:szCs w:val="32"/>
+        </w:rPr>
+        <w:t xml:space="preserve">Slot </w:t>
+      </w:r>
+      <w:r>
+        <w:rPr>
+          <w:rFonts w:ascii="TH SarabunPSK" w:hAnsi="TH SarabunPSK" w:cs="TH SarabunPSK"/>
+          <w:sz w:val="32"/>
+          <w:szCs w:val="32"/>
+          <w:cs/>
+        </w:rPr>
+        <w:t>ที่ถูกใช้งาน พื้นที่ว่าง และตำแหน่งที่มีถุงเลือดใกล้หมดอายุ</w:t>
+      </w:r>
+    </w:p>
+    <w:p>
+      <w:pPr>
+        <w:pStyle w:val="ListParagraph"/>
+        <w:numPr>
+          <w:ilvl w:val="3"/>
+          <w:numId w:val="5"/>
+        </w:numPr>
+        <w:rPr>
+          <w:rFonts w:ascii="TH SarabunPSK" w:hAnsi="TH SarabunPSK" w:cs="TH SarabunPSK"/>
+          <w:sz w:val="32"/>
+          <w:szCs w:val="32"/>
+        </w:rPr>
+      </w:pPr>
+      <w:r>
+        <w:rPr>
+          <w:rFonts w:ascii="TH SarabunPSK" w:hAnsi="TH SarabunPSK" w:cs="TH SarabunPSK"/>
+          <w:sz w:val="32"/>
+          <w:szCs w:val="32"/>
+          <w:cs/>
+        </w:rPr>
+        <w:t>แสดงข้อมูลการทำงานล่าสุดของผู้ใช้งาน เช่น การนำเข้า การเบิก การคืน และการย้ายตำแหน่งถุงเลือด เพื่อสนับสนุนการตรวจสอบย้อนหลัง</w:t>
+      </w:r>
+    </w:p>
+    <w:p>
+      <w:pPr>
+        <w:pStyle w:val="ListParagraph"/>
+        <w:numPr>
+          <w:ilvl w:val="2"/>
+          <w:numId w:val="5"/>
+        </w:numPr>
+        <w:rPr>
+          <w:rFonts w:ascii="TH SarabunPSK" w:hAnsi="TH SarabunPSK" w:cs="TH SarabunPSK"/>
+          <w:b/>
+          <w:bCs/>
+          <w:sz w:val="32"/>
+          <w:szCs w:val="32"/>
+        </w:rPr>
+      </w:pPr>
+      <w:r>
+        <w:rPr>
+          <w:rFonts w:ascii="TH SarabunPSK" w:hAnsi="TH SarabunPSK" w:cs="TH SarabunPSK" w:hint="cs"/>
+          <w:b/>
+          <w:bCs/>
+          <w:sz w:val="32"/>
+          <w:szCs w:val="32"/>
+          <w:cs/>
+        </w:rPr>
+        <w:t xml:space="preserve">หน้านำเข้าถุงเลือด </w:t>
+      </w:r>
+      <w:r>
+        <w:rPr>
+          <w:rFonts w:ascii="TH SarabunPSK" w:hAnsi="TH SarabunPSK" w:cs="TH SarabunPSK"/>
+          <w:b/>
+          <w:bCs/>
+          <w:sz w:val="32"/>
+          <w:szCs w:val="32"/>
+        </w:rPr>
+        <w:t xml:space="preserve">Blood Receiving Page </w:t>
+      </w:r>
+      <w:r>
+        <w:rPr>
+          <w:rFonts w:ascii="TH SarabunPSK" w:hAnsi="TH SarabunPSK" w:cs="TH SarabunPSK"/>
+          <w:b/>
+          <w:bCs/>
+          <w:sz w:val="32"/>
+          <w:szCs w:val="32"/>
+          <w:cs/>
+        </w:rPr>
+        <w:t xml:space="preserve">อ้างอิง </w:t>
       </w:r>
       <w:r>
         <w:rPr>
@@ -4940,7 +6397,259 @@
           <w:szCs w:val="32"/>
           <w:cs/>
         </w:rPr>
-        <w:t xml:space="preserve">แสดงภาพรวมจำนวนถุงเลือดที่อยู่ใน </w:t>
+        <w:t xml:space="preserve">พัฒนาฟังก์ชันสำหรับสแกน </w:t>
+      </w:r>
+      <w:r>
+        <w:rPr>
+          <w:rFonts w:ascii="TH SarabunPSK" w:hAnsi="TH SarabunPSK" w:cs="TH SarabunPSK"/>
+          <w:sz w:val="32"/>
+          <w:szCs w:val="32"/>
+        </w:rPr>
+        <w:t xml:space="preserve">Barcode </w:t>
+      </w:r>
+      <w:r>
+        <w:rPr>
+          <w:rFonts w:ascii="TH SarabunPSK" w:hAnsi="TH SarabunPSK" w:cs="TH SarabunPSK"/>
+          <w:sz w:val="32"/>
+          <w:szCs w:val="32"/>
+          <w:cs/>
+        </w:rPr>
+        <w:t xml:space="preserve">ถุงเลือดผ่านอุปกรณ์ </w:t>
+      </w:r>
+      <w:r>
+        <w:rPr>
+          <w:rFonts w:ascii="TH SarabunPSK" w:hAnsi="TH SarabunPSK" w:cs="TH SarabunPSK"/>
+          <w:sz w:val="32"/>
+          <w:szCs w:val="32"/>
+        </w:rPr>
+        <w:t xml:space="preserve">Tablet </w:t>
+      </w:r>
+      <w:r>
+        <w:rPr>
+          <w:rFonts w:ascii="TH SarabunPSK" w:hAnsi="TH SarabunPSK" w:cs="TH SarabunPSK"/>
+          <w:sz w:val="32"/>
+          <w:szCs w:val="32"/>
+          <w:cs/>
+        </w:rPr>
+        <w:t xml:space="preserve">หรืออุปกรณ์สแกน </w:t>
+      </w:r>
+      <w:r>
+        <w:rPr>
+          <w:rFonts w:ascii="TH SarabunPSK" w:hAnsi="TH SarabunPSK" w:cs="TH SarabunPSK"/>
+          <w:sz w:val="32"/>
+          <w:szCs w:val="32"/>
+        </w:rPr>
+        <w:t xml:space="preserve">Barcode </w:t>
+      </w:r>
+      <w:r>
+        <w:rPr>
+          <w:rFonts w:ascii="TH SarabunPSK" w:hAnsi="TH SarabunPSK" w:cs="TH SarabunPSK"/>
+          <w:sz w:val="32"/>
+          <w:szCs w:val="32"/>
+          <w:cs/>
+        </w:rPr>
+        <w:t>ที่เชื่อมต่อกับระบบ</w:t>
+      </w:r>
+    </w:p>
+    <w:p>
+      <w:pPr>
+        <w:pStyle w:val="ListParagraph"/>
+        <w:numPr>
+          <w:ilvl w:val="3"/>
+          <w:numId w:val="5"/>
+        </w:numPr>
+        <w:rPr>
+          <w:rFonts w:ascii="TH SarabunPSK" w:hAnsi="TH SarabunPSK" w:cs="TH SarabunPSK"/>
+          <w:sz w:val="32"/>
+          <w:szCs w:val="32"/>
+        </w:rPr>
+      </w:pPr>
+      <w:r>
+        <w:rPr>
+          <w:rFonts w:ascii="TH SarabunPSK" w:hAnsi="TH SarabunPSK" w:cs="TH SarabunPSK"/>
+          <w:sz w:val="32"/>
+          <w:szCs w:val="32"/>
+          <w:cs/>
+        </w:rPr>
+        <w:t xml:space="preserve">พัฒนาฟังก์ชันสำหรับสแกน </w:t>
+      </w:r>
+      <w:r>
+        <w:rPr>
+          <w:rFonts w:ascii="TH SarabunPSK" w:hAnsi="TH SarabunPSK" w:cs="TH SarabunPSK"/>
+          <w:sz w:val="32"/>
+          <w:szCs w:val="32"/>
+        </w:rPr>
+        <w:t xml:space="preserve">Barcode </w:t>
+      </w:r>
+      <w:r>
+        <w:rPr>
+          <w:rFonts w:ascii="TH SarabunPSK" w:hAnsi="TH SarabunPSK" w:cs="TH SarabunPSK"/>
+          <w:sz w:val="32"/>
+          <w:szCs w:val="32"/>
+          <w:cs/>
+        </w:rPr>
+        <w:t xml:space="preserve">ถุงเลือดผ่านอุปกรณ์ </w:t>
+      </w:r>
+      <w:r>
+        <w:rPr>
+          <w:rFonts w:ascii="TH SarabunPSK" w:hAnsi="TH SarabunPSK" w:cs="TH SarabunPSK"/>
+          <w:sz w:val="32"/>
+          <w:szCs w:val="32"/>
+        </w:rPr>
+        <w:t xml:space="preserve">Tablet </w:t>
+      </w:r>
+      <w:r>
+        <w:rPr>
+          <w:rFonts w:ascii="TH SarabunPSK" w:hAnsi="TH SarabunPSK" w:cs="TH SarabunPSK"/>
+          <w:sz w:val="32"/>
+          <w:szCs w:val="32"/>
+          <w:cs/>
+        </w:rPr>
+        <w:t xml:space="preserve">หรืออุปกรณ์สแกน </w:t>
+      </w:r>
+      <w:r>
+        <w:rPr>
+          <w:rFonts w:ascii="TH SarabunPSK" w:hAnsi="TH SarabunPSK" w:cs="TH SarabunPSK"/>
+          <w:sz w:val="32"/>
+          <w:szCs w:val="32"/>
+        </w:rPr>
+        <w:t xml:space="preserve">Barcode </w:t>
+      </w:r>
+      <w:r>
+        <w:rPr>
+          <w:rFonts w:ascii="TH SarabunPSK" w:hAnsi="TH SarabunPSK" w:cs="TH SarabunPSK"/>
+          <w:sz w:val="32"/>
+          <w:szCs w:val="32"/>
+          <w:cs/>
+        </w:rPr>
+        <w:t>ที่เชื่อมต่อกับระบบ</w:t>
+      </w:r>
+    </w:p>
+    <w:p>
+      <w:pPr>
+        <w:pStyle w:val="ListParagraph"/>
+        <w:numPr>
+          <w:ilvl w:val="3"/>
+          <w:numId w:val="5"/>
+        </w:numPr>
+        <w:rPr>
+          <w:rFonts w:ascii="TH SarabunPSK" w:hAnsi="TH SarabunPSK" w:cs="TH SarabunPSK"/>
+          <w:sz w:val="32"/>
+          <w:szCs w:val="32"/>
+        </w:rPr>
+      </w:pPr>
+      <w:r>
+        <w:rPr>
+          <w:rFonts w:ascii="TH SarabunPSK" w:hAnsi="TH SarabunPSK" w:cs="TH SarabunPSK"/>
+          <w:sz w:val="32"/>
+          <w:szCs w:val="32"/>
+          <w:cs/>
+        </w:rPr>
+        <w:t xml:space="preserve">ระบบตรวจสอบความถูกต้องของข้อมูลถุงเลือด เช่น </w:t>
+      </w:r>
+      <w:r>
+        <w:rPr>
+          <w:rFonts w:ascii="TH SarabunPSK" w:hAnsi="TH SarabunPSK" w:cs="TH SarabunPSK"/>
+          <w:sz w:val="32"/>
+          <w:szCs w:val="32"/>
+        </w:rPr>
+        <w:t xml:space="preserve">Barcode </w:t>
+      </w:r>
+      <w:r>
+        <w:rPr>
+          <w:rFonts w:ascii="TH SarabunPSK" w:hAnsi="TH SarabunPSK" w:cs="TH SarabunPSK"/>
+          <w:sz w:val="32"/>
+          <w:szCs w:val="32"/>
+          <w:cs/>
+        </w:rPr>
+        <w:t>กรุ๊ปเลือด วันที่รับบริจาค แหล่งที่มา และข้อมูลที่จำเป็นอื่น ๆ</w:t>
+      </w:r>
+    </w:p>
+    <w:p>
+      <w:pPr>
+        <w:pStyle w:val="ListParagraph"/>
+        <w:numPr>
+          <w:ilvl w:val="3"/>
+          <w:numId w:val="5"/>
+        </w:numPr>
+        <w:rPr>
+          <w:rFonts w:ascii="TH SarabunPSK" w:hAnsi="TH SarabunPSK" w:cs="TH SarabunPSK"/>
+          <w:sz w:val="32"/>
+          <w:szCs w:val="32"/>
+        </w:rPr>
+      </w:pPr>
+      <w:r>
+        <w:rPr>
+          <w:rFonts w:ascii="TH SarabunPSK" w:hAnsi="TH SarabunPSK" w:cs="TH SarabunPSK"/>
+          <w:sz w:val="32"/>
+          <w:szCs w:val="32"/>
+          <w:cs/>
+        </w:rPr>
+        <w:lastRenderedPageBreak/>
+        <w:t xml:space="preserve">ระบบตรวจสอบ </w:t>
+      </w:r>
+      <w:r>
+        <w:rPr>
+          <w:rFonts w:ascii="TH SarabunPSK" w:hAnsi="TH SarabunPSK" w:cs="TH SarabunPSK"/>
+          <w:sz w:val="32"/>
+          <w:szCs w:val="32"/>
+        </w:rPr>
+        <w:t xml:space="preserve">Barcode </w:t>
+      </w:r>
+      <w:r>
+        <w:rPr>
+          <w:rFonts w:ascii="TH SarabunPSK" w:hAnsi="TH SarabunPSK" w:cs="TH SarabunPSK"/>
+          <w:sz w:val="32"/>
+          <w:szCs w:val="32"/>
+          <w:cs/>
+        </w:rPr>
+        <w:t>ซ้ำแบบเรียลไทม์ เพื่อป้องกันการบันทึกข้อมูลถุงเลือดซ้ำในระบบ</w:t>
+      </w:r>
+    </w:p>
+    <w:p>
+      <w:pPr>
+        <w:pStyle w:val="ListParagraph"/>
+        <w:numPr>
+          <w:ilvl w:val="3"/>
+          <w:numId w:val="5"/>
+        </w:numPr>
+        <w:rPr>
+          <w:rFonts w:ascii="TH SarabunPSK" w:hAnsi="TH SarabunPSK" w:cs="TH SarabunPSK"/>
+          <w:sz w:val="32"/>
+          <w:szCs w:val="32"/>
+        </w:rPr>
+      </w:pPr>
+      <w:r>
+        <w:rPr>
+          <w:rFonts w:ascii="TH SarabunPSK" w:hAnsi="TH SarabunPSK" w:cs="TH SarabunPSK"/>
+          <w:sz w:val="32"/>
+          <w:szCs w:val="32"/>
+          <w:cs/>
+        </w:rPr>
+        <w:t>ระบบคำนวณวันหมดอายุของถุงเลือดอัตโนมัติ โดยอ้างอิงจากวันที่รับบริจาค</w:t>
+      </w:r>
+    </w:p>
+    <w:p>
+      <w:pPr>
+        <w:pStyle w:val="ListParagraph"/>
+        <w:numPr>
+          <w:ilvl w:val="3"/>
+          <w:numId w:val="5"/>
+        </w:numPr>
+        <w:rPr>
+          <w:rFonts w:ascii="TH SarabunPSK" w:hAnsi="TH SarabunPSK" w:cs="TH SarabunPSK"/>
+          <w:sz w:val="32"/>
+          <w:szCs w:val="32"/>
+        </w:rPr>
+      </w:pPr>
+      <w:r>
+        <w:rPr>
+          <w:rFonts w:ascii="TH SarabunPSK" w:hAnsi="TH SarabunPSK" w:cs="TH SarabunPSK"/>
+          <w:sz w:val="32"/>
+          <w:szCs w:val="32"/>
+          <w:cs/>
+        </w:rPr>
+        <w:t xml:space="preserve">ระบบบันทึกข้อมูลถุงเลือดเข้าสู่ </w:t>
       </w:r>
       <w:r>
         <w:rPr>
@@ -4957,7 +6666,84 @@
           <w:szCs w:val="32"/>
           <w:cs/>
         </w:rPr>
-        <w:t>หรือตู้พักเลือด เพื่อให้พยาบาลสามารถตรวจสอบถุงเลือดที่รอจัดเก็บได้อย่างรวดเร็ว</w:t>
+        <w:t xml:space="preserve">และกำหนดสถานะเริ่มต้นเป็น </w:t>
+      </w:r>
+      <w:r>
+        <w:rPr>
+          <w:rFonts w:ascii="TH SarabunPSK" w:hAnsi="TH SarabunPSK" w:cs="TH SarabunPSK"/>
+          <w:sz w:val="32"/>
+          <w:szCs w:val="32"/>
+        </w:rPr>
+        <w:t>“Buffer”</w:t>
+      </w:r>
+    </w:p>
+    <w:p>
+      <w:pPr>
+        <w:pStyle w:val="ListParagraph"/>
+        <w:numPr>
+          <w:ilvl w:val="2"/>
+          <w:numId w:val="5"/>
+        </w:numPr>
+        <w:rPr>
+          <w:rFonts w:ascii="TH SarabunPSK" w:hAnsi="TH SarabunPSK" w:cs="TH SarabunPSK"/>
+          <w:b/>
+          <w:bCs/>
+          <w:sz w:val="32"/>
+          <w:szCs w:val="32"/>
+        </w:rPr>
+      </w:pPr>
+      <w:r>
+        <w:rPr>
+          <w:rFonts w:ascii="TH SarabunPSK" w:hAnsi="TH SarabunPSK" w:cs="TH SarabunPSK"/>
+          <w:b/>
+          <w:bCs/>
+          <w:sz w:val="32"/>
+          <w:szCs w:val="32"/>
+          <w:cs/>
+        </w:rPr>
+        <w:t>หน้าจัดเก็บถุงเลือด</w:t>
+      </w:r>
+      <w:r>
+        <w:rPr>
+          <w:rFonts w:ascii="TH SarabunPSK" w:hAnsi="TH SarabunPSK" w:cs="TH SarabunPSK" w:hint="cs"/>
+          <w:b/>
+          <w:bCs/>
+          <w:sz w:val="32"/>
+          <w:szCs w:val="32"/>
+          <w:cs/>
+        </w:rPr>
+        <w:t xml:space="preserve"> </w:t>
+      </w:r>
+      <w:r>
+        <w:rPr>
+          <w:rFonts w:ascii="TH SarabunPSK" w:hAnsi="TH SarabunPSK" w:cs="TH SarabunPSK"/>
+          <w:b/>
+          <w:bCs/>
+          <w:sz w:val="32"/>
+          <w:szCs w:val="32"/>
+        </w:rPr>
+        <w:t xml:space="preserve">Put Away Page </w:t>
+      </w:r>
+      <w:r>
+        <w:rPr>
+          <w:rFonts w:ascii="TH SarabunPSK" w:hAnsi="TH SarabunPSK" w:cs="TH SarabunPSK"/>
+          <w:b/>
+          <w:bCs/>
+          <w:sz w:val="32"/>
+          <w:szCs w:val="32"/>
+          <w:cs/>
+        </w:rPr>
+        <w:t xml:space="preserve">อ้างอิง </w:t>
+      </w:r>
+      <w:r>
+        <w:rPr>
+          <w:rFonts w:ascii="TH SarabunPSK" w:hAnsi="TH SarabunPSK" w:cs="TH SarabunPSK"/>
+          <w:b/>
+          <w:bCs/>
+          <w:sz w:val="32"/>
+          <w:szCs w:val="32"/>
+        </w:rPr>
+        <w:t>4.1.1</w:t>
       </w:r>
     </w:p>
     <w:p>
@@ -4980,7 +6766,328 @@
           <w:szCs w:val="32"/>
           <w:cs/>
         </w:rPr>
-        <w:t xml:space="preserve">แสดงรายการถุงเลือดที่นำเข้าล่าสุด พร้อมข้อมูลสำคัญ เช่น </w:t>
+        <w:t xml:space="preserve">แสดงรายการถุงเลือดที่อยู่ใน </w:t>
+      </w:r>
+      <w:r>
+        <w:rPr>
+          <w:rFonts w:ascii="TH SarabunPSK" w:hAnsi="TH SarabunPSK" w:cs="TH SarabunPSK"/>
+          <w:sz w:val="32"/>
+          <w:szCs w:val="32"/>
+        </w:rPr>
+        <w:t xml:space="preserve">Buffer Cabinet </w:t>
+      </w:r>
+      <w:r>
+        <w:rPr>
+          <w:rFonts w:ascii="TH SarabunPSK" w:hAnsi="TH SarabunPSK" w:cs="TH SarabunPSK"/>
+          <w:sz w:val="32"/>
+          <w:szCs w:val="32"/>
+          <w:cs/>
+        </w:rPr>
+        <w:t xml:space="preserve">เพื่อให้พยาบาลเลือกถุงเลือดที่ต้องการจัดเก็บเข้าสู่ </w:t>
+      </w:r>
+      <w:r>
+        <w:rPr>
+          <w:rFonts w:ascii="TH SarabunPSK" w:hAnsi="TH SarabunPSK" w:cs="TH SarabunPSK"/>
+          <w:sz w:val="32"/>
+          <w:szCs w:val="32"/>
+        </w:rPr>
+        <w:t>Main Cabinet</w:t>
+      </w:r>
+    </w:p>
+    <w:p>
+      <w:pPr>
+        <w:pStyle w:val="ListParagraph"/>
+        <w:numPr>
+          <w:ilvl w:val="3"/>
+          <w:numId w:val="5"/>
+        </w:numPr>
+        <w:rPr>
+          <w:rFonts w:ascii="TH SarabunPSK" w:hAnsi="TH SarabunPSK" w:cs="TH SarabunPSK"/>
+          <w:sz w:val="32"/>
+          <w:szCs w:val="32"/>
+        </w:rPr>
+      </w:pPr>
+      <w:r>
+        <w:rPr>
+          <w:rFonts w:ascii="TH SarabunPSK" w:hAnsi="TH SarabunPSK" w:cs="TH SarabunPSK"/>
+          <w:sz w:val="32"/>
+          <w:szCs w:val="32"/>
+          <w:cs/>
+        </w:rPr>
+        <w:t xml:space="preserve">ระบบแนะนำตำแหน่งจัดเก็บที่เหมาะสมภายใน </w:t>
+      </w:r>
+      <w:r>
+        <w:rPr>
+          <w:rFonts w:ascii="TH SarabunPSK" w:hAnsi="TH SarabunPSK" w:cs="TH SarabunPSK"/>
+          <w:sz w:val="32"/>
+          <w:szCs w:val="32"/>
+        </w:rPr>
+        <w:t xml:space="preserve">Main Cabinet </w:t>
+      </w:r>
+      <w:r>
+        <w:rPr>
+          <w:rFonts w:ascii="TH SarabunPSK" w:hAnsi="TH SarabunPSK" w:cs="TH SarabunPSK"/>
+          <w:sz w:val="32"/>
+          <w:szCs w:val="32"/>
+          <w:cs/>
+        </w:rPr>
+        <w:t xml:space="preserve">โดยพิจารณาจากกรุ๊ปเลือด วันหมดอายุ และพื้นที่ว่างของ </w:t>
+      </w:r>
+      <w:r>
+        <w:rPr>
+          <w:rFonts w:ascii="TH SarabunPSK" w:hAnsi="TH SarabunPSK" w:cs="TH SarabunPSK"/>
+          <w:sz w:val="32"/>
+          <w:szCs w:val="32"/>
+        </w:rPr>
+        <w:t>Slot</w:t>
+      </w:r>
+    </w:p>
+    <w:p>
+      <w:pPr>
+        <w:pStyle w:val="ListParagraph"/>
+        <w:numPr>
+          <w:ilvl w:val="3"/>
+          <w:numId w:val="5"/>
+        </w:numPr>
+        <w:rPr>
+          <w:rFonts w:ascii="TH SarabunPSK" w:hAnsi="TH SarabunPSK" w:cs="TH SarabunPSK"/>
+          <w:sz w:val="32"/>
+          <w:szCs w:val="32"/>
+        </w:rPr>
+      </w:pPr>
+      <w:r>
+        <w:rPr>
+          <w:rFonts w:ascii="TH SarabunPSK" w:hAnsi="TH SarabunPSK" w:cs="TH SarabunPSK"/>
+          <w:sz w:val="32"/>
+          <w:szCs w:val="32"/>
+          <w:cs/>
+        </w:rPr>
+        <w:t xml:space="preserve">แสดงตำแหน่ง </w:t>
+      </w:r>
+      <w:r>
+        <w:rPr>
+          <w:rFonts w:ascii="TH SarabunPSK" w:hAnsi="TH SarabunPSK" w:cs="TH SarabunPSK"/>
+          <w:sz w:val="32"/>
+          <w:szCs w:val="32"/>
+        </w:rPr>
+        <w:t xml:space="preserve">Rack </w:t>
+      </w:r>
+      <w:r>
+        <w:rPr>
+          <w:rFonts w:ascii="TH SarabunPSK" w:hAnsi="TH SarabunPSK" w:cs="TH SarabunPSK"/>
+          <w:sz w:val="32"/>
+          <w:szCs w:val="32"/>
+          <w:cs/>
+        </w:rPr>
+        <w:t xml:space="preserve">และ </w:t>
+      </w:r>
+      <w:r>
+        <w:rPr>
+          <w:rFonts w:ascii="TH SarabunPSK" w:hAnsi="TH SarabunPSK" w:cs="TH SarabunPSK"/>
+          <w:sz w:val="32"/>
+          <w:szCs w:val="32"/>
+        </w:rPr>
+        <w:t xml:space="preserve">Slot </w:t>
+      </w:r>
+      <w:r>
+        <w:rPr>
+          <w:rFonts w:ascii="TH SarabunPSK" w:hAnsi="TH SarabunPSK" w:cs="TH SarabunPSK"/>
+          <w:sz w:val="32"/>
+          <w:szCs w:val="32"/>
+          <w:cs/>
+        </w:rPr>
+        <w:t>ในรูปแบบที่เข้าใจง่าย เพื่อให้ผู้ใช้งานสามารถตรวจสอบตำแหน่งจัดเก็บได้อย่างถูกต้อง</w:t>
+      </w:r>
+    </w:p>
+    <w:p>
+      <w:pPr>
+        <w:pStyle w:val="ListParagraph"/>
+        <w:numPr>
+          <w:ilvl w:val="3"/>
+          <w:numId w:val="5"/>
+        </w:numPr>
+        <w:rPr>
+          <w:rFonts w:ascii="TH SarabunPSK" w:hAnsi="TH SarabunPSK" w:cs="TH SarabunPSK"/>
+          <w:sz w:val="32"/>
+          <w:szCs w:val="32"/>
+        </w:rPr>
+      </w:pPr>
+      <w:r>
+        <w:rPr>
+          <w:rFonts w:ascii="TH SarabunPSK" w:hAnsi="TH SarabunPSK" w:cs="TH SarabunPSK"/>
+          <w:sz w:val="32"/>
+          <w:szCs w:val="32"/>
+          <w:cs/>
+        </w:rPr>
+        <w:t xml:space="preserve">ระบบป้องกันการจัดเก็บถุงเลือดเกินจำนวนสูงสุดในแต่ละ </w:t>
+      </w:r>
+      <w:r>
+        <w:rPr>
+          <w:rFonts w:ascii="TH SarabunPSK" w:hAnsi="TH SarabunPSK" w:cs="TH SarabunPSK"/>
+          <w:sz w:val="32"/>
+          <w:szCs w:val="32"/>
+        </w:rPr>
+        <w:t>Slot</w:t>
+      </w:r>
+    </w:p>
+    <w:p>
+      <w:pPr>
+        <w:pStyle w:val="ListParagraph"/>
+        <w:numPr>
+          <w:ilvl w:val="3"/>
+          <w:numId w:val="5"/>
+        </w:numPr>
+        <w:rPr>
+          <w:rFonts w:ascii="TH SarabunPSK" w:hAnsi="TH SarabunPSK" w:cs="TH SarabunPSK"/>
+          <w:sz w:val="32"/>
+          <w:szCs w:val="32"/>
+        </w:rPr>
+      </w:pPr>
+      <w:r>
+        <w:rPr>
+          <w:rFonts w:ascii="TH SarabunPSK" w:hAnsi="TH SarabunPSK" w:cs="TH SarabunPSK"/>
+          <w:sz w:val="32"/>
+          <w:szCs w:val="32"/>
+          <w:cs/>
+        </w:rPr>
+        <w:t>เมื่อยืนยันการจัดเก็บ ระบบ</w:t>
+      </w:r>
+      <w:proofErr w:type="spellStart"/>
+      <w:r>
+        <w:rPr>
+          <w:rFonts w:ascii="TH SarabunPSK" w:hAnsi="TH SarabunPSK" w:cs="TH SarabunPSK"/>
+          <w:sz w:val="32"/>
+          <w:szCs w:val="32"/>
+          <w:cs/>
+        </w:rPr>
+        <w:t>จะอัปเดต</w:t>
+      </w:r>
+      <w:proofErr w:type="spellEnd"/>
+      <w:r>
+        <w:rPr>
+          <w:rFonts w:ascii="TH SarabunPSK" w:hAnsi="TH SarabunPSK" w:cs="TH SarabunPSK"/>
+          <w:sz w:val="32"/>
+          <w:szCs w:val="32"/>
+          <w:cs/>
+        </w:rPr>
+        <w:t xml:space="preserve">ตำแหน่งจัดเก็บและเปลี่ยนสถานะถุงเลือดจาก </w:t>
+      </w:r>
+      <w:r>
+        <w:rPr>
+          <w:rFonts w:ascii="TH SarabunPSK" w:hAnsi="TH SarabunPSK" w:cs="TH SarabunPSK"/>
+          <w:sz w:val="32"/>
+          <w:szCs w:val="32"/>
+        </w:rPr>
+        <w:t xml:space="preserve">“Buffer” </w:t>
+      </w:r>
+      <w:r>
+        <w:rPr>
+          <w:rFonts w:ascii="TH SarabunPSK" w:hAnsi="TH SarabunPSK" w:cs="TH SarabunPSK"/>
+          <w:sz w:val="32"/>
+          <w:szCs w:val="32"/>
+          <w:cs/>
+        </w:rPr>
+        <w:t xml:space="preserve">เป็น </w:t>
+      </w:r>
+      <w:r>
+        <w:rPr>
+          <w:rFonts w:ascii="TH SarabunPSK" w:hAnsi="TH SarabunPSK" w:cs="TH SarabunPSK"/>
+          <w:sz w:val="32"/>
+          <w:szCs w:val="32"/>
+        </w:rPr>
+        <w:t>“Available”</w:t>
+      </w:r>
+    </w:p>
+    <w:p>
+      <w:pPr>
+        <w:pStyle w:val="ListParagraph"/>
+        <w:numPr>
+          <w:ilvl w:val="2"/>
+          <w:numId w:val="5"/>
+        </w:numPr>
+        <w:rPr>
+          <w:rFonts w:ascii="TH SarabunPSK" w:hAnsi="TH SarabunPSK" w:cs="TH SarabunPSK"/>
+          <w:b/>
+          <w:bCs/>
+          <w:sz w:val="32"/>
+          <w:szCs w:val="32"/>
+        </w:rPr>
+      </w:pPr>
+      <w:r>
+        <w:rPr>
+          <w:rFonts w:ascii="TH SarabunPSK" w:hAnsi="TH SarabunPSK" w:cs="TH SarabunPSK"/>
+          <w:b/>
+          <w:bCs/>
+          <w:sz w:val="32"/>
+          <w:szCs w:val="32"/>
+          <w:cs/>
+        </w:rPr>
+        <w:t>หน้าเบิกถุงเลือด</w:t>
+      </w:r>
+      <w:r>
+        <w:rPr>
+          <w:rFonts w:ascii="TH SarabunPSK" w:hAnsi="TH SarabunPSK" w:cs="TH SarabunPSK" w:hint="cs"/>
+          <w:b/>
+          <w:bCs/>
+          <w:sz w:val="32"/>
+          <w:szCs w:val="32"/>
+          <w:cs/>
+        </w:rPr>
+        <w:t xml:space="preserve"> </w:t>
+      </w:r>
+      <w:r>
+        <w:rPr>
+          <w:rFonts w:ascii="TH SarabunPSK" w:hAnsi="TH SarabunPSK" w:cs="TH SarabunPSK"/>
+          <w:b/>
+          <w:bCs/>
+          <w:sz w:val="32"/>
+          <w:szCs w:val="32"/>
+        </w:rPr>
+        <w:t xml:space="preserve">Blood Issue Page </w:t>
+      </w:r>
+      <w:r>
+        <w:rPr>
+          <w:rFonts w:ascii="TH SarabunPSK" w:hAnsi="TH SarabunPSK" w:cs="TH SarabunPSK"/>
+          <w:b/>
+          <w:bCs/>
+          <w:sz w:val="32"/>
+          <w:szCs w:val="32"/>
+          <w:cs/>
+        </w:rPr>
+        <w:t xml:space="preserve">อ้างอิง </w:t>
+      </w:r>
+      <w:r>
+        <w:rPr>
+          <w:rFonts w:ascii="TH SarabunPSK" w:hAnsi="TH SarabunPSK" w:cs="TH SarabunPSK"/>
+          <w:b/>
+          <w:bCs/>
+          <w:sz w:val="32"/>
+          <w:szCs w:val="32"/>
+        </w:rPr>
+        <w:t>4.1.2</w:t>
+      </w:r>
+    </w:p>
+    <w:p>
+      <w:pPr>
+        <w:pStyle w:val="ListParagraph"/>
+        <w:numPr>
+          <w:ilvl w:val="3"/>
+          <w:numId w:val="5"/>
+        </w:numPr>
+        <w:rPr>
+          <w:rFonts w:ascii="TH SarabunPSK" w:hAnsi="TH SarabunPSK" w:cs="TH SarabunPSK"/>
+          <w:sz w:val="32"/>
+          <w:szCs w:val="32"/>
+        </w:rPr>
+      </w:pPr>
+      <w:r>
+        <w:rPr>
+          <w:rFonts w:ascii="TH SarabunPSK" w:hAnsi="TH SarabunPSK" w:cs="TH SarabunPSK"/>
+          <w:sz w:val="32"/>
+          <w:szCs w:val="32"/>
+          <w:cs/>
+        </w:rPr>
+        <w:t xml:space="preserve">พัฒนาฟังก์ชันสำหรับค้นหาถุงเลือดตาม </w:t>
       </w:r>
       <w:r>
         <w:rPr>
@@ -4997,7 +7104,7 @@
           <w:szCs w:val="32"/>
           <w:cs/>
         </w:rPr>
-        <w:t>กรุ๊ปเลือด วันที่รับบริจาค แหล่งที่มา และวันหมดอายุ</w:t>
+        <w:t>กรุ๊ปเลือด หรือสถานะของถุงเลือด</w:t>
       </w:r>
     </w:p>
     <w:p>
@@ -5020,7 +7127,24 @@
           <w:szCs w:val="32"/>
           <w:cs/>
         </w:rPr>
-        <w:t>แสดงสถานะของถุงเลือดที่อยู่ระหว่างรอจัดเก็บ เช่น รอตรวจสอบข้อมูล รอจัดเข้าตู้หลัก หรือพร้อมย้ายเข้าตำแหน่งจัดเก็บ</w:t>
+        <w:t xml:space="preserve">ระบบแนะนำถุงเลือดที่ควรเบิกตามหลัก </w:t>
+      </w:r>
+      <w:r>
+        <w:rPr>
+          <w:rFonts w:ascii="TH SarabunPSK" w:hAnsi="TH SarabunPSK" w:cs="TH SarabunPSK"/>
+          <w:sz w:val="32"/>
+          <w:szCs w:val="32"/>
+        </w:rPr>
+        <w:t xml:space="preserve">FIFO </w:t>
+      </w:r>
+      <w:r>
+        <w:rPr>
+          <w:rFonts w:ascii="TH SarabunPSK" w:hAnsi="TH SarabunPSK" w:cs="TH SarabunPSK"/>
+          <w:sz w:val="32"/>
+          <w:szCs w:val="32"/>
+          <w:cs/>
+        </w:rPr>
+        <w:t>เพื่อให้ถุงเลือดที่รับเข้าก่อนหรือใกล้หมดอายุถูกนำไปใช้ก่อน</w:t>
       </w:r>
     </w:p>
     <w:p>
@@ -5043,7 +7167,232 @@
           <w:szCs w:val="32"/>
           <w:cs/>
         </w:rPr>
-        <w:t xml:space="preserve">แสดงการแจ้งเตือนกรณีพบข้อมูลผิดปกติ เช่น </w:t>
+        <w:t xml:space="preserve">แสดงตำแหน่งจัดเก็บถุงเลือดภายใน </w:t>
+      </w:r>
+      <w:r>
+        <w:rPr>
+          <w:rFonts w:ascii="TH SarabunPSK" w:hAnsi="TH SarabunPSK" w:cs="TH SarabunPSK"/>
+          <w:sz w:val="32"/>
+          <w:szCs w:val="32"/>
+        </w:rPr>
+        <w:t xml:space="preserve">Main Cabinet </w:t>
+      </w:r>
+      <w:r>
+        <w:rPr>
+          <w:rFonts w:ascii="TH SarabunPSK" w:hAnsi="TH SarabunPSK" w:cs="TH SarabunPSK"/>
+          <w:sz w:val="32"/>
+          <w:szCs w:val="32"/>
+          <w:cs/>
+        </w:rPr>
+        <w:t xml:space="preserve">เช่น </w:t>
+      </w:r>
+      <w:r>
+        <w:rPr>
+          <w:rFonts w:ascii="TH SarabunPSK" w:hAnsi="TH SarabunPSK" w:cs="TH SarabunPSK"/>
+          <w:sz w:val="32"/>
+          <w:szCs w:val="32"/>
+        </w:rPr>
+        <w:t xml:space="preserve">Rack, Slot </w:t>
+      </w:r>
+      <w:r>
+        <w:rPr>
+          <w:rFonts w:ascii="TH SarabunPSK" w:hAnsi="TH SarabunPSK" w:cs="TH SarabunPSK"/>
+          <w:sz w:val="32"/>
+          <w:szCs w:val="32"/>
+          <w:cs/>
+        </w:rPr>
+        <w:t xml:space="preserve">และตำแหน่งภายใน </w:t>
+      </w:r>
+      <w:r>
+        <w:rPr>
+          <w:rFonts w:ascii="TH SarabunPSK" w:hAnsi="TH SarabunPSK" w:cs="TH SarabunPSK"/>
+          <w:sz w:val="32"/>
+          <w:szCs w:val="32"/>
+        </w:rPr>
+        <w:t>Slot</w:t>
+      </w:r>
+    </w:p>
+    <w:p>
+      <w:pPr>
+        <w:pStyle w:val="ListParagraph"/>
+        <w:numPr>
+          <w:ilvl w:val="3"/>
+          <w:numId w:val="5"/>
+        </w:numPr>
+        <w:rPr>
+          <w:rFonts w:ascii="TH SarabunPSK" w:hAnsi="TH SarabunPSK" w:cs="TH SarabunPSK"/>
+          <w:sz w:val="32"/>
+          <w:szCs w:val="32"/>
+        </w:rPr>
+      </w:pPr>
+      <w:r>
+        <w:rPr>
+          <w:rFonts w:ascii="TH SarabunPSK" w:hAnsi="TH SarabunPSK" w:cs="TH SarabunPSK"/>
+          <w:sz w:val="32"/>
+          <w:szCs w:val="32"/>
+          <w:cs/>
+        </w:rPr>
+        <w:t xml:space="preserve">ผู้ใช้งานสามารถยืนยันการเบิกถุงเลือดออกจากระบบผ่าน </w:t>
+      </w:r>
+      <w:r>
+        <w:rPr>
+          <w:rFonts w:ascii="TH SarabunPSK" w:hAnsi="TH SarabunPSK" w:cs="TH SarabunPSK"/>
+          <w:sz w:val="32"/>
+          <w:szCs w:val="32"/>
+        </w:rPr>
+        <w:t>Tablet</w:t>
+      </w:r>
+    </w:p>
+    <w:p>
+      <w:pPr>
+        <w:pStyle w:val="ListParagraph"/>
+        <w:numPr>
+          <w:ilvl w:val="3"/>
+          <w:numId w:val="5"/>
+        </w:numPr>
+        <w:rPr>
+          <w:rFonts w:ascii="TH SarabunPSK" w:hAnsi="TH SarabunPSK" w:cs="TH SarabunPSK"/>
+          <w:sz w:val="32"/>
+          <w:szCs w:val="32"/>
+        </w:rPr>
+      </w:pPr>
+      <w:r>
+        <w:rPr>
+          <w:rFonts w:ascii="TH SarabunPSK" w:hAnsi="TH SarabunPSK" w:cs="TH SarabunPSK"/>
+          <w:sz w:val="32"/>
+          <w:szCs w:val="32"/>
+          <w:cs/>
+        </w:rPr>
+        <w:t>เมื่อยืนยันการเบิก ระบบ</w:t>
+      </w:r>
+      <w:proofErr w:type="spellStart"/>
+      <w:r>
+        <w:rPr>
+          <w:rFonts w:ascii="TH SarabunPSK" w:hAnsi="TH SarabunPSK" w:cs="TH SarabunPSK"/>
+          <w:sz w:val="32"/>
+          <w:szCs w:val="32"/>
+          <w:cs/>
+        </w:rPr>
+        <w:t>จะอัปเดต</w:t>
+      </w:r>
+      <w:proofErr w:type="spellEnd"/>
+      <w:r>
+        <w:rPr>
+          <w:rFonts w:ascii="TH SarabunPSK" w:hAnsi="TH SarabunPSK" w:cs="TH SarabunPSK"/>
+          <w:sz w:val="32"/>
+          <w:szCs w:val="32"/>
+          <w:cs/>
+        </w:rPr>
+        <w:t xml:space="preserve">สถานะถุงเลือดเป็น </w:t>
+      </w:r>
+      <w:r>
+        <w:rPr>
+          <w:rFonts w:ascii="TH SarabunPSK" w:hAnsi="TH SarabunPSK" w:cs="TH SarabunPSK"/>
+          <w:sz w:val="32"/>
+          <w:szCs w:val="32"/>
+        </w:rPr>
+        <w:t xml:space="preserve">“Used” </w:t>
+      </w:r>
+      <w:r>
+        <w:rPr>
+          <w:rFonts w:ascii="TH SarabunPSK" w:hAnsi="TH SarabunPSK" w:cs="TH SarabunPSK"/>
+          <w:sz w:val="32"/>
+          <w:szCs w:val="32"/>
+          <w:cs/>
+        </w:rPr>
+        <w:t>และบันทึกประวัติการเบิกเข้าสู่ระบบ</w:t>
+      </w:r>
+    </w:p>
+    <w:p>
+      <w:pPr>
+        <w:pStyle w:val="ListParagraph"/>
+        <w:numPr>
+          <w:ilvl w:val="2"/>
+          <w:numId w:val="5"/>
+        </w:numPr>
+        <w:rPr>
+          <w:rFonts w:ascii="TH SarabunPSK" w:hAnsi="TH SarabunPSK" w:cs="TH SarabunPSK"/>
+          <w:b/>
+          <w:bCs/>
+          <w:sz w:val="32"/>
+          <w:szCs w:val="32"/>
+        </w:rPr>
+      </w:pPr>
+      <w:r>
+        <w:rPr>
+          <w:rFonts w:ascii="TH SarabunPSK" w:hAnsi="TH SarabunPSK" w:cs="TH SarabunPSK"/>
+          <w:b/>
+          <w:bCs/>
+          <w:sz w:val="32"/>
+          <w:szCs w:val="32"/>
+          <w:cs/>
+        </w:rPr>
+        <w:t>หน้าคืนถุงเลือด</w:t>
+      </w:r>
+      <w:r>
+        <w:rPr>
+          <w:rFonts w:ascii="TH SarabunPSK" w:hAnsi="TH SarabunPSK" w:cs="TH SarabunPSK" w:hint="cs"/>
+          <w:b/>
+          <w:bCs/>
+          <w:sz w:val="32"/>
+          <w:szCs w:val="32"/>
+          <w:cs/>
+        </w:rPr>
+        <w:t xml:space="preserve"> </w:t>
+      </w:r>
+      <w:r>
+        <w:rPr>
+          <w:rFonts w:ascii="TH SarabunPSK" w:hAnsi="TH SarabunPSK" w:cs="TH SarabunPSK"/>
+          <w:b/>
+          <w:bCs/>
+          <w:sz w:val="32"/>
+          <w:szCs w:val="32"/>
+        </w:rPr>
+        <w:t xml:space="preserve">Blood Return Page </w:t>
+      </w:r>
+      <w:r>
+        <w:rPr>
+          <w:rFonts w:ascii="TH SarabunPSK" w:hAnsi="TH SarabunPSK" w:cs="TH SarabunPSK"/>
+          <w:b/>
+          <w:bCs/>
+          <w:sz w:val="32"/>
+          <w:szCs w:val="32"/>
+          <w:cs/>
+        </w:rPr>
+        <w:t xml:space="preserve">อ้างอิง </w:t>
+      </w:r>
+      <w:r>
+        <w:rPr>
+          <w:rFonts w:ascii="TH SarabunPSK" w:hAnsi="TH SarabunPSK" w:cs="TH SarabunPSK"/>
+          <w:b/>
+          <w:bCs/>
+          <w:sz w:val="32"/>
+          <w:szCs w:val="32"/>
+        </w:rPr>
+        <w:t>4.1.2</w:t>
+      </w:r>
+    </w:p>
+    <w:p>
+      <w:pPr>
+        <w:pStyle w:val="ListParagraph"/>
+        <w:numPr>
+          <w:ilvl w:val="3"/>
+          <w:numId w:val="5"/>
+        </w:numPr>
+        <w:rPr>
+          <w:rFonts w:ascii="TH SarabunPSK" w:hAnsi="TH SarabunPSK" w:cs="TH SarabunPSK"/>
+          <w:sz w:val="32"/>
+          <w:szCs w:val="32"/>
+        </w:rPr>
+      </w:pPr>
+      <w:r>
+        <w:rPr>
+          <w:rFonts w:ascii="TH SarabunPSK" w:hAnsi="TH SarabunPSK" w:cs="TH SarabunPSK"/>
+          <w:sz w:val="32"/>
+          <w:szCs w:val="32"/>
+          <w:cs/>
+        </w:rPr>
+        <w:t xml:space="preserve">ระบบรองรับการสแกน </w:t>
       </w:r>
       <w:r>
         <w:rPr>
@@ -5060,7 +7409,7 @@
           <w:szCs w:val="32"/>
           <w:cs/>
         </w:rPr>
-        <w:t>ซ้ำ ข้อมูลถุงเลือดไม่ครบถ้วน หรือวันรับบริจาคไม่ถูกต้อง</w:t>
+        <w:t>ของถุงเลือดที่ต้องการคืนเข้าสู่ระบบ</w:t>
       </w:r>
     </w:p>
     <w:p>
@@ -5083,7 +7432,693 @@
           <w:szCs w:val="32"/>
           <w:cs/>
         </w:rPr>
-        <w:t xml:space="preserve">แสดงปุ่มลัดสำหรับเข้าสู่ฟังก์ชันหลัก ได้แก่ นำเข้าถุงเลือด สแกน </w:t>
+        <w:t>ระบบตรวจสอบสถานะของถุงเลือดก่อนการคืน เช่น ต้องเป็นถุงเลือดที่ถูกเบิกออกจากระบบแล้ว และยังไม่หมดอายุ</w:t>
+      </w:r>
+    </w:p>
+    <w:p>
+      <w:pPr>
+        <w:pStyle w:val="ListParagraph"/>
+        <w:numPr>
+          <w:ilvl w:val="3"/>
+          <w:numId w:val="5"/>
+        </w:numPr>
+        <w:rPr>
+          <w:rFonts w:ascii="TH SarabunPSK" w:hAnsi="TH SarabunPSK" w:cs="TH SarabunPSK"/>
+          <w:sz w:val="32"/>
+          <w:szCs w:val="32"/>
+        </w:rPr>
+      </w:pPr>
+      <w:r>
+        <w:rPr>
+          <w:rFonts w:ascii="TH SarabunPSK" w:hAnsi="TH SarabunPSK" w:cs="TH SarabunPSK"/>
+          <w:sz w:val="32"/>
+          <w:szCs w:val="32"/>
+          <w:cs/>
+        </w:rPr>
+        <w:t>ระบบตรวจสอบวันหมดอายุของถุงเลือด เพื่อป้องกันการนำถุงเลือดหมดอายุกลับเข้าสู่ตู้จัดเก็บ</w:t>
+      </w:r>
+    </w:p>
+    <w:p>
+      <w:pPr>
+        <w:pStyle w:val="ListParagraph"/>
+        <w:numPr>
+          <w:ilvl w:val="3"/>
+          <w:numId w:val="5"/>
+        </w:numPr>
+        <w:rPr>
+          <w:rFonts w:ascii="TH SarabunPSK" w:hAnsi="TH SarabunPSK" w:cs="TH SarabunPSK"/>
+          <w:sz w:val="32"/>
+          <w:szCs w:val="32"/>
+        </w:rPr>
+      </w:pPr>
+      <w:r>
+        <w:rPr>
+          <w:rFonts w:ascii="TH SarabunPSK" w:hAnsi="TH SarabunPSK" w:cs="TH SarabunPSK"/>
+          <w:sz w:val="32"/>
+          <w:szCs w:val="32"/>
+          <w:cs/>
+        </w:rPr>
+        <w:t>ระบบแนะนำตำแหน่งจัดเก็บใหม่ที่เหมาะสม และไม่ควรคืนถุงเลือดกลับไปยังตำแหน่งเดิม</w:t>
+      </w:r>
+    </w:p>
+    <w:p>
+      <w:pPr>
+        <w:pStyle w:val="ListParagraph"/>
+        <w:numPr>
+          <w:ilvl w:val="3"/>
+          <w:numId w:val="5"/>
+        </w:numPr>
+        <w:rPr>
+          <w:rFonts w:ascii="TH SarabunPSK" w:hAnsi="TH SarabunPSK" w:cs="TH SarabunPSK"/>
+          <w:sz w:val="32"/>
+          <w:szCs w:val="32"/>
+        </w:rPr>
+      </w:pPr>
+      <w:r>
+        <w:rPr>
+          <w:rFonts w:ascii="TH SarabunPSK" w:hAnsi="TH SarabunPSK" w:cs="TH SarabunPSK"/>
+          <w:sz w:val="32"/>
+          <w:szCs w:val="32"/>
+          <w:cs/>
+        </w:rPr>
+        <w:t>เมื่อยืนยันการคืน ระบบ</w:t>
+      </w:r>
+      <w:proofErr w:type="spellStart"/>
+      <w:r>
+        <w:rPr>
+          <w:rFonts w:ascii="TH SarabunPSK" w:hAnsi="TH SarabunPSK" w:cs="TH SarabunPSK"/>
+          <w:sz w:val="32"/>
+          <w:szCs w:val="32"/>
+          <w:cs/>
+        </w:rPr>
+        <w:t>จะอัปเดต</w:t>
+      </w:r>
+      <w:proofErr w:type="spellEnd"/>
+      <w:r>
+        <w:rPr>
+          <w:rFonts w:ascii="TH SarabunPSK" w:hAnsi="TH SarabunPSK" w:cs="TH SarabunPSK"/>
+          <w:sz w:val="32"/>
+          <w:szCs w:val="32"/>
+          <w:cs/>
+        </w:rPr>
+        <w:t xml:space="preserve">สถานะถุงเลือดกลับเป็น </w:t>
+      </w:r>
+      <w:r>
+        <w:rPr>
+          <w:rFonts w:ascii="TH SarabunPSK" w:hAnsi="TH SarabunPSK" w:cs="TH SarabunPSK"/>
+          <w:sz w:val="32"/>
+          <w:szCs w:val="32"/>
+        </w:rPr>
+        <w:t xml:space="preserve">“Available” </w:t>
+      </w:r>
+      <w:r>
+        <w:rPr>
+          <w:rFonts w:ascii="TH SarabunPSK" w:hAnsi="TH SarabunPSK" w:cs="TH SarabunPSK"/>
+          <w:sz w:val="32"/>
+          <w:szCs w:val="32"/>
+          <w:cs/>
+        </w:rPr>
+        <w:t>และบันทึกประวัติการคืนเข้าสู่ระบบ</w:t>
+      </w:r>
+    </w:p>
+    <w:p>
+      <w:pPr>
+        <w:pStyle w:val="ListParagraph"/>
+        <w:numPr>
+          <w:ilvl w:val="2"/>
+          <w:numId w:val="5"/>
+        </w:numPr>
+        <w:rPr>
+          <w:rFonts w:ascii="TH SarabunPSK" w:hAnsi="TH SarabunPSK" w:cs="TH SarabunPSK"/>
+          <w:b/>
+          <w:bCs/>
+          <w:sz w:val="32"/>
+          <w:szCs w:val="32"/>
+        </w:rPr>
+      </w:pPr>
+      <w:r>
+        <w:rPr>
+          <w:rFonts w:ascii="TH SarabunPSK" w:hAnsi="TH SarabunPSK" w:cs="TH SarabunPSK"/>
+          <w:b/>
+          <w:bCs/>
+          <w:sz w:val="32"/>
+          <w:szCs w:val="32"/>
+          <w:cs/>
+        </w:rPr>
+        <w:t>หน้าจัดการตู้จัดเก็บเลือด</w:t>
+      </w:r>
+      <w:r>
+        <w:rPr>
+          <w:rFonts w:ascii="TH SarabunPSK" w:hAnsi="TH SarabunPSK" w:cs="TH SarabunPSK" w:hint="cs"/>
+          <w:b/>
+          <w:bCs/>
+          <w:sz w:val="32"/>
+          <w:szCs w:val="32"/>
+          <w:cs/>
+        </w:rPr>
+        <w:t xml:space="preserve"> </w:t>
+      </w:r>
+      <w:r>
+        <w:rPr>
+          <w:rFonts w:ascii="TH SarabunPSK" w:hAnsi="TH SarabunPSK" w:cs="TH SarabunPSK"/>
+          <w:b/>
+          <w:bCs/>
+          <w:sz w:val="32"/>
+          <w:szCs w:val="32"/>
+        </w:rPr>
+        <w:t xml:space="preserve">Storage Management Page </w:t>
+      </w:r>
+      <w:r>
+        <w:rPr>
+          <w:rFonts w:ascii="TH SarabunPSK" w:hAnsi="TH SarabunPSK" w:cs="TH SarabunPSK"/>
+          <w:b/>
+          <w:bCs/>
+          <w:sz w:val="32"/>
+          <w:szCs w:val="32"/>
+          <w:cs/>
+        </w:rPr>
+        <w:t xml:space="preserve">อ้างอิง </w:t>
+      </w:r>
+      <w:r>
+        <w:rPr>
+          <w:rFonts w:ascii="TH SarabunPSK" w:hAnsi="TH SarabunPSK" w:cs="TH SarabunPSK"/>
+          <w:b/>
+          <w:bCs/>
+          <w:sz w:val="32"/>
+          <w:szCs w:val="32"/>
+        </w:rPr>
+        <w:t>4.1.3</w:t>
+      </w:r>
+    </w:p>
+    <w:p>
+      <w:pPr>
+        <w:pStyle w:val="ListParagraph"/>
+        <w:numPr>
+          <w:ilvl w:val="3"/>
+          <w:numId w:val="5"/>
+        </w:numPr>
+        <w:rPr>
+          <w:rFonts w:ascii="TH SarabunPSK" w:hAnsi="TH SarabunPSK" w:cs="TH SarabunPSK"/>
+          <w:sz w:val="32"/>
+          <w:szCs w:val="32"/>
+        </w:rPr>
+      </w:pPr>
+      <w:r>
+        <w:rPr>
+          <w:rFonts w:ascii="TH SarabunPSK" w:hAnsi="TH SarabunPSK" w:cs="TH SarabunPSK"/>
+          <w:sz w:val="32"/>
+          <w:szCs w:val="32"/>
+          <w:cs/>
+        </w:rPr>
+        <w:t xml:space="preserve">ระบบแสดงโครงสร้างตู้จัดเก็บเลือดในรูปแบบ </w:t>
+      </w:r>
+      <w:r>
+        <w:rPr>
+          <w:rFonts w:ascii="TH SarabunPSK" w:hAnsi="TH SarabunPSK" w:cs="TH SarabunPSK"/>
+          <w:sz w:val="32"/>
+          <w:szCs w:val="32"/>
+        </w:rPr>
+        <w:t xml:space="preserve">Rack </w:t>
+      </w:r>
+      <w:r>
+        <w:rPr>
+          <w:rFonts w:ascii="TH SarabunPSK" w:hAnsi="TH SarabunPSK" w:cs="TH SarabunPSK"/>
+          <w:sz w:val="32"/>
+          <w:szCs w:val="32"/>
+          <w:cs/>
+        </w:rPr>
+        <w:t xml:space="preserve">และ </w:t>
+      </w:r>
+      <w:r>
+        <w:rPr>
+          <w:rFonts w:ascii="TH SarabunPSK" w:hAnsi="TH SarabunPSK" w:cs="TH SarabunPSK"/>
+          <w:sz w:val="32"/>
+          <w:szCs w:val="32"/>
+        </w:rPr>
+        <w:t xml:space="preserve">Slot </w:t>
+      </w:r>
+      <w:r>
+        <w:rPr>
+          <w:rFonts w:ascii="TH SarabunPSK" w:hAnsi="TH SarabunPSK" w:cs="TH SarabunPSK"/>
+          <w:sz w:val="32"/>
+          <w:szCs w:val="32"/>
+          <w:cs/>
+        </w:rPr>
+        <w:t>เพื่อให้ผู้ดูแลระบบสามารถตรวจสอบพื้นที่จัดเก็บได้</w:t>
+      </w:r>
+    </w:p>
+    <w:p>
+      <w:pPr>
+        <w:pStyle w:val="ListParagraph"/>
+        <w:numPr>
+          <w:ilvl w:val="3"/>
+          <w:numId w:val="5"/>
+        </w:numPr>
+        <w:rPr>
+          <w:rFonts w:ascii="TH SarabunPSK" w:hAnsi="TH SarabunPSK" w:cs="TH SarabunPSK"/>
+          <w:sz w:val="32"/>
+          <w:szCs w:val="32"/>
+        </w:rPr>
+      </w:pPr>
+      <w:r>
+        <w:rPr>
+          <w:rFonts w:ascii="TH SarabunPSK" w:hAnsi="TH SarabunPSK" w:cs="TH SarabunPSK"/>
+          <w:sz w:val="32"/>
+          <w:szCs w:val="32"/>
+          <w:cs/>
+        </w:rPr>
+        <w:lastRenderedPageBreak/>
+        <w:t xml:space="preserve">ระบบแสดงจำนวนถุงเลือดในแต่ละ </w:t>
+      </w:r>
+      <w:r>
+        <w:rPr>
+          <w:rFonts w:ascii="TH SarabunPSK" w:hAnsi="TH SarabunPSK" w:cs="TH SarabunPSK"/>
+          <w:sz w:val="32"/>
+          <w:szCs w:val="32"/>
+        </w:rPr>
+        <w:t xml:space="preserve">Slot </w:t>
+      </w:r>
+      <w:r>
+        <w:rPr>
+          <w:rFonts w:ascii="TH SarabunPSK" w:hAnsi="TH SarabunPSK" w:cs="TH SarabunPSK" w:hint="cs"/>
+          <w:sz w:val="32"/>
+          <w:szCs w:val="32"/>
+          <w:cs/>
+        </w:rPr>
+        <w:t>และสถานการณ์ใช้งานของพื้นที่จัดเก็บ</w:t>
+      </w:r>
+    </w:p>
+    <w:p>
+      <w:pPr>
+        <w:pStyle w:val="ListParagraph"/>
+        <w:numPr>
+          <w:ilvl w:val="3"/>
+          <w:numId w:val="5"/>
+        </w:numPr>
+        <w:rPr>
+          <w:rFonts w:ascii="TH SarabunPSK" w:hAnsi="TH SarabunPSK" w:cs="TH SarabunPSK"/>
+          <w:sz w:val="32"/>
+          <w:szCs w:val="32"/>
+        </w:rPr>
+      </w:pPr>
+      <w:r>
+        <w:rPr>
+          <w:rFonts w:ascii="TH SarabunPSK" w:hAnsi="TH SarabunPSK" w:cs="TH SarabunPSK"/>
+          <w:sz w:val="32"/>
+          <w:szCs w:val="32"/>
+          <w:cs/>
+        </w:rPr>
+        <w:t>ระบบแสดงตำแหน่งที่ว่าง ตำแหน่งที่ถูกใช้งาน และตำแหน่งที่มีถุงเลือดใกล้หมดอายุ</w:t>
+      </w:r>
+    </w:p>
+    <w:p>
+      <w:pPr>
+        <w:pStyle w:val="ListParagraph"/>
+        <w:numPr>
+          <w:ilvl w:val="3"/>
+          <w:numId w:val="5"/>
+        </w:numPr>
+        <w:rPr>
+          <w:rFonts w:ascii="TH SarabunPSK" w:hAnsi="TH SarabunPSK" w:cs="TH SarabunPSK"/>
+          <w:sz w:val="32"/>
+          <w:szCs w:val="32"/>
+        </w:rPr>
+      </w:pPr>
+      <w:r>
+        <w:rPr>
+          <w:rFonts w:ascii="TH SarabunPSK" w:hAnsi="TH SarabunPSK" w:cs="TH SarabunPSK"/>
+          <w:sz w:val="32"/>
+          <w:szCs w:val="32"/>
+          <w:cs/>
+        </w:rPr>
+        <w:t xml:space="preserve">ผู้ดูแลระบบสามารถจัดการข้อมูล </w:t>
+      </w:r>
+      <w:r>
+        <w:rPr>
+          <w:rFonts w:ascii="TH SarabunPSK" w:hAnsi="TH SarabunPSK" w:cs="TH SarabunPSK"/>
+          <w:sz w:val="32"/>
+          <w:szCs w:val="32"/>
+        </w:rPr>
+        <w:t xml:space="preserve">Rack </w:t>
+      </w:r>
+      <w:r>
+        <w:rPr>
+          <w:rFonts w:ascii="TH SarabunPSK" w:hAnsi="TH SarabunPSK" w:cs="TH SarabunPSK"/>
+          <w:sz w:val="32"/>
+          <w:szCs w:val="32"/>
+          <w:cs/>
+        </w:rPr>
+        <w:t xml:space="preserve">และ </w:t>
+      </w:r>
+      <w:r>
+        <w:rPr>
+          <w:rFonts w:ascii="TH SarabunPSK" w:hAnsi="TH SarabunPSK" w:cs="TH SarabunPSK"/>
+          <w:sz w:val="32"/>
+          <w:szCs w:val="32"/>
+        </w:rPr>
+        <w:t xml:space="preserve">Slot </w:t>
+      </w:r>
+      <w:r>
+        <w:rPr>
+          <w:rFonts w:ascii="TH SarabunPSK" w:hAnsi="TH SarabunPSK" w:cs="TH SarabunPSK"/>
+          <w:sz w:val="32"/>
+          <w:szCs w:val="32"/>
+          <w:cs/>
+        </w:rPr>
+        <w:t>เช่น เพิ่ม แก้ไข หรือปิดใช้งานตำแหน่งจัดเก็บบางส่วนได้</w:t>
+      </w:r>
+    </w:p>
+    <w:p>
+      <w:pPr>
+        <w:pStyle w:val="ListParagraph"/>
+        <w:numPr>
+          <w:ilvl w:val="2"/>
+          <w:numId w:val="5"/>
+        </w:numPr>
+        <w:rPr>
+          <w:rFonts w:ascii="TH SarabunPSK" w:hAnsi="TH SarabunPSK" w:cs="TH SarabunPSK"/>
+          <w:b/>
+          <w:bCs/>
+          <w:sz w:val="32"/>
+          <w:szCs w:val="32"/>
+        </w:rPr>
+      </w:pPr>
+      <w:r>
+        <w:rPr>
+          <w:rFonts w:ascii="TH SarabunPSK" w:hAnsi="TH SarabunPSK" w:cs="TH SarabunPSK"/>
+          <w:b/>
+          <w:bCs/>
+          <w:sz w:val="32"/>
+          <w:szCs w:val="32"/>
+          <w:cs/>
+        </w:rPr>
+        <w:t>หน้ารายงานและส่งออกข้อมูล</w:t>
+      </w:r>
+      <w:r>
+        <w:rPr>
+          <w:rFonts w:ascii="TH SarabunPSK" w:hAnsi="TH SarabunPSK" w:cs="TH SarabunPSK" w:hint="cs"/>
+          <w:b/>
+          <w:bCs/>
+          <w:sz w:val="32"/>
+          <w:szCs w:val="32"/>
+          <w:cs/>
+        </w:rPr>
+        <w:t xml:space="preserve"> </w:t>
+      </w:r>
+      <w:r>
+        <w:rPr>
+          <w:rFonts w:ascii="TH SarabunPSK" w:hAnsi="TH SarabunPSK" w:cs="TH SarabunPSK"/>
+          <w:b/>
+          <w:bCs/>
+          <w:sz w:val="32"/>
+          <w:szCs w:val="32"/>
+        </w:rPr>
+        <w:t xml:space="preserve">Report Page </w:t>
+      </w:r>
+      <w:r>
+        <w:rPr>
+          <w:rFonts w:ascii="TH SarabunPSK" w:hAnsi="TH SarabunPSK" w:cs="TH SarabunPSK"/>
+          <w:b/>
+          <w:bCs/>
+          <w:sz w:val="32"/>
+          <w:szCs w:val="32"/>
+          <w:cs/>
+        </w:rPr>
+        <w:t xml:space="preserve">อ้างอิง </w:t>
+      </w:r>
+      <w:r>
+        <w:rPr>
+          <w:rFonts w:ascii="TH SarabunPSK" w:hAnsi="TH SarabunPSK" w:cs="TH SarabunPSK"/>
+          <w:b/>
+          <w:bCs/>
+          <w:sz w:val="32"/>
+          <w:szCs w:val="32"/>
+        </w:rPr>
+        <w:t>4.1.3</w:t>
+      </w:r>
+    </w:p>
+    <w:p>
+      <w:pPr>
+        <w:pStyle w:val="ListParagraph"/>
+        <w:numPr>
+          <w:ilvl w:val="3"/>
+          <w:numId w:val="5"/>
+        </w:numPr>
+        <w:rPr>
+          <w:rFonts w:ascii="TH SarabunPSK" w:hAnsi="TH SarabunPSK" w:cs="TH SarabunPSK"/>
+          <w:sz w:val="32"/>
+          <w:szCs w:val="32"/>
+        </w:rPr>
+      </w:pPr>
+      <w:r>
+        <w:rPr>
+          <w:rFonts w:ascii="TH SarabunPSK" w:hAnsi="TH SarabunPSK" w:cs="TH SarabunPSK"/>
+          <w:sz w:val="32"/>
+          <w:szCs w:val="32"/>
+          <w:cs/>
+        </w:rPr>
+        <w:t>ระบบแสดงรายงานจำนวนถุงเลือดคงเหลือ แยกตามกรุ๊ปเลือดและสถานะ</w:t>
+      </w:r>
+    </w:p>
+    <w:p>
+      <w:pPr>
+        <w:pStyle w:val="ListParagraph"/>
+        <w:numPr>
+          <w:ilvl w:val="3"/>
+          <w:numId w:val="5"/>
+        </w:numPr>
+        <w:rPr>
+          <w:rFonts w:ascii="TH SarabunPSK" w:hAnsi="TH SarabunPSK" w:cs="TH SarabunPSK"/>
+          <w:sz w:val="32"/>
+          <w:szCs w:val="32"/>
+        </w:rPr>
+      </w:pPr>
+      <w:r>
+        <w:rPr>
+          <w:rFonts w:ascii="TH SarabunPSK" w:hAnsi="TH SarabunPSK" w:cs="TH SarabunPSK"/>
+          <w:sz w:val="32"/>
+          <w:szCs w:val="32"/>
+          <w:cs/>
+        </w:rPr>
+        <w:t>ระบบแสดงรายงานการนำเข้า การเบิก และการคืนถุงเลือด ตามช่วงเวลาที่กำหนด</w:t>
+      </w:r>
+    </w:p>
+    <w:p>
+      <w:pPr>
+        <w:pStyle w:val="ListParagraph"/>
+        <w:numPr>
+          <w:ilvl w:val="3"/>
+          <w:numId w:val="5"/>
+        </w:numPr>
+        <w:rPr>
+          <w:rFonts w:ascii="TH SarabunPSK" w:hAnsi="TH SarabunPSK" w:cs="TH SarabunPSK"/>
+          <w:sz w:val="32"/>
+          <w:szCs w:val="32"/>
+        </w:rPr>
+      </w:pPr>
+      <w:r>
+        <w:rPr>
+          <w:rFonts w:ascii="TH SarabunPSK" w:hAnsi="TH SarabunPSK" w:cs="TH SarabunPSK"/>
+          <w:sz w:val="32"/>
+          <w:szCs w:val="32"/>
+          <w:cs/>
+        </w:rPr>
+        <w:t>ระบบแสดงรายงานถุงเลือดใกล้หมดอายุและถุงเลือดหมดอายุ</w:t>
+      </w:r>
+    </w:p>
+    <w:p>
+      <w:pPr>
+        <w:pStyle w:val="ListParagraph"/>
+        <w:numPr>
+          <w:ilvl w:val="3"/>
+          <w:numId w:val="5"/>
+        </w:numPr>
+        <w:rPr>
+          <w:rFonts w:ascii="TH SarabunPSK" w:hAnsi="TH SarabunPSK" w:cs="TH SarabunPSK"/>
+          <w:sz w:val="32"/>
+          <w:szCs w:val="32"/>
+        </w:rPr>
+      </w:pPr>
+      <w:r>
+        <w:rPr>
+          <w:rFonts w:ascii="TH SarabunPSK" w:hAnsi="TH SarabunPSK" w:cs="TH SarabunPSK"/>
+          <w:sz w:val="32"/>
+          <w:szCs w:val="32"/>
+          <w:cs/>
+        </w:rPr>
+        <w:t xml:space="preserve">ระบบรองรับการส่งออกรายงานในรูปแบบ </w:t>
+      </w:r>
+      <w:r>
+        <w:rPr>
+          <w:rFonts w:ascii="TH SarabunPSK" w:hAnsi="TH SarabunPSK" w:cs="TH SarabunPSK"/>
+          <w:sz w:val="32"/>
+          <w:szCs w:val="32"/>
+        </w:rPr>
+        <w:t xml:space="preserve">PDF </w:t>
+      </w:r>
+      <w:r>
+        <w:rPr>
+          <w:rFonts w:ascii="TH SarabunPSK" w:hAnsi="TH SarabunPSK" w:cs="TH SarabunPSK"/>
+          <w:sz w:val="32"/>
+          <w:szCs w:val="32"/>
+          <w:cs/>
+        </w:rPr>
+        <w:t xml:space="preserve">หรือ </w:t>
+      </w:r>
+      <w:r>
+        <w:rPr>
+          <w:rFonts w:ascii="TH SarabunPSK" w:hAnsi="TH SarabunPSK" w:cs="TH SarabunPSK"/>
+          <w:sz w:val="32"/>
+          <w:szCs w:val="32"/>
+        </w:rPr>
+        <w:t xml:space="preserve">Excel </w:t>
+      </w:r>
+      <w:r>
+        <w:rPr>
+          <w:rFonts w:ascii="TH SarabunPSK" w:hAnsi="TH SarabunPSK" w:cs="TH SarabunPSK"/>
+          <w:sz w:val="32"/>
+          <w:szCs w:val="32"/>
+          <w:cs/>
+        </w:rPr>
+        <w:t>เพื่อใช้ในการจัดเก็บเอกสารหรือรายงานต่อหน่วยงานที่เกี่ยวข้อง</w:t>
+      </w:r>
+    </w:p>
+    <w:p>
+      <w:pPr>
+        <w:pStyle w:val="ListParagraph"/>
+        <w:numPr>
+          <w:ilvl w:val="2"/>
+          <w:numId w:val="5"/>
+        </w:numPr>
+        <w:rPr>
+          <w:rFonts w:ascii="TH SarabunPSK" w:hAnsi="TH SarabunPSK" w:cs="TH SarabunPSK"/>
+          <w:b/>
+          <w:bCs/>
+          <w:sz w:val="32"/>
+          <w:szCs w:val="32"/>
+        </w:rPr>
+      </w:pPr>
+      <w:r>
+        <w:rPr>
+          <w:rFonts w:ascii="TH SarabunPSK" w:hAnsi="TH SarabunPSK" w:cs="TH SarabunPSK"/>
+          <w:b/>
+          <w:bCs/>
+          <w:sz w:val="32"/>
+          <w:szCs w:val="32"/>
+          <w:cs/>
+        </w:rPr>
+        <w:t>หน้าประวัติการทำงาน</w:t>
+      </w:r>
+      <w:r>
+        <w:rPr>
+          <w:rFonts w:ascii="TH SarabunPSK" w:hAnsi="TH SarabunPSK" w:cs="TH SarabunPSK" w:hint="cs"/>
+          <w:b/>
+          <w:bCs/>
+          <w:sz w:val="32"/>
+          <w:szCs w:val="32"/>
+          <w:cs/>
+        </w:rPr>
+        <w:t xml:space="preserve"> </w:t>
+      </w:r>
+      <w:r>
+        <w:rPr>
+          <w:rFonts w:ascii="TH SarabunPSK" w:hAnsi="TH SarabunPSK" w:cs="TH SarabunPSK"/>
+          <w:b/>
+          <w:bCs/>
+          <w:sz w:val="32"/>
+          <w:szCs w:val="32"/>
+        </w:rPr>
+        <w:t xml:space="preserve">Logs &amp; Audit Trail </w:t>
+      </w:r>
+      <w:r>
+        <w:rPr>
+          <w:rFonts w:ascii="TH SarabunPSK" w:hAnsi="TH SarabunPSK" w:cs="TH SarabunPSK"/>
+          <w:b/>
+          <w:bCs/>
+          <w:sz w:val="32"/>
+          <w:szCs w:val="32"/>
+          <w:cs/>
+        </w:rPr>
+        <w:t xml:space="preserve">อ้างอิง </w:t>
+      </w:r>
+      <w:r>
+        <w:rPr>
+          <w:rFonts w:ascii="TH SarabunPSK" w:hAnsi="TH SarabunPSK" w:cs="TH SarabunPSK"/>
+          <w:b/>
+          <w:bCs/>
+          <w:sz w:val="32"/>
+          <w:szCs w:val="32"/>
+        </w:rPr>
+        <w:t>4.1.3</w:t>
+      </w:r>
+    </w:p>
+    <w:p>
+      <w:pPr>
+        <w:pStyle w:val="ListParagraph"/>
+        <w:numPr>
+          <w:ilvl w:val="3"/>
+          <w:numId w:val="5"/>
+        </w:numPr>
+        <w:rPr>
+          <w:rFonts w:ascii="TH SarabunPSK" w:hAnsi="TH SarabunPSK" w:cs="TH SarabunPSK"/>
+          <w:sz w:val="32"/>
+          <w:szCs w:val="32"/>
+        </w:rPr>
+      </w:pPr>
+      <w:r>
+        <w:rPr>
+          <w:rFonts w:ascii="TH SarabunPSK" w:hAnsi="TH SarabunPSK" w:cs="TH SarabunPSK"/>
+          <w:sz w:val="32"/>
+          <w:szCs w:val="32"/>
+          <w:cs/>
+        </w:rPr>
+        <w:t>ระบบบันทึกประวัติการดำเนินงานที่สำคัญ เช่น การนำเข้า การเบิก การคืน และการย้ายตำแหน่งถุงเลือด</w:t>
+      </w:r>
+    </w:p>
+    <w:p>
+      <w:pPr>
+        <w:pStyle w:val="ListParagraph"/>
+        <w:numPr>
+          <w:ilvl w:val="3"/>
+          <w:numId w:val="5"/>
+        </w:numPr>
+        <w:rPr>
+          <w:rFonts w:ascii="TH SarabunPSK" w:hAnsi="TH SarabunPSK" w:cs="TH SarabunPSK"/>
+          <w:sz w:val="32"/>
+          <w:szCs w:val="32"/>
+        </w:rPr>
+      </w:pPr>
+      <w:r>
+        <w:rPr>
+          <w:rFonts w:ascii="TH SarabunPSK" w:hAnsi="TH SarabunPSK" w:cs="TH SarabunPSK"/>
+          <w:sz w:val="32"/>
+          <w:szCs w:val="32"/>
+          <w:cs/>
+        </w:rPr>
+        <w:t>ระบบแสดงชื่อผู้ใช้งาน วันเวลา รายละเอียดการดำเนินงาน และสถานะก่อนและหลังการเปลี่ยนแปลง</w:t>
+      </w:r>
+    </w:p>
+    <w:p>
+      <w:pPr>
+        <w:pStyle w:val="ListParagraph"/>
+        <w:numPr>
+          <w:ilvl w:val="3"/>
+          <w:numId w:val="5"/>
+        </w:numPr>
+        <w:rPr>
+          <w:rFonts w:ascii="TH SarabunPSK" w:hAnsi="TH SarabunPSK" w:cs="TH SarabunPSK"/>
+          <w:sz w:val="32"/>
+          <w:szCs w:val="32"/>
+        </w:rPr>
+      </w:pPr>
+      <w:r>
+        <w:rPr>
+          <w:rFonts w:ascii="TH SarabunPSK" w:hAnsi="TH SarabunPSK" w:cs="TH SarabunPSK"/>
+          <w:sz w:val="32"/>
+          <w:szCs w:val="32"/>
+          <w:cs/>
+        </w:rPr>
+        <w:t xml:space="preserve">ผู้ดูแลระบบสามารถค้นหาและกรองประวัติย้อนหลังตามวันที่ ผู้ใช้งาน </w:t>
       </w:r>
       <w:r>
         <w:rPr>
@@ -5100,24 +8135,99 @@
           <w:szCs w:val="32"/>
           <w:cs/>
         </w:rPr>
-        <w:t xml:space="preserve">ดูรายการใน </w:t>
-      </w:r>
-      <w:r>
-        <w:rPr>
-          <w:rFonts w:ascii="TH SarabunPSK" w:hAnsi="TH SarabunPSK" w:cs="TH SarabunPSK"/>
-          <w:sz w:val="32"/>
-          <w:szCs w:val="32"/>
-        </w:rPr>
-        <w:t xml:space="preserve">Buffer Cabinet </w:t>
-      </w:r>
-      <w:r>
-        <w:rPr>
-          <w:rFonts w:ascii="TH SarabunPSK" w:hAnsi="TH SarabunPSK" w:cs="TH SarabunPSK"/>
-          <w:sz w:val="32"/>
-          <w:szCs w:val="32"/>
-          <w:cs/>
-        </w:rPr>
-        <w:t>และจัดเก็บถุงเลือดเข้าตู้หลัก</w:t>
+        <w:t>หรือประเภทการดำเนินงาน</w:t>
+      </w:r>
+    </w:p>
+    <w:p>
+      <w:pPr>
+        <w:pStyle w:val="ListParagraph"/>
+        <w:numPr>
+          <w:ilvl w:val="3"/>
+          <w:numId w:val="5"/>
+        </w:numPr>
+        <w:rPr>
+          <w:rFonts w:ascii="TH SarabunPSK" w:hAnsi="TH SarabunPSK" w:cs="TH SarabunPSK"/>
+          <w:sz w:val="32"/>
+          <w:szCs w:val="32"/>
+        </w:rPr>
+      </w:pPr>
+      <w:r>
+        <w:rPr>
+          <w:rFonts w:ascii="TH SarabunPSK" w:hAnsi="TH SarabunPSK" w:cs="TH SarabunPSK"/>
+          <w:sz w:val="32"/>
+          <w:szCs w:val="32"/>
+          <w:cs/>
+        </w:rPr>
+        <w:t>ข้อมูลประวัติการทำงานใช้สำหรับการตรวจสอบย้อนหลัง ความปลอดภัย และการควบคุมคุณภาพของธนาคารเลือด</w:t>
+      </w:r>
+    </w:p>
+    <w:p>
+      <w:pPr>
+        <w:pStyle w:val="ListParagraph"/>
+        <w:numPr>
+          <w:ilvl w:val="1"/>
+          <w:numId w:val="5"/>
+        </w:numPr>
+        <w:rPr>
+          <w:rFonts w:ascii="TH SarabunPSK" w:hAnsi="TH SarabunPSK" w:cs="TH SarabunPSK"/>
+          <w:b/>
+          <w:bCs/>
+          <w:sz w:val="32"/>
+          <w:szCs w:val="32"/>
+        </w:rPr>
+      </w:pPr>
+      <w:r>
+        <w:rPr>
+          <w:rFonts w:ascii="TH SarabunPSK" w:hAnsi="TH SarabunPSK" w:cs="TH SarabunPSK" w:hint="cs"/>
+          <w:b/>
+          <w:bCs/>
+          <w:sz w:val="32"/>
+          <w:szCs w:val="32"/>
+          <w:cs/>
+        </w:rPr>
+        <w:t>แผนการพัฒนา</w:t>
+      </w:r>
+      <w:r>
+        <w:rPr>
+          <w:rFonts w:ascii="TH SarabunPSK" w:hAnsi="TH SarabunPSK" w:cs="TH SarabunPSK"/>
+          <w:b/>
+          <w:bCs/>
+          <w:sz w:val="32"/>
+          <w:szCs w:val="32"/>
+        </w:rPr>
+        <w:t xml:space="preserve"> (</w:t>
+      </w:r>
+      <w:r>
+        <w:rPr>
+          <w:rFonts w:ascii="TH SarabunPSK" w:hAnsi="TH SarabunPSK" w:cs="TH SarabunPSK" w:hint="cs"/>
+          <w:b/>
+          <w:bCs/>
+          <w:sz w:val="32"/>
+          <w:szCs w:val="32"/>
+          <w:cs/>
+        </w:rPr>
+        <w:t>ด้านฮาร์ดแวร์</w:t>
+      </w:r>
+      <w:r>
+        <w:rPr>
+          <w:rFonts w:ascii="TH SarabunPSK" w:hAnsi="TH SarabunPSK" w:cs="TH SarabunPSK"/>
+          <w:b/>
+          <w:bCs/>
+          <w:sz w:val="32"/>
+          <w:szCs w:val="32"/>
+        </w:rPr>
+        <w:t>)</w:t>
+      </w:r>
+      <w:r>
+        <w:rPr>
+          <w:rFonts w:ascii="TH SarabunPSK" w:hAnsi="TH SarabunPSK" w:cs="TH SarabunPSK" w:hint="cs"/>
+          <w:b/>
+          <w:bCs/>
+          <w:sz w:val="32"/>
+          <w:szCs w:val="32"/>
+          <w:cs/>
+        </w:rPr>
+        <w:t xml:space="preserve"> </w:t>
       </w:r>
     </w:p>
     <w:p>
@@ -5144,32 +8254,429 @@
           <w:szCs w:val="32"/>
           <w:cs/>
         </w:rPr>
-        <w:t xml:space="preserve">หน้า </w:t>
-      </w:r>
-      <w:r>
-        <w:rPr>
-          <w:rFonts w:ascii="TH SarabunPSK" w:hAnsi="TH SarabunPSK" w:cs="TH SarabunPSK"/>
-          <w:b/>
-          <w:bCs/>
-          <w:sz w:val="32"/>
-          <w:szCs w:val="32"/>
-        </w:rPr>
-        <w:t xml:space="preserve">Home / Dashboard </w:t>
-      </w:r>
-      <w:r>
-        <w:rPr>
-          <w:rFonts w:ascii="TH SarabunPSK" w:hAnsi="TH SarabunPSK" w:cs="TH SarabunPSK"/>
-          <w:b/>
-          <w:bCs/>
-          <w:sz w:val="32"/>
-          <w:szCs w:val="32"/>
-          <w:cs/>
-        </w:rPr>
-        <w:t>สำหรับพยาบาลนำเลือดออก</w:t>
+        <w:t xml:space="preserve">การจัดเตรียมอุปกรณ์ </w:t>
+      </w:r>
+      <w:r>
+        <w:rPr>
+          <w:rFonts w:ascii="TH SarabunPSK" w:hAnsi="TH SarabunPSK" w:cs="TH SarabunPSK"/>
+          <w:b/>
+          <w:bCs/>
+          <w:sz w:val="32"/>
+          <w:szCs w:val="32"/>
+        </w:rPr>
+        <w:t xml:space="preserve">Tablet </w:t>
+      </w:r>
+      <w:r>
+        <w:rPr>
+          <w:rFonts w:ascii="TH SarabunPSK" w:hAnsi="TH SarabunPSK" w:cs="TH SarabunPSK"/>
+          <w:b/>
+          <w:bCs/>
+          <w:sz w:val="32"/>
+          <w:szCs w:val="32"/>
+          <w:cs/>
+        </w:rPr>
+        <w:t>สำหรับใช้งานระบบ</w:t>
+      </w:r>
+    </w:p>
+    <w:p>
+      <w:pPr>
+        <w:pStyle w:val="ListParagraph"/>
+        <w:numPr>
+          <w:ilvl w:val="3"/>
+          <w:numId w:val="5"/>
+        </w:numPr>
+        <w:rPr>
+          <w:rFonts w:ascii="TH SarabunPSK" w:hAnsi="TH SarabunPSK" w:cs="TH SarabunPSK"/>
+          <w:sz w:val="32"/>
+          <w:szCs w:val="32"/>
+        </w:rPr>
+      </w:pPr>
+      <w:r>
+        <w:rPr>
+          <w:rFonts w:ascii="TH SarabunPSK" w:hAnsi="TH SarabunPSK" w:cs="TH SarabunPSK"/>
+          <w:sz w:val="32"/>
+          <w:szCs w:val="32"/>
+          <w:cs/>
+        </w:rPr>
+        <w:t xml:space="preserve">การจัดเตรียมอุปกรณ์ </w:t>
+      </w:r>
+      <w:r>
+        <w:rPr>
+          <w:rFonts w:ascii="TH SarabunPSK" w:hAnsi="TH SarabunPSK" w:cs="TH SarabunPSK"/>
+          <w:sz w:val="32"/>
+          <w:szCs w:val="32"/>
+        </w:rPr>
+        <w:t xml:space="preserve">Tablet </w:t>
+      </w:r>
+      <w:r>
+        <w:rPr>
+          <w:rFonts w:ascii="TH SarabunPSK" w:hAnsi="TH SarabunPSK" w:cs="TH SarabunPSK"/>
+          <w:sz w:val="32"/>
+          <w:szCs w:val="32"/>
+          <w:cs/>
+        </w:rPr>
+        <w:t>สำหรับใช้งานระบบ</w:t>
+      </w:r>
+    </w:p>
+    <w:p>
+      <w:pPr>
+        <w:pStyle w:val="ListParagraph"/>
+        <w:numPr>
+          <w:ilvl w:val="3"/>
+          <w:numId w:val="5"/>
+        </w:numPr>
+        <w:rPr>
+          <w:rFonts w:ascii="TH SarabunPSK" w:hAnsi="TH SarabunPSK" w:cs="TH SarabunPSK"/>
+          <w:sz w:val="32"/>
+          <w:szCs w:val="32"/>
+        </w:rPr>
+      </w:pPr>
+      <w:r>
+        <w:rPr>
+          <w:rFonts w:ascii="TH SarabunPSK" w:hAnsi="TH SarabunPSK" w:cs="TH SarabunPSK"/>
+          <w:sz w:val="32"/>
+          <w:szCs w:val="32"/>
+        </w:rPr>
+        <w:t xml:space="preserve">Tablet </w:t>
+      </w:r>
+      <w:r>
+        <w:rPr>
+          <w:rFonts w:ascii="TH SarabunPSK" w:hAnsi="TH SarabunPSK" w:cs="TH SarabunPSK"/>
+          <w:sz w:val="32"/>
+          <w:szCs w:val="32"/>
+          <w:cs/>
+        </w:rPr>
+        <w:t xml:space="preserve">เครื่องที่ </w:t>
+      </w:r>
+      <w:r>
+        <w:rPr>
+          <w:rFonts w:ascii="TH SarabunPSK" w:hAnsi="TH SarabunPSK" w:cs="TH SarabunPSK"/>
+          <w:sz w:val="32"/>
+          <w:szCs w:val="32"/>
+        </w:rPr>
+        <w:t xml:space="preserve">1 </w:t>
+      </w:r>
+      <w:r>
+        <w:rPr>
+          <w:rFonts w:ascii="TH SarabunPSK" w:hAnsi="TH SarabunPSK" w:cs="TH SarabunPSK"/>
+          <w:sz w:val="32"/>
+          <w:szCs w:val="32"/>
+          <w:cs/>
+        </w:rPr>
+        <w:t>สำหรับการนำเข้าถุงเลือดเข้าสู่ระบบ</w:t>
+      </w:r>
+    </w:p>
+    <w:p>
+      <w:pPr>
+        <w:pStyle w:val="ListParagraph"/>
+        <w:numPr>
+          <w:ilvl w:val="3"/>
+          <w:numId w:val="5"/>
+        </w:numPr>
+        <w:rPr>
+          <w:rFonts w:ascii="TH SarabunPSK" w:hAnsi="TH SarabunPSK" w:cs="TH SarabunPSK"/>
+          <w:sz w:val="32"/>
+          <w:szCs w:val="32"/>
+        </w:rPr>
+      </w:pPr>
+      <w:r>
+        <w:rPr>
+          <w:rFonts w:ascii="TH SarabunPSK" w:hAnsi="TH SarabunPSK" w:cs="TH SarabunPSK"/>
+          <w:sz w:val="32"/>
+          <w:szCs w:val="32"/>
+        </w:rPr>
+        <w:t xml:space="preserve">Tablet </w:t>
+      </w:r>
+      <w:r>
+        <w:rPr>
+          <w:rFonts w:ascii="TH SarabunPSK" w:hAnsi="TH SarabunPSK" w:cs="TH SarabunPSK"/>
+          <w:sz w:val="32"/>
+          <w:szCs w:val="32"/>
+          <w:cs/>
+        </w:rPr>
+        <w:t xml:space="preserve">เครื่องที่ </w:t>
+      </w:r>
+      <w:r>
+        <w:rPr>
+          <w:rFonts w:ascii="TH SarabunPSK" w:hAnsi="TH SarabunPSK" w:cs="TH SarabunPSK"/>
+          <w:sz w:val="32"/>
+          <w:szCs w:val="32"/>
+        </w:rPr>
+        <w:t>2</w:t>
+      </w:r>
+      <w:r>
+        <w:rPr>
+          <w:rFonts w:ascii="TH SarabunPSK" w:hAnsi="TH SarabunPSK" w:cs="TH SarabunPSK"/>
+          <w:sz w:val="32"/>
+          <w:szCs w:val="32"/>
+        </w:rPr>
+        <w:t xml:space="preserve"> </w:t>
+      </w:r>
+      <w:r>
+        <w:rPr>
+          <w:rFonts w:ascii="TH SarabunPSK" w:hAnsi="TH SarabunPSK" w:cs="TH SarabunPSK"/>
+          <w:sz w:val="32"/>
+          <w:szCs w:val="32"/>
+          <w:cs/>
+        </w:rPr>
+        <w:t>สำหรับการ</w:t>
       </w:r>
       <w:r>
         <w:rPr>
           <w:rFonts w:ascii="TH SarabunPSK" w:hAnsi="TH SarabunPSK" w:cs="TH SarabunPSK" w:hint="cs"/>
+          <w:sz w:val="32"/>
+          <w:szCs w:val="32"/>
+          <w:cs/>
+        </w:rPr>
+        <w:t>ใช้เป็น</w:t>
+      </w:r>
+      <w:r>
+        <w:rPr>
+          <w:rFonts w:ascii="TH SarabunPSK" w:hAnsi="TH SarabunPSK" w:cs="TH SarabunPSK"/>
+          <w:sz w:val="32"/>
+          <w:szCs w:val="32"/>
+          <w:cs/>
+        </w:rPr>
+        <w:t>สถานีเบิกและคืนถุงเลือด</w:t>
+      </w:r>
+    </w:p>
+    <w:p>
+      <w:pPr>
+        <w:pStyle w:val="ListParagraph"/>
+        <w:numPr>
+          <w:ilvl w:val="3"/>
+          <w:numId w:val="5"/>
+        </w:numPr>
+        <w:rPr>
+          <w:rFonts w:ascii="TH SarabunPSK" w:hAnsi="TH SarabunPSK" w:cs="TH SarabunPSK"/>
+          <w:sz w:val="32"/>
+          <w:szCs w:val="32"/>
+        </w:rPr>
+      </w:pPr>
+      <w:r>
+        <w:rPr>
+          <w:rFonts w:ascii="TH SarabunPSK" w:hAnsi="TH SarabunPSK" w:cs="TH SarabunPSK"/>
+          <w:sz w:val="32"/>
+          <w:szCs w:val="32"/>
+          <w:cs/>
+        </w:rPr>
+        <w:t xml:space="preserve">ตรวจสอบคุณสมบัติของ </w:t>
+      </w:r>
+      <w:r>
+        <w:rPr>
+          <w:rFonts w:ascii="TH SarabunPSK" w:hAnsi="TH SarabunPSK" w:cs="TH SarabunPSK"/>
+          <w:sz w:val="32"/>
+          <w:szCs w:val="32"/>
+        </w:rPr>
+        <w:t xml:space="preserve">Tablet </w:t>
+      </w:r>
+      <w:r>
+        <w:rPr>
+          <w:rFonts w:ascii="TH SarabunPSK" w:hAnsi="TH SarabunPSK" w:cs="TH SarabunPSK"/>
+          <w:sz w:val="32"/>
+          <w:szCs w:val="32"/>
+          <w:cs/>
+        </w:rPr>
+        <w:t>ให้รองรับการใช้งานผ่านหน้าจอสัมผัส และสามารถแสดงผลหน้าจอระบบได้อย่างเหมาะสม</w:t>
+      </w:r>
+    </w:p>
+    <w:p>
+      <w:pPr>
+        <w:pStyle w:val="ListParagraph"/>
+        <w:numPr>
+          <w:ilvl w:val="3"/>
+          <w:numId w:val="5"/>
+        </w:numPr>
+        <w:rPr>
+          <w:rFonts w:ascii="TH SarabunPSK" w:hAnsi="TH SarabunPSK" w:cs="TH SarabunPSK"/>
+          <w:sz w:val="32"/>
+          <w:szCs w:val="32"/>
+        </w:rPr>
+      </w:pPr>
+      <w:r>
+        <w:rPr>
+          <w:rFonts w:ascii="TH SarabunPSK" w:hAnsi="TH SarabunPSK" w:cs="TH SarabunPSK"/>
+          <w:sz w:val="32"/>
+          <w:szCs w:val="32"/>
+          <w:cs/>
+        </w:rPr>
+        <w:t>ติดตั้งแอป</w:t>
+      </w:r>
+      <w:proofErr w:type="spellStart"/>
+      <w:r>
+        <w:rPr>
+          <w:rFonts w:ascii="TH SarabunPSK" w:hAnsi="TH SarabunPSK" w:cs="TH SarabunPSK"/>
+          <w:sz w:val="32"/>
+          <w:szCs w:val="32"/>
+          <w:cs/>
+        </w:rPr>
+        <w:t>พลิเค</w:t>
+      </w:r>
+      <w:proofErr w:type="spellEnd"/>
+      <w:r>
+        <w:rPr>
+          <w:rFonts w:ascii="TH SarabunPSK" w:hAnsi="TH SarabunPSK" w:cs="TH SarabunPSK"/>
+          <w:sz w:val="32"/>
+          <w:szCs w:val="32"/>
+          <w:cs/>
+        </w:rPr>
+        <w:t xml:space="preserve">ชันระบบบริหารจัดการถุงเลือดบน </w:t>
+      </w:r>
+      <w:r>
+        <w:rPr>
+          <w:rFonts w:ascii="TH SarabunPSK" w:hAnsi="TH SarabunPSK" w:cs="TH SarabunPSK"/>
+          <w:sz w:val="32"/>
+          <w:szCs w:val="32"/>
+        </w:rPr>
+        <w:t xml:space="preserve">Tablet </w:t>
+      </w:r>
+      <w:r>
+        <w:rPr>
+          <w:rFonts w:ascii="TH SarabunPSK" w:hAnsi="TH SarabunPSK" w:cs="TH SarabunPSK"/>
+          <w:sz w:val="32"/>
+          <w:szCs w:val="32"/>
+          <w:cs/>
+        </w:rPr>
+        <w:t xml:space="preserve">ทั้ง </w:t>
+      </w:r>
+      <w:r>
+        <w:rPr>
+          <w:rFonts w:ascii="TH SarabunPSK" w:hAnsi="TH SarabunPSK" w:cs="TH SarabunPSK"/>
+          <w:sz w:val="32"/>
+          <w:szCs w:val="32"/>
+        </w:rPr>
+        <w:t xml:space="preserve">2 </w:t>
+      </w:r>
+      <w:r>
+        <w:rPr>
+          <w:rFonts w:ascii="TH SarabunPSK" w:hAnsi="TH SarabunPSK" w:cs="TH SarabunPSK"/>
+          <w:sz w:val="32"/>
+          <w:szCs w:val="32"/>
+          <w:cs/>
+        </w:rPr>
+        <w:t>เครื่อง</w:t>
+      </w:r>
+    </w:p>
+    <w:p>
+      <w:pPr>
+        <w:pStyle w:val="ListParagraph"/>
+        <w:numPr>
+          <w:ilvl w:val="3"/>
+          <w:numId w:val="5"/>
+        </w:numPr>
+        <w:rPr>
+          <w:rFonts w:ascii="TH SarabunPSK" w:hAnsi="TH SarabunPSK" w:cs="TH SarabunPSK"/>
+          <w:sz w:val="32"/>
+          <w:szCs w:val="32"/>
+        </w:rPr>
+      </w:pPr>
+      <w:r>
+        <w:rPr>
+          <w:rFonts w:ascii="TH SarabunPSK" w:hAnsi="TH SarabunPSK" w:cs="TH SarabunPSK"/>
+          <w:sz w:val="32"/>
+          <w:szCs w:val="32"/>
+          <w:cs/>
+        </w:rPr>
+        <w:t xml:space="preserve">ทดสอบการใช้งานเบื้องต้นของหน้าจอระบบ เช่น การเข้าสู่ระบบ การสแกน </w:t>
+      </w:r>
+      <w:r>
+        <w:rPr>
+          <w:rFonts w:ascii="TH SarabunPSK" w:hAnsi="TH SarabunPSK" w:cs="TH SarabunPSK"/>
+          <w:sz w:val="32"/>
+          <w:szCs w:val="32"/>
+        </w:rPr>
+        <w:t xml:space="preserve">Barcode </w:t>
+      </w:r>
+      <w:r>
+        <w:rPr>
+          <w:rFonts w:ascii="TH SarabunPSK" w:hAnsi="TH SarabunPSK" w:cs="TH SarabunPSK"/>
+          <w:sz w:val="32"/>
+          <w:szCs w:val="32"/>
+          <w:cs/>
+        </w:rPr>
+        <w:t>การค้นหาข้อมูล และการยืนยันรายกา</w:t>
+      </w:r>
+      <w:r>
+        <w:rPr>
+          <w:rFonts w:ascii="TH SarabunPSK" w:hAnsi="TH SarabunPSK" w:cs="TH SarabunPSK" w:hint="cs"/>
+          <w:sz w:val="32"/>
+          <w:szCs w:val="32"/>
+          <w:cs/>
+        </w:rPr>
+        <w:t>ร</w:t>
+      </w:r>
+    </w:p>
+    <w:p>
+      <w:pPr>
+        <w:pStyle w:val="ListParagraph"/>
+        <w:numPr>
+          <w:ilvl w:val="2"/>
+          <w:numId w:val="5"/>
+        </w:numPr>
+        <w:rPr>
+          <w:rFonts w:ascii="TH SarabunPSK" w:hAnsi="TH SarabunPSK" w:cs="TH SarabunPSK"/>
+          <w:b/>
+          <w:bCs/>
+          <w:sz w:val="32"/>
+          <w:szCs w:val="32"/>
+        </w:rPr>
+      </w:pPr>
+      <w:r>
+        <w:rPr>
+          <w:rFonts w:ascii="TH SarabunPSK" w:hAnsi="TH SarabunPSK" w:cs="TH SarabunPSK" w:hint="cs"/>
+          <w:b/>
+          <w:bCs/>
+          <w:sz w:val="32"/>
+          <w:szCs w:val="32"/>
+          <w:cs/>
+        </w:rPr>
+        <w:t>ก</w:t>
+      </w:r>
+      <w:r>
+        <w:rPr>
+          <w:rFonts w:ascii="TH SarabunPSK" w:hAnsi="TH SarabunPSK" w:cs="TH SarabunPSK"/>
+          <w:b/>
+          <w:bCs/>
+          <w:sz w:val="32"/>
+          <w:szCs w:val="32"/>
+          <w:cs/>
+        </w:rPr>
+        <w:t xml:space="preserve">ารพัฒนาและติดตั้ง </w:t>
+      </w:r>
+      <w:r>
+        <w:rPr>
+          <w:rFonts w:ascii="TH SarabunPSK" w:hAnsi="TH SarabunPSK" w:cs="TH SarabunPSK"/>
+          <w:b/>
+          <w:bCs/>
+          <w:sz w:val="32"/>
+          <w:szCs w:val="32"/>
+        </w:rPr>
+        <w:t xml:space="preserve">Tablet </w:t>
+      </w:r>
+      <w:r>
+        <w:rPr>
+          <w:rFonts w:ascii="TH SarabunPSK" w:hAnsi="TH SarabunPSK" w:cs="TH SarabunPSK"/>
+          <w:b/>
+          <w:bCs/>
+          <w:sz w:val="32"/>
+          <w:szCs w:val="32"/>
+          <w:cs/>
+        </w:rPr>
+        <w:t xml:space="preserve">เครื่องที่ </w:t>
+      </w:r>
+      <w:r>
+        <w:rPr>
+          <w:rFonts w:ascii="TH SarabunPSK" w:hAnsi="TH SarabunPSK" w:cs="TH SarabunPSK"/>
+          <w:b/>
+          <w:bCs/>
+          <w:sz w:val="32"/>
+          <w:szCs w:val="32"/>
+        </w:rPr>
+        <w:t>1</w:t>
+      </w:r>
+      <w:r>
+        <w:rPr>
+          <w:rFonts w:ascii="TH SarabunPSK" w:hAnsi="TH SarabunPSK" w:cs="TH SarabunPSK" w:hint="cs"/>
           <w:b/>
           <w:bCs/>
           <w:sz w:val="32"/>
@@ -5185,39 +8692,8 @@
           <w:bCs/>
           <w:sz w:val="32"/>
           <w:szCs w:val="32"/>
-          <w:cs/>
-        </w:rPr>
-        <w:t xml:space="preserve">อ้างอิง </w:t>
-      </w:r>
-      <w:r>
-        <w:rPr>
-          <w:rFonts w:ascii="TH SarabunPSK" w:hAnsi="TH SarabunPSK" w:cs="TH SarabunPSK"/>
-          <w:b/>
-          <w:bCs/>
-          <w:sz w:val="32"/>
-          <w:szCs w:val="32"/>
-        </w:rPr>
-        <w:t>4.</w:t>
-      </w:r>
-      <w:r>
-        <w:rPr>
-          <w:rFonts w:ascii="TH SarabunPSK" w:hAnsi="TH SarabunPSK" w:cs="TH SarabunPSK"/>
-          <w:b/>
-          <w:bCs/>
-          <w:sz w:val="32"/>
-          <w:szCs w:val="32"/>
-        </w:rPr>
-        <w:t>1</w:t>
-      </w:r>
-      <w:r>
-        <w:rPr>
-          <w:rFonts w:ascii="TH SarabunPSK" w:hAnsi="TH SarabunPSK" w:cs="TH SarabunPSK"/>
-          <w:b/>
-          <w:bCs/>
-          <w:sz w:val="32"/>
-          <w:szCs w:val="32"/>
-        </w:rPr>
-        <w:t>.2</w:t>
+        </w:rPr>
+        <w:t>Blood Receiving Station</w:t>
       </w:r>
     </w:p>
     <w:p>
@@ -5231,58 +8707,53 @@
           <w:rFonts w:ascii="TH SarabunPSK" w:hAnsi="TH SarabunPSK" w:cs="TH SarabunPSK"/>
           <w:sz w:val="32"/>
           <w:szCs w:val="32"/>
-        </w:rPr>
-      </w:pPr>
-      <w:r>
-        <w:rPr>
-          <w:rFonts w:ascii="TH SarabunPSK" w:hAnsi="TH SarabunPSK" w:cs="TH SarabunPSK"/>
-          <w:sz w:val="32"/>
-          <w:szCs w:val="32"/>
-          <w:cs/>
-        </w:rPr>
-        <w:t xml:space="preserve">แสดงภาพรวมจำนวนถุงเลือดที่พร้อมใช้งานใน </w:t>
-      </w:r>
-      <w:r>
-        <w:rPr>
-          <w:rFonts w:ascii="TH SarabunPSK" w:hAnsi="TH SarabunPSK" w:cs="TH SarabunPSK"/>
-          <w:sz w:val="32"/>
-          <w:szCs w:val="32"/>
-        </w:rPr>
-        <w:t xml:space="preserve">Main Cabinet </w:t>
-      </w:r>
-      <w:r>
-        <w:rPr>
-          <w:rFonts w:ascii="TH SarabunPSK" w:hAnsi="TH SarabunPSK" w:cs="TH SarabunPSK"/>
-          <w:sz w:val="32"/>
-          <w:szCs w:val="32"/>
-          <w:cs/>
-        </w:rPr>
-        <w:t xml:space="preserve">แยกตามกรุ๊ปเลือด เช่น </w:t>
-      </w:r>
-      <w:r>
-        <w:rPr>
-          <w:rFonts w:ascii="TH SarabunPSK" w:hAnsi="TH SarabunPSK" w:cs="TH SarabunPSK"/>
-          <w:sz w:val="32"/>
-          <w:szCs w:val="32"/>
-        </w:rPr>
-        <w:t xml:space="preserve">A, B, AB </w:t>
-      </w:r>
-      <w:r>
-        <w:rPr>
-          <w:rFonts w:ascii="TH SarabunPSK" w:hAnsi="TH SarabunPSK" w:cs="TH SarabunPSK"/>
-          <w:sz w:val="32"/>
-          <w:szCs w:val="32"/>
-          <w:cs/>
-        </w:rPr>
-        <w:t xml:space="preserve">และ </w:t>
-      </w:r>
-      <w:r>
-        <w:rPr>
-          <w:rFonts w:ascii="TH SarabunPSK" w:hAnsi="TH SarabunPSK" w:cs="TH SarabunPSK"/>
-          <w:sz w:val="32"/>
-          <w:szCs w:val="32"/>
-        </w:rPr>
-        <w:t>O</w:t>
+          <w:lang w:val="en-TH"/>
+        </w:rPr>
+      </w:pPr>
+      <w:r>
+        <w:rPr>
+          <w:rFonts w:ascii="TH SarabunPSK" w:hAnsi="TH SarabunPSK" w:cs="TH SarabunPSK"/>
+          <w:sz w:val="32"/>
+          <w:szCs w:val="32"/>
+          <w:cs/>
+        </w:rPr>
+        <w:t xml:space="preserve">ติดตั้งและตั้งค่า </w:t>
+      </w:r>
+      <w:r>
+        <w:rPr>
+          <w:rFonts w:ascii="TH SarabunPSK" w:hAnsi="TH SarabunPSK" w:cs="TH SarabunPSK"/>
+          <w:sz w:val="32"/>
+          <w:szCs w:val="32"/>
+          <w:lang w:val="en-TH"/>
+        </w:rPr>
+        <w:t xml:space="preserve">Tablet </w:t>
+      </w:r>
+      <w:r>
+        <w:rPr>
+          <w:rFonts w:ascii="TH SarabunPSK" w:hAnsi="TH SarabunPSK" w:cs="TH SarabunPSK"/>
+          <w:sz w:val="32"/>
+          <w:szCs w:val="32"/>
+          <w:cs/>
+        </w:rPr>
+        <w:t xml:space="preserve">เครื่องที่ </w:t>
+      </w:r>
+      <w:r>
+        <w:rPr>
+          <w:rFonts w:ascii="TH SarabunPSK" w:hAnsi="TH SarabunPSK" w:cs="TH SarabunPSK"/>
+          <w:sz w:val="32"/>
+          <w:szCs w:val="32"/>
+          <w:lang w:val="en-TH"/>
+        </w:rPr>
+        <w:t xml:space="preserve">1 </w:t>
+      </w:r>
+      <w:r>
+        <w:rPr>
+          <w:rFonts w:ascii="TH SarabunPSK" w:hAnsi="TH SarabunPSK" w:cs="TH SarabunPSK"/>
+          <w:sz w:val="32"/>
+          <w:szCs w:val="32"/>
+          <w:cs/>
+        </w:rPr>
+        <w:t>สำหรับใช้เป็นสถานีนำเข้าข้อมูลถุงเลือด</w:t>
       </w:r>
     </w:p>
     <w:p>
@@ -5296,33 +8767,35 @@
           <w:rFonts w:ascii="TH SarabunPSK" w:hAnsi="TH SarabunPSK" w:cs="TH SarabunPSK"/>
           <w:sz w:val="32"/>
           <w:szCs w:val="32"/>
-        </w:rPr>
-      </w:pPr>
-      <w:r>
-        <w:rPr>
-          <w:rFonts w:ascii="TH SarabunPSK" w:hAnsi="TH SarabunPSK" w:cs="TH SarabunPSK"/>
-          <w:sz w:val="32"/>
-          <w:szCs w:val="32"/>
-          <w:cs/>
-        </w:rPr>
-        <w:t xml:space="preserve">แสดงรายการถุงเลือดที่ระบบแนะนำให้เบิกตามหลัก </w:t>
-      </w:r>
-      <w:r>
-        <w:rPr>
-          <w:rFonts w:ascii="TH SarabunPSK" w:hAnsi="TH SarabunPSK" w:cs="TH SarabunPSK"/>
-          <w:sz w:val="32"/>
-          <w:szCs w:val="32"/>
-        </w:rPr>
-        <w:t xml:space="preserve">FIFO </w:t>
-      </w:r>
-      <w:r>
-        <w:rPr>
-          <w:rFonts w:ascii="TH SarabunPSK" w:hAnsi="TH SarabunPSK" w:cs="TH SarabunPSK"/>
-          <w:sz w:val="32"/>
-          <w:szCs w:val="32"/>
-          <w:cs/>
-        </w:rPr>
-        <w:t>โดยพิจารณาจากวันที่รับบริจาคและวันหมดอายุ</w:t>
+          <w:lang w:val="en-TH"/>
+        </w:rPr>
+      </w:pPr>
+      <w:r>
+        <w:rPr>
+          <w:rFonts w:ascii="TH SarabunPSK" w:hAnsi="TH SarabunPSK" w:cs="TH SarabunPSK"/>
+          <w:sz w:val="32"/>
+          <w:szCs w:val="32"/>
+          <w:cs/>
+        </w:rPr>
+        <w:t xml:space="preserve">เชื่อมต่ออุปกรณ์สแกน </w:t>
+      </w:r>
+      <w:r>
+        <w:rPr>
+          <w:rFonts w:ascii="TH SarabunPSK" w:hAnsi="TH SarabunPSK" w:cs="TH SarabunPSK"/>
+          <w:sz w:val="32"/>
+          <w:szCs w:val="32"/>
+          <w:lang w:val="en-TH"/>
+        </w:rPr>
+        <w:t xml:space="preserve">Barcode </w:t>
+      </w:r>
+      <w:r>
+        <w:rPr>
+          <w:rFonts w:ascii="TH SarabunPSK" w:hAnsi="TH SarabunPSK" w:cs="TH SarabunPSK"/>
+          <w:sz w:val="32"/>
+          <w:szCs w:val="32"/>
+          <w:cs/>
+        </w:rPr>
+        <w:t>เพื่อใช้สำหรับสแกนรหัสถุงเลือด</w:t>
       </w:r>
     </w:p>
     <w:p>
@@ -5336,16 +8809,44 @@
           <w:rFonts w:ascii="TH SarabunPSK" w:hAnsi="TH SarabunPSK" w:cs="TH SarabunPSK"/>
           <w:sz w:val="32"/>
           <w:szCs w:val="32"/>
-        </w:rPr>
-      </w:pPr>
-      <w:r>
-        <w:rPr>
-          <w:rFonts w:ascii="TH SarabunPSK" w:hAnsi="TH SarabunPSK" w:cs="TH SarabunPSK"/>
-          <w:sz w:val="32"/>
-          <w:szCs w:val="32"/>
-          <w:cs/>
-        </w:rPr>
-        <w:t>แสดงข้อมูลถุงเลือดใกล้หมดอายุ พร้อมจำแนกสีตามช่วงเวลา เช่น สีเขียว สีเหลือง และสีแดง เพื่อช่วยลดความเสี่ยงในการใช้เลือดผิดลำดับ</w:t>
+          <w:lang w:val="en-TH"/>
+        </w:rPr>
+      </w:pPr>
+      <w:r>
+        <w:rPr>
+          <w:rFonts w:ascii="TH SarabunPSK" w:hAnsi="TH SarabunPSK" w:cs="TH SarabunPSK"/>
+          <w:sz w:val="32"/>
+          <w:szCs w:val="32"/>
+          <w:cs/>
+        </w:rPr>
+        <w:t xml:space="preserve">ทดสอบการสแกน </w:t>
+      </w:r>
+      <w:r>
+        <w:rPr>
+          <w:rFonts w:ascii="TH SarabunPSK" w:hAnsi="TH SarabunPSK" w:cs="TH SarabunPSK"/>
+          <w:sz w:val="32"/>
+          <w:szCs w:val="32"/>
+          <w:lang w:val="en-TH"/>
+        </w:rPr>
+        <w:t xml:space="preserve">Barcode </w:t>
+      </w:r>
+      <w:r>
+        <w:rPr>
+          <w:rFonts w:ascii="TH SarabunPSK" w:hAnsi="TH SarabunPSK" w:cs="TH SarabunPSK"/>
+          <w:sz w:val="32"/>
+          <w:szCs w:val="32"/>
+          <w:cs/>
+        </w:rPr>
+        <w:t xml:space="preserve">และการแสดงข้อมูลถุงเลือดบนหน้าจอ </w:t>
+      </w:r>
+      <w:r>
+        <w:rPr>
+          <w:rFonts w:ascii="TH SarabunPSK" w:hAnsi="TH SarabunPSK" w:cs="TH SarabunPSK"/>
+          <w:sz w:val="32"/>
+          <w:szCs w:val="32"/>
+          <w:lang w:val="en-TH"/>
+        </w:rPr>
+        <w:t>Tablet</w:t>
       </w:r>
     </w:p>
     <w:p>
@@ -5359,322 +8860,7 @@
           <w:rFonts w:ascii="TH SarabunPSK" w:hAnsi="TH SarabunPSK" w:cs="TH SarabunPSK"/>
           <w:sz w:val="32"/>
           <w:szCs w:val="32"/>
-        </w:rPr>
-      </w:pPr>
-      <w:r>
-        <w:rPr>
-          <w:rFonts w:ascii="TH SarabunPSK" w:hAnsi="TH SarabunPSK" w:cs="TH SarabunPSK"/>
-          <w:sz w:val="32"/>
-          <w:szCs w:val="32"/>
-          <w:cs/>
-        </w:rPr>
-        <w:t>แสดงสถานะการเบิกและคืนถุงเลือด เช่น พร้อมใช้งาน จองไว้ ใช้งานแล้ว คืนแล้ว หรือหมดอายุ</w:t>
-      </w:r>
-    </w:p>
-    <w:p>
-      <w:pPr>
-        <w:pStyle w:val="ListParagraph"/>
-        <w:numPr>
-          <w:ilvl w:val="3"/>
-          <w:numId w:val="5"/>
-        </w:numPr>
-        <w:rPr>
-          <w:rFonts w:ascii="TH SarabunPSK" w:hAnsi="TH SarabunPSK" w:cs="TH SarabunPSK"/>
-          <w:sz w:val="32"/>
-          <w:szCs w:val="32"/>
-        </w:rPr>
-      </w:pPr>
-      <w:r>
-        <w:rPr>
-          <w:rFonts w:ascii="TH SarabunPSK" w:hAnsi="TH SarabunPSK" w:cs="TH SarabunPSK"/>
-          <w:sz w:val="32"/>
-          <w:szCs w:val="32"/>
-          <w:cs/>
-        </w:rPr>
-        <w:t>แสดงปุ่มลัดสำหรับเข้าสู่ฟังก์ชันหลัก ได้แก่ เบิกถุงเลือด คืนถุงเลือด ค้นหาถุงเลือด และตรวจสอบประวัติการเบิกคืน</w:t>
-      </w:r>
-    </w:p>
-    <w:p>
-      <w:pPr>
-        <w:pStyle w:val="ListParagraph"/>
-        <w:numPr>
-          <w:ilvl w:val="2"/>
-          <w:numId w:val="5"/>
-        </w:numPr>
-        <w:rPr>
-          <w:rFonts w:ascii="TH SarabunPSK" w:hAnsi="TH SarabunPSK" w:cs="TH SarabunPSK"/>
-          <w:b/>
-          <w:bCs/>
-          <w:sz w:val="32"/>
-          <w:szCs w:val="32"/>
-        </w:rPr>
-      </w:pPr>
-      <w:r>
-        <w:rPr>
-          <w:rFonts w:ascii="TH SarabunPSK" w:hAnsi="TH SarabunPSK" w:cs="TH SarabunPSK"/>
-          <w:b/>
-          <w:bCs/>
-          <w:sz w:val="32"/>
-          <w:szCs w:val="32"/>
-          <w:cs/>
-        </w:rPr>
-        <w:t xml:space="preserve">หน้า </w:t>
-      </w:r>
-      <w:r>
-        <w:rPr>
-          <w:rFonts w:ascii="TH SarabunPSK" w:hAnsi="TH SarabunPSK" w:cs="TH SarabunPSK"/>
-          <w:b/>
-          <w:bCs/>
-          <w:sz w:val="32"/>
-          <w:szCs w:val="32"/>
-        </w:rPr>
-        <w:t xml:space="preserve">Home / Dashboard </w:t>
-      </w:r>
-      <w:r>
-        <w:rPr>
-          <w:rFonts w:ascii="TH SarabunPSK" w:hAnsi="TH SarabunPSK" w:cs="TH SarabunPSK"/>
-          <w:b/>
-          <w:bCs/>
-          <w:sz w:val="32"/>
-          <w:szCs w:val="32"/>
-          <w:cs/>
-        </w:rPr>
-        <w:t>สำหรับผู้ดูแลระบบ</w:t>
-      </w:r>
-      <w:r>
-        <w:rPr>
-          <w:rFonts w:ascii="TH SarabunPSK" w:hAnsi="TH SarabunPSK" w:cs="TH SarabunPSK"/>
-          <w:b/>
-          <w:bCs/>
-          <w:sz w:val="32"/>
-          <w:szCs w:val="32"/>
-        </w:rPr>
-        <w:t xml:space="preserve"> </w:t>
-      </w:r>
-      <w:r>
-        <w:rPr>
-          <w:rFonts w:ascii="TH SarabunPSK" w:hAnsi="TH SarabunPSK" w:cs="TH SarabunPSK"/>
-          <w:b/>
-          <w:bCs/>
-          <w:sz w:val="32"/>
-          <w:szCs w:val="32"/>
-          <w:cs/>
-        </w:rPr>
-        <w:t xml:space="preserve">อ้างอิง </w:t>
-      </w:r>
-      <w:r>
-        <w:rPr>
-          <w:rFonts w:ascii="TH SarabunPSK" w:hAnsi="TH SarabunPSK" w:cs="TH SarabunPSK"/>
-          <w:b/>
-          <w:bCs/>
-          <w:sz w:val="32"/>
-          <w:szCs w:val="32"/>
-        </w:rPr>
-        <w:t>4.1.3</w:t>
-      </w:r>
-    </w:p>
-    <w:p>
-      <w:pPr>
-        <w:pStyle w:val="ListParagraph"/>
-        <w:numPr>
-          <w:ilvl w:val="3"/>
-          <w:numId w:val="5"/>
-        </w:numPr>
-        <w:rPr>
-          <w:rFonts w:ascii="TH SarabunPSK" w:hAnsi="TH SarabunPSK" w:cs="TH SarabunPSK"/>
-          <w:sz w:val="32"/>
-          <w:szCs w:val="32"/>
-        </w:rPr>
-      </w:pPr>
-      <w:r>
-        <w:rPr>
-          <w:rFonts w:ascii="TH SarabunPSK" w:hAnsi="TH SarabunPSK" w:cs="TH SarabunPSK"/>
-          <w:sz w:val="32"/>
-          <w:szCs w:val="32"/>
-          <w:cs/>
-        </w:rPr>
-        <w:t xml:space="preserve">แสดงภาพรวมจำนวนถุงเลือดทั้งหมดในระบบ แยกตามสถานะ เช่น </w:t>
-      </w:r>
-      <w:r>
-        <w:rPr>
-          <w:rFonts w:ascii="TH SarabunPSK" w:hAnsi="TH SarabunPSK" w:cs="TH SarabunPSK"/>
-          <w:sz w:val="32"/>
-          <w:szCs w:val="32"/>
-        </w:rPr>
-        <w:t xml:space="preserve">Buffer, Available, Reserved, Used, Returned </w:t>
-      </w:r>
-      <w:r>
-        <w:rPr>
-          <w:rFonts w:ascii="TH SarabunPSK" w:hAnsi="TH SarabunPSK" w:cs="TH SarabunPSK"/>
-          <w:sz w:val="32"/>
-          <w:szCs w:val="32"/>
-          <w:cs/>
-        </w:rPr>
-        <w:t xml:space="preserve">และ </w:t>
-      </w:r>
-      <w:r>
-        <w:rPr>
-          <w:rFonts w:ascii="TH SarabunPSK" w:hAnsi="TH SarabunPSK" w:cs="TH SarabunPSK"/>
-          <w:sz w:val="32"/>
-          <w:szCs w:val="32"/>
-        </w:rPr>
-        <w:t>Expired</w:t>
-      </w:r>
-    </w:p>
-    <w:p>
-      <w:pPr>
-        <w:pStyle w:val="ListParagraph"/>
-        <w:numPr>
-          <w:ilvl w:val="3"/>
-          <w:numId w:val="5"/>
-        </w:numPr>
-        <w:rPr>
-          <w:rFonts w:ascii="TH SarabunPSK" w:hAnsi="TH SarabunPSK" w:cs="TH SarabunPSK"/>
-          <w:sz w:val="32"/>
-          <w:szCs w:val="32"/>
-        </w:rPr>
-      </w:pPr>
-      <w:r>
-        <w:rPr>
-          <w:rFonts w:ascii="TH SarabunPSK" w:hAnsi="TH SarabunPSK" w:cs="TH SarabunPSK"/>
-          <w:sz w:val="32"/>
-          <w:szCs w:val="32"/>
-          <w:cs/>
-        </w:rPr>
-        <w:t>แสดงจำนวนถุงเลือดคงเหลือแยกตามกรุ๊ปเลือด เพื่อใช้ในการติดตามปริมาณเลือดสำรองภายในธนาคารเลือด</w:t>
-      </w:r>
-    </w:p>
-    <w:p>
-      <w:pPr>
-        <w:pStyle w:val="ListParagraph"/>
-        <w:numPr>
-          <w:ilvl w:val="3"/>
-          <w:numId w:val="5"/>
-        </w:numPr>
-        <w:rPr>
-          <w:rFonts w:ascii="TH SarabunPSK" w:hAnsi="TH SarabunPSK" w:cs="TH SarabunPSK"/>
-          <w:sz w:val="32"/>
-          <w:szCs w:val="32"/>
-        </w:rPr>
-      </w:pPr>
-      <w:r>
-        <w:rPr>
-          <w:rFonts w:ascii="TH SarabunPSK" w:hAnsi="TH SarabunPSK" w:cs="TH SarabunPSK"/>
-          <w:sz w:val="32"/>
-          <w:szCs w:val="32"/>
-          <w:cs/>
-        </w:rPr>
-        <w:t>แสดงข้อมูลถุงเลือดใกล้หมดอายุและถุงเลือดหมดอายุ เพื่อให้ผู้ดูแลระบบสามารถติดตามและจัดการได้ทันเวลา</w:t>
-      </w:r>
-    </w:p>
-    <w:p>
-      <w:pPr>
-        <w:pStyle w:val="ListParagraph"/>
-        <w:numPr>
-          <w:ilvl w:val="3"/>
-          <w:numId w:val="5"/>
-        </w:numPr>
-        <w:rPr>
-          <w:rFonts w:ascii="TH SarabunPSK" w:hAnsi="TH SarabunPSK" w:cs="TH SarabunPSK"/>
-          <w:sz w:val="32"/>
-          <w:szCs w:val="32"/>
-        </w:rPr>
-      </w:pPr>
-      <w:r>
-        <w:rPr>
-          <w:rFonts w:ascii="TH SarabunPSK" w:hAnsi="TH SarabunPSK" w:cs="TH SarabunPSK"/>
-          <w:sz w:val="32"/>
-          <w:szCs w:val="32"/>
-          <w:cs/>
-        </w:rPr>
-        <w:t xml:space="preserve">แสดงสถิติการนำเข้า การเบิก และการคืนถุงเลือดในรูปแบบ </w:t>
-      </w:r>
-      <w:r>
-        <w:rPr>
-          <w:rFonts w:ascii="TH SarabunPSK" w:hAnsi="TH SarabunPSK" w:cs="TH SarabunPSK"/>
-          <w:sz w:val="32"/>
-          <w:szCs w:val="32"/>
-        </w:rPr>
-        <w:t xml:space="preserve">Dashboard </w:t>
-      </w:r>
-      <w:r>
-        <w:rPr>
-          <w:rFonts w:ascii="TH SarabunPSK" w:hAnsi="TH SarabunPSK" w:cs="TH SarabunPSK"/>
-          <w:sz w:val="32"/>
-          <w:szCs w:val="32"/>
-          <w:cs/>
-        </w:rPr>
-        <w:t>เช่น รายวัน รายสัปดาห์ หรือรายเดือน</w:t>
-      </w:r>
-    </w:p>
-    <w:p>
-      <w:pPr>
-        <w:pStyle w:val="ListParagraph"/>
-        <w:numPr>
-          <w:ilvl w:val="3"/>
-          <w:numId w:val="5"/>
-        </w:numPr>
-        <w:rPr>
-          <w:rFonts w:ascii="TH SarabunPSK" w:hAnsi="TH SarabunPSK" w:cs="TH SarabunPSK"/>
-          <w:sz w:val="32"/>
-          <w:szCs w:val="32"/>
-        </w:rPr>
-      </w:pPr>
-      <w:r>
-        <w:rPr>
-          <w:rFonts w:ascii="TH SarabunPSK" w:hAnsi="TH SarabunPSK" w:cs="TH SarabunPSK"/>
-          <w:sz w:val="32"/>
-          <w:szCs w:val="32"/>
-          <w:cs/>
-        </w:rPr>
-        <w:t xml:space="preserve">แสดงภาพรวมการใช้งานของตู้จัดเก็บเลือด เช่น จำนวน </w:t>
-      </w:r>
-      <w:r>
-        <w:rPr>
-          <w:rFonts w:ascii="TH SarabunPSK" w:hAnsi="TH SarabunPSK" w:cs="TH SarabunPSK"/>
-          <w:sz w:val="32"/>
-          <w:szCs w:val="32"/>
-        </w:rPr>
-        <w:t xml:space="preserve">Rack </w:t>
-      </w:r>
-      <w:r>
-        <w:rPr>
-          <w:rFonts w:ascii="TH SarabunPSK" w:hAnsi="TH SarabunPSK" w:cs="TH SarabunPSK"/>
-          <w:sz w:val="32"/>
-          <w:szCs w:val="32"/>
-          <w:cs/>
-        </w:rPr>
-        <w:t xml:space="preserve">และ </w:t>
-      </w:r>
-      <w:r>
-        <w:rPr>
-          <w:rFonts w:ascii="TH SarabunPSK" w:hAnsi="TH SarabunPSK" w:cs="TH SarabunPSK"/>
-          <w:sz w:val="32"/>
-          <w:szCs w:val="32"/>
-        </w:rPr>
-        <w:t xml:space="preserve">Slot </w:t>
-      </w:r>
-      <w:r>
-        <w:rPr>
-          <w:rFonts w:ascii="TH SarabunPSK" w:hAnsi="TH SarabunPSK" w:cs="TH SarabunPSK"/>
-          <w:sz w:val="32"/>
-          <w:szCs w:val="32"/>
-          <w:cs/>
-        </w:rPr>
-        <w:t>ที่ถูกใช้งาน พื้นที่ว่าง และตำแหน่งที่มีถุงเลือดใกล้หมดอายุ</w:t>
-      </w:r>
-    </w:p>
-    <w:p>
-      <w:pPr>
-        <w:pStyle w:val="ListParagraph"/>
-        <w:numPr>
-          <w:ilvl w:val="3"/>
-          <w:numId w:val="5"/>
-        </w:numPr>
-        <w:rPr>
-          <w:rFonts w:ascii="TH SarabunPSK" w:hAnsi="TH SarabunPSK" w:cs="TH SarabunPSK"/>
-          <w:sz w:val="32"/>
-          <w:szCs w:val="32"/>
+          <w:lang w:val="en-TH"/>
         </w:rPr>
       </w:pPr>
       <w:r>
@@ -5685,2560 +8871,6 @@
           <w:cs/>
         </w:rPr>
         <w:lastRenderedPageBreak/>
-        <w:t>แสดงข้อมูลการทำงานล่าสุดของผู้ใช้งาน เช่น การนำเข้า การเบิก การคืน และการย้ายตำแหน่งถุงเลือด เพื่อสนับสนุนการตรวจสอบย้อนหลัง</w:t>
-      </w:r>
-    </w:p>
-    <w:p>
-      <w:pPr>
-        <w:pStyle w:val="ListParagraph"/>
-        <w:numPr>
-          <w:ilvl w:val="2"/>
-          <w:numId w:val="5"/>
-        </w:numPr>
-        <w:rPr>
-          <w:rFonts w:ascii="TH SarabunPSK" w:hAnsi="TH SarabunPSK" w:cs="TH SarabunPSK"/>
-          <w:b/>
-          <w:bCs/>
-          <w:sz w:val="32"/>
-          <w:szCs w:val="32"/>
-        </w:rPr>
-      </w:pPr>
-      <w:r>
-        <w:rPr>
-          <w:rFonts w:ascii="TH SarabunPSK" w:hAnsi="TH SarabunPSK" w:cs="TH SarabunPSK" w:hint="cs"/>
-          <w:b/>
-          <w:bCs/>
-          <w:sz w:val="32"/>
-          <w:szCs w:val="32"/>
-          <w:cs/>
-        </w:rPr>
-        <w:t xml:space="preserve">หน้านำเข้าถุงเลือด </w:t>
-      </w:r>
-      <w:r>
-        <w:rPr>
-          <w:rFonts w:ascii="TH SarabunPSK" w:hAnsi="TH SarabunPSK" w:cs="TH SarabunPSK"/>
-          <w:b/>
-          <w:bCs/>
-          <w:sz w:val="32"/>
-          <w:szCs w:val="32"/>
-        </w:rPr>
-        <w:t xml:space="preserve">Blood Receiving Page </w:t>
-      </w:r>
-      <w:r>
-        <w:rPr>
-          <w:rFonts w:ascii="TH SarabunPSK" w:hAnsi="TH SarabunPSK" w:cs="TH SarabunPSK"/>
-          <w:b/>
-          <w:bCs/>
-          <w:sz w:val="32"/>
-          <w:szCs w:val="32"/>
-          <w:cs/>
-        </w:rPr>
-        <w:t xml:space="preserve">อ้างอิง </w:t>
-      </w:r>
-      <w:r>
-        <w:rPr>
-          <w:rFonts w:ascii="TH SarabunPSK" w:hAnsi="TH SarabunPSK" w:cs="TH SarabunPSK"/>
-          <w:b/>
-          <w:bCs/>
-          <w:sz w:val="32"/>
-          <w:szCs w:val="32"/>
-        </w:rPr>
-        <w:t>4.1.1</w:t>
-      </w:r>
-    </w:p>
-    <w:p>
-      <w:pPr>
-        <w:pStyle w:val="ListParagraph"/>
-        <w:numPr>
-          <w:ilvl w:val="3"/>
-          <w:numId w:val="5"/>
-        </w:numPr>
-        <w:rPr>
-          <w:rFonts w:ascii="TH SarabunPSK" w:hAnsi="TH SarabunPSK" w:cs="TH SarabunPSK"/>
-          <w:sz w:val="32"/>
-          <w:szCs w:val="32"/>
-        </w:rPr>
-      </w:pPr>
-      <w:r>
-        <w:rPr>
-          <w:rFonts w:ascii="TH SarabunPSK" w:hAnsi="TH SarabunPSK" w:cs="TH SarabunPSK"/>
-          <w:sz w:val="32"/>
-          <w:szCs w:val="32"/>
-          <w:cs/>
-        </w:rPr>
-        <w:t xml:space="preserve">พัฒนาฟังก์ชันสำหรับสแกน </w:t>
-      </w:r>
-      <w:r>
-        <w:rPr>
-          <w:rFonts w:ascii="TH SarabunPSK" w:hAnsi="TH SarabunPSK" w:cs="TH SarabunPSK"/>
-          <w:sz w:val="32"/>
-          <w:szCs w:val="32"/>
-        </w:rPr>
-        <w:t xml:space="preserve">Barcode </w:t>
-      </w:r>
-      <w:r>
-        <w:rPr>
-          <w:rFonts w:ascii="TH SarabunPSK" w:hAnsi="TH SarabunPSK" w:cs="TH SarabunPSK"/>
-          <w:sz w:val="32"/>
-          <w:szCs w:val="32"/>
-          <w:cs/>
-        </w:rPr>
-        <w:t xml:space="preserve">ถุงเลือดผ่านอุปกรณ์ </w:t>
-      </w:r>
-      <w:r>
-        <w:rPr>
-          <w:rFonts w:ascii="TH SarabunPSK" w:hAnsi="TH SarabunPSK" w:cs="TH SarabunPSK"/>
-          <w:sz w:val="32"/>
-          <w:szCs w:val="32"/>
-        </w:rPr>
-        <w:t xml:space="preserve">Tablet </w:t>
-      </w:r>
-      <w:r>
-        <w:rPr>
-          <w:rFonts w:ascii="TH SarabunPSK" w:hAnsi="TH SarabunPSK" w:cs="TH SarabunPSK"/>
-          <w:sz w:val="32"/>
-          <w:szCs w:val="32"/>
-          <w:cs/>
-        </w:rPr>
-        <w:t xml:space="preserve">หรืออุปกรณ์สแกน </w:t>
-      </w:r>
-      <w:r>
-        <w:rPr>
-          <w:rFonts w:ascii="TH SarabunPSK" w:hAnsi="TH SarabunPSK" w:cs="TH SarabunPSK"/>
-          <w:sz w:val="32"/>
-          <w:szCs w:val="32"/>
-        </w:rPr>
-        <w:t xml:space="preserve">Barcode </w:t>
-      </w:r>
-      <w:r>
-        <w:rPr>
-          <w:rFonts w:ascii="TH SarabunPSK" w:hAnsi="TH SarabunPSK" w:cs="TH SarabunPSK"/>
-          <w:sz w:val="32"/>
-          <w:szCs w:val="32"/>
-          <w:cs/>
-        </w:rPr>
-        <w:t>ที่เชื่อมต่อกับระบบ</w:t>
-      </w:r>
-    </w:p>
-    <w:p>
-      <w:pPr>
-        <w:pStyle w:val="ListParagraph"/>
-        <w:numPr>
-          <w:ilvl w:val="3"/>
-          <w:numId w:val="5"/>
-        </w:numPr>
-        <w:rPr>
-          <w:rFonts w:ascii="TH SarabunPSK" w:hAnsi="TH SarabunPSK" w:cs="TH SarabunPSK"/>
-          <w:sz w:val="32"/>
-          <w:szCs w:val="32"/>
-        </w:rPr>
-      </w:pPr>
-      <w:r>
-        <w:rPr>
-          <w:rFonts w:ascii="TH SarabunPSK" w:hAnsi="TH SarabunPSK" w:cs="TH SarabunPSK"/>
-          <w:sz w:val="32"/>
-          <w:szCs w:val="32"/>
-          <w:cs/>
-        </w:rPr>
-        <w:t xml:space="preserve">พัฒนาฟังก์ชันสำหรับสแกน </w:t>
-      </w:r>
-      <w:r>
-        <w:rPr>
-          <w:rFonts w:ascii="TH SarabunPSK" w:hAnsi="TH SarabunPSK" w:cs="TH SarabunPSK"/>
-          <w:sz w:val="32"/>
-          <w:szCs w:val="32"/>
-        </w:rPr>
-        <w:t xml:space="preserve">Barcode </w:t>
-      </w:r>
-      <w:r>
-        <w:rPr>
-          <w:rFonts w:ascii="TH SarabunPSK" w:hAnsi="TH SarabunPSK" w:cs="TH SarabunPSK"/>
-          <w:sz w:val="32"/>
-          <w:szCs w:val="32"/>
-          <w:cs/>
-        </w:rPr>
-        <w:t xml:space="preserve">ถุงเลือดผ่านอุปกรณ์ </w:t>
-      </w:r>
-      <w:r>
-        <w:rPr>
-          <w:rFonts w:ascii="TH SarabunPSK" w:hAnsi="TH SarabunPSK" w:cs="TH SarabunPSK"/>
-          <w:sz w:val="32"/>
-          <w:szCs w:val="32"/>
-        </w:rPr>
-        <w:t xml:space="preserve">Tablet </w:t>
-      </w:r>
-      <w:r>
-        <w:rPr>
-          <w:rFonts w:ascii="TH SarabunPSK" w:hAnsi="TH SarabunPSK" w:cs="TH SarabunPSK"/>
-          <w:sz w:val="32"/>
-          <w:szCs w:val="32"/>
-          <w:cs/>
-        </w:rPr>
-        <w:t xml:space="preserve">หรืออุปกรณ์สแกน </w:t>
-      </w:r>
-      <w:r>
-        <w:rPr>
-          <w:rFonts w:ascii="TH SarabunPSK" w:hAnsi="TH SarabunPSK" w:cs="TH SarabunPSK"/>
-          <w:sz w:val="32"/>
-          <w:szCs w:val="32"/>
-        </w:rPr>
-        <w:t xml:space="preserve">Barcode </w:t>
-      </w:r>
-      <w:r>
-        <w:rPr>
-          <w:rFonts w:ascii="TH SarabunPSK" w:hAnsi="TH SarabunPSK" w:cs="TH SarabunPSK"/>
-          <w:sz w:val="32"/>
-          <w:szCs w:val="32"/>
-          <w:cs/>
-        </w:rPr>
-        <w:t>ที่เชื่อมต่อกับระบบ</w:t>
-      </w:r>
-    </w:p>
-    <w:p>
-      <w:pPr>
-        <w:pStyle w:val="ListParagraph"/>
-        <w:numPr>
-          <w:ilvl w:val="3"/>
-          <w:numId w:val="5"/>
-        </w:numPr>
-        <w:rPr>
-          <w:rFonts w:ascii="TH SarabunPSK" w:hAnsi="TH SarabunPSK" w:cs="TH SarabunPSK"/>
-          <w:sz w:val="32"/>
-          <w:szCs w:val="32"/>
-        </w:rPr>
-      </w:pPr>
-      <w:r>
-        <w:rPr>
-          <w:rFonts w:ascii="TH SarabunPSK" w:hAnsi="TH SarabunPSK" w:cs="TH SarabunPSK"/>
-          <w:sz w:val="32"/>
-          <w:szCs w:val="32"/>
-          <w:cs/>
-        </w:rPr>
-        <w:t xml:space="preserve">ระบบตรวจสอบความถูกต้องของข้อมูลถุงเลือด เช่น </w:t>
-      </w:r>
-      <w:r>
-        <w:rPr>
-          <w:rFonts w:ascii="TH SarabunPSK" w:hAnsi="TH SarabunPSK" w:cs="TH SarabunPSK"/>
-          <w:sz w:val="32"/>
-          <w:szCs w:val="32"/>
-        </w:rPr>
-        <w:t xml:space="preserve">Barcode </w:t>
-      </w:r>
-      <w:r>
-        <w:rPr>
-          <w:rFonts w:ascii="TH SarabunPSK" w:hAnsi="TH SarabunPSK" w:cs="TH SarabunPSK"/>
-          <w:sz w:val="32"/>
-          <w:szCs w:val="32"/>
-          <w:cs/>
-        </w:rPr>
-        <w:t>กรุ๊ปเลือด วันที่รับบริจาค แหล่งที่มา และข้อมูลที่จำเป็นอื่น ๆ</w:t>
-      </w:r>
-    </w:p>
-    <w:p>
-      <w:pPr>
-        <w:pStyle w:val="ListParagraph"/>
-        <w:numPr>
-          <w:ilvl w:val="3"/>
-          <w:numId w:val="5"/>
-        </w:numPr>
-        <w:rPr>
-          <w:rFonts w:ascii="TH SarabunPSK" w:hAnsi="TH SarabunPSK" w:cs="TH SarabunPSK"/>
-          <w:sz w:val="32"/>
-          <w:szCs w:val="32"/>
-        </w:rPr>
-      </w:pPr>
-      <w:r>
-        <w:rPr>
-          <w:rFonts w:ascii="TH SarabunPSK" w:hAnsi="TH SarabunPSK" w:cs="TH SarabunPSK"/>
-          <w:sz w:val="32"/>
-          <w:szCs w:val="32"/>
-          <w:cs/>
-        </w:rPr>
-        <w:t xml:space="preserve">ระบบตรวจสอบ </w:t>
-      </w:r>
-      <w:r>
-        <w:rPr>
-          <w:rFonts w:ascii="TH SarabunPSK" w:hAnsi="TH SarabunPSK" w:cs="TH SarabunPSK"/>
-          <w:sz w:val="32"/>
-          <w:szCs w:val="32"/>
-        </w:rPr>
-        <w:t xml:space="preserve">Barcode </w:t>
-      </w:r>
-      <w:r>
-        <w:rPr>
-          <w:rFonts w:ascii="TH SarabunPSK" w:hAnsi="TH SarabunPSK" w:cs="TH SarabunPSK"/>
-          <w:sz w:val="32"/>
-          <w:szCs w:val="32"/>
-          <w:cs/>
-        </w:rPr>
-        <w:t>ซ้ำแบบเรียลไทม์ เพื่อป้องกันการบันทึกข้อมูลถุงเลือดซ้ำในระบบ</w:t>
-      </w:r>
-    </w:p>
-    <w:p>
-      <w:pPr>
-        <w:pStyle w:val="ListParagraph"/>
-        <w:numPr>
-          <w:ilvl w:val="3"/>
-          <w:numId w:val="5"/>
-        </w:numPr>
-        <w:rPr>
-          <w:rFonts w:ascii="TH SarabunPSK" w:hAnsi="TH SarabunPSK" w:cs="TH SarabunPSK"/>
-          <w:sz w:val="32"/>
-          <w:szCs w:val="32"/>
-        </w:rPr>
-      </w:pPr>
-      <w:r>
-        <w:rPr>
-          <w:rFonts w:ascii="TH SarabunPSK" w:hAnsi="TH SarabunPSK" w:cs="TH SarabunPSK"/>
-          <w:sz w:val="32"/>
-          <w:szCs w:val="32"/>
-          <w:cs/>
-        </w:rPr>
-        <w:t>ระบบคำนวณวันหมดอายุของถุงเลือดอัตโนมัติ โดยอ้างอิงจากวันที่รับบริจาค</w:t>
-      </w:r>
-    </w:p>
-    <w:p>
-      <w:pPr>
-        <w:pStyle w:val="ListParagraph"/>
-        <w:numPr>
-          <w:ilvl w:val="3"/>
-          <w:numId w:val="5"/>
-        </w:numPr>
-        <w:rPr>
-          <w:rFonts w:ascii="TH SarabunPSK" w:hAnsi="TH SarabunPSK" w:cs="TH SarabunPSK"/>
-          <w:sz w:val="32"/>
-          <w:szCs w:val="32"/>
-        </w:rPr>
-      </w:pPr>
-      <w:r>
-        <w:rPr>
-          <w:rFonts w:ascii="TH SarabunPSK" w:hAnsi="TH SarabunPSK" w:cs="TH SarabunPSK"/>
-          <w:sz w:val="32"/>
-          <w:szCs w:val="32"/>
-          <w:cs/>
-        </w:rPr>
-        <w:t xml:space="preserve">ระบบบันทึกข้อมูลถุงเลือดเข้าสู่ </w:t>
-      </w:r>
-      <w:r>
-        <w:rPr>
-          <w:rFonts w:ascii="TH SarabunPSK" w:hAnsi="TH SarabunPSK" w:cs="TH SarabunPSK"/>
-          <w:sz w:val="32"/>
-          <w:szCs w:val="32"/>
-        </w:rPr>
-        <w:t xml:space="preserve">Buffer Cabinet </w:t>
-      </w:r>
-      <w:r>
-        <w:rPr>
-          <w:rFonts w:ascii="TH SarabunPSK" w:hAnsi="TH SarabunPSK" w:cs="TH SarabunPSK"/>
-          <w:sz w:val="32"/>
-          <w:szCs w:val="32"/>
-          <w:cs/>
-        </w:rPr>
-        <w:t xml:space="preserve">และกำหนดสถานะเริ่มต้นเป็น </w:t>
-      </w:r>
-      <w:r>
-        <w:rPr>
-          <w:rFonts w:ascii="TH SarabunPSK" w:hAnsi="TH SarabunPSK" w:cs="TH SarabunPSK"/>
-          <w:sz w:val="32"/>
-          <w:szCs w:val="32"/>
-        </w:rPr>
-        <w:t>“Buffer”</w:t>
-      </w:r>
-    </w:p>
-    <w:p>
-      <w:pPr>
-        <w:pStyle w:val="ListParagraph"/>
-        <w:numPr>
-          <w:ilvl w:val="2"/>
-          <w:numId w:val="5"/>
-        </w:numPr>
-        <w:rPr>
-          <w:rFonts w:ascii="TH SarabunPSK" w:hAnsi="TH SarabunPSK" w:cs="TH SarabunPSK"/>
-          <w:b/>
-          <w:bCs/>
-          <w:sz w:val="32"/>
-          <w:szCs w:val="32"/>
-        </w:rPr>
-      </w:pPr>
-      <w:r>
-        <w:rPr>
-          <w:rFonts w:ascii="TH SarabunPSK" w:hAnsi="TH SarabunPSK" w:cs="TH SarabunPSK"/>
-          <w:b/>
-          <w:bCs/>
-          <w:sz w:val="32"/>
-          <w:szCs w:val="32"/>
-          <w:cs/>
-        </w:rPr>
-        <w:t>หน้าจัดเก็บถุงเลือด</w:t>
-      </w:r>
-      <w:r>
-        <w:rPr>
-          <w:rFonts w:ascii="TH SarabunPSK" w:hAnsi="TH SarabunPSK" w:cs="TH SarabunPSK" w:hint="cs"/>
-          <w:b/>
-          <w:bCs/>
-          <w:sz w:val="32"/>
-          <w:szCs w:val="32"/>
-          <w:cs/>
-        </w:rPr>
-        <w:t xml:space="preserve"> </w:t>
-      </w:r>
-      <w:r>
-        <w:rPr>
-          <w:rFonts w:ascii="TH SarabunPSK" w:hAnsi="TH SarabunPSK" w:cs="TH SarabunPSK"/>
-          <w:b/>
-          <w:bCs/>
-          <w:sz w:val="32"/>
-          <w:szCs w:val="32"/>
-        </w:rPr>
-        <w:t xml:space="preserve">Put Away Page </w:t>
-      </w:r>
-      <w:r>
-        <w:rPr>
-          <w:rFonts w:ascii="TH SarabunPSK" w:hAnsi="TH SarabunPSK" w:cs="TH SarabunPSK"/>
-          <w:b/>
-          <w:bCs/>
-          <w:sz w:val="32"/>
-          <w:szCs w:val="32"/>
-          <w:cs/>
-        </w:rPr>
-        <w:t xml:space="preserve">อ้างอิง </w:t>
-      </w:r>
-      <w:r>
-        <w:rPr>
-          <w:rFonts w:ascii="TH SarabunPSK" w:hAnsi="TH SarabunPSK" w:cs="TH SarabunPSK"/>
-          <w:b/>
-          <w:bCs/>
-          <w:sz w:val="32"/>
-          <w:szCs w:val="32"/>
-        </w:rPr>
-        <w:t>4.1.1</w:t>
-      </w:r>
-    </w:p>
-    <w:p>
-      <w:pPr>
-        <w:pStyle w:val="ListParagraph"/>
-        <w:numPr>
-          <w:ilvl w:val="3"/>
-          <w:numId w:val="5"/>
-        </w:numPr>
-        <w:rPr>
-          <w:rFonts w:ascii="TH SarabunPSK" w:hAnsi="TH SarabunPSK" w:cs="TH SarabunPSK"/>
-          <w:sz w:val="32"/>
-          <w:szCs w:val="32"/>
-        </w:rPr>
-      </w:pPr>
-      <w:r>
-        <w:rPr>
-          <w:rFonts w:ascii="TH SarabunPSK" w:hAnsi="TH SarabunPSK" w:cs="TH SarabunPSK"/>
-          <w:sz w:val="32"/>
-          <w:szCs w:val="32"/>
-          <w:cs/>
-        </w:rPr>
-        <w:t xml:space="preserve">แสดงรายการถุงเลือดที่อยู่ใน </w:t>
-      </w:r>
-      <w:r>
-        <w:rPr>
-          <w:rFonts w:ascii="TH SarabunPSK" w:hAnsi="TH SarabunPSK" w:cs="TH SarabunPSK"/>
-          <w:sz w:val="32"/>
-          <w:szCs w:val="32"/>
-        </w:rPr>
-        <w:t xml:space="preserve">Buffer Cabinet </w:t>
-      </w:r>
-      <w:r>
-        <w:rPr>
-          <w:rFonts w:ascii="TH SarabunPSK" w:hAnsi="TH SarabunPSK" w:cs="TH SarabunPSK"/>
-          <w:sz w:val="32"/>
-          <w:szCs w:val="32"/>
-          <w:cs/>
-        </w:rPr>
-        <w:t xml:space="preserve">เพื่อให้พยาบาลเลือกถุงเลือดที่ต้องการจัดเก็บเข้าสู่ </w:t>
-      </w:r>
-      <w:r>
-        <w:rPr>
-          <w:rFonts w:ascii="TH SarabunPSK" w:hAnsi="TH SarabunPSK" w:cs="TH SarabunPSK"/>
-          <w:sz w:val="32"/>
-          <w:szCs w:val="32"/>
-        </w:rPr>
-        <w:t>Main Cabinet</w:t>
-      </w:r>
-    </w:p>
-    <w:p>
-      <w:pPr>
-        <w:pStyle w:val="ListParagraph"/>
-        <w:numPr>
-          <w:ilvl w:val="3"/>
-          <w:numId w:val="5"/>
-        </w:numPr>
-        <w:rPr>
-          <w:rFonts w:ascii="TH SarabunPSK" w:hAnsi="TH SarabunPSK" w:cs="TH SarabunPSK"/>
-          <w:sz w:val="32"/>
-          <w:szCs w:val="32"/>
-        </w:rPr>
-      </w:pPr>
-      <w:r>
-        <w:rPr>
-          <w:rFonts w:ascii="TH SarabunPSK" w:hAnsi="TH SarabunPSK" w:cs="TH SarabunPSK"/>
-          <w:sz w:val="32"/>
-          <w:szCs w:val="32"/>
-          <w:cs/>
-        </w:rPr>
-        <w:t xml:space="preserve">ระบบแนะนำตำแหน่งจัดเก็บที่เหมาะสมภายใน </w:t>
-      </w:r>
-      <w:r>
-        <w:rPr>
-          <w:rFonts w:ascii="TH SarabunPSK" w:hAnsi="TH SarabunPSK" w:cs="TH SarabunPSK"/>
-          <w:sz w:val="32"/>
-          <w:szCs w:val="32"/>
-        </w:rPr>
-        <w:t xml:space="preserve">Main Cabinet </w:t>
-      </w:r>
-      <w:r>
-        <w:rPr>
-          <w:rFonts w:ascii="TH SarabunPSK" w:hAnsi="TH SarabunPSK" w:cs="TH SarabunPSK"/>
-          <w:sz w:val="32"/>
-          <w:szCs w:val="32"/>
-          <w:cs/>
-        </w:rPr>
-        <w:t xml:space="preserve">โดยพิจารณาจากกรุ๊ปเลือด วันหมดอายุ และพื้นที่ว่างของ </w:t>
-      </w:r>
-      <w:r>
-        <w:rPr>
-          <w:rFonts w:ascii="TH SarabunPSK" w:hAnsi="TH SarabunPSK" w:cs="TH SarabunPSK"/>
-          <w:sz w:val="32"/>
-          <w:szCs w:val="32"/>
-        </w:rPr>
-        <w:t>Slot</w:t>
-      </w:r>
-    </w:p>
-    <w:p>
-      <w:pPr>
-        <w:pStyle w:val="ListParagraph"/>
-        <w:numPr>
-          <w:ilvl w:val="3"/>
-          <w:numId w:val="5"/>
-        </w:numPr>
-        <w:rPr>
-          <w:rFonts w:ascii="TH SarabunPSK" w:hAnsi="TH SarabunPSK" w:cs="TH SarabunPSK"/>
-          <w:sz w:val="32"/>
-          <w:szCs w:val="32"/>
-        </w:rPr>
-      </w:pPr>
-      <w:r>
-        <w:rPr>
-          <w:rFonts w:ascii="TH SarabunPSK" w:hAnsi="TH SarabunPSK" w:cs="TH SarabunPSK"/>
-          <w:sz w:val="32"/>
-          <w:szCs w:val="32"/>
-          <w:cs/>
-        </w:rPr>
-        <w:t xml:space="preserve">แสดงตำแหน่ง </w:t>
-      </w:r>
-      <w:r>
-        <w:rPr>
-          <w:rFonts w:ascii="TH SarabunPSK" w:hAnsi="TH SarabunPSK" w:cs="TH SarabunPSK"/>
-          <w:sz w:val="32"/>
-          <w:szCs w:val="32"/>
-        </w:rPr>
-        <w:t xml:space="preserve">Rack </w:t>
-      </w:r>
-      <w:r>
-        <w:rPr>
-          <w:rFonts w:ascii="TH SarabunPSK" w:hAnsi="TH SarabunPSK" w:cs="TH SarabunPSK"/>
-          <w:sz w:val="32"/>
-          <w:szCs w:val="32"/>
-          <w:cs/>
-        </w:rPr>
-        <w:t xml:space="preserve">และ </w:t>
-      </w:r>
-      <w:r>
-        <w:rPr>
-          <w:rFonts w:ascii="TH SarabunPSK" w:hAnsi="TH SarabunPSK" w:cs="TH SarabunPSK"/>
-          <w:sz w:val="32"/>
-          <w:szCs w:val="32"/>
-        </w:rPr>
-        <w:t xml:space="preserve">Slot </w:t>
-      </w:r>
-      <w:r>
-        <w:rPr>
-          <w:rFonts w:ascii="TH SarabunPSK" w:hAnsi="TH SarabunPSK" w:cs="TH SarabunPSK"/>
-          <w:sz w:val="32"/>
-          <w:szCs w:val="32"/>
-          <w:cs/>
-        </w:rPr>
-        <w:t>ในรูปแบบที่เข้าใจง่าย เพื่อให้ผู้ใช้งานสามารถตรวจสอบตำแหน่งจัดเก็บได้อย่างถูกต้อง</w:t>
-      </w:r>
-    </w:p>
-    <w:p>
-      <w:pPr>
-        <w:pStyle w:val="ListParagraph"/>
-        <w:numPr>
-          <w:ilvl w:val="3"/>
-          <w:numId w:val="5"/>
-        </w:numPr>
-        <w:rPr>
-          <w:rFonts w:ascii="TH SarabunPSK" w:hAnsi="TH SarabunPSK" w:cs="TH SarabunPSK"/>
-          <w:sz w:val="32"/>
-          <w:szCs w:val="32"/>
-        </w:rPr>
-      </w:pPr>
-      <w:r>
-        <w:rPr>
-          <w:rFonts w:ascii="TH SarabunPSK" w:hAnsi="TH SarabunPSK" w:cs="TH SarabunPSK"/>
-          <w:sz w:val="32"/>
-          <w:szCs w:val="32"/>
-          <w:cs/>
-        </w:rPr>
-        <w:t xml:space="preserve">ระบบป้องกันการจัดเก็บถุงเลือดเกินจำนวนสูงสุดในแต่ละ </w:t>
-      </w:r>
-      <w:r>
-        <w:rPr>
-          <w:rFonts w:ascii="TH SarabunPSK" w:hAnsi="TH SarabunPSK" w:cs="TH SarabunPSK"/>
-          <w:sz w:val="32"/>
-          <w:szCs w:val="32"/>
-        </w:rPr>
-        <w:t>Slot</w:t>
-      </w:r>
-    </w:p>
-    <w:p>
-      <w:pPr>
-        <w:pStyle w:val="ListParagraph"/>
-        <w:numPr>
-          <w:ilvl w:val="3"/>
-          <w:numId w:val="5"/>
-        </w:numPr>
-        <w:rPr>
-          <w:rFonts w:ascii="TH SarabunPSK" w:hAnsi="TH SarabunPSK" w:cs="TH SarabunPSK"/>
-          <w:sz w:val="32"/>
-          <w:szCs w:val="32"/>
-        </w:rPr>
-      </w:pPr>
-      <w:r>
-        <w:rPr>
-          <w:rFonts w:ascii="TH SarabunPSK" w:hAnsi="TH SarabunPSK" w:cs="TH SarabunPSK"/>
-          <w:sz w:val="32"/>
-          <w:szCs w:val="32"/>
-          <w:cs/>
-        </w:rPr>
-        <w:t>เมื่อยืนยันการจัดเก็บ ระบบ</w:t>
-      </w:r>
-      <w:proofErr w:type="spellStart"/>
-      <w:r>
-        <w:rPr>
-          <w:rFonts w:ascii="TH SarabunPSK" w:hAnsi="TH SarabunPSK" w:cs="TH SarabunPSK"/>
-          <w:sz w:val="32"/>
-          <w:szCs w:val="32"/>
-          <w:cs/>
-        </w:rPr>
-        <w:t>จะอัปเดต</w:t>
-      </w:r>
-      <w:proofErr w:type="spellEnd"/>
-      <w:r>
-        <w:rPr>
-          <w:rFonts w:ascii="TH SarabunPSK" w:hAnsi="TH SarabunPSK" w:cs="TH SarabunPSK"/>
-          <w:sz w:val="32"/>
-          <w:szCs w:val="32"/>
-          <w:cs/>
-        </w:rPr>
-        <w:t xml:space="preserve">ตำแหน่งจัดเก็บและเปลี่ยนสถานะถุงเลือดจาก </w:t>
-      </w:r>
-      <w:r>
-        <w:rPr>
-          <w:rFonts w:ascii="TH SarabunPSK" w:hAnsi="TH SarabunPSK" w:cs="TH SarabunPSK"/>
-          <w:sz w:val="32"/>
-          <w:szCs w:val="32"/>
-        </w:rPr>
-        <w:t xml:space="preserve">“Buffer” </w:t>
-      </w:r>
-      <w:r>
-        <w:rPr>
-          <w:rFonts w:ascii="TH SarabunPSK" w:hAnsi="TH SarabunPSK" w:cs="TH SarabunPSK"/>
-          <w:sz w:val="32"/>
-          <w:szCs w:val="32"/>
-          <w:cs/>
-        </w:rPr>
-        <w:t xml:space="preserve">เป็น </w:t>
-      </w:r>
-      <w:r>
-        <w:rPr>
-          <w:rFonts w:ascii="TH SarabunPSK" w:hAnsi="TH SarabunPSK" w:cs="TH SarabunPSK"/>
-          <w:sz w:val="32"/>
-          <w:szCs w:val="32"/>
-        </w:rPr>
-        <w:t>“Available”</w:t>
-      </w:r>
-    </w:p>
-    <w:p>
-      <w:pPr>
-        <w:pStyle w:val="ListParagraph"/>
-        <w:numPr>
-          <w:ilvl w:val="2"/>
-          <w:numId w:val="5"/>
-        </w:numPr>
-        <w:rPr>
-          <w:rFonts w:ascii="TH SarabunPSK" w:hAnsi="TH SarabunPSK" w:cs="TH SarabunPSK"/>
-          <w:b/>
-          <w:bCs/>
-          <w:sz w:val="32"/>
-          <w:szCs w:val="32"/>
-        </w:rPr>
-      </w:pPr>
-      <w:r>
-        <w:rPr>
-          <w:rFonts w:ascii="TH SarabunPSK" w:hAnsi="TH SarabunPSK" w:cs="TH SarabunPSK"/>
-          <w:b/>
-          <w:bCs/>
-          <w:sz w:val="32"/>
-          <w:szCs w:val="32"/>
-          <w:cs/>
-        </w:rPr>
-        <w:t>หน้าเบิกถุงเลือด</w:t>
-      </w:r>
-      <w:r>
-        <w:rPr>
-          <w:rFonts w:ascii="TH SarabunPSK" w:hAnsi="TH SarabunPSK" w:cs="TH SarabunPSK" w:hint="cs"/>
-          <w:b/>
-          <w:bCs/>
-          <w:sz w:val="32"/>
-          <w:szCs w:val="32"/>
-          <w:cs/>
-        </w:rPr>
-        <w:t xml:space="preserve"> </w:t>
-      </w:r>
-      <w:r>
-        <w:rPr>
-          <w:rFonts w:ascii="TH SarabunPSK" w:hAnsi="TH SarabunPSK" w:cs="TH SarabunPSK"/>
-          <w:b/>
-          <w:bCs/>
-          <w:sz w:val="32"/>
-          <w:szCs w:val="32"/>
-        </w:rPr>
-        <w:t xml:space="preserve">Blood Issue Page </w:t>
-      </w:r>
-      <w:r>
-        <w:rPr>
-          <w:rFonts w:ascii="TH SarabunPSK" w:hAnsi="TH SarabunPSK" w:cs="TH SarabunPSK"/>
-          <w:b/>
-          <w:bCs/>
-          <w:sz w:val="32"/>
-          <w:szCs w:val="32"/>
-          <w:cs/>
-        </w:rPr>
-        <w:t xml:space="preserve">อ้างอิง </w:t>
-      </w:r>
-      <w:r>
-        <w:rPr>
-          <w:rFonts w:ascii="TH SarabunPSK" w:hAnsi="TH SarabunPSK" w:cs="TH SarabunPSK"/>
-          <w:b/>
-          <w:bCs/>
-          <w:sz w:val="32"/>
-          <w:szCs w:val="32"/>
-        </w:rPr>
-        <w:t>4.1.2</w:t>
-      </w:r>
-    </w:p>
-    <w:p>
-      <w:pPr>
-        <w:pStyle w:val="ListParagraph"/>
-        <w:numPr>
-          <w:ilvl w:val="3"/>
-          <w:numId w:val="5"/>
-        </w:numPr>
-        <w:rPr>
-          <w:rFonts w:ascii="TH SarabunPSK" w:hAnsi="TH SarabunPSK" w:cs="TH SarabunPSK"/>
-          <w:sz w:val="32"/>
-          <w:szCs w:val="32"/>
-        </w:rPr>
-      </w:pPr>
-      <w:r>
-        <w:rPr>
-          <w:rFonts w:ascii="TH SarabunPSK" w:hAnsi="TH SarabunPSK" w:cs="TH SarabunPSK"/>
-          <w:sz w:val="32"/>
-          <w:szCs w:val="32"/>
-          <w:cs/>
-        </w:rPr>
-        <w:t xml:space="preserve">พัฒนาฟังก์ชันสำหรับค้นหาถุงเลือดตาม </w:t>
-      </w:r>
-      <w:r>
-        <w:rPr>
-          <w:rFonts w:ascii="TH SarabunPSK" w:hAnsi="TH SarabunPSK" w:cs="TH SarabunPSK"/>
-          <w:sz w:val="32"/>
-          <w:szCs w:val="32"/>
-        </w:rPr>
-        <w:t xml:space="preserve">Barcode </w:t>
-      </w:r>
-      <w:r>
-        <w:rPr>
-          <w:rFonts w:ascii="TH SarabunPSK" w:hAnsi="TH SarabunPSK" w:cs="TH SarabunPSK"/>
-          <w:sz w:val="32"/>
-          <w:szCs w:val="32"/>
-          <w:cs/>
-        </w:rPr>
-        <w:t>กรุ๊ปเลือด หรือสถานะของถุงเลือด</w:t>
-      </w:r>
-    </w:p>
-    <w:p>
-      <w:pPr>
-        <w:pStyle w:val="ListParagraph"/>
-        <w:numPr>
-          <w:ilvl w:val="3"/>
-          <w:numId w:val="5"/>
-        </w:numPr>
-        <w:rPr>
-          <w:rFonts w:ascii="TH SarabunPSK" w:hAnsi="TH SarabunPSK" w:cs="TH SarabunPSK"/>
-          <w:sz w:val="32"/>
-          <w:szCs w:val="32"/>
-        </w:rPr>
-      </w:pPr>
-      <w:r>
-        <w:rPr>
-          <w:rFonts w:ascii="TH SarabunPSK" w:hAnsi="TH SarabunPSK" w:cs="TH SarabunPSK"/>
-          <w:sz w:val="32"/>
-          <w:szCs w:val="32"/>
-          <w:cs/>
-        </w:rPr>
-        <w:t xml:space="preserve">ระบบแนะนำถุงเลือดที่ควรเบิกตามหลัก </w:t>
-      </w:r>
-      <w:r>
-        <w:rPr>
-          <w:rFonts w:ascii="TH SarabunPSK" w:hAnsi="TH SarabunPSK" w:cs="TH SarabunPSK"/>
-          <w:sz w:val="32"/>
-          <w:szCs w:val="32"/>
-        </w:rPr>
-        <w:t xml:space="preserve">FIFO </w:t>
-      </w:r>
-      <w:r>
-        <w:rPr>
-          <w:rFonts w:ascii="TH SarabunPSK" w:hAnsi="TH SarabunPSK" w:cs="TH SarabunPSK"/>
-          <w:sz w:val="32"/>
-          <w:szCs w:val="32"/>
-          <w:cs/>
-        </w:rPr>
-        <w:t>เพื่อให้ถุงเลือดที่รับเข้าก่อนหรือใกล้หมดอายุถูกนำไปใช้ก่อน</w:t>
-      </w:r>
-    </w:p>
-    <w:p>
-      <w:pPr>
-        <w:pStyle w:val="ListParagraph"/>
-        <w:numPr>
-          <w:ilvl w:val="3"/>
-          <w:numId w:val="5"/>
-        </w:numPr>
-        <w:rPr>
-          <w:rFonts w:ascii="TH SarabunPSK" w:hAnsi="TH SarabunPSK" w:cs="TH SarabunPSK"/>
-          <w:sz w:val="32"/>
-          <w:szCs w:val="32"/>
-        </w:rPr>
-      </w:pPr>
-      <w:r>
-        <w:rPr>
-          <w:rFonts w:ascii="TH SarabunPSK" w:hAnsi="TH SarabunPSK" w:cs="TH SarabunPSK"/>
-          <w:sz w:val="32"/>
-          <w:szCs w:val="32"/>
-          <w:cs/>
-        </w:rPr>
-        <w:t xml:space="preserve">แสดงตำแหน่งจัดเก็บถุงเลือดภายใน </w:t>
-      </w:r>
-      <w:r>
-        <w:rPr>
-          <w:rFonts w:ascii="TH SarabunPSK" w:hAnsi="TH SarabunPSK" w:cs="TH SarabunPSK"/>
-          <w:sz w:val="32"/>
-          <w:szCs w:val="32"/>
-        </w:rPr>
-        <w:t xml:space="preserve">Main Cabinet </w:t>
-      </w:r>
-      <w:r>
-        <w:rPr>
-          <w:rFonts w:ascii="TH SarabunPSK" w:hAnsi="TH SarabunPSK" w:cs="TH SarabunPSK"/>
-          <w:sz w:val="32"/>
-          <w:szCs w:val="32"/>
-          <w:cs/>
-        </w:rPr>
-        <w:t xml:space="preserve">เช่น </w:t>
-      </w:r>
-      <w:r>
-        <w:rPr>
-          <w:rFonts w:ascii="TH SarabunPSK" w:hAnsi="TH SarabunPSK" w:cs="TH SarabunPSK"/>
-          <w:sz w:val="32"/>
-          <w:szCs w:val="32"/>
-        </w:rPr>
-        <w:t xml:space="preserve">Rack, Slot </w:t>
-      </w:r>
-      <w:r>
-        <w:rPr>
-          <w:rFonts w:ascii="TH SarabunPSK" w:hAnsi="TH SarabunPSK" w:cs="TH SarabunPSK"/>
-          <w:sz w:val="32"/>
-          <w:szCs w:val="32"/>
-          <w:cs/>
-        </w:rPr>
-        <w:t xml:space="preserve">และตำแหน่งภายใน </w:t>
-      </w:r>
-      <w:r>
-        <w:rPr>
-          <w:rFonts w:ascii="TH SarabunPSK" w:hAnsi="TH SarabunPSK" w:cs="TH SarabunPSK"/>
-          <w:sz w:val="32"/>
-          <w:szCs w:val="32"/>
-        </w:rPr>
-        <w:t>Slot</w:t>
-      </w:r>
-    </w:p>
-    <w:p>
-      <w:pPr>
-        <w:pStyle w:val="ListParagraph"/>
-        <w:numPr>
-          <w:ilvl w:val="3"/>
-          <w:numId w:val="5"/>
-        </w:numPr>
-        <w:rPr>
-          <w:rFonts w:ascii="TH SarabunPSK" w:hAnsi="TH SarabunPSK" w:cs="TH SarabunPSK"/>
-          <w:sz w:val="32"/>
-          <w:szCs w:val="32"/>
-        </w:rPr>
-      </w:pPr>
-      <w:r>
-        <w:rPr>
-          <w:rFonts w:ascii="TH SarabunPSK" w:hAnsi="TH SarabunPSK" w:cs="TH SarabunPSK"/>
-          <w:sz w:val="32"/>
-          <w:szCs w:val="32"/>
-          <w:cs/>
-        </w:rPr>
-        <w:t xml:space="preserve">ผู้ใช้งานสามารถยืนยันการเบิกถุงเลือดออกจากระบบผ่าน </w:t>
-      </w:r>
-      <w:r>
-        <w:rPr>
-          <w:rFonts w:ascii="TH SarabunPSK" w:hAnsi="TH SarabunPSK" w:cs="TH SarabunPSK"/>
-          <w:sz w:val="32"/>
-          <w:szCs w:val="32"/>
-        </w:rPr>
-        <w:t>Tablet</w:t>
-      </w:r>
-    </w:p>
-    <w:p>
-      <w:pPr>
-        <w:pStyle w:val="ListParagraph"/>
-        <w:numPr>
-          <w:ilvl w:val="3"/>
-          <w:numId w:val="5"/>
-        </w:numPr>
-        <w:rPr>
-          <w:rFonts w:ascii="TH SarabunPSK" w:hAnsi="TH SarabunPSK" w:cs="TH SarabunPSK"/>
-          <w:sz w:val="32"/>
-          <w:szCs w:val="32"/>
-        </w:rPr>
-      </w:pPr>
-      <w:r>
-        <w:rPr>
-          <w:rFonts w:ascii="TH SarabunPSK" w:hAnsi="TH SarabunPSK" w:cs="TH SarabunPSK"/>
-          <w:sz w:val="32"/>
-          <w:szCs w:val="32"/>
-          <w:cs/>
-        </w:rPr>
-        <w:t>เมื่อยืนยันการเบิก ระบบ</w:t>
-      </w:r>
-      <w:proofErr w:type="spellStart"/>
-      <w:r>
-        <w:rPr>
-          <w:rFonts w:ascii="TH SarabunPSK" w:hAnsi="TH SarabunPSK" w:cs="TH SarabunPSK"/>
-          <w:sz w:val="32"/>
-          <w:szCs w:val="32"/>
-          <w:cs/>
-        </w:rPr>
-        <w:t>จะอัปเดต</w:t>
-      </w:r>
-      <w:proofErr w:type="spellEnd"/>
-      <w:r>
-        <w:rPr>
-          <w:rFonts w:ascii="TH SarabunPSK" w:hAnsi="TH SarabunPSK" w:cs="TH SarabunPSK"/>
-          <w:sz w:val="32"/>
-          <w:szCs w:val="32"/>
-          <w:cs/>
-        </w:rPr>
-        <w:t xml:space="preserve">สถานะถุงเลือดเป็น </w:t>
-      </w:r>
-      <w:r>
-        <w:rPr>
-          <w:rFonts w:ascii="TH SarabunPSK" w:hAnsi="TH SarabunPSK" w:cs="TH SarabunPSK"/>
-          <w:sz w:val="32"/>
-          <w:szCs w:val="32"/>
-        </w:rPr>
-        <w:t xml:space="preserve">“Used” </w:t>
-      </w:r>
-      <w:r>
-        <w:rPr>
-          <w:rFonts w:ascii="TH SarabunPSK" w:hAnsi="TH SarabunPSK" w:cs="TH SarabunPSK"/>
-          <w:sz w:val="32"/>
-          <w:szCs w:val="32"/>
-          <w:cs/>
-        </w:rPr>
-        <w:t>และบันทึกประวัติการเบิกเข้าสู่ระบบ</w:t>
-      </w:r>
-    </w:p>
-    <w:p>
-      <w:pPr>
-        <w:pStyle w:val="ListParagraph"/>
-        <w:numPr>
-          <w:ilvl w:val="2"/>
-          <w:numId w:val="5"/>
-        </w:numPr>
-        <w:rPr>
-          <w:rFonts w:ascii="TH SarabunPSK" w:hAnsi="TH SarabunPSK" w:cs="TH SarabunPSK"/>
-          <w:b/>
-          <w:bCs/>
-          <w:sz w:val="32"/>
-          <w:szCs w:val="32"/>
-        </w:rPr>
-      </w:pPr>
-      <w:r>
-        <w:rPr>
-          <w:rFonts w:ascii="TH SarabunPSK" w:hAnsi="TH SarabunPSK" w:cs="TH SarabunPSK"/>
-          <w:b/>
-          <w:bCs/>
-          <w:sz w:val="32"/>
-          <w:szCs w:val="32"/>
-          <w:cs/>
-        </w:rPr>
-        <w:t>หน้าคืนถุงเลือด</w:t>
-      </w:r>
-      <w:r>
-        <w:rPr>
-          <w:rFonts w:ascii="TH SarabunPSK" w:hAnsi="TH SarabunPSK" w:cs="TH SarabunPSK" w:hint="cs"/>
-          <w:b/>
-          <w:bCs/>
-          <w:sz w:val="32"/>
-          <w:szCs w:val="32"/>
-          <w:cs/>
-        </w:rPr>
-        <w:t xml:space="preserve"> </w:t>
-      </w:r>
-      <w:r>
-        <w:rPr>
-          <w:rFonts w:ascii="TH SarabunPSK" w:hAnsi="TH SarabunPSK" w:cs="TH SarabunPSK"/>
-          <w:b/>
-          <w:bCs/>
-          <w:sz w:val="32"/>
-          <w:szCs w:val="32"/>
-        </w:rPr>
-        <w:t xml:space="preserve">Blood Return Page </w:t>
-      </w:r>
-      <w:r>
-        <w:rPr>
-          <w:rFonts w:ascii="TH SarabunPSK" w:hAnsi="TH SarabunPSK" w:cs="TH SarabunPSK"/>
-          <w:b/>
-          <w:bCs/>
-          <w:sz w:val="32"/>
-          <w:szCs w:val="32"/>
-          <w:cs/>
-        </w:rPr>
-        <w:t xml:space="preserve">อ้างอิง </w:t>
-      </w:r>
-      <w:r>
-        <w:rPr>
-          <w:rFonts w:ascii="TH SarabunPSK" w:hAnsi="TH SarabunPSK" w:cs="TH SarabunPSK"/>
-          <w:b/>
-          <w:bCs/>
-          <w:sz w:val="32"/>
-          <w:szCs w:val="32"/>
-        </w:rPr>
-        <w:t>4.1.2</w:t>
-      </w:r>
-    </w:p>
-    <w:p>
-      <w:pPr>
-        <w:pStyle w:val="ListParagraph"/>
-        <w:numPr>
-          <w:ilvl w:val="3"/>
-          <w:numId w:val="5"/>
-        </w:numPr>
-        <w:rPr>
-          <w:rFonts w:ascii="TH SarabunPSK" w:hAnsi="TH SarabunPSK" w:cs="TH SarabunPSK"/>
-          <w:sz w:val="32"/>
-          <w:szCs w:val="32"/>
-        </w:rPr>
-      </w:pPr>
-      <w:r>
-        <w:rPr>
-          <w:rFonts w:ascii="TH SarabunPSK" w:hAnsi="TH SarabunPSK" w:cs="TH SarabunPSK"/>
-          <w:sz w:val="32"/>
-          <w:szCs w:val="32"/>
-          <w:cs/>
-        </w:rPr>
-        <w:t xml:space="preserve">ระบบรองรับการสแกน </w:t>
-      </w:r>
-      <w:r>
-        <w:rPr>
-          <w:rFonts w:ascii="TH SarabunPSK" w:hAnsi="TH SarabunPSK" w:cs="TH SarabunPSK"/>
-          <w:sz w:val="32"/>
-          <w:szCs w:val="32"/>
-        </w:rPr>
-        <w:t xml:space="preserve">Barcode </w:t>
-      </w:r>
-      <w:r>
-        <w:rPr>
-          <w:rFonts w:ascii="TH SarabunPSK" w:hAnsi="TH SarabunPSK" w:cs="TH SarabunPSK"/>
-          <w:sz w:val="32"/>
-          <w:szCs w:val="32"/>
-          <w:cs/>
-        </w:rPr>
-        <w:t>ของถุงเลือดที่ต้องการคืนเข้าสู่ระบบ</w:t>
-      </w:r>
-    </w:p>
-    <w:p>
-      <w:pPr>
-        <w:pStyle w:val="ListParagraph"/>
-        <w:numPr>
-          <w:ilvl w:val="3"/>
-          <w:numId w:val="5"/>
-        </w:numPr>
-        <w:rPr>
-          <w:rFonts w:ascii="TH SarabunPSK" w:hAnsi="TH SarabunPSK" w:cs="TH SarabunPSK"/>
-          <w:sz w:val="32"/>
-          <w:szCs w:val="32"/>
-        </w:rPr>
-      </w:pPr>
-      <w:r>
-        <w:rPr>
-          <w:rFonts w:ascii="TH SarabunPSK" w:hAnsi="TH SarabunPSK" w:cs="TH SarabunPSK"/>
-          <w:sz w:val="32"/>
-          <w:szCs w:val="32"/>
-          <w:cs/>
-        </w:rPr>
-        <w:lastRenderedPageBreak/>
-        <w:t>ระบบตรวจสอบสถานะของถุงเลือดก่อนการคืน เช่น ต้องเป็นถุงเลือดที่ถูกเบิกออกจากระบบแล้ว และยังไม่หมดอายุ</w:t>
-      </w:r>
-    </w:p>
-    <w:p>
-      <w:pPr>
-        <w:pStyle w:val="ListParagraph"/>
-        <w:numPr>
-          <w:ilvl w:val="3"/>
-          <w:numId w:val="5"/>
-        </w:numPr>
-        <w:rPr>
-          <w:rFonts w:ascii="TH SarabunPSK" w:hAnsi="TH SarabunPSK" w:cs="TH SarabunPSK"/>
-          <w:sz w:val="32"/>
-          <w:szCs w:val="32"/>
-        </w:rPr>
-      </w:pPr>
-      <w:r>
-        <w:rPr>
-          <w:rFonts w:ascii="TH SarabunPSK" w:hAnsi="TH SarabunPSK" w:cs="TH SarabunPSK"/>
-          <w:sz w:val="32"/>
-          <w:szCs w:val="32"/>
-          <w:cs/>
-        </w:rPr>
-        <w:t>ระบบตรวจสอบวันหมดอายุของถุงเลือด เพื่อป้องกันการนำถุงเลือดหมดอายุกลับเข้าสู่ตู้จัดเก็บ</w:t>
-      </w:r>
-    </w:p>
-    <w:p>
-      <w:pPr>
-        <w:pStyle w:val="ListParagraph"/>
-        <w:numPr>
-          <w:ilvl w:val="3"/>
-          <w:numId w:val="5"/>
-        </w:numPr>
-        <w:rPr>
-          <w:rFonts w:ascii="TH SarabunPSK" w:hAnsi="TH SarabunPSK" w:cs="TH SarabunPSK"/>
-          <w:sz w:val="32"/>
-          <w:szCs w:val="32"/>
-        </w:rPr>
-      </w:pPr>
-      <w:r>
-        <w:rPr>
-          <w:rFonts w:ascii="TH SarabunPSK" w:hAnsi="TH SarabunPSK" w:cs="TH SarabunPSK"/>
-          <w:sz w:val="32"/>
-          <w:szCs w:val="32"/>
-          <w:cs/>
-        </w:rPr>
-        <w:t>ระบบแนะนำตำแหน่งจัดเก็บใหม่ที่เหมาะสม และไม่ควรคืนถุงเลือดกลับไปยังตำแหน่งเดิม</w:t>
-      </w:r>
-    </w:p>
-    <w:p>
-      <w:pPr>
-        <w:pStyle w:val="ListParagraph"/>
-        <w:numPr>
-          <w:ilvl w:val="3"/>
-          <w:numId w:val="5"/>
-        </w:numPr>
-        <w:rPr>
-          <w:rFonts w:ascii="TH SarabunPSK" w:hAnsi="TH SarabunPSK" w:cs="TH SarabunPSK"/>
-          <w:sz w:val="32"/>
-          <w:szCs w:val="32"/>
-        </w:rPr>
-      </w:pPr>
-      <w:r>
-        <w:rPr>
-          <w:rFonts w:ascii="TH SarabunPSK" w:hAnsi="TH SarabunPSK" w:cs="TH SarabunPSK"/>
-          <w:sz w:val="32"/>
-          <w:szCs w:val="32"/>
-          <w:cs/>
-        </w:rPr>
-        <w:t>เมื่อยืนยันการคืน ระบบ</w:t>
-      </w:r>
-      <w:proofErr w:type="spellStart"/>
-      <w:r>
-        <w:rPr>
-          <w:rFonts w:ascii="TH SarabunPSK" w:hAnsi="TH SarabunPSK" w:cs="TH SarabunPSK"/>
-          <w:sz w:val="32"/>
-          <w:szCs w:val="32"/>
-          <w:cs/>
-        </w:rPr>
-        <w:t>จะอัปเดต</w:t>
-      </w:r>
-      <w:proofErr w:type="spellEnd"/>
-      <w:r>
-        <w:rPr>
-          <w:rFonts w:ascii="TH SarabunPSK" w:hAnsi="TH SarabunPSK" w:cs="TH SarabunPSK"/>
-          <w:sz w:val="32"/>
-          <w:szCs w:val="32"/>
-          <w:cs/>
-        </w:rPr>
-        <w:t xml:space="preserve">สถานะถุงเลือดกลับเป็น </w:t>
-      </w:r>
-      <w:r>
-        <w:rPr>
-          <w:rFonts w:ascii="TH SarabunPSK" w:hAnsi="TH SarabunPSK" w:cs="TH SarabunPSK"/>
-          <w:sz w:val="32"/>
-          <w:szCs w:val="32"/>
-        </w:rPr>
-        <w:t xml:space="preserve">“Available” </w:t>
-      </w:r>
-      <w:r>
-        <w:rPr>
-          <w:rFonts w:ascii="TH SarabunPSK" w:hAnsi="TH SarabunPSK" w:cs="TH SarabunPSK"/>
-          <w:sz w:val="32"/>
-          <w:szCs w:val="32"/>
-          <w:cs/>
-        </w:rPr>
-        <w:t>และบันทึกประวัติการคืนเข้าสู่ระบบ</w:t>
-      </w:r>
-    </w:p>
-    <w:p>
-      <w:pPr>
-        <w:pStyle w:val="ListParagraph"/>
-        <w:numPr>
-          <w:ilvl w:val="2"/>
-          <w:numId w:val="5"/>
-        </w:numPr>
-        <w:rPr>
-          <w:rFonts w:ascii="TH SarabunPSK" w:hAnsi="TH SarabunPSK" w:cs="TH SarabunPSK"/>
-          <w:b/>
-          <w:bCs/>
-          <w:sz w:val="32"/>
-          <w:szCs w:val="32"/>
-        </w:rPr>
-      </w:pPr>
-      <w:r>
-        <w:rPr>
-          <w:rFonts w:ascii="TH SarabunPSK" w:hAnsi="TH SarabunPSK" w:cs="TH SarabunPSK"/>
-          <w:b/>
-          <w:bCs/>
-          <w:sz w:val="32"/>
-          <w:szCs w:val="32"/>
-          <w:cs/>
-        </w:rPr>
-        <w:t>หน้าจัดการตู้จัดเก็บเลือด</w:t>
-      </w:r>
-      <w:r>
-        <w:rPr>
-          <w:rFonts w:ascii="TH SarabunPSK" w:hAnsi="TH SarabunPSK" w:cs="TH SarabunPSK" w:hint="cs"/>
-          <w:b/>
-          <w:bCs/>
-          <w:sz w:val="32"/>
-          <w:szCs w:val="32"/>
-          <w:cs/>
-        </w:rPr>
-        <w:t xml:space="preserve"> </w:t>
-      </w:r>
-      <w:r>
-        <w:rPr>
-          <w:rFonts w:ascii="TH SarabunPSK" w:hAnsi="TH SarabunPSK" w:cs="TH SarabunPSK"/>
-          <w:b/>
-          <w:bCs/>
-          <w:sz w:val="32"/>
-          <w:szCs w:val="32"/>
-        </w:rPr>
-        <w:t xml:space="preserve">Storage Management Page </w:t>
-      </w:r>
-      <w:r>
-        <w:rPr>
-          <w:rFonts w:ascii="TH SarabunPSK" w:hAnsi="TH SarabunPSK" w:cs="TH SarabunPSK"/>
-          <w:b/>
-          <w:bCs/>
-          <w:sz w:val="32"/>
-          <w:szCs w:val="32"/>
-          <w:cs/>
-        </w:rPr>
-        <w:t xml:space="preserve">อ้างอิง </w:t>
-      </w:r>
-      <w:r>
-        <w:rPr>
-          <w:rFonts w:ascii="TH SarabunPSK" w:hAnsi="TH SarabunPSK" w:cs="TH SarabunPSK"/>
-          <w:b/>
-          <w:bCs/>
-          <w:sz w:val="32"/>
-          <w:szCs w:val="32"/>
-        </w:rPr>
-        <w:t>4.1.3</w:t>
-      </w:r>
-    </w:p>
-    <w:p>
-      <w:pPr>
-        <w:pStyle w:val="ListParagraph"/>
-        <w:numPr>
-          <w:ilvl w:val="3"/>
-          <w:numId w:val="5"/>
-        </w:numPr>
-        <w:rPr>
-          <w:rFonts w:ascii="TH SarabunPSK" w:hAnsi="TH SarabunPSK" w:cs="TH SarabunPSK"/>
-          <w:sz w:val="32"/>
-          <w:szCs w:val="32"/>
-        </w:rPr>
-      </w:pPr>
-      <w:r>
-        <w:rPr>
-          <w:rFonts w:ascii="TH SarabunPSK" w:hAnsi="TH SarabunPSK" w:cs="TH SarabunPSK"/>
-          <w:sz w:val="32"/>
-          <w:szCs w:val="32"/>
-          <w:cs/>
-        </w:rPr>
-        <w:t xml:space="preserve">ระบบแสดงโครงสร้างตู้จัดเก็บเลือดในรูปแบบ </w:t>
-      </w:r>
-      <w:r>
-        <w:rPr>
-          <w:rFonts w:ascii="TH SarabunPSK" w:hAnsi="TH SarabunPSK" w:cs="TH SarabunPSK"/>
-          <w:sz w:val="32"/>
-          <w:szCs w:val="32"/>
-        </w:rPr>
-        <w:t xml:space="preserve">Rack </w:t>
-      </w:r>
-      <w:r>
-        <w:rPr>
-          <w:rFonts w:ascii="TH SarabunPSK" w:hAnsi="TH SarabunPSK" w:cs="TH SarabunPSK"/>
-          <w:sz w:val="32"/>
-          <w:szCs w:val="32"/>
-          <w:cs/>
-        </w:rPr>
-        <w:t xml:space="preserve">และ </w:t>
-      </w:r>
-      <w:r>
-        <w:rPr>
-          <w:rFonts w:ascii="TH SarabunPSK" w:hAnsi="TH SarabunPSK" w:cs="TH SarabunPSK"/>
-          <w:sz w:val="32"/>
-          <w:szCs w:val="32"/>
-        </w:rPr>
-        <w:t xml:space="preserve">Slot </w:t>
-      </w:r>
-      <w:r>
-        <w:rPr>
-          <w:rFonts w:ascii="TH SarabunPSK" w:hAnsi="TH SarabunPSK" w:cs="TH SarabunPSK"/>
-          <w:sz w:val="32"/>
-          <w:szCs w:val="32"/>
-          <w:cs/>
-        </w:rPr>
-        <w:t>เพื่อให้ผู้ดูแลระบบสามารถตรวจสอบพื้นที่จัดเก็บได้</w:t>
-      </w:r>
-    </w:p>
-    <w:p>
-      <w:pPr>
-        <w:pStyle w:val="ListParagraph"/>
-        <w:numPr>
-          <w:ilvl w:val="3"/>
-          <w:numId w:val="5"/>
-        </w:numPr>
-        <w:rPr>
-          <w:rFonts w:ascii="TH SarabunPSK" w:hAnsi="TH SarabunPSK" w:cs="TH SarabunPSK"/>
-          <w:sz w:val="32"/>
-          <w:szCs w:val="32"/>
-        </w:rPr>
-      </w:pPr>
-      <w:r>
-        <w:rPr>
-          <w:rFonts w:ascii="TH SarabunPSK" w:hAnsi="TH SarabunPSK" w:cs="TH SarabunPSK"/>
-          <w:sz w:val="32"/>
-          <w:szCs w:val="32"/>
-          <w:cs/>
-        </w:rPr>
-        <w:t xml:space="preserve">ระบบแสดงจำนวนถุงเลือดในแต่ละ </w:t>
-      </w:r>
-      <w:r>
-        <w:rPr>
-          <w:rFonts w:ascii="TH SarabunPSK" w:hAnsi="TH SarabunPSK" w:cs="TH SarabunPSK"/>
-          <w:sz w:val="32"/>
-          <w:szCs w:val="32"/>
-        </w:rPr>
-        <w:t xml:space="preserve">Slot </w:t>
-      </w:r>
-      <w:r>
-        <w:rPr>
-          <w:rFonts w:ascii="TH SarabunPSK" w:hAnsi="TH SarabunPSK" w:cs="TH SarabunPSK" w:hint="cs"/>
-          <w:sz w:val="32"/>
-          <w:szCs w:val="32"/>
-          <w:cs/>
-        </w:rPr>
-        <w:t>และสถานการณ์ใช้งานของพื้นที่จัดเก็บ</w:t>
-      </w:r>
-    </w:p>
-    <w:p>
-      <w:pPr>
-        <w:pStyle w:val="ListParagraph"/>
-        <w:numPr>
-          <w:ilvl w:val="3"/>
-          <w:numId w:val="5"/>
-        </w:numPr>
-        <w:rPr>
-          <w:rFonts w:ascii="TH SarabunPSK" w:hAnsi="TH SarabunPSK" w:cs="TH SarabunPSK"/>
-          <w:sz w:val="32"/>
-          <w:szCs w:val="32"/>
-        </w:rPr>
-      </w:pPr>
-      <w:r>
-        <w:rPr>
-          <w:rFonts w:ascii="TH SarabunPSK" w:hAnsi="TH SarabunPSK" w:cs="TH SarabunPSK"/>
-          <w:sz w:val="32"/>
-          <w:szCs w:val="32"/>
-          <w:cs/>
-        </w:rPr>
-        <w:t>ระบบแสดงตำแหน่งที่ว่าง ตำแหน่งที่ถูกใช้งาน และตำแหน่งที่มีถุงเลือดใกล้หมดอายุ</w:t>
-      </w:r>
-    </w:p>
-    <w:p>
-      <w:pPr>
-        <w:pStyle w:val="ListParagraph"/>
-        <w:numPr>
-          <w:ilvl w:val="3"/>
-          <w:numId w:val="5"/>
-        </w:numPr>
-        <w:rPr>
-          <w:rFonts w:ascii="TH SarabunPSK" w:hAnsi="TH SarabunPSK" w:cs="TH SarabunPSK"/>
-          <w:sz w:val="32"/>
-          <w:szCs w:val="32"/>
-        </w:rPr>
-      </w:pPr>
-      <w:r>
-        <w:rPr>
-          <w:rFonts w:ascii="TH SarabunPSK" w:hAnsi="TH SarabunPSK" w:cs="TH SarabunPSK"/>
-          <w:sz w:val="32"/>
-          <w:szCs w:val="32"/>
-          <w:cs/>
-        </w:rPr>
-        <w:t xml:space="preserve">ผู้ดูแลระบบสามารถจัดการข้อมูล </w:t>
-      </w:r>
-      <w:r>
-        <w:rPr>
-          <w:rFonts w:ascii="TH SarabunPSK" w:hAnsi="TH SarabunPSK" w:cs="TH SarabunPSK"/>
-          <w:sz w:val="32"/>
-          <w:szCs w:val="32"/>
-        </w:rPr>
-        <w:t xml:space="preserve">Rack </w:t>
-      </w:r>
-      <w:r>
-        <w:rPr>
-          <w:rFonts w:ascii="TH SarabunPSK" w:hAnsi="TH SarabunPSK" w:cs="TH SarabunPSK"/>
-          <w:sz w:val="32"/>
-          <w:szCs w:val="32"/>
-          <w:cs/>
-        </w:rPr>
-        <w:t xml:space="preserve">และ </w:t>
-      </w:r>
-      <w:r>
-        <w:rPr>
-          <w:rFonts w:ascii="TH SarabunPSK" w:hAnsi="TH SarabunPSK" w:cs="TH SarabunPSK"/>
-          <w:sz w:val="32"/>
-          <w:szCs w:val="32"/>
-        </w:rPr>
-        <w:t xml:space="preserve">Slot </w:t>
-      </w:r>
-      <w:r>
-        <w:rPr>
-          <w:rFonts w:ascii="TH SarabunPSK" w:hAnsi="TH SarabunPSK" w:cs="TH SarabunPSK"/>
-          <w:sz w:val="32"/>
-          <w:szCs w:val="32"/>
-          <w:cs/>
-        </w:rPr>
-        <w:t>เช่น เพิ่ม แก้ไข หรือปิดใช้งานตำแหน่งจัดเก็บบางส่วนได้</w:t>
-      </w:r>
-    </w:p>
-    <w:p>
-      <w:pPr>
-        <w:pStyle w:val="ListParagraph"/>
-        <w:numPr>
-          <w:ilvl w:val="2"/>
-          <w:numId w:val="5"/>
-        </w:numPr>
-        <w:rPr>
-          <w:rFonts w:ascii="TH SarabunPSK" w:hAnsi="TH SarabunPSK" w:cs="TH SarabunPSK"/>
-          <w:b/>
-          <w:bCs/>
-          <w:sz w:val="32"/>
-          <w:szCs w:val="32"/>
-        </w:rPr>
-      </w:pPr>
-      <w:r>
-        <w:rPr>
-          <w:rFonts w:ascii="TH SarabunPSK" w:hAnsi="TH SarabunPSK" w:cs="TH SarabunPSK"/>
-          <w:b/>
-          <w:bCs/>
-          <w:sz w:val="32"/>
-          <w:szCs w:val="32"/>
-          <w:cs/>
-        </w:rPr>
-        <w:t>หน้ารายงานและส่งออกข้อมูล</w:t>
-      </w:r>
-      <w:r>
-        <w:rPr>
-          <w:rFonts w:ascii="TH SarabunPSK" w:hAnsi="TH SarabunPSK" w:cs="TH SarabunPSK" w:hint="cs"/>
-          <w:b/>
-          <w:bCs/>
-          <w:sz w:val="32"/>
-          <w:szCs w:val="32"/>
-          <w:cs/>
-        </w:rPr>
-        <w:t xml:space="preserve"> </w:t>
-      </w:r>
-      <w:r>
-        <w:rPr>
-          <w:rFonts w:ascii="TH SarabunPSK" w:hAnsi="TH SarabunPSK" w:cs="TH SarabunPSK"/>
-          <w:b/>
-          <w:bCs/>
-          <w:sz w:val="32"/>
-          <w:szCs w:val="32"/>
-        </w:rPr>
-        <w:t xml:space="preserve">Report Page </w:t>
-      </w:r>
-      <w:r>
-        <w:rPr>
-          <w:rFonts w:ascii="TH SarabunPSK" w:hAnsi="TH SarabunPSK" w:cs="TH SarabunPSK"/>
-          <w:b/>
-          <w:bCs/>
-          <w:sz w:val="32"/>
-          <w:szCs w:val="32"/>
-          <w:cs/>
-        </w:rPr>
-        <w:t xml:space="preserve">อ้างอิง </w:t>
-      </w:r>
-      <w:r>
-        <w:rPr>
-          <w:rFonts w:ascii="TH SarabunPSK" w:hAnsi="TH SarabunPSK" w:cs="TH SarabunPSK"/>
-          <w:b/>
-          <w:bCs/>
-          <w:sz w:val="32"/>
-          <w:szCs w:val="32"/>
-        </w:rPr>
-        <w:t>4.1.3</w:t>
-      </w:r>
-    </w:p>
-    <w:p>
-      <w:pPr>
-        <w:pStyle w:val="ListParagraph"/>
-        <w:numPr>
-          <w:ilvl w:val="3"/>
-          <w:numId w:val="5"/>
-        </w:numPr>
-        <w:rPr>
-          <w:rFonts w:ascii="TH SarabunPSK" w:hAnsi="TH SarabunPSK" w:cs="TH SarabunPSK"/>
-          <w:sz w:val="32"/>
-          <w:szCs w:val="32"/>
-        </w:rPr>
-      </w:pPr>
-      <w:r>
-        <w:rPr>
-          <w:rFonts w:ascii="TH SarabunPSK" w:hAnsi="TH SarabunPSK" w:cs="TH SarabunPSK"/>
-          <w:sz w:val="32"/>
-          <w:szCs w:val="32"/>
-          <w:cs/>
-        </w:rPr>
-        <w:t>ระบบแสดงรายงานจำนวนถุงเลือดคงเหลือ แยกตามกรุ๊ปเลือดและสถานะ</w:t>
-      </w:r>
-    </w:p>
-    <w:p>
-      <w:pPr>
-        <w:pStyle w:val="ListParagraph"/>
-        <w:numPr>
-          <w:ilvl w:val="3"/>
-          <w:numId w:val="5"/>
-        </w:numPr>
-        <w:rPr>
-          <w:rFonts w:ascii="TH SarabunPSK" w:hAnsi="TH SarabunPSK" w:cs="TH SarabunPSK"/>
-          <w:sz w:val="32"/>
-          <w:szCs w:val="32"/>
-        </w:rPr>
-      </w:pPr>
-      <w:r>
-        <w:rPr>
-          <w:rFonts w:ascii="TH SarabunPSK" w:hAnsi="TH SarabunPSK" w:cs="TH SarabunPSK"/>
-          <w:sz w:val="32"/>
-          <w:szCs w:val="32"/>
-          <w:cs/>
-        </w:rPr>
-        <w:t>ระบบแสดงรายงานการนำเข้า การเบิก และการคืนถุงเลือด ตามช่วงเวลาที่กำหนด</w:t>
-      </w:r>
-    </w:p>
-    <w:p>
-      <w:pPr>
-        <w:pStyle w:val="ListParagraph"/>
-        <w:numPr>
-          <w:ilvl w:val="3"/>
-          <w:numId w:val="5"/>
-        </w:numPr>
-        <w:rPr>
-          <w:rFonts w:ascii="TH SarabunPSK" w:hAnsi="TH SarabunPSK" w:cs="TH SarabunPSK"/>
-          <w:sz w:val="32"/>
-          <w:szCs w:val="32"/>
-        </w:rPr>
-      </w:pPr>
-      <w:r>
-        <w:rPr>
-          <w:rFonts w:ascii="TH SarabunPSK" w:hAnsi="TH SarabunPSK" w:cs="TH SarabunPSK"/>
-          <w:sz w:val="32"/>
-          <w:szCs w:val="32"/>
-          <w:cs/>
-        </w:rPr>
-        <w:t>ระบบแสดงรายงานถุงเลือดใกล้หมดอายุและถุงเลือดหมดอายุ</w:t>
-      </w:r>
-    </w:p>
-    <w:p>
-      <w:pPr>
-        <w:pStyle w:val="ListParagraph"/>
-        <w:numPr>
-          <w:ilvl w:val="3"/>
-          <w:numId w:val="5"/>
-        </w:numPr>
-        <w:rPr>
-          <w:rFonts w:ascii="TH SarabunPSK" w:hAnsi="TH SarabunPSK" w:cs="TH SarabunPSK"/>
-          <w:sz w:val="32"/>
-          <w:szCs w:val="32"/>
-        </w:rPr>
-      </w:pPr>
-      <w:r>
-        <w:rPr>
-          <w:rFonts w:ascii="TH SarabunPSK" w:hAnsi="TH SarabunPSK" w:cs="TH SarabunPSK"/>
-          <w:sz w:val="32"/>
-          <w:szCs w:val="32"/>
-          <w:cs/>
-        </w:rPr>
-        <w:t xml:space="preserve">ระบบรองรับการส่งออกรายงานในรูปแบบ </w:t>
-      </w:r>
-      <w:r>
-        <w:rPr>
-          <w:rFonts w:ascii="TH SarabunPSK" w:hAnsi="TH SarabunPSK" w:cs="TH SarabunPSK"/>
-          <w:sz w:val="32"/>
-          <w:szCs w:val="32"/>
-        </w:rPr>
-        <w:t xml:space="preserve">PDF </w:t>
-      </w:r>
-      <w:r>
-        <w:rPr>
-          <w:rFonts w:ascii="TH SarabunPSK" w:hAnsi="TH SarabunPSK" w:cs="TH SarabunPSK"/>
-          <w:sz w:val="32"/>
-          <w:szCs w:val="32"/>
-          <w:cs/>
-        </w:rPr>
-        <w:t xml:space="preserve">หรือ </w:t>
-      </w:r>
-      <w:r>
-        <w:rPr>
-          <w:rFonts w:ascii="TH SarabunPSK" w:hAnsi="TH SarabunPSK" w:cs="TH SarabunPSK"/>
-          <w:sz w:val="32"/>
-          <w:szCs w:val="32"/>
-        </w:rPr>
-        <w:t xml:space="preserve">Excel </w:t>
-      </w:r>
-      <w:r>
-        <w:rPr>
-          <w:rFonts w:ascii="TH SarabunPSK" w:hAnsi="TH SarabunPSK" w:cs="TH SarabunPSK"/>
-          <w:sz w:val="32"/>
-          <w:szCs w:val="32"/>
-          <w:cs/>
-        </w:rPr>
-        <w:t>เพื่อใช้ในการจัดเก็บเอกสารหรือรายงานต่อหน่วยงานที่เกี่ยวข้อง</w:t>
-      </w:r>
-    </w:p>
-    <w:p>
-      <w:pPr>
-        <w:pStyle w:val="ListParagraph"/>
-        <w:numPr>
-          <w:ilvl w:val="2"/>
-          <w:numId w:val="5"/>
-        </w:numPr>
-        <w:rPr>
-          <w:rFonts w:ascii="TH SarabunPSK" w:hAnsi="TH SarabunPSK" w:cs="TH SarabunPSK"/>
-          <w:b/>
-          <w:bCs/>
-          <w:sz w:val="32"/>
-          <w:szCs w:val="32"/>
-        </w:rPr>
-      </w:pPr>
-      <w:r>
-        <w:rPr>
-          <w:rFonts w:ascii="TH SarabunPSK" w:hAnsi="TH SarabunPSK" w:cs="TH SarabunPSK"/>
-          <w:b/>
-          <w:bCs/>
-          <w:sz w:val="32"/>
-          <w:szCs w:val="32"/>
-          <w:cs/>
-        </w:rPr>
-        <w:t>หน้าประวัติการทำงาน</w:t>
-      </w:r>
-      <w:r>
-        <w:rPr>
-          <w:rFonts w:ascii="TH SarabunPSK" w:hAnsi="TH SarabunPSK" w:cs="TH SarabunPSK" w:hint="cs"/>
-          <w:b/>
-          <w:bCs/>
-          <w:sz w:val="32"/>
-          <w:szCs w:val="32"/>
-          <w:cs/>
-        </w:rPr>
-        <w:t xml:space="preserve"> </w:t>
-      </w:r>
-      <w:r>
-        <w:rPr>
-          <w:rFonts w:ascii="TH SarabunPSK" w:hAnsi="TH SarabunPSK" w:cs="TH SarabunPSK"/>
-          <w:b/>
-          <w:bCs/>
-          <w:sz w:val="32"/>
-          <w:szCs w:val="32"/>
-        </w:rPr>
-        <w:t xml:space="preserve">Logs &amp; Audit Trail </w:t>
-      </w:r>
-      <w:r>
-        <w:rPr>
-          <w:rFonts w:ascii="TH SarabunPSK" w:hAnsi="TH SarabunPSK" w:cs="TH SarabunPSK"/>
-          <w:b/>
-          <w:bCs/>
-          <w:sz w:val="32"/>
-          <w:szCs w:val="32"/>
-          <w:cs/>
-        </w:rPr>
-        <w:t xml:space="preserve">อ้างอิง </w:t>
-      </w:r>
-      <w:r>
-        <w:rPr>
-          <w:rFonts w:ascii="TH SarabunPSK" w:hAnsi="TH SarabunPSK" w:cs="TH SarabunPSK"/>
-          <w:b/>
-          <w:bCs/>
-          <w:sz w:val="32"/>
-          <w:szCs w:val="32"/>
-        </w:rPr>
-        <w:t>4.1.3</w:t>
-      </w:r>
-    </w:p>
-    <w:p>
-      <w:pPr>
-        <w:pStyle w:val="ListParagraph"/>
-        <w:numPr>
-          <w:ilvl w:val="3"/>
-          <w:numId w:val="5"/>
-        </w:numPr>
-        <w:rPr>
-          <w:rFonts w:ascii="TH SarabunPSK" w:hAnsi="TH SarabunPSK" w:cs="TH SarabunPSK"/>
-          <w:sz w:val="32"/>
-          <w:szCs w:val="32"/>
-        </w:rPr>
-      </w:pPr>
-      <w:r>
-        <w:rPr>
-          <w:rFonts w:ascii="TH SarabunPSK" w:hAnsi="TH SarabunPSK" w:cs="TH SarabunPSK"/>
-          <w:sz w:val="32"/>
-          <w:szCs w:val="32"/>
-          <w:cs/>
-        </w:rPr>
-        <w:t>ระบบบันทึกประวัติการดำเนินงานที่สำคัญ เช่น การนำเข้า การเบิก การคืน และการย้ายตำแหน่งถุงเลือด</w:t>
-      </w:r>
-    </w:p>
-    <w:p>
-      <w:pPr>
-        <w:pStyle w:val="ListParagraph"/>
-        <w:numPr>
-          <w:ilvl w:val="3"/>
-          <w:numId w:val="5"/>
-        </w:numPr>
-        <w:rPr>
-          <w:rFonts w:ascii="TH SarabunPSK" w:hAnsi="TH SarabunPSK" w:cs="TH SarabunPSK"/>
-          <w:sz w:val="32"/>
-          <w:szCs w:val="32"/>
-        </w:rPr>
-      </w:pPr>
-      <w:r>
-        <w:rPr>
-          <w:rFonts w:ascii="TH SarabunPSK" w:hAnsi="TH SarabunPSK" w:cs="TH SarabunPSK"/>
-          <w:sz w:val="32"/>
-          <w:szCs w:val="32"/>
-          <w:cs/>
-        </w:rPr>
-        <w:t>ระบบแสดงชื่อผู้ใช้งาน วันเวลา รายละเอียดการดำเนินงาน และสถานะก่อนและหลังการเปลี่ยนแปลง</w:t>
-      </w:r>
-    </w:p>
-    <w:p>
-      <w:pPr>
-        <w:pStyle w:val="ListParagraph"/>
-        <w:numPr>
-          <w:ilvl w:val="3"/>
-          <w:numId w:val="5"/>
-        </w:numPr>
-        <w:rPr>
-          <w:rFonts w:ascii="TH SarabunPSK" w:hAnsi="TH SarabunPSK" w:cs="TH SarabunPSK"/>
-          <w:sz w:val="32"/>
-          <w:szCs w:val="32"/>
-        </w:rPr>
-      </w:pPr>
-      <w:r>
-        <w:rPr>
-          <w:rFonts w:ascii="TH SarabunPSK" w:hAnsi="TH SarabunPSK" w:cs="TH SarabunPSK"/>
-          <w:sz w:val="32"/>
-          <w:szCs w:val="32"/>
-          <w:cs/>
-        </w:rPr>
-        <w:t xml:space="preserve">ผู้ดูแลระบบสามารถค้นหาและกรองประวัติย้อนหลังตามวันที่ ผู้ใช้งาน </w:t>
-      </w:r>
-      <w:r>
-        <w:rPr>
-          <w:rFonts w:ascii="TH SarabunPSK" w:hAnsi="TH SarabunPSK" w:cs="TH SarabunPSK"/>
-          <w:sz w:val="32"/>
-          <w:szCs w:val="32"/>
-        </w:rPr>
-        <w:t xml:space="preserve">Barcode </w:t>
-      </w:r>
-      <w:r>
-        <w:rPr>
-          <w:rFonts w:ascii="TH SarabunPSK" w:hAnsi="TH SarabunPSK" w:cs="TH SarabunPSK"/>
-          <w:sz w:val="32"/>
-          <w:szCs w:val="32"/>
-          <w:cs/>
-        </w:rPr>
-        <w:t>หรือประเภทการดำเนินงาน</w:t>
-      </w:r>
-    </w:p>
-    <w:p>
-      <w:pPr>
-        <w:pStyle w:val="ListParagraph"/>
-        <w:numPr>
-          <w:ilvl w:val="3"/>
-          <w:numId w:val="5"/>
-        </w:numPr>
-        <w:rPr>
-          <w:rFonts w:ascii="TH SarabunPSK" w:hAnsi="TH SarabunPSK" w:cs="TH SarabunPSK"/>
-          <w:sz w:val="32"/>
-          <w:szCs w:val="32"/>
-        </w:rPr>
-      </w:pPr>
-      <w:r>
-        <w:rPr>
-          <w:rFonts w:ascii="TH SarabunPSK" w:hAnsi="TH SarabunPSK" w:cs="TH SarabunPSK"/>
-          <w:sz w:val="32"/>
-          <w:szCs w:val="32"/>
-          <w:cs/>
-        </w:rPr>
-        <w:t>ข้อมูลประวัติการทำงานใช้สำหรับการตรวจสอบย้อนหลัง ความปลอดภัย และการควบคุมคุณภาพของธนาคารเลือด</w:t>
-      </w:r>
-    </w:p>
-    <w:p>
-      <w:pPr>
-        <w:pStyle w:val="ListParagraph"/>
-        <w:numPr>
-          <w:ilvl w:val="1"/>
-          <w:numId w:val="5"/>
-        </w:numPr>
-        <w:rPr>
-          <w:rFonts w:ascii="TH SarabunPSK" w:hAnsi="TH SarabunPSK" w:cs="TH SarabunPSK"/>
-          <w:b/>
-          <w:bCs/>
-          <w:sz w:val="32"/>
-          <w:szCs w:val="32"/>
-        </w:rPr>
-      </w:pPr>
-      <w:r>
-        <w:rPr>
-          <w:rFonts w:ascii="TH SarabunPSK" w:hAnsi="TH SarabunPSK" w:cs="TH SarabunPSK" w:hint="cs"/>
-          <w:b/>
-          <w:bCs/>
-          <w:sz w:val="32"/>
-          <w:szCs w:val="32"/>
-          <w:cs/>
-        </w:rPr>
-        <w:t>แผนการพัฒนา</w:t>
-      </w:r>
-      <w:r>
-        <w:rPr>
-          <w:rFonts w:ascii="TH SarabunPSK" w:hAnsi="TH SarabunPSK" w:cs="TH SarabunPSK"/>
-          <w:b/>
-          <w:bCs/>
-          <w:sz w:val="32"/>
-          <w:szCs w:val="32"/>
-        </w:rPr>
-        <w:t xml:space="preserve"> (</w:t>
-      </w:r>
-      <w:r>
-        <w:rPr>
-          <w:rFonts w:ascii="TH SarabunPSK" w:hAnsi="TH SarabunPSK" w:cs="TH SarabunPSK" w:hint="cs"/>
-          <w:b/>
-          <w:bCs/>
-          <w:sz w:val="32"/>
-          <w:szCs w:val="32"/>
-          <w:cs/>
-        </w:rPr>
-        <w:t>ด้านฮาร์ดแวร์</w:t>
-      </w:r>
-      <w:r>
-        <w:rPr>
-          <w:rFonts w:ascii="TH SarabunPSK" w:hAnsi="TH SarabunPSK" w:cs="TH SarabunPSK"/>
-          <w:b/>
-          <w:bCs/>
-          <w:sz w:val="32"/>
-          <w:szCs w:val="32"/>
-        </w:rPr>
-        <w:t>)</w:t>
-      </w:r>
-      <w:r>
-        <w:rPr>
-          <w:rFonts w:ascii="TH SarabunPSK" w:hAnsi="TH SarabunPSK" w:cs="TH SarabunPSK" w:hint="cs"/>
-          <w:b/>
-          <w:bCs/>
-          <w:sz w:val="32"/>
-          <w:szCs w:val="32"/>
-          <w:cs/>
-        </w:rPr>
-        <w:t xml:space="preserve"> </w:t>
-      </w:r>
-    </w:p>
-    <w:p>
-      <w:pPr>
-        <w:pStyle w:val="ListParagraph"/>
-        <w:numPr>
-          <w:ilvl w:val="2"/>
-          <w:numId w:val="5"/>
-        </w:numPr>
-        <w:rPr>
-          <w:rFonts w:ascii="TH SarabunPSK" w:hAnsi="TH SarabunPSK" w:cs="TH SarabunPSK"/>
-          <w:b/>
-          <w:bCs/>
-          <w:sz w:val="32"/>
-          <w:szCs w:val="32"/>
-        </w:rPr>
-      </w:pPr>
-      <w:r>
-        <w:rPr>
-          <w:rFonts w:ascii="TH SarabunPSK" w:hAnsi="TH SarabunPSK" w:cs="TH SarabunPSK"/>
-          <w:b/>
-          <w:bCs/>
-          <w:sz w:val="32"/>
-          <w:szCs w:val="32"/>
-          <w:cs/>
-        </w:rPr>
-        <w:t xml:space="preserve">การจัดเตรียมอุปกรณ์ </w:t>
-      </w:r>
-      <w:r>
-        <w:rPr>
-          <w:rFonts w:ascii="TH SarabunPSK" w:hAnsi="TH SarabunPSK" w:cs="TH SarabunPSK"/>
-          <w:b/>
-          <w:bCs/>
-          <w:sz w:val="32"/>
-          <w:szCs w:val="32"/>
-        </w:rPr>
-        <w:t xml:space="preserve">Tablet </w:t>
-      </w:r>
-      <w:r>
-        <w:rPr>
-          <w:rFonts w:ascii="TH SarabunPSK" w:hAnsi="TH SarabunPSK" w:cs="TH SarabunPSK"/>
-          <w:b/>
-          <w:bCs/>
-          <w:sz w:val="32"/>
-          <w:szCs w:val="32"/>
-          <w:cs/>
-        </w:rPr>
-        <w:t>สำหรับใช้งานระบบ</w:t>
-      </w:r>
-    </w:p>
-    <w:p>
-      <w:pPr>
-        <w:pStyle w:val="ListParagraph"/>
-        <w:numPr>
-          <w:ilvl w:val="3"/>
-          <w:numId w:val="5"/>
-        </w:numPr>
-        <w:rPr>
-          <w:rFonts w:ascii="TH SarabunPSK" w:hAnsi="TH SarabunPSK" w:cs="TH SarabunPSK"/>
-          <w:sz w:val="32"/>
-          <w:szCs w:val="32"/>
-        </w:rPr>
-      </w:pPr>
-      <w:r>
-        <w:rPr>
-          <w:rFonts w:ascii="TH SarabunPSK" w:hAnsi="TH SarabunPSK" w:cs="TH SarabunPSK"/>
-          <w:sz w:val="32"/>
-          <w:szCs w:val="32"/>
-          <w:cs/>
-        </w:rPr>
-        <w:t xml:space="preserve">การจัดเตรียมอุปกรณ์ </w:t>
-      </w:r>
-      <w:r>
-        <w:rPr>
-          <w:rFonts w:ascii="TH SarabunPSK" w:hAnsi="TH SarabunPSK" w:cs="TH SarabunPSK"/>
-          <w:sz w:val="32"/>
-          <w:szCs w:val="32"/>
-        </w:rPr>
-        <w:t xml:space="preserve">Tablet </w:t>
-      </w:r>
-      <w:r>
-        <w:rPr>
-          <w:rFonts w:ascii="TH SarabunPSK" w:hAnsi="TH SarabunPSK" w:cs="TH SarabunPSK"/>
-          <w:sz w:val="32"/>
-          <w:szCs w:val="32"/>
-          <w:cs/>
-        </w:rPr>
-        <w:t>สำหรับใช้งานระบบ</w:t>
-      </w:r>
-    </w:p>
-    <w:p>
-      <w:pPr>
-        <w:pStyle w:val="ListParagraph"/>
-        <w:numPr>
-          <w:ilvl w:val="3"/>
-          <w:numId w:val="5"/>
-        </w:numPr>
-        <w:rPr>
-          <w:rFonts w:ascii="TH SarabunPSK" w:hAnsi="TH SarabunPSK" w:cs="TH SarabunPSK"/>
-          <w:sz w:val="32"/>
-          <w:szCs w:val="32"/>
-        </w:rPr>
-      </w:pPr>
-      <w:r>
-        <w:rPr>
-          <w:rFonts w:ascii="TH SarabunPSK" w:hAnsi="TH SarabunPSK" w:cs="TH SarabunPSK"/>
-          <w:sz w:val="32"/>
-          <w:szCs w:val="32"/>
-        </w:rPr>
-        <w:t xml:space="preserve">Tablet </w:t>
-      </w:r>
-      <w:r>
-        <w:rPr>
-          <w:rFonts w:ascii="TH SarabunPSK" w:hAnsi="TH SarabunPSK" w:cs="TH SarabunPSK"/>
-          <w:sz w:val="32"/>
-          <w:szCs w:val="32"/>
-          <w:cs/>
-        </w:rPr>
-        <w:t xml:space="preserve">เครื่องที่ </w:t>
-      </w:r>
-      <w:r>
-        <w:rPr>
-          <w:rFonts w:ascii="TH SarabunPSK" w:hAnsi="TH SarabunPSK" w:cs="TH SarabunPSK"/>
-          <w:sz w:val="32"/>
-          <w:szCs w:val="32"/>
-        </w:rPr>
-        <w:t xml:space="preserve">1 </w:t>
-      </w:r>
-      <w:r>
-        <w:rPr>
-          <w:rFonts w:ascii="TH SarabunPSK" w:hAnsi="TH SarabunPSK" w:cs="TH SarabunPSK"/>
-          <w:sz w:val="32"/>
-          <w:szCs w:val="32"/>
-          <w:cs/>
-        </w:rPr>
-        <w:t>สำหรับการนำเข้าถุงเลือดเข้าสู่ระบบ</w:t>
-      </w:r>
-    </w:p>
-    <w:p>
-      <w:pPr>
-        <w:pStyle w:val="ListParagraph"/>
-        <w:numPr>
-          <w:ilvl w:val="3"/>
-          <w:numId w:val="5"/>
-        </w:numPr>
-        <w:rPr>
-          <w:rFonts w:ascii="TH SarabunPSK" w:hAnsi="TH SarabunPSK" w:cs="TH SarabunPSK"/>
-          <w:sz w:val="32"/>
-          <w:szCs w:val="32"/>
-        </w:rPr>
-      </w:pPr>
-      <w:r>
-        <w:rPr>
-          <w:rFonts w:ascii="TH SarabunPSK" w:hAnsi="TH SarabunPSK" w:cs="TH SarabunPSK"/>
-          <w:sz w:val="32"/>
-          <w:szCs w:val="32"/>
-        </w:rPr>
-        <w:t xml:space="preserve">Tablet </w:t>
-      </w:r>
-      <w:r>
-        <w:rPr>
-          <w:rFonts w:ascii="TH SarabunPSK" w:hAnsi="TH SarabunPSK" w:cs="TH SarabunPSK"/>
-          <w:sz w:val="32"/>
-          <w:szCs w:val="32"/>
-          <w:cs/>
-        </w:rPr>
-        <w:t xml:space="preserve">เครื่องที่ </w:t>
-      </w:r>
-      <w:r>
-        <w:rPr>
-          <w:rFonts w:ascii="TH SarabunPSK" w:hAnsi="TH SarabunPSK" w:cs="TH SarabunPSK"/>
-          <w:sz w:val="32"/>
-          <w:szCs w:val="32"/>
-        </w:rPr>
-        <w:t>2</w:t>
-      </w:r>
-      <w:r>
-        <w:rPr>
-          <w:rFonts w:ascii="TH SarabunPSK" w:hAnsi="TH SarabunPSK" w:cs="TH SarabunPSK"/>
-          <w:sz w:val="32"/>
-          <w:szCs w:val="32"/>
-        </w:rPr>
-        <w:t xml:space="preserve"> </w:t>
-      </w:r>
-      <w:r>
-        <w:rPr>
-          <w:rFonts w:ascii="TH SarabunPSK" w:hAnsi="TH SarabunPSK" w:cs="TH SarabunPSK"/>
-          <w:sz w:val="32"/>
-          <w:szCs w:val="32"/>
-          <w:cs/>
-        </w:rPr>
-        <w:t>สำหรับการ</w:t>
-      </w:r>
-      <w:r>
-        <w:rPr>
-          <w:rFonts w:ascii="TH SarabunPSK" w:hAnsi="TH SarabunPSK" w:cs="TH SarabunPSK" w:hint="cs"/>
-          <w:sz w:val="32"/>
-          <w:szCs w:val="32"/>
-          <w:cs/>
-        </w:rPr>
-        <w:t>ใช้เป็น</w:t>
-      </w:r>
-      <w:r>
-        <w:rPr>
-          <w:rFonts w:ascii="TH SarabunPSK" w:hAnsi="TH SarabunPSK" w:cs="TH SarabunPSK"/>
-          <w:sz w:val="32"/>
-          <w:szCs w:val="32"/>
-          <w:cs/>
-        </w:rPr>
-        <w:t>สถานีเบิกและคืนถุงเลือด</w:t>
-      </w:r>
-    </w:p>
-    <w:p>
-      <w:pPr>
-        <w:pStyle w:val="ListParagraph"/>
-        <w:numPr>
-          <w:ilvl w:val="3"/>
-          <w:numId w:val="5"/>
-        </w:numPr>
-        <w:rPr>
-          <w:rFonts w:ascii="TH SarabunPSK" w:hAnsi="TH SarabunPSK" w:cs="TH SarabunPSK"/>
-          <w:sz w:val="32"/>
-          <w:szCs w:val="32"/>
-        </w:rPr>
-      </w:pPr>
-      <w:r>
-        <w:rPr>
-          <w:rFonts w:ascii="TH SarabunPSK" w:hAnsi="TH SarabunPSK" w:cs="TH SarabunPSK"/>
-          <w:sz w:val="32"/>
-          <w:szCs w:val="32"/>
-          <w:cs/>
-        </w:rPr>
-        <w:lastRenderedPageBreak/>
-        <w:t xml:space="preserve">ตรวจสอบคุณสมบัติของ </w:t>
-      </w:r>
-      <w:r>
-        <w:rPr>
-          <w:rFonts w:ascii="TH SarabunPSK" w:hAnsi="TH SarabunPSK" w:cs="TH SarabunPSK"/>
-          <w:sz w:val="32"/>
-          <w:szCs w:val="32"/>
-        </w:rPr>
-        <w:t xml:space="preserve">Tablet </w:t>
-      </w:r>
-      <w:r>
-        <w:rPr>
-          <w:rFonts w:ascii="TH SarabunPSK" w:hAnsi="TH SarabunPSK" w:cs="TH SarabunPSK"/>
-          <w:sz w:val="32"/>
-          <w:szCs w:val="32"/>
-          <w:cs/>
-        </w:rPr>
-        <w:t>ให้รองรับการใช้งานผ่านหน้าจอสัมผัส และสามารถแสดงผลหน้าจอระบบได้อย่างเหมาะสม</w:t>
-      </w:r>
-    </w:p>
-    <w:p>
-      <w:pPr>
-        <w:pStyle w:val="ListParagraph"/>
-        <w:numPr>
-          <w:ilvl w:val="3"/>
-          <w:numId w:val="5"/>
-        </w:numPr>
-        <w:rPr>
-          <w:rFonts w:ascii="TH SarabunPSK" w:hAnsi="TH SarabunPSK" w:cs="TH SarabunPSK"/>
-          <w:sz w:val="32"/>
-          <w:szCs w:val="32"/>
-        </w:rPr>
-      </w:pPr>
-      <w:r>
-        <w:rPr>
-          <w:rFonts w:ascii="TH SarabunPSK" w:hAnsi="TH SarabunPSK" w:cs="TH SarabunPSK"/>
-          <w:sz w:val="32"/>
-          <w:szCs w:val="32"/>
-          <w:cs/>
-        </w:rPr>
-        <w:t>ติดตั้งแอป</w:t>
-      </w:r>
-      <w:proofErr w:type="spellStart"/>
-      <w:r>
-        <w:rPr>
-          <w:rFonts w:ascii="TH SarabunPSK" w:hAnsi="TH SarabunPSK" w:cs="TH SarabunPSK"/>
-          <w:sz w:val="32"/>
-          <w:szCs w:val="32"/>
-          <w:cs/>
-        </w:rPr>
-        <w:t>พลิเค</w:t>
-      </w:r>
-      <w:proofErr w:type="spellEnd"/>
-      <w:r>
-        <w:rPr>
-          <w:rFonts w:ascii="TH SarabunPSK" w:hAnsi="TH SarabunPSK" w:cs="TH SarabunPSK"/>
-          <w:sz w:val="32"/>
-          <w:szCs w:val="32"/>
-          <w:cs/>
-        </w:rPr>
-        <w:t xml:space="preserve">ชันระบบบริหารจัดการถุงเลือดบน </w:t>
-      </w:r>
-      <w:r>
-        <w:rPr>
-          <w:rFonts w:ascii="TH SarabunPSK" w:hAnsi="TH SarabunPSK" w:cs="TH SarabunPSK"/>
-          <w:sz w:val="32"/>
-          <w:szCs w:val="32"/>
-        </w:rPr>
-        <w:t xml:space="preserve">Tablet </w:t>
-      </w:r>
-      <w:r>
-        <w:rPr>
-          <w:rFonts w:ascii="TH SarabunPSK" w:hAnsi="TH SarabunPSK" w:cs="TH SarabunPSK"/>
-          <w:sz w:val="32"/>
-          <w:szCs w:val="32"/>
-          <w:cs/>
-        </w:rPr>
-        <w:t xml:space="preserve">ทั้ง </w:t>
-      </w:r>
-      <w:r>
-        <w:rPr>
-          <w:rFonts w:ascii="TH SarabunPSK" w:hAnsi="TH SarabunPSK" w:cs="TH SarabunPSK"/>
-          <w:sz w:val="32"/>
-          <w:szCs w:val="32"/>
-        </w:rPr>
-        <w:t xml:space="preserve">2 </w:t>
-      </w:r>
-      <w:r>
-        <w:rPr>
-          <w:rFonts w:ascii="TH SarabunPSK" w:hAnsi="TH SarabunPSK" w:cs="TH SarabunPSK"/>
-          <w:sz w:val="32"/>
-          <w:szCs w:val="32"/>
-          <w:cs/>
-        </w:rPr>
-        <w:t>เครื่อง</w:t>
-      </w:r>
-    </w:p>
-    <w:p>
-      <w:pPr>
-        <w:pStyle w:val="ListParagraph"/>
-        <w:numPr>
-          <w:ilvl w:val="3"/>
-          <w:numId w:val="5"/>
-        </w:numPr>
-        <w:rPr>
-          <w:rFonts w:ascii="TH SarabunPSK" w:hAnsi="TH SarabunPSK" w:cs="TH SarabunPSK"/>
-          <w:sz w:val="32"/>
-          <w:szCs w:val="32"/>
-        </w:rPr>
-      </w:pPr>
-      <w:r>
-        <w:rPr>
-          <w:rFonts w:ascii="TH SarabunPSK" w:hAnsi="TH SarabunPSK" w:cs="TH SarabunPSK"/>
-          <w:sz w:val="32"/>
-          <w:szCs w:val="32"/>
-          <w:cs/>
-        </w:rPr>
-        <w:t xml:space="preserve">ทดสอบการใช้งานเบื้องต้นของหน้าจอระบบ เช่น การเข้าสู่ระบบ การสแกน </w:t>
-      </w:r>
-      <w:r>
-        <w:rPr>
-          <w:rFonts w:ascii="TH SarabunPSK" w:hAnsi="TH SarabunPSK" w:cs="TH SarabunPSK"/>
-          <w:sz w:val="32"/>
-          <w:szCs w:val="32"/>
-        </w:rPr>
-        <w:t xml:space="preserve">Barcode </w:t>
-      </w:r>
-      <w:r>
-        <w:rPr>
-          <w:rFonts w:ascii="TH SarabunPSK" w:hAnsi="TH SarabunPSK" w:cs="TH SarabunPSK"/>
-          <w:sz w:val="32"/>
-          <w:szCs w:val="32"/>
-          <w:cs/>
-        </w:rPr>
-        <w:t>การค้นหาข้อมูล และการยืนยันรายกา</w:t>
-      </w:r>
-      <w:r>
-        <w:rPr>
-          <w:rFonts w:ascii="TH SarabunPSK" w:hAnsi="TH SarabunPSK" w:cs="TH SarabunPSK" w:hint="cs"/>
-          <w:sz w:val="32"/>
-          <w:szCs w:val="32"/>
-          <w:cs/>
-        </w:rPr>
-        <w:t>ร</w:t>
-      </w:r>
-    </w:p>
-    <w:p>
-      <w:pPr>
-        <w:pStyle w:val="ListParagraph"/>
-        <w:numPr>
-          <w:ilvl w:val="2"/>
-          <w:numId w:val="5"/>
-        </w:numPr>
-        <w:rPr>
-          <w:rFonts w:ascii="TH SarabunPSK" w:hAnsi="TH SarabunPSK" w:cs="TH SarabunPSK"/>
-          <w:b/>
-          <w:bCs/>
-          <w:sz w:val="32"/>
-          <w:szCs w:val="32"/>
-        </w:rPr>
-      </w:pPr>
-      <w:r>
-        <w:rPr>
-          <w:rFonts w:ascii="TH SarabunPSK" w:hAnsi="TH SarabunPSK" w:cs="TH SarabunPSK" w:hint="cs"/>
-          <w:b/>
-          <w:bCs/>
-          <w:sz w:val="32"/>
-          <w:szCs w:val="32"/>
-          <w:cs/>
-        </w:rPr>
-        <w:t>ก</w:t>
-      </w:r>
-      <w:r>
-        <w:rPr>
-          <w:rFonts w:ascii="TH SarabunPSK" w:hAnsi="TH SarabunPSK" w:cs="TH SarabunPSK"/>
-          <w:b/>
-          <w:bCs/>
-          <w:sz w:val="32"/>
-          <w:szCs w:val="32"/>
-          <w:cs/>
-        </w:rPr>
-        <w:t xml:space="preserve">ารพัฒนาและติดตั้ง </w:t>
-      </w:r>
-      <w:r>
-        <w:rPr>
-          <w:rFonts w:ascii="TH SarabunPSK" w:hAnsi="TH SarabunPSK" w:cs="TH SarabunPSK"/>
-          <w:b/>
-          <w:bCs/>
-          <w:sz w:val="32"/>
-          <w:szCs w:val="32"/>
-        </w:rPr>
-        <w:t xml:space="preserve">Tablet </w:t>
-      </w:r>
-      <w:r>
-        <w:rPr>
-          <w:rFonts w:ascii="TH SarabunPSK" w:hAnsi="TH SarabunPSK" w:cs="TH SarabunPSK"/>
-          <w:b/>
-          <w:bCs/>
-          <w:sz w:val="32"/>
-          <w:szCs w:val="32"/>
-          <w:cs/>
-        </w:rPr>
-        <w:t xml:space="preserve">เครื่องที่ </w:t>
-      </w:r>
-      <w:r>
-        <w:rPr>
-          <w:rFonts w:ascii="TH SarabunPSK" w:hAnsi="TH SarabunPSK" w:cs="TH SarabunPSK"/>
-          <w:b/>
-          <w:bCs/>
-          <w:sz w:val="32"/>
-          <w:szCs w:val="32"/>
-        </w:rPr>
-        <w:t>1</w:t>
-      </w:r>
-      <w:r>
-        <w:rPr>
-          <w:rFonts w:ascii="TH SarabunPSK" w:hAnsi="TH SarabunPSK" w:cs="TH SarabunPSK" w:hint="cs"/>
-          <w:b/>
-          <w:bCs/>
-          <w:sz w:val="32"/>
-          <w:szCs w:val="32"/>
-          <w:cs/>
-        </w:rPr>
-        <w:t xml:space="preserve"> </w:t>
-      </w:r>
-      <w:r>
-        <w:rPr>
-          <w:rFonts w:ascii="TH SarabunPSK" w:hAnsi="TH SarabunPSK" w:cs="TH SarabunPSK"/>
-          <w:b/>
-          <w:bCs/>
-          <w:sz w:val="32"/>
-          <w:szCs w:val="32"/>
-        </w:rPr>
-        <w:t>Blood Receiving Station</w:t>
-      </w:r>
-    </w:p>
-    <w:p>
-      <w:pPr>
-        <w:pStyle w:val="ListParagraph"/>
-        <w:numPr>
-          <w:ilvl w:val="3"/>
-          <w:numId w:val="5"/>
-        </w:numPr>
-        <w:rPr>
-          <w:rFonts w:ascii="TH SarabunPSK" w:hAnsi="TH SarabunPSK" w:cs="TH SarabunPSK"/>
-          <w:sz w:val="32"/>
-          <w:szCs w:val="32"/>
-          <w:lang w:val="en-TH"/>
-        </w:rPr>
-      </w:pPr>
-      <w:r>
-        <w:rPr>
-          <w:rFonts w:ascii="TH SarabunPSK" w:hAnsi="TH SarabunPSK" w:cs="TH SarabunPSK"/>
-          <w:sz w:val="32"/>
-          <w:szCs w:val="32"/>
-          <w:cs/>
-        </w:rPr>
-        <w:t xml:space="preserve">ติดตั้งและตั้งค่า </w:t>
-      </w:r>
-      <w:r>
-        <w:rPr>
-          <w:rFonts w:ascii="TH SarabunPSK" w:hAnsi="TH SarabunPSK" w:cs="TH SarabunPSK"/>
-          <w:sz w:val="32"/>
-          <w:szCs w:val="32"/>
-          <w:lang w:val="en-TH"/>
-        </w:rPr>
-        <w:t xml:space="preserve">Tablet </w:t>
-      </w:r>
-      <w:r>
-        <w:rPr>
-          <w:rFonts w:ascii="TH SarabunPSK" w:hAnsi="TH SarabunPSK" w:cs="TH SarabunPSK"/>
-          <w:sz w:val="32"/>
-          <w:szCs w:val="32"/>
-          <w:cs/>
-        </w:rPr>
-        <w:t xml:space="preserve">เครื่องที่ </w:t>
-      </w:r>
-      <w:r>
-        <w:rPr>
-          <w:rFonts w:ascii="TH SarabunPSK" w:hAnsi="TH SarabunPSK" w:cs="TH SarabunPSK"/>
-          <w:sz w:val="32"/>
-          <w:szCs w:val="32"/>
-          <w:lang w:val="en-TH"/>
-        </w:rPr>
-        <w:t xml:space="preserve">1 </w:t>
-      </w:r>
-      <w:r>
-        <w:rPr>
-          <w:rFonts w:ascii="TH SarabunPSK" w:hAnsi="TH SarabunPSK" w:cs="TH SarabunPSK"/>
-          <w:sz w:val="32"/>
-          <w:szCs w:val="32"/>
-          <w:cs/>
-        </w:rPr>
-        <w:t>สำหรับใช้เป็นสถานีนำเข้าข้อมูลถุงเลือด</w:t>
-      </w:r>
-    </w:p>
-    <w:p>
-      <w:pPr>
-        <w:pStyle w:val="ListParagraph"/>
-        <w:numPr>
-          <w:ilvl w:val="3"/>
-          <w:numId w:val="5"/>
-        </w:numPr>
-        <w:rPr>
-          <w:rFonts w:ascii="TH SarabunPSK" w:hAnsi="TH SarabunPSK" w:cs="TH SarabunPSK"/>
-          <w:sz w:val="32"/>
-          <w:szCs w:val="32"/>
-          <w:lang w:val="en-TH"/>
-        </w:rPr>
-      </w:pPr>
-      <w:r>
-        <w:rPr>
-          <w:rFonts w:ascii="TH SarabunPSK" w:hAnsi="TH SarabunPSK" w:cs="TH SarabunPSK"/>
-          <w:sz w:val="32"/>
-          <w:szCs w:val="32"/>
-          <w:cs/>
-        </w:rPr>
-        <w:t xml:space="preserve">เชื่อมต่ออุปกรณ์สแกน </w:t>
-      </w:r>
-      <w:r>
-        <w:rPr>
-          <w:rFonts w:ascii="TH SarabunPSK" w:hAnsi="TH SarabunPSK" w:cs="TH SarabunPSK"/>
-          <w:sz w:val="32"/>
-          <w:szCs w:val="32"/>
-          <w:lang w:val="en-TH"/>
-        </w:rPr>
-        <w:t xml:space="preserve">Barcode </w:t>
-      </w:r>
-      <w:r>
-        <w:rPr>
-          <w:rFonts w:ascii="TH SarabunPSK" w:hAnsi="TH SarabunPSK" w:cs="TH SarabunPSK"/>
-          <w:sz w:val="32"/>
-          <w:szCs w:val="32"/>
-          <w:cs/>
-        </w:rPr>
-        <w:t>เพื่อใช้สำหรับสแกนรหัสถุงเลือด</w:t>
-      </w:r>
-    </w:p>
-    <w:p>
-      <w:pPr>
-        <w:pStyle w:val="ListParagraph"/>
-        <w:numPr>
-          <w:ilvl w:val="3"/>
-          <w:numId w:val="5"/>
-        </w:numPr>
-        <w:rPr>
-          <w:rFonts w:ascii="TH SarabunPSK" w:hAnsi="TH SarabunPSK" w:cs="TH SarabunPSK"/>
-          <w:sz w:val="32"/>
-          <w:szCs w:val="32"/>
-          <w:lang w:val="en-TH"/>
-        </w:rPr>
-      </w:pPr>
-      <w:r>
-        <w:rPr>
-          <w:rFonts w:ascii="TH SarabunPSK" w:hAnsi="TH SarabunPSK" w:cs="TH SarabunPSK"/>
-          <w:sz w:val="32"/>
-          <w:szCs w:val="32"/>
-          <w:cs/>
-        </w:rPr>
-        <w:t xml:space="preserve">ทดสอบการสแกน </w:t>
-      </w:r>
-      <w:r>
-        <w:rPr>
-          <w:rFonts w:ascii="TH SarabunPSK" w:hAnsi="TH SarabunPSK" w:cs="TH SarabunPSK"/>
-          <w:sz w:val="32"/>
-          <w:szCs w:val="32"/>
-          <w:lang w:val="en-TH"/>
-        </w:rPr>
-        <w:t xml:space="preserve">Barcode </w:t>
-      </w:r>
-      <w:r>
-        <w:rPr>
-          <w:rFonts w:ascii="TH SarabunPSK" w:hAnsi="TH SarabunPSK" w:cs="TH SarabunPSK"/>
-          <w:sz w:val="32"/>
-          <w:szCs w:val="32"/>
-          <w:cs/>
-        </w:rPr>
-        <w:t xml:space="preserve">และการแสดงข้อมูลถุงเลือดบนหน้าจอ </w:t>
-      </w:r>
-      <w:r>
-        <w:rPr>
-          <w:rFonts w:ascii="TH SarabunPSK" w:hAnsi="TH SarabunPSK" w:cs="TH SarabunPSK"/>
-          <w:sz w:val="32"/>
-          <w:szCs w:val="32"/>
-          <w:lang w:val="en-TH"/>
-        </w:rPr>
-        <w:t>Tablet</w:t>
-      </w:r>
-    </w:p>
-    <w:p>
-      <w:pPr>
-        <w:pStyle w:val="ListParagraph"/>
-        <w:numPr>
-          <w:ilvl w:val="3"/>
-          <w:numId w:val="5"/>
-        </w:numPr>
-        <w:rPr>
-          <w:rFonts w:ascii="TH SarabunPSK" w:hAnsi="TH SarabunPSK" w:cs="TH SarabunPSK"/>
-          <w:sz w:val="32"/>
-          <w:szCs w:val="32"/>
-          <w:lang w:val="en-TH"/>
-        </w:rPr>
-      </w:pPr>
-      <w:r>
-        <w:rPr>
-          <w:rFonts w:ascii="TH SarabunPSK" w:hAnsi="TH SarabunPSK" w:cs="TH SarabunPSK"/>
-          <w:sz w:val="32"/>
-          <w:szCs w:val="32"/>
-          <w:cs/>
-        </w:rPr>
         <w:t xml:space="preserve">ทดสอบการนำเข้าข้อมูลถุงเลือดจากการสแกน </w:t>
       </w:r>
       <w:r>
@@ -9349,10 +9981,839 @@
           <w:szCs w:val="32"/>
           <w:cs/>
         </w:rPr>
+        <w:t xml:space="preserve">ติดตั้งระบบฐานข้อมูล </w:t>
+      </w:r>
+      <w:r>
+        <w:rPr>
+          <w:rFonts w:ascii="TH SarabunPSK" w:hAnsi="TH SarabunPSK" w:cs="TH SarabunPSK"/>
+          <w:color w:val="000000" w:themeColor="text1"/>
+          <w:sz w:val="32"/>
+          <w:szCs w:val="32"/>
+          <w:lang w:val="en-TH"/>
+        </w:rPr>
+        <w:t xml:space="preserve">PostgreSQL </w:t>
+      </w:r>
+      <w:r>
+        <w:rPr>
+          <w:rFonts w:ascii="TH SarabunPSK" w:hAnsi="TH SarabunPSK" w:cs="TH SarabunPSK"/>
+          <w:color w:val="000000" w:themeColor="text1"/>
+          <w:sz w:val="32"/>
+          <w:szCs w:val="32"/>
+          <w:cs/>
+        </w:rPr>
+        <w:t>สำหรับจัดเก็บข้อมูลของระบบ</w:t>
+      </w:r>
+    </w:p>
+    <w:p>
+      <w:pPr>
+        <w:pStyle w:val="ListParagraph"/>
+        <w:numPr>
+          <w:ilvl w:val="3"/>
+          <w:numId w:val="5"/>
+        </w:numPr>
+        <w:rPr>
+          <w:rFonts w:ascii="TH SarabunPSK" w:hAnsi="TH SarabunPSK" w:cs="TH SarabunPSK"/>
+          <w:color w:val="000000" w:themeColor="text1"/>
+          <w:sz w:val="32"/>
+          <w:szCs w:val="32"/>
+        </w:rPr>
+      </w:pPr>
+      <w:r>
+        <w:rPr>
+          <w:rFonts w:ascii="TH SarabunPSK" w:hAnsi="TH SarabunPSK" w:cs="TH SarabunPSK"/>
+          <w:color w:val="000000" w:themeColor="text1"/>
+          <w:sz w:val="32"/>
+          <w:szCs w:val="32"/>
+          <w:cs/>
+        </w:rPr>
+        <w:t>กำหนดโครงสร้างฐานข้อมูลสำหรับจัดเก็บข้อมูลหลัก</w:t>
+      </w:r>
+    </w:p>
+    <w:p>
+      <w:pPr>
+        <w:pStyle w:val="ListParagraph"/>
+        <w:numPr>
+          <w:ilvl w:val="3"/>
+          <w:numId w:val="5"/>
+        </w:numPr>
+        <w:rPr>
+          <w:rFonts w:ascii="TH SarabunPSK" w:hAnsi="TH SarabunPSK" w:cs="TH SarabunPSK"/>
+          <w:color w:val="000000" w:themeColor="text1"/>
+          <w:sz w:val="32"/>
+          <w:szCs w:val="32"/>
+        </w:rPr>
+      </w:pPr>
+      <w:r>
+        <w:rPr>
+          <w:rFonts w:ascii="TH SarabunPSK" w:hAnsi="TH SarabunPSK" w:cs="TH SarabunPSK"/>
+          <w:color w:val="000000" w:themeColor="text1"/>
+          <w:sz w:val="32"/>
+          <w:szCs w:val="32"/>
+          <w:cs/>
+        </w:rPr>
+        <w:t xml:space="preserve">ทดสอบการเชื่อมต่อระหว่าง </w:t>
+      </w:r>
+      <w:r>
+        <w:rPr>
+          <w:rFonts w:ascii="TH SarabunPSK" w:hAnsi="TH SarabunPSK" w:cs="TH SarabunPSK"/>
+          <w:color w:val="000000" w:themeColor="text1"/>
+          <w:sz w:val="32"/>
+          <w:szCs w:val="32"/>
+        </w:rPr>
+        <w:t xml:space="preserve">Tablet </w:t>
+      </w:r>
+      <w:r>
+        <w:rPr>
+          <w:rFonts w:ascii="TH SarabunPSK" w:hAnsi="TH SarabunPSK" w:cs="TH SarabunPSK"/>
+          <w:color w:val="000000" w:themeColor="text1"/>
+          <w:sz w:val="32"/>
+          <w:szCs w:val="32"/>
+          <w:cs/>
+        </w:rPr>
+        <w:t xml:space="preserve">ทั้ง </w:t>
+      </w:r>
+      <w:r>
+        <w:rPr>
+          <w:rFonts w:ascii="TH SarabunPSK" w:hAnsi="TH SarabunPSK" w:cs="TH SarabunPSK"/>
+          <w:color w:val="000000" w:themeColor="text1"/>
+          <w:sz w:val="32"/>
+          <w:szCs w:val="32"/>
+        </w:rPr>
+        <w:t xml:space="preserve">2 </w:t>
+      </w:r>
+      <w:r>
+        <w:rPr>
+          <w:rFonts w:ascii="TH SarabunPSK" w:hAnsi="TH SarabunPSK" w:cs="TH SarabunPSK"/>
+          <w:color w:val="000000" w:themeColor="text1"/>
+          <w:sz w:val="32"/>
+          <w:szCs w:val="32"/>
+          <w:cs/>
+        </w:rPr>
+        <w:t xml:space="preserve">เครื่องกับ </w:t>
+      </w:r>
+      <w:r>
+        <w:rPr>
+          <w:rFonts w:ascii="TH SarabunPSK" w:hAnsi="TH SarabunPSK" w:cs="TH SarabunPSK"/>
+          <w:color w:val="000000" w:themeColor="text1"/>
+          <w:sz w:val="32"/>
+          <w:szCs w:val="32"/>
+        </w:rPr>
+        <w:t>Server</w:t>
+      </w:r>
+    </w:p>
+    <w:p>
+      <w:pPr>
+        <w:pStyle w:val="ListParagraph"/>
+        <w:numPr>
+          <w:ilvl w:val="3"/>
+          <w:numId w:val="5"/>
+        </w:numPr>
+        <w:rPr>
+          <w:rFonts w:ascii="TH SarabunPSK" w:hAnsi="TH SarabunPSK" w:cs="TH SarabunPSK"/>
+          <w:color w:val="000000" w:themeColor="text1"/>
+          <w:sz w:val="32"/>
+          <w:szCs w:val="32"/>
+        </w:rPr>
+      </w:pPr>
+      <w:r>
+        <w:rPr>
+          <w:rFonts w:ascii="TH SarabunPSK" w:hAnsi="TH SarabunPSK" w:cs="TH SarabunPSK"/>
+          <w:color w:val="000000" w:themeColor="text1"/>
+          <w:sz w:val="32"/>
+          <w:szCs w:val="32"/>
+          <w:cs/>
+        </w:rPr>
+        <w:t>ทดสอบการบันทึก แก้ไข ค้นหา และดึงข้อมูลจากฐานข้อมูล</w:t>
+      </w:r>
+    </w:p>
+    <w:p>
+      <w:pPr>
+        <w:pStyle w:val="ListParagraph"/>
+        <w:numPr>
+          <w:ilvl w:val="3"/>
+          <w:numId w:val="5"/>
+        </w:numPr>
+        <w:rPr>
+          <w:rFonts w:ascii="TH SarabunPSK" w:hAnsi="TH SarabunPSK" w:cs="TH SarabunPSK"/>
+          <w:color w:val="000000" w:themeColor="text1"/>
+          <w:sz w:val="32"/>
+          <w:szCs w:val="32"/>
+        </w:rPr>
+      </w:pPr>
+      <w:r>
+        <w:rPr>
+          <w:rFonts w:ascii="TH SarabunPSK" w:hAnsi="TH SarabunPSK" w:cs="TH SarabunPSK"/>
+          <w:color w:val="000000" w:themeColor="text1"/>
+          <w:sz w:val="32"/>
+          <w:szCs w:val="32"/>
+          <w:cs/>
+        </w:rPr>
+        <w:t>กำหนดแนวทางการสำรองข้อมูล เพื่อป้องกันข้อมูลสูญหาย</w:t>
+      </w:r>
+    </w:p>
+    <w:p>
+      <w:pPr>
+        <w:pStyle w:val="ListParagraph"/>
+        <w:numPr>
+          <w:ilvl w:val="2"/>
+          <w:numId w:val="5"/>
+        </w:numPr>
+        <w:rPr>
+          <w:rFonts w:ascii="TH SarabunPSK" w:hAnsi="TH SarabunPSK" w:cs="TH SarabunPSK"/>
+          <w:b/>
+          <w:bCs/>
+          <w:color w:val="000000" w:themeColor="text1"/>
+          <w:sz w:val="32"/>
+          <w:szCs w:val="32"/>
+        </w:rPr>
+      </w:pPr>
+      <w:r>
+        <w:rPr>
+          <w:rFonts w:ascii="TH SarabunPSK" w:hAnsi="TH SarabunPSK" w:cs="TH SarabunPSK"/>
+          <w:b/>
+          <w:bCs/>
+          <w:color w:val="000000" w:themeColor="text1"/>
+          <w:sz w:val="32"/>
+          <w:szCs w:val="32"/>
+          <w:cs/>
+        </w:rPr>
+        <w:t>การติดตั้งและทดสอบระบบเครือข่าย</w:t>
+      </w:r>
+    </w:p>
+    <w:p>
+      <w:pPr>
+        <w:pStyle w:val="ListParagraph"/>
+        <w:numPr>
+          <w:ilvl w:val="3"/>
+          <w:numId w:val="5"/>
+        </w:numPr>
+        <w:rPr>
+          <w:rFonts w:ascii="TH SarabunPSK" w:hAnsi="TH SarabunPSK" w:cs="TH SarabunPSK"/>
+          <w:color w:val="000000" w:themeColor="text1"/>
+          <w:sz w:val="32"/>
+          <w:szCs w:val="32"/>
+        </w:rPr>
+      </w:pPr>
+      <w:r>
+        <w:rPr>
+          <w:rFonts w:ascii="TH SarabunPSK" w:hAnsi="TH SarabunPSK" w:cs="TH SarabunPSK"/>
+          <w:color w:val="000000" w:themeColor="text1"/>
+          <w:sz w:val="32"/>
+          <w:szCs w:val="32"/>
+          <w:cs/>
+        </w:rPr>
+        <w:t xml:space="preserve">ตรวจสอบความพร้อมของเครือข่าย </w:t>
+      </w:r>
+      <w:r>
+        <w:rPr>
+          <w:rFonts w:ascii="TH SarabunPSK" w:hAnsi="TH SarabunPSK" w:cs="TH SarabunPSK"/>
+          <w:color w:val="000000" w:themeColor="text1"/>
+          <w:sz w:val="32"/>
+          <w:szCs w:val="32"/>
+        </w:rPr>
+        <w:t xml:space="preserve">Wi-Fi </w:t>
+      </w:r>
+      <w:r>
+        <w:rPr>
+          <w:rFonts w:ascii="TH SarabunPSK" w:hAnsi="TH SarabunPSK" w:cs="TH SarabunPSK"/>
+          <w:color w:val="000000" w:themeColor="text1"/>
+          <w:sz w:val="32"/>
+          <w:szCs w:val="32"/>
+          <w:cs/>
+        </w:rPr>
+        <w:t>ภายในพื้นที่ธนาคารเลือด</w:t>
+      </w:r>
+    </w:p>
+    <w:p>
+      <w:pPr>
+        <w:pStyle w:val="ListParagraph"/>
+        <w:numPr>
+          <w:ilvl w:val="3"/>
+          <w:numId w:val="5"/>
+        </w:numPr>
+        <w:rPr>
+          <w:rFonts w:ascii="TH SarabunPSK" w:hAnsi="TH SarabunPSK" w:cs="TH SarabunPSK"/>
+          <w:color w:val="000000" w:themeColor="text1"/>
+          <w:sz w:val="32"/>
+          <w:szCs w:val="32"/>
+        </w:rPr>
+      </w:pPr>
+      <w:r>
+        <w:rPr>
+          <w:rFonts w:ascii="TH SarabunPSK" w:hAnsi="TH SarabunPSK" w:cs="TH SarabunPSK"/>
+          <w:color w:val="000000" w:themeColor="text1"/>
+          <w:sz w:val="32"/>
+          <w:szCs w:val="32"/>
+          <w:cs/>
+        </w:rPr>
+        <w:t xml:space="preserve">ตั้งค่า </w:t>
+      </w:r>
+      <w:r>
+        <w:rPr>
+          <w:rFonts w:ascii="TH SarabunPSK" w:hAnsi="TH SarabunPSK" w:cs="TH SarabunPSK"/>
+          <w:color w:val="000000" w:themeColor="text1"/>
+          <w:sz w:val="32"/>
+          <w:szCs w:val="32"/>
+        </w:rPr>
+        <w:t xml:space="preserve">Tablet </w:t>
+      </w:r>
+      <w:r>
+        <w:rPr>
+          <w:rFonts w:ascii="TH SarabunPSK" w:hAnsi="TH SarabunPSK" w:cs="TH SarabunPSK"/>
+          <w:color w:val="000000" w:themeColor="text1"/>
+          <w:sz w:val="32"/>
+          <w:szCs w:val="32"/>
+          <w:cs/>
+        </w:rPr>
+        <w:t xml:space="preserve">ทั้ง </w:t>
+      </w:r>
+      <w:r>
+        <w:rPr>
+          <w:rFonts w:ascii="TH SarabunPSK" w:hAnsi="TH SarabunPSK" w:cs="TH SarabunPSK"/>
+          <w:color w:val="000000" w:themeColor="text1"/>
+          <w:sz w:val="32"/>
+          <w:szCs w:val="32"/>
+        </w:rPr>
+        <w:t xml:space="preserve">2 </w:t>
+      </w:r>
+      <w:r>
+        <w:rPr>
+          <w:rFonts w:ascii="TH SarabunPSK" w:hAnsi="TH SarabunPSK" w:cs="TH SarabunPSK"/>
+          <w:color w:val="000000" w:themeColor="text1"/>
+          <w:sz w:val="32"/>
+          <w:szCs w:val="32"/>
+          <w:cs/>
+        </w:rPr>
+        <w:t>เครื่องให้เชื่อมต่อกับเครือข่ายภายในโรงพยาบาล</w:t>
+      </w:r>
+    </w:p>
+    <w:p>
+      <w:pPr>
+        <w:pStyle w:val="ListParagraph"/>
+        <w:numPr>
+          <w:ilvl w:val="3"/>
+          <w:numId w:val="5"/>
+        </w:numPr>
+        <w:rPr>
+          <w:rFonts w:ascii="TH SarabunPSK" w:hAnsi="TH SarabunPSK" w:cs="TH SarabunPSK"/>
+          <w:color w:val="000000" w:themeColor="text1"/>
+          <w:sz w:val="32"/>
+          <w:szCs w:val="32"/>
+        </w:rPr>
+      </w:pPr>
+      <w:r>
+        <w:rPr>
+          <w:rFonts w:ascii="TH SarabunPSK" w:hAnsi="TH SarabunPSK" w:cs="TH SarabunPSK"/>
+          <w:color w:val="000000" w:themeColor="text1"/>
+          <w:sz w:val="32"/>
+          <w:szCs w:val="32"/>
+          <w:cs/>
+        </w:rPr>
+        <w:t xml:space="preserve">ตรวจสอบการเชื่อมต่อระหว่าง </w:t>
+      </w:r>
+      <w:r>
+        <w:rPr>
+          <w:rFonts w:ascii="TH SarabunPSK" w:hAnsi="TH SarabunPSK" w:cs="TH SarabunPSK"/>
+          <w:color w:val="000000" w:themeColor="text1"/>
+          <w:sz w:val="32"/>
+          <w:szCs w:val="32"/>
+        </w:rPr>
+        <w:t xml:space="preserve">Tablet, Barcode Scanner </w:t>
+      </w:r>
+      <w:r>
+        <w:rPr>
+          <w:rFonts w:ascii="TH SarabunPSK" w:hAnsi="TH SarabunPSK" w:cs="TH SarabunPSK"/>
+          <w:color w:val="000000" w:themeColor="text1"/>
+          <w:sz w:val="32"/>
+          <w:szCs w:val="32"/>
+          <w:cs/>
+        </w:rPr>
+        <w:t xml:space="preserve">และ </w:t>
+      </w:r>
+      <w:r>
+        <w:rPr>
+          <w:rFonts w:ascii="TH SarabunPSK" w:hAnsi="TH SarabunPSK" w:cs="TH SarabunPSK"/>
+          <w:color w:val="000000" w:themeColor="text1"/>
+          <w:sz w:val="32"/>
+          <w:szCs w:val="32"/>
+        </w:rPr>
+        <w:t>Server</w:t>
+      </w:r>
+    </w:p>
+    <w:p>
+      <w:pPr>
+        <w:pStyle w:val="ListParagraph"/>
+        <w:numPr>
+          <w:ilvl w:val="3"/>
+          <w:numId w:val="5"/>
+        </w:numPr>
+        <w:rPr>
+          <w:rFonts w:ascii="TH SarabunPSK" w:hAnsi="TH SarabunPSK" w:cs="TH SarabunPSK"/>
+          <w:color w:val="000000" w:themeColor="text1"/>
+          <w:sz w:val="32"/>
+          <w:szCs w:val="32"/>
+        </w:rPr>
+      </w:pPr>
+      <w:r>
+        <w:rPr>
+          <w:rFonts w:ascii="TH SarabunPSK" w:hAnsi="TH SarabunPSK" w:cs="TH SarabunPSK"/>
+          <w:color w:val="000000" w:themeColor="text1"/>
+          <w:sz w:val="32"/>
+          <w:szCs w:val="32"/>
+          <w:cs/>
+        </w:rPr>
         <w:lastRenderedPageBreak/>
-        <w:t xml:space="preserve">ติดตั้งระบบฐานข้อมูล </w:t>
-      </w:r>
-      <w:r>
+        <w:t>ทดสอบการรับส่งข้อมูลแบบเรียลไทม์ระหว่างอุปกรณ์ทั้งหมด</w:t>
+      </w:r>
+    </w:p>
+    <w:p>
+      <w:pPr>
+        <w:pStyle w:val="ListParagraph"/>
+        <w:numPr>
+          <w:ilvl w:val="3"/>
+          <w:numId w:val="5"/>
+        </w:numPr>
+        <w:rPr>
+          <w:rFonts w:ascii="TH SarabunPSK" w:hAnsi="TH SarabunPSK" w:cs="TH SarabunPSK"/>
+          <w:color w:val="000000" w:themeColor="text1"/>
+          <w:sz w:val="32"/>
+          <w:szCs w:val="32"/>
+        </w:rPr>
+      </w:pPr>
+      <w:r>
+        <w:rPr>
+          <w:rFonts w:ascii="TH SarabunPSK" w:hAnsi="TH SarabunPSK" w:cs="TH SarabunPSK"/>
+          <w:color w:val="000000" w:themeColor="text1"/>
+          <w:sz w:val="32"/>
+          <w:szCs w:val="32"/>
+          <w:cs/>
+        </w:rPr>
+        <w:t>ตรวจสอบความเสถียรของเครือข่ายในระหว่างการใช้งานจริง</w:t>
+      </w:r>
+    </w:p>
+    <w:p>
+      <w:pPr>
+        <w:pStyle w:val="ListParagraph"/>
+        <w:numPr>
+          <w:ilvl w:val="3"/>
+          <w:numId w:val="5"/>
+        </w:numPr>
+        <w:rPr>
+          <w:rFonts w:ascii="TH SarabunPSK" w:hAnsi="TH SarabunPSK" w:cs="TH SarabunPSK"/>
+          <w:color w:val="000000" w:themeColor="text1"/>
+          <w:sz w:val="32"/>
+          <w:szCs w:val="32"/>
+        </w:rPr>
+      </w:pPr>
+      <w:r>
+        <w:rPr>
+          <w:rFonts w:ascii="TH SarabunPSK" w:hAnsi="TH SarabunPSK" w:cs="TH SarabunPSK"/>
+          <w:color w:val="000000" w:themeColor="text1"/>
+          <w:sz w:val="32"/>
+          <w:szCs w:val="32"/>
+          <w:cs/>
+        </w:rPr>
+        <w:t>กำหนดแนวทางแก้ไขเบื้องต้นในกรณีเครือข่ายขัดข้อง เช่น การเชื่อมต่อใหม่ หรือการแจ้งเตือนผู้ใช้งาน</w:t>
+      </w:r>
+    </w:p>
+    <w:p>
+      <w:pPr>
+        <w:pStyle w:val="ListParagraph"/>
+        <w:numPr>
+          <w:ilvl w:val="2"/>
+          <w:numId w:val="5"/>
+        </w:numPr>
+        <w:rPr>
+          <w:rFonts w:ascii="TH SarabunPSK" w:hAnsi="TH SarabunPSK" w:cs="TH SarabunPSK"/>
+          <w:b/>
+          <w:bCs/>
+          <w:color w:val="000000" w:themeColor="text1"/>
+          <w:sz w:val="32"/>
+          <w:szCs w:val="32"/>
+        </w:rPr>
+      </w:pPr>
+      <w:r>
+        <w:rPr>
+          <w:rFonts w:ascii="TH SarabunPSK" w:hAnsi="TH SarabunPSK" w:cs="TH SarabunPSK"/>
+          <w:b/>
+          <w:bCs/>
+          <w:color w:val="000000" w:themeColor="text1"/>
+          <w:sz w:val="32"/>
+          <w:szCs w:val="32"/>
+          <w:cs/>
+        </w:rPr>
+        <w:t>การทดสอบระบบฮาร์ดแวร์ร่วมกับซอฟต์แวร์</w:t>
+      </w:r>
+    </w:p>
+    <w:p>
+      <w:pPr>
+        <w:pStyle w:val="ListParagraph"/>
+        <w:numPr>
+          <w:ilvl w:val="3"/>
+          <w:numId w:val="5"/>
+        </w:numPr>
+        <w:rPr>
+          <w:rFonts w:ascii="TH SarabunPSK" w:hAnsi="TH SarabunPSK" w:cs="TH SarabunPSK"/>
+          <w:color w:val="000000" w:themeColor="text1"/>
+          <w:sz w:val="32"/>
+          <w:szCs w:val="32"/>
+        </w:rPr>
+      </w:pPr>
+      <w:r>
+        <w:rPr>
+          <w:rFonts w:ascii="TH SarabunPSK" w:hAnsi="TH SarabunPSK" w:cs="TH SarabunPSK"/>
+          <w:color w:val="000000" w:themeColor="text1"/>
+          <w:sz w:val="32"/>
+          <w:szCs w:val="32"/>
+          <w:cs/>
+        </w:rPr>
+        <w:t xml:space="preserve">ทดสอบการใช้งาน </w:t>
+      </w:r>
+      <w:r>
+        <w:rPr>
+          <w:rFonts w:ascii="TH SarabunPSK" w:hAnsi="TH SarabunPSK" w:cs="TH SarabunPSK"/>
+          <w:color w:val="000000" w:themeColor="text1"/>
+          <w:sz w:val="32"/>
+          <w:szCs w:val="32"/>
+        </w:rPr>
+        <w:t xml:space="preserve">Tablet </w:t>
+      </w:r>
+      <w:r>
+        <w:rPr>
+          <w:rFonts w:ascii="TH SarabunPSK" w:hAnsi="TH SarabunPSK" w:cs="TH SarabunPSK"/>
+          <w:color w:val="000000" w:themeColor="text1"/>
+          <w:sz w:val="32"/>
+          <w:szCs w:val="32"/>
+          <w:cs/>
+        </w:rPr>
+        <w:t xml:space="preserve">เครื่องที่ </w:t>
+      </w:r>
+      <w:r>
+        <w:rPr>
+          <w:rFonts w:ascii="TH SarabunPSK" w:hAnsi="TH SarabunPSK" w:cs="TH SarabunPSK"/>
+          <w:color w:val="000000" w:themeColor="text1"/>
+          <w:sz w:val="32"/>
+          <w:szCs w:val="32"/>
+        </w:rPr>
+        <w:t xml:space="preserve">1 </w:t>
+      </w:r>
+      <w:r>
+        <w:rPr>
+          <w:rFonts w:ascii="TH SarabunPSK" w:hAnsi="TH SarabunPSK" w:cs="TH SarabunPSK"/>
+          <w:color w:val="000000" w:themeColor="text1"/>
+          <w:sz w:val="32"/>
+          <w:szCs w:val="32"/>
+          <w:cs/>
+        </w:rPr>
+        <w:t>ร่วมกับระบบนำเข้าถุงเลือด</w:t>
+      </w:r>
+    </w:p>
+    <w:p>
+      <w:pPr>
+        <w:pStyle w:val="ListParagraph"/>
+        <w:numPr>
+          <w:ilvl w:val="3"/>
+          <w:numId w:val="5"/>
+        </w:numPr>
+        <w:rPr>
+          <w:rFonts w:ascii="TH SarabunPSK" w:hAnsi="TH SarabunPSK" w:cs="TH SarabunPSK"/>
+          <w:color w:val="000000" w:themeColor="text1"/>
+          <w:sz w:val="32"/>
+          <w:szCs w:val="32"/>
+        </w:rPr>
+      </w:pPr>
+      <w:r>
+        <w:rPr>
+          <w:rFonts w:ascii="TH SarabunPSK" w:hAnsi="TH SarabunPSK" w:cs="TH SarabunPSK"/>
+          <w:color w:val="000000" w:themeColor="text1"/>
+          <w:sz w:val="32"/>
+          <w:szCs w:val="32"/>
+          <w:cs/>
+        </w:rPr>
+        <w:t xml:space="preserve">ทดสอบการใช้งาน </w:t>
+      </w:r>
+      <w:r>
+        <w:rPr>
+          <w:rFonts w:ascii="TH SarabunPSK" w:hAnsi="TH SarabunPSK" w:cs="TH SarabunPSK"/>
+          <w:color w:val="000000" w:themeColor="text1"/>
+          <w:sz w:val="32"/>
+          <w:szCs w:val="32"/>
+        </w:rPr>
+        <w:t xml:space="preserve">Tablet </w:t>
+      </w:r>
+      <w:r>
+        <w:rPr>
+          <w:rFonts w:ascii="TH SarabunPSK" w:hAnsi="TH SarabunPSK" w:cs="TH SarabunPSK"/>
+          <w:color w:val="000000" w:themeColor="text1"/>
+          <w:sz w:val="32"/>
+          <w:szCs w:val="32"/>
+          <w:cs/>
+        </w:rPr>
+        <w:t xml:space="preserve">เครื่องที่ </w:t>
+      </w:r>
+      <w:r>
+        <w:rPr>
+          <w:rFonts w:ascii="TH SarabunPSK" w:hAnsi="TH SarabunPSK" w:cs="TH SarabunPSK"/>
+          <w:color w:val="000000" w:themeColor="text1"/>
+          <w:sz w:val="32"/>
+          <w:szCs w:val="32"/>
+        </w:rPr>
+        <w:t xml:space="preserve">2 </w:t>
+      </w:r>
+      <w:r>
+        <w:rPr>
+          <w:rFonts w:ascii="TH SarabunPSK" w:hAnsi="TH SarabunPSK" w:cs="TH SarabunPSK"/>
+          <w:color w:val="000000" w:themeColor="text1"/>
+          <w:sz w:val="32"/>
+          <w:szCs w:val="32"/>
+          <w:cs/>
+        </w:rPr>
+        <w:t>ร่วมกับระบบเบิกและคืนถุงเลือด</w:t>
+      </w:r>
+    </w:p>
+    <w:p>
+      <w:pPr>
+        <w:pStyle w:val="ListParagraph"/>
+        <w:numPr>
+          <w:ilvl w:val="3"/>
+          <w:numId w:val="5"/>
+        </w:numPr>
+        <w:rPr>
+          <w:rFonts w:ascii="TH SarabunPSK" w:hAnsi="TH SarabunPSK" w:cs="TH SarabunPSK"/>
+          <w:color w:val="000000" w:themeColor="text1"/>
+          <w:sz w:val="32"/>
+          <w:szCs w:val="32"/>
+        </w:rPr>
+      </w:pPr>
+      <w:r>
+        <w:rPr>
+          <w:rFonts w:ascii="TH SarabunPSK" w:hAnsi="TH SarabunPSK" w:cs="TH SarabunPSK"/>
+          <w:color w:val="000000" w:themeColor="text1"/>
+          <w:sz w:val="32"/>
+          <w:szCs w:val="32"/>
+          <w:cs/>
+        </w:rPr>
+        <w:t xml:space="preserve">ทดสอบการสแกน </w:t>
+      </w:r>
+      <w:r>
+        <w:rPr>
+          <w:rFonts w:ascii="TH SarabunPSK" w:hAnsi="TH SarabunPSK" w:cs="TH SarabunPSK"/>
+          <w:color w:val="000000" w:themeColor="text1"/>
+          <w:sz w:val="32"/>
+          <w:szCs w:val="32"/>
+        </w:rPr>
+        <w:t xml:space="preserve">Barcode </w:t>
+      </w:r>
+      <w:r>
+        <w:rPr>
+          <w:rFonts w:ascii="TH SarabunPSK" w:hAnsi="TH SarabunPSK" w:cs="TH SarabunPSK"/>
+          <w:color w:val="000000" w:themeColor="text1"/>
+          <w:sz w:val="32"/>
+          <w:szCs w:val="32"/>
+          <w:cs/>
+        </w:rPr>
+        <w:t>และการส่งข้อมูลเข้าสู่ระบบ</w:t>
+      </w:r>
+    </w:p>
+    <w:p>
+      <w:pPr>
+        <w:pStyle w:val="ListParagraph"/>
+        <w:numPr>
+          <w:ilvl w:val="3"/>
+          <w:numId w:val="5"/>
+        </w:numPr>
+        <w:rPr>
+          <w:rFonts w:ascii="TH SarabunPSK" w:hAnsi="TH SarabunPSK" w:cs="TH SarabunPSK"/>
+          <w:color w:val="000000" w:themeColor="text1"/>
+          <w:sz w:val="32"/>
+          <w:szCs w:val="32"/>
+        </w:rPr>
+      </w:pPr>
+      <w:r>
+        <w:rPr>
+          <w:rFonts w:ascii="TH SarabunPSK" w:hAnsi="TH SarabunPSK" w:cs="TH SarabunPSK"/>
+          <w:color w:val="000000" w:themeColor="text1"/>
+          <w:sz w:val="32"/>
+          <w:szCs w:val="32"/>
+          <w:cs/>
+        </w:rPr>
+        <w:t>ทดสอบ</w:t>
+      </w:r>
+      <w:proofErr w:type="spellStart"/>
+      <w:r>
+        <w:rPr>
+          <w:rFonts w:ascii="TH SarabunPSK" w:hAnsi="TH SarabunPSK" w:cs="TH SarabunPSK"/>
+          <w:color w:val="000000" w:themeColor="text1"/>
+          <w:sz w:val="32"/>
+          <w:szCs w:val="32"/>
+          <w:cs/>
+        </w:rPr>
+        <w:t>การอัปเดต</w:t>
+      </w:r>
+      <w:proofErr w:type="spellEnd"/>
+      <w:r>
+        <w:rPr>
+          <w:rFonts w:ascii="TH SarabunPSK" w:hAnsi="TH SarabunPSK" w:cs="TH SarabunPSK"/>
+          <w:color w:val="000000" w:themeColor="text1"/>
+          <w:sz w:val="32"/>
+          <w:szCs w:val="32"/>
+          <w:cs/>
+        </w:rPr>
+        <w:t>สถานะถุงเลือดหลังจากดำเนินงานแต่ละขั้นตอน</w:t>
+      </w:r>
+    </w:p>
+    <w:p>
+      <w:pPr>
+        <w:pStyle w:val="ListParagraph"/>
+        <w:numPr>
+          <w:ilvl w:val="3"/>
+          <w:numId w:val="5"/>
+        </w:numPr>
+        <w:rPr>
+          <w:rFonts w:ascii="TH SarabunPSK" w:hAnsi="TH SarabunPSK" w:cs="TH SarabunPSK"/>
+          <w:color w:val="000000" w:themeColor="text1"/>
+          <w:sz w:val="32"/>
+          <w:szCs w:val="32"/>
+        </w:rPr>
+      </w:pPr>
+      <w:r>
+        <w:rPr>
+          <w:rFonts w:ascii="TH SarabunPSK" w:hAnsi="TH SarabunPSK" w:cs="TH SarabunPSK"/>
+          <w:color w:val="000000" w:themeColor="text1"/>
+          <w:sz w:val="32"/>
+          <w:szCs w:val="32"/>
+          <w:cs/>
+        </w:rPr>
+        <w:t xml:space="preserve">ทดสอบการแสดงผลตำแหน่งจัดเก็บถุงเลือดในรูปแบบ </w:t>
+      </w:r>
+      <w:r>
+        <w:rPr>
+          <w:rFonts w:ascii="TH SarabunPSK" w:hAnsi="TH SarabunPSK" w:cs="TH SarabunPSK"/>
+          <w:color w:val="000000" w:themeColor="text1"/>
+          <w:sz w:val="32"/>
+          <w:szCs w:val="32"/>
+        </w:rPr>
+        <w:t xml:space="preserve">Rack </w:t>
+      </w:r>
+      <w:r>
+        <w:rPr>
+          <w:rFonts w:ascii="TH SarabunPSK" w:hAnsi="TH SarabunPSK" w:cs="TH SarabunPSK"/>
+          <w:color w:val="000000" w:themeColor="text1"/>
+          <w:sz w:val="32"/>
+          <w:szCs w:val="32"/>
+          <w:cs/>
+        </w:rPr>
+        <w:t xml:space="preserve">และ </w:t>
+      </w:r>
+      <w:r>
+        <w:rPr>
+          <w:rFonts w:ascii="TH SarabunPSK" w:hAnsi="TH SarabunPSK" w:cs="TH SarabunPSK"/>
+          <w:color w:val="000000" w:themeColor="text1"/>
+          <w:sz w:val="32"/>
+          <w:szCs w:val="32"/>
+        </w:rPr>
+        <w:t>Slot</w:t>
+      </w:r>
+    </w:p>
+    <w:p>
+      <w:pPr>
+        <w:pStyle w:val="ListParagraph"/>
+        <w:numPr>
+          <w:ilvl w:val="3"/>
+          <w:numId w:val="5"/>
+        </w:numPr>
+        <w:rPr>
+          <w:rFonts w:ascii="TH SarabunPSK" w:hAnsi="TH SarabunPSK" w:cs="TH SarabunPSK"/>
+          <w:color w:val="000000" w:themeColor="text1"/>
+          <w:sz w:val="32"/>
+          <w:szCs w:val="32"/>
+        </w:rPr>
+      </w:pPr>
+      <w:r>
+        <w:rPr>
+          <w:rFonts w:ascii="TH SarabunPSK" w:hAnsi="TH SarabunPSK" w:cs="TH SarabunPSK"/>
+          <w:color w:val="000000" w:themeColor="text1"/>
+          <w:sz w:val="32"/>
+          <w:szCs w:val="32"/>
+          <w:cs/>
+        </w:rPr>
+        <w:t xml:space="preserve">ทดสอบการทำงานพร้อมกันของ </w:t>
+      </w:r>
+      <w:r>
+        <w:rPr>
+          <w:rFonts w:ascii="TH SarabunPSK" w:hAnsi="TH SarabunPSK" w:cs="TH SarabunPSK"/>
+          <w:color w:val="000000" w:themeColor="text1"/>
+          <w:sz w:val="32"/>
+          <w:szCs w:val="32"/>
+        </w:rPr>
+        <w:t xml:space="preserve">Tablet </w:t>
+      </w:r>
+      <w:r>
+        <w:rPr>
+          <w:rFonts w:ascii="TH SarabunPSK" w:hAnsi="TH SarabunPSK" w:cs="TH SarabunPSK"/>
+          <w:color w:val="000000" w:themeColor="text1"/>
+          <w:sz w:val="32"/>
+          <w:szCs w:val="32"/>
+          <w:cs/>
+        </w:rPr>
+        <w:t xml:space="preserve">ทั้ง </w:t>
+      </w:r>
+      <w:r>
+        <w:rPr>
+          <w:rFonts w:ascii="TH SarabunPSK" w:hAnsi="TH SarabunPSK" w:cs="TH SarabunPSK"/>
+          <w:color w:val="000000" w:themeColor="text1"/>
+          <w:sz w:val="32"/>
+          <w:szCs w:val="32"/>
+        </w:rPr>
+        <w:t xml:space="preserve">2 </w:t>
+      </w:r>
+      <w:r>
+        <w:rPr>
+          <w:rFonts w:ascii="TH SarabunPSK" w:hAnsi="TH SarabunPSK" w:cs="TH SarabunPSK"/>
+          <w:color w:val="000000" w:themeColor="text1"/>
+          <w:sz w:val="32"/>
+          <w:szCs w:val="32"/>
+          <w:cs/>
+        </w:rPr>
+        <w:t>เครื่อง เพื่อตรวจสอบความถูกต้องและความเสถียรของข้อมูล</w:t>
+      </w:r>
+    </w:p>
+    <w:p>
+      <w:pPr>
+        <w:pStyle w:val="ListParagraph"/>
+        <w:numPr>
+          <w:ilvl w:val="2"/>
+          <w:numId w:val="5"/>
+        </w:numPr>
+        <w:rPr>
+          <w:rFonts w:ascii="TH SarabunPSK" w:hAnsi="TH SarabunPSK" w:cs="TH SarabunPSK"/>
+          <w:b/>
+          <w:bCs/>
+          <w:color w:val="000000" w:themeColor="text1"/>
+          <w:sz w:val="32"/>
+          <w:szCs w:val="32"/>
+        </w:rPr>
+      </w:pPr>
+      <w:r>
+        <w:rPr>
+          <w:rFonts w:ascii="TH SarabunPSK" w:hAnsi="TH SarabunPSK" w:cs="TH SarabunPSK"/>
+          <w:b/>
+          <w:bCs/>
+          <w:color w:val="000000" w:themeColor="text1"/>
+          <w:sz w:val="32"/>
+          <w:szCs w:val="32"/>
+          <w:cs/>
+        </w:rPr>
+        <w:t>การส่งมอบและอบรมการใช้งานอุปกรณ์</w:t>
+      </w:r>
+    </w:p>
+    <w:p>
+      <w:pPr>
+        <w:pStyle w:val="ListParagraph"/>
+        <w:numPr>
+          <w:ilvl w:val="3"/>
+          <w:numId w:val="5"/>
+        </w:numPr>
         <w:rPr>
           <w:rFonts w:ascii="TH SarabunPSK" w:hAnsi="TH SarabunPSK" w:cs="TH SarabunPSK"/>
           <w:color w:val="000000" w:themeColor="text1"/>
@@ -9360,17 +10821,56 @@
           <w:szCs w:val="32"/>
           <w:lang w:val="en-TH"/>
         </w:rPr>
-        <w:t xml:space="preserve">PostgreSQL </w:t>
-      </w:r>
-      <w:r>
-        <w:rPr>
-          <w:rFonts w:ascii="TH SarabunPSK" w:hAnsi="TH SarabunPSK" w:cs="TH SarabunPSK"/>
-          <w:color w:val="000000" w:themeColor="text1"/>
-          <w:sz w:val="32"/>
-          <w:szCs w:val="32"/>
-          <w:cs/>
-        </w:rPr>
-        <w:t>สำหรับจัดเก็บข้อมูลของระบบ</w:t>
+      </w:pPr>
+      <w:r>
+        <w:rPr>
+          <w:rFonts w:ascii="TH SarabunPSK" w:hAnsi="TH SarabunPSK" w:cs="TH SarabunPSK"/>
+          <w:color w:val="000000" w:themeColor="text1"/>
+          <w:sz w:val="32"/>
+          <w:szCs w:val="32"/>
+          <w:cs/>
+        </w:rPr>
+        <w:t xml:space="preserve">จัดทำคู่มือการใช้งาน </w:t>
+      </w:r>
+      <w:r>
+        <w:rPr>
+          <w:rFonts w:ascii="TH SarabunPSK" w:hAnsi="TH SarabunPSK" w:cs="TH SarabunPSK"/>
+          <w:color w:val="000000" w:themeColor="text1"/>
+          <w:sz w:val="32"/>
+          <w:szCs w:val="32"/>
+          <w:lang w:val="en-TH"/>
+        </w:rPr>
+        <w:t xml:space="preserve">Tablet </w:t>
+      </w:r>
+      <w:r>
+        <w:rPr>
+          <w:rFonts w:ascii="TH SarabunPSK" w:hAnsi="TH SarabunPSK" w:cs="TH SarabunPSK"/>
+          <w:color w:val="000000" w:themeColor="text1"/>
+          <w:sz w:val="32"/>
+          <w:szCs w:val="32"/>
+          <w:cs/>
+        </w:rPr>
+        <w:t xml:space="preserve">และอุปกรณ์สแกน </w:t>
+      </w:r>
+      <w:r>
+        <w:rPr>
+          <w:rFonts w:ascii="TH SarabunPSK" w:hAnsi="TH SarabunPSK" w:cs="TH SarabunPSK"/>
+          <w:color w:val="000000" w:themeColor="text1"/>
+          <w:sz w:val="32"/>
+          <w:szCs w:val="32"/>
+          <w:lang w:val="en-TH"/>
+        </w:rPr>
+        <w:t xml:space="preserve">Barcode </w:t>
+      </w:r>
+      <w:r>
+        <w:rPr>
+          <w:rFonts w:ascii="TH SarabunPSK" w:hAnsi="TH SarabunPSK" w:cs="TH SarabunPSK"/>
+          <w:color w:val="000000" w:themeColor="text1"/>
+          <w:sz w:val="32"/>
+          <w:szCs w:val="32"/>
+          <w:cs/>
+        </w:rPr>
+        <w:t>สำหรับผู้ใช้งาน</w:t>
       </w:r>
     </w:p>
     <w:p>
@@ -9385,17 +10885,58 @@
           <w:color w:val="000000" w:themeColor="text1"/>
           <w:sz w:val="32"/>
           <w:szCs w:val="32"/>
-        </w:rPr>
-      </w:pPr>
-      <w:r>
-        <w:rPr>
-          <w:rFonts w:ascii="TH SarabunPSK" w:hAnsi="TH SarabunPSK" w:cs="TH SarabunPSK"/>
-          <w:color w:val="000000" w:themeColor="text1"/>
-          <w:sz w:val="32"/>
-          <w:szCs w:val="32"/>
-          <w:cs/>
-        </w:rPr>
-        <w:t>กำหนดโครงสร้างฐานข้อมูลสำหรับจัดเก็บข้อมูลหลัก</w:t>
+          <w:lang w:val="en-TH"/>
+        </w:rPr>
+      </w:pPr>
+      <w:r>
+        <w:rPr>
+          <w:rFonts w:ascii="TH SarabunPSK" w:hAnsi="TH SarabunPSK" w:cs="TH SarabunPSK"/>
+          <w:color w:val="000000" w:themeColor="text1"/>
+          <w:sz w:val="32"/>
+          <w:szCs w:val="32"/>
+          <w:cs/>
+        </w:rPr>
+        <w:t xml:space="preserve">อบรมการใช้งาน </w:t>
+      </w:r>
+      <w:r>
+        <w:rPr>
+          <w:rFonts w:ascii="TH SarabunPSK" w:hAnsi="TH SarabunPSK" w:cs="TH SarabunPSK"/>
+          <w:color w:val="000000" w:themeColor="text1"/>
+          <w:sz w:val="32"/>
+          <w:szCs w:val="32"/>
+          <w:lang w:val="en-TH"/>
+        </w:rPr>
+        <w:t xml:space="preserve">Tablet </w:t>
+      </w:r>
+      <w:r>
+        <w:rPr>
+          <w:rFonts w:ascii="TH SarabunPSK" w:hAnsi="TH SarabunPSK" w:cs="TH SarabunPSK"/>
+          <w:color w:val="000000" w:themeColor="text1"/>
+          <w:sz w:val="32"/>
+          <w:szCs w:val="32"/>
+          <w:cs/>
+        </w:rPr>
+        <w:t xml:space="preserve">เครื่องที่ </w:t>
+      </w:r>
+      <w:r>
+        <w:rPr>
+          <w:rFonts w:ascii="TH SarabunPSK" w:hAnsi="TH SarabunPSK" w:cs="TH SarabunPSK"/>
+          <w:color w:val="000000" w:themeColor="text1"/>
+          <w:sz w:val="32"/>
+          <w:szCs w:val="32"/>
+          <w:lang w:val="en-TH"/>
+        </w:rPr>
+        <w:t xml:space="preserve">1 </w:t>
+      </w:r>
+      <w:r>
+        <w:rPr>
+          <w:rFonts w:ascii="TH SarabunPSK" w:hAnsi="TH SarabunPSK" w:cs="TH SarabunPSK"/>
+          <w:color w:val="000000" w:themeColor="text1"/>
+          <w:sz w:val="32"/>
+          <w:szCs w:val="32"/>
+          <w:cs/>
+        </w:rPr>
+        <w:t>สำหรับพยาบาลนำเลือดเข้า</w:t>
       </w:r>
     </w:p>
     <w:p>
@@ -9410,24 +10951,26 @@
           <w:color w:val="000000" w:themeColor="text1"/>
           <w:sz w:val="32"/>
           <w:szCs w:val="32"/>
-        </w:rPr>
-      </w:pPr>
-      <w:r>
-        <w:rPr>
-          <w:rFonts w:ascii="TH SarabunPSK" w:hAnsi="TH SarabunPSK" w:cs="TH SarabunPSK"/>
-          <w:color w:val="000000" w:themeColor="text1"/>
-          <w:sz w:val="32"/>
-          <w:szCs w:val="32"/>
-          <w:cs/>
-        </w:rPr>
-        <w:t xml:space="preserve">ทดสอบการเชื่อมต่อระหว่าง </w:t>
-      </w:r>
-      <w:r>
-        <w:rPr>
-          <w:rFonts w:ascii="TH SarabunPSK" w:hAnsi="TH SarabunPSK" w:cs="TH SarabunPSK"/>
-          <w:color w:val="000000" w:themeColor="text1"/>
-          <w:sz w:val="32"/>
-          <w:szCs w:val="32"/>
+          <w:lang w:val="en-TH"/>
+        </w:rPr>
+      </w:pPr>
+      <w:r>
+        <w:rPr>
+          <w:rFonts w:ascii="TH SarabunPSK" w:hAnsi="TH SarabunPSK" w:cs="TH SarabunPSK"/>
+          <w:color w:val="000000" w:themeColor="text1"/>
+          <w:sz w:val="32"/>
+          <w:szCs w:val="32"/>
+          <w:cs/>
+        </w:rPr>
+        <w:t xml:space="preserve">อบรมการใช้งาน </w:t>
+      </w:r>
+      <w:r>
+        <w:rPr>
+          <w:rFonts w:ascii="TH SarabunPSK" w:hAnsi="TH SarabunPSK" w:cs="TH SarabunPSK"/>
+          <w:color w:val="000000" w:themeColor="text1"/>
+          <w:sz w:val="32"/>
+          <w:szCs w:val="32"/>
+          <w:lang w:val="en-TH"/>
         </w:rPr>
         <w:t xml:space="preserve">Tablet </w:t>
       </w:r>
@@ -9439,14 +10982,15 @@
           <w:szCs w:val="32"/>
           <w:cs/>
         </w:rPr>
-        <w:t xml:space="preserve">ทั้ง </w:t>
-      </w:r>
-      <w:r>
-        <w:rPr>
-          <w:rFonts w:ascii="TH SarabunPSK" w:hAnsi="TH SarabunPSK" w:cs="TH SarabunPSK"/>
-          <w:color w:val="000000" w:themeColor="text1"/>
-          <w:sz w:val="32"/>
-          <w:szCs w:val="32"/>
+        <w:t xml:space="preserve">เครื่องที่ </w:t>
+      </w:r>
+      <w:r>
+        <w:rPr>
+          <w:rFonts w:ascii="TH SarabunPSK" w:hAnsi="TH SarabunPSK" w:cs="TH SarabunPSK"/>
+          <w:color w:val="000000" w:themeColor="text1"/>
+          <w:sz w:val="32"/>
+          <w:szCs w:val="32"/>
+          <w:lang w:val="en-TH"/>
         </w:rPr>
         <w:t xml:space="preserve">2 </w:t>
       </w:r>
@@ -9458,16 +11002,7 @@
           <w:szCs w:val="32"/>
           <w:cs/>
         </w:rPr>
-        <w:t xml:space="preserve">เครื่องกับ </w:t>
-      </w:r>
-      <w:r>
-        <w:rPr>
-          <w:rFonts w:ascii="TH SarabunPSK" w:hAnsi="TH SarabunPSK" w:cs="TH SarabunPSK"/>
-          <w:color w:val="000000" w:themeColor="text1"/>
-          <w:sz w:val="32"/>
-          <w:szCs w:val="32"/>
-        </w:rPr>
-        <w:t>Server</w:t>
+        <w:t>สำหรับพยาบาลนำเลือดออก</w:t>
       </w:r>
     </w:p>
     <w:p>
@@ -9482,17 +11017,18 @@
           <w:color w:val="000000" w:themeColor="text1"/>
           <w:sz w:val="32"/>
           <w:szCs w:val="32"/>
-        </w:rPr>
-      </w:pPr>
-      <w:r>
-        <w:rPr>
-          <w:rFonts w:ascii="TH SarabunPSK" w:hAnsi="TH SarabunPSK" w:cs="TH SarabunPSK"/>
-          <w:color w:val="000000" w:themeColor="text1"/>
-          <w:sz w:val="32"/>
-          <w:szCs w:val="32"/>
-          <w:cs/>
-        </w:rPr>
-        <w:t>ทดสอบการบันทึก แก้ไข ค้นหา และดึงข้อมูลจากฐานข้อมูล</w:t>
+          <w:lang w:val="en-TH"/>
+        </w:rPr>
+      </w:pPr>
+      <w:r>
+        <w:rPr>
+          <w:rFonts w:ascii="TH SarabunPSK" w:hAnsi="TH SarabunPSK" w:cs="TH SarabunPSK"/>
+          <w:color w:val="000000" w:themeColor="text1"/>
+          <w:sz w:val="32"/>
+          <w:szCs w:val="32"/>
+          <w:cs/>
+        </w:rPr>
+        <w:t>อธิบายขั้นตอนการเชื่อมต่อและตรวจสอบอุปกรณ์เบื้องต้น</w:t>
       </w:r>
     </w:p>
     <w:p>
@@ -9507,46 +11043,18 @@
           <w:color w:val="000000" w:themeColor="text1"/>
           <w:sz w:val="32"/>
           <w:szCs w:val="32"/>
-        </w:rPr>
-      </w:pPr>
-      <w:r>
-        <w:rPr>
-          <w:rFonts w:ascii="TH SarabunPSK" w:hAnsi="TH SarabunPSK" w:cs="TH SarabunPSK"/>
-          <w:color w:val="000000" w:themeColor="text1"/>
-          <w:sz w:val="32"/>
-          <w:szCs w:val="32"/>
-          <w:cs/>
-        </w:rPr>
-        <w:t>กำหนดแนวทางการสำรองข้อมูล เพื่อป้องกันข้อมูลสูญหาย</w:t>
-      </w:r>
-    </w:p>
-    <w:p>
-      <w:pPr>
-        <w:pStyle w:val="ListParagraph"/>
-        <w:numPr>
-          <w:ilvl w:val="2"/>
-          <w:numId w:val="5"/>
-        </w:numPr>
-        <w:rPr>
-          <w:rFonts w:ascii="TH SarabunPSK" w:hAnsi="TH SarabunPSK" w:cs="TH SarabunPSK"/>
-          <w:b/>
-          <w:bCs/>
-          <w:color w:val="000000" w:themeColor="text1"/>
-          <w:sz w:val="32"/>
-          <w:szCs w:val="32"/>
-        </w:rPr>
-      </w:pPr>
-      <w:r>
-        <w:rPr>
-          <w:rFonts w:ascii="TH SarabunPSK" w:hAnsi="TH SarabunPSK" w:cs="TH SarabunPSK"/>
-          <w:b/>
-          <w:bCs/>
-          <w:color w:val="000000" w:themeColor="text1"/>
-          <w:sz w:val="32"/>
-          <w:szCs w:val="32"/>
-          <w:cs/>
-        </w:rPr>
-        <w:t>การติดตั้งและทดสอบระบบเครือข่าย</w:t>
+          <w:lang w:val="en-TH"/>
+        </w:rPr>
+      </w:pPr>
+      <w:r>
+        <w:rPr>
+          <w:rFonts w:ascii="TH SarabunPSK" w:hAnsi="TH SarabunPSK" w:cs="TH SarabunPSK"/>
+          <w:color w:val="000000" w:themeColor="text1"/>
+          <w:sz w:val="32"/>
+          <w:szCs w:val="32"/>
+          <w:cs/>
+        </w:rPr>
+        <w:t>ทดสอบการใช้งานจริงร่วมกับผู้ใช้งานก่อนส่งมอบระบบ</w:t>
       </w:r>
     </w:p>
     <w:p>
@@ -9557,882 +11065,6 @@
           <w:numId w:val="5"/>
         </w:numPr>
         <w:rPr>
-          <w:rFonts w:ascii="TH SarabunPSK" w:hAnsi="TH SarabunPSK" w:cs="TH SarabunPSK"/>
-          <w:color w:val="000000" w:themeColor="text1"/>
-          <w:sz w:val="32"/>
-          <w:szCs w:val="32"/>
-        </w:rPr>
-      </w:pPr>
-      <w:r>
-        <w:rPr>
-          <w:rFonts w:ascii="TH SarabunPSK" w:hAnsi="TH SarabunPSK" w:cs="TH SarabunPSK"/>
-          <w:color w:val="000000" w:themeColor="text1"/>
-          <w:sz w:val="32"/>
-          <w:szCs w:val="32"/>
-          <w:cs/>
-        </w:rPr>
-        <w:t xml:space="preserve">ตรวจสอบความพร้อมของเครือข่าย </w:t>
-      </w:r>
-      <w:r>
-        <w:rPr>
-          <w:rFonts w:ascii="TH SarabunPSK" w:hAnsi="TH SarabunPSK" w:cs="TH SarabunPSK"/>
-          <w:color w:val="000000" w:themeColor="text1"/>
-          <w:sz w:val="32"/>
-          <w:szCs w:val="32"/>
-        </w:rPr>
-        <w:t xml:space="preserve">Wi-Fi </w:t>
-      </w:r>
-      <w:r>
-        <w:rPr>
-          <w:rFonts w:ascii="TH SarabunPSK" w:hAnsi="TH SarabunPSK" w:cs="TH SarabunPSK"/>
-          <w:color w:val="000000" w:themeColor="text1"/>
-          <w:sz w:val="32"/>
-          <w:szCs w:val="32"/>
-          <w:cs/>
-        </w:rPr>
-        <w:t>ภายในพื้นที่ธนาคารเลือด</w:t>
-      </w:r>
-    </w:p>
-    <w:p>
-      <w:pPr>
-        <w:pStyle w:val="ListParagraph"/>
-        <w:numPr>
-          <w:ilvl w:val="3"/>
-          <w:numId w:val="5"/>
-        </w:numPr>
-        <w:rPr>
-          <w:rFonts w:ascii="TH SarabunPSK" w:hAnsi="TH SarabunPSK" w:cs="TH SarabunPSK"/>
-          <w:color w:val="000000" w:themeColor="text1"/>
-          <w:sz w:val="32"/>
-          <w:szCs w:val="32"/>
-        </w:rPr>
-      </w:pPr>
-      <w:r>
-        <w:rPr>
-          <w:rFonts w:ascii="TH SarabunPSK" w:hAnsi="TH SarabunPSK" w:cs="TH SarabunPSK"/>
-          <w:color w:val="000000" w:themeColor="text1"/>
-          <w:sz w:val="32"/>
-          <w:szCs w:val="32"/>
-          <w:cs/>
-        </w:rPr>
-        <w:t xml:space="preserve">ตั้งค่า </w:t>
-      </w:r>
-      <w:r>
-        <w:rPr>
-          <w:rFonts w:ascii="TH SarabunPSK" w:hAnsi="TH SarabunPSK" w:cs="TH SarabunPSK"/>
-          <w:color w:val="000000" w:themeColor="text1"/>
-          <w:sz w:val="32"/>
-          <w:szCs w:val="32"/>
-        </w:rPr>
-        <w:t xml:space="preserve">Tablet </w:t>
-      </w:r>
-      <w:r>
-        <w:rPr>
-          <w:rFonts w:ascii="TH SarabunPSK" w:hAnsi="TH SarabunPSK" w:cs="TH SarabunPSK"/>
-          <w:color w:val="000000" w:themeColor="text1"/>
-          <w:sz w:val="32"/>
-          <w:szCs w:val="32"/>
-          <w:cs/>
-        </w:rPr>
-        <w:t xml:space="preserve">ทั้ง </w:t>
-      </w:r>
-      <w:r>
-        <w:rPr>
-          <w:rFonts w:ascii="TH SarabunPSK" w:hAnsi="TH SarabunPSK" w:cs="TH SarabunPSK"/>
-          <w:color w:val="000000" w:themeColor="text1"/>
-          <w:sz w:val="32"/>
-          <w:szCs w:val="32"/>
-        </w:rPr>
-        <w:t xml:space="preserve">2 </w:t>
-      </w:r>
-      <w:r>
-        <w:rPr>
-          <w:rFonts w:ascii="TH SarabunPSK" w:hAnsi="TH SarabunPSK" w:cs="TH SarabunPSK"/>
-          <w:color w:val="000000" w:themeColor="text1"/>
-          <w:sz w:val="32"/>
-          <w:szCs w:val="32"/>
-          <w:cs/>
-        </w:rPr>
-        <w:t>เครื่องให้เชื่อมต่อกับเครือข่ายภายในโรงพยาบาล</w:t>
-      </w:r>
-    </w:p>
-    <w:p>
-      <w:pPr>
-        <w:pStyle w:val="ListParagraph"/>
-        <w:numPr>
-          <w:ilvl w:val="3"/>
-          <w:numId w:val="5"/>
-        </w:numPr>
-        <w:rPr>
-          <w:rFonts w:ascii="TH SarabunPSK" w:hAnsi="TH SarabunPSK" w:cs="TH SarabunPSK"/>
-          <w:color w:val="000000" w:themeColor="text1"/>
-          <w:sz w:val="32"/>
-          <w:szCs w:val="32"/>
-        </w:rPr>
-      </w:pPr>
-      <w:r>
-        <w:rPr>
-          <w:rFonts w:ascii="TH SarabunPSK" w:hAnsi="TH SarabunPSK" w:cs="TH SarabunPSK"/>
-          <w:color w:val="000000" w:themeColor="text1"/>
-          <w:sz w:val="32"/>
-          <w:szCs w:val="32"/>
-          <w:cs/>
-        </w:rPr>
-        <w:t xml:space="preserve">ตรวจสอบการเชื่อมต่อระหว่าง </w:t>
-      </w:r>
-      <w:r>
-        <w:rPr>
-          <w:rFonts w:ascii="TH SarabunPSK" w:hAnsi="TH SarabunPSK" w:cs="TH SarabunPSK"/>
-          <w:color w:val="000000" w:themeColor="text1"/>
-          <w:sz w:val="32"/>
-          <w:szCs w:val="32"/>
-        </w:rPr>
-        <w:t xml:space="preserve">Tablet, Barcode Scanner </w:t>
-      </w:r>
-      <w:r>
-        <w:rPr>
-          <w:rFonts w:ascii="TH SarabunPSK" w:hAnsi="TH SarabunPSK" w:cs="TH SarabunPSK"/>
-          <w:color w:val="000000" w:themeColor="text1"/>
-          <w:sz w:val="32"/>
-          <w:szCs w:val="32"/>
-          <w:cs/>
-        </w:rPr>
-        <w:t xml:space="preserve">และ </w:t>
-      </w:r>
-      <w:r>
-        <w:rPr>
-          <w:rFonts w:ascii="TH SarabunPSK" w:hAnsi="TH SarabunPSK" w:cs="TH SarabunPSK"/>
-          <w:color w:val="000000" w:themeColor="text1"/>
-          <w:sz w:val="32"/>
-          <w:szCs w:val="32"/>
-        </w:rPr>
-        <w:t>Server</w:t>
-      </w:r>
-    </w:p>
-    <w:p>
-      <w:pPr>
-        <w:pStyle w:val="ListParagraph"/>
-        <w:numPr>
-          <w:ilvl w:val="3"/>
-          <w:numId w:val="5"/>
-        </w:numPr>
-        <w:rPr>
-          <w:rFonts w:ascii="TH SarabunPSK" w:hAnsi="TH SarabunPSK" w:cs="TH SarabunPSK"/>
-          <w:color w:val="000000" w:themeColor="text1"/>
-          <w:sz w:val="32"/>
-          <w:szCs w:val="32"/>
-        </w:rPr>
-      </w:pPr>
-      <w:r>
-        <w:rPr>
-          <w:rFonts w:ascii="TH SarabunPSK" w:hAnsi="TH SarabunPSK" w:cs="TH SarabunPSK"/>
-          <w:color w:val="000000" w:themeColor="text1"/>
-          <w:sz w:val="32"/>
-          <w:szCs w:val="32"/>
-          <w:cs/>
-        </w:rPr>
-        <w:t>ทดสอบการรับส่งข้อมูลแบบเรียลไทม์ระหว่างอุปกรณ์ทั้งหมด</w:t>
-      </w:r>
-    </w:p>
-    <w:p>
-      <w:pPr>
-        <w:pStyle w:val="ListParagraph"/>
-        <w:numPr>
-          <w:ilvl w:val="3"/>
-          <w:numId w:val="5"/>
-        </w:numPr>
-        <w:rPr>
-          <w:rFonts w:ascii="TH SarabunPSK" w:hAnsi="TH SarabunPSK" w:cs="TH SarabunPSK"/>
-          <w:color w:val="000000" w:themeColor="text1"/>
-          <w:sz w:val="32"/>
-          <w:szCs w:val="32"/>
-        </w:rPr>
-      </w:pPr>
-      <w:r>
-        <w:rPr>
-          <w:rFonts w:ascii="TH SarabunPSK" w:hAnsi="TH SarabunPSK" w:cs="TH SarabunPSK"/>
-          <w:color w:val="000000" w:themeColor="text1"/>
-          <w:sz w:val="32"/>
-          <w:szCs w:val="32"/>
-          <w:cs/>
-        </w:rPr>
-        <w:t>ตรวจสอบความเสถียรของเครือข่ายในระหว่างการใช้งานจริง</w:t>
-      </w:r>
-    </w:p>
-    <w:p>
-      <w:pPr>
-        <w:pStyle w:val="ListParagraph"/>
-        <w:numPr>
-          <w:ilvl w:val="3"/>
-          <w:numId w:val="5"/>
-        </w:numPr>
-        <w:rPr>
-          <w:rFonts w:ascii="TH SarabunPSK" w:hAnsi="TH SarabunPSK" w:cs="TH SarabunPSK"/>
-          <w:color w:val="000000" w:themeColor="text1"/>
-          <w:sz w:val="32"/>
-          <w:szCs w:val="32"/>
-        </w:rPr>
-      </w:pPr>
-      <w:r>
-        <w:rPr>
-          <w:rFonts w:ascii="TH SarabunPSK" w:hAnsi="TH SarabunPSK" w:cs="TH SarabunPSK"/>
-          <w:color w:val="000000" w:themeColor="text1"/>
-          <w:sz w:val="32"/>
-          <w:szCs w:val="32"/>
-          <w:cs/>
-        </w:rPr>
-        <w:t>กำหนดแนวทางแก้ไขเบื้องต้นในกรณีเครือข่ายขัดข้อง เช่น การเชื่อมต่อใหม่ หรือการแจ้งเตือนผู้ใช้งาน</w:t>
-      </w:r>
-    </w:p>
-    <w:p>
-      <w:pPr>
-        <w:pStyle w:val="ListParagraph"/>
-        <w:numPr>
-          <w:ilvl w:val="2"/>
-          <w:numId w:val="5"/>
-        </w:numPr>
-        <w:rPr>
-          <w:rFonts w:ascii="TH SarabunPSK" w:hAnsi="TH SarabunPSK" w:cs="TH SarabunPSK"/>
-          <w:b/>
-          <w:bCs/>
-          <w:color w:val="000000" w:themeColor="text1"/>
-          <w:sz w:val="32"/>
-          <w:szCs w:val="32"/>
-        </w:rPr>
-      </w:pPr>
-      <w:r>
-        <w:rPr>
-          <w:rFonts w:ascii="TH SarabunPSK" w:hAnsi="TH SarabunPSK" w:cs="TH SarabunPSK"/>
-          <w:b/>
-          <w:bCs/>
-          <w:color w:val="000000" w:themeColor="text1"/>
-          <w:sz w:val="32"/>
-          <w:szCs w:val="32"/>
-          <w:cs/>
-        </w:rPr>
-        <w:t>การทดสอบระบบฮาร์ดแวร์ร่วมกับซอฟต์แวร์</w:t>
-      </w:r>
-    </w:p>
-    <w:p>
-      <w:pPr>
-        <w:pStyle w:val="ListParagraph"/>
-        <w:numPr>
-          <w:ilvl w:val="3"/>
-          <w:numId w:val="5"/>
-        </w:numPr>
-        <w:rPr>
-          <w:rFonts w:ascii="TH SarabunPSK" w:hAnsi="TH SarabunPSK" w:cs="TH SarabunPSK"/>
-          <w:color w:val="000000" w:themeColor="text1"/>
-          <w:sz w:val="32"/>
-          <w:szCs w:val="32"/>
-        </w:rPr>
-      </w:pPr>
-      <w:r>
-        <w:rPr>
-          <w:rFonts w:ascii="TH SarabunPSK" w:hAnsi="TH SarabunPSK" w:cs="TH SarabunPSK"/>
-          <w:color w:val="000000" w:themeColor="text1"/>
-          <w:sz w:val="32"/>
-          <w:szCs w:val="32"/>
-          <w:cs/>
-        </w:rPr>
-        <w:t xml:space="preserve">ทดสอบการใช้งาน </w:t>
-      </w:r>
-      <w:r>
-        <w:rPr>
-          <w:rFonts w:ascii="TH SarabunPSK" w:hAnsi="TH SarabunPSK" w:cs="TH SarabunPSK"/>
-          <w:color w:val="000000" w:themeColor="text1"/>
-          <w:sz w:val="32"/>
-          <w:szCs w:val="32"/>
-        </w:rPr>
-        <w:t xml:space="preserve">Tablet </w:t>
-      </w:r>
-      <w:r>
-        <w:rPr>
-          <w:rFonts w:ascii="TH SarabunPSK" w:hAnsi="TH SarabunPSK" w:cs="TH SarabunPSK"/>
-          <w:color w:val="000000" w:themeColor="text1"/>
-          <w:sz w:val="32"/>
-          <w:szCs w:val="32"/>
-          <w:cs/>
-        </w:rPr>
-        <w:t xml:space="preserve">เครื่องที่ </w:t>
-      </w:r>
-      <w:r>
-        <w:rPr>
-          <w:rFonts w:ascii="TH SarabunPSK" w:hAnsi="TH SarabunPSK" w:cs="TH SarabunPSK"/>
-          <w:color w:val="000000" w:themeColor="text1"/>
-          <w:sz w:val="32"/>
-          <w:szCs w:val="32"/>
-        </w:rPr>
-        <w:t xml:space="preserve">1 </w:t>
-      </w:r>
-      <w:r>
-        <w:rPr>
-          <w:rFonts w:ascii="TH SarabunPSK" w:hAnsi="TH SarabunPSK" w:cs="TH SarabunPSK"/>
-          <w:color w:val="000000" w:themeColor="text1"/>
-          <w:sz w:val="32"/>
-          <w:szCs w:val="32"/>
-          <w:cs/>
-        </w:rPr>
-        <w:t>ร่วมกับระบบนำเข้าถุงเลือด</w:t>
-      </w:r>
-    </w:p>
-    <w:p>
-      <w:pPr>
-        <w:pStyle w:val="ListParagraph"/>
-        <w:numPr>
-          <w:ilvl w:val="3"/>
-          <w:numId w:val="5"/>
-        </w:numPr>
-        <w:rPr>
-          <w:rFonts w:ascii="TH SarabunPSK" w:hAnsi="TH SarabunPSK" w:cs="TH SarabunPSK"/>
-          <w:color w:val="000000" w:themeColor="text1"/>
-          <w:sz w:val="32"/>
-          <w:szCs w:val="32"/>
-        </w:rPr>
-      </w:pPr>
-      <w:r>
-        <w:rPr>
-          <w:rFonts w:ascii="TH SarabunPSK" w:hAnsi="TH SarabunPSK" w:cs="TH SarabunPSK"/>
-          <w:color w:val="000000" w:themeColor="text1"/>
-          <w:sz w:val="32"/>
-          <w:szCs w:val="32"/>
-          <w:cs/>
-        </w:rPr>
-        <w:t xml:space="preserve">ทดสอบการใช้งาน </w:t>
-      </w:r>
-      <w:r>
-        <w:rPr>
-          <w:rFonts w:ascii="TH SarabunPSK" w:hAnsi="TH SarabunPSK" w:cs="TH SarabunPSK"/>
-          <w:color w:val="000000" w:themeColor="text1"/>
-          <w:sz w:val="32"/>
-          <w:szCs w:val="32"/>
-        </w:rPr>
-        <w:t xml:space="preserve">Tablet </w:t>
-      </w:r>
-      <w:r>
-        <w:rPr>
-          <w:rFonts w:ascii="TH SarabunPSK" w:hAnsi="TH SarabunPSK" w:cs="TH SarabunPSK"/>
-          <w:color w:val="000000" w:themeColor="text1"/>
-          <w:sz w:val="32"/>
-          <w:szCs w:val="32"/>
-          <w:cs/>
-        </w:rPr>
-        <w:t xml:space="preserve">เครื่องที่ </w:t>
-      </w:r>
-      <w:r>
-        <w:rPr>
-          <w:rFonts w:ascii="TH SarabunPSK" w:hAnsi="TH SarabunPSK" w:cs="TH SarabunPSK"/>
-          <w:color w:val="000000" w:themeColor="text1"/>
-          <w:sz w:val="32"/>
-          <w:szCs w:val="32"/>
-        </w:rPr>
-        <w:t xml:space="preserve">2 </w:t>
-      </w:r>
-      <w:r>
-        <w:rPr>
-          <w:rFonts w:ascii="TH SarabunPSK" w:hAnsi="TH SarabunPSK" w:cs="TH SarabunPSK"/>
-          <w:color w:val="000000" w:themeColor="text1"/>
-          <w:sz w:val="32"/>
-          <w:szCs w:val="32"/>
-          <w:cs/>
-        </w:rPr>
-        <w:t>ร่วมกับระบบเบิกและคืนถุงเลือด</w:t>
-      </w:r>
-    </w:p>
-    <w:p>
-      <w:pPr>
-        <w:pStyle w:val="ListParagraph"/>
-        <w:numPr>
-          <w:ilvl w:val="3"/>
-          <w:numId w:val="5"/>
-        </w:numPr>
-        <w:rPr>
-          <w:rFonts w:ascii="TH SarabunPSK" w:hAnsi="TH SarabunPSK" w:cs="TH SarabunPSK"/>
-          <w:color w:val="000000" w:themeColor="text1"/>
-          <w:sz w:val="32"/>
-          <w:szCs w:val="32"/>
-        </w:rPr>
-      </w:pPr>
-      <w:r>
-        <w:rPr>
-          <w:rFonts w:ascii="TH SarabunPSK" w:hAnsi="TH SarabunPSK" w:cs="TH SarabunPSK"/>
-          <w:color w:val="000000" w:themeColor="text1"/>
-          <w:sz w:val="32"/>
-          <w:szCs w:val="32"/>
-          <w:cs/>
-        </w:rPr>
-        <w:t xml:space="preserve">ทดสอบการสแกน </w:t>
-      </w:r>
-      <w:r>
-        <w:rPr>
-          <w:rFonts w:ascii="TH SarabunPSK" w:hAnsi="TH SarabunPSK" w:cs="TH SarabunPSK"/>
-          <w:color w:val="000000" w:themeColor="text1"/>
-          <w:sz w:val="32"/>
-          <w:szCs w:val="32"/>
-        </w:rPr>
-        <w:t xml:space="preserve">Barcode </w:t>
-      </w:r>
-      <w:r>
-        <w:rPr>
-          <w:rFonts w:ascii="TH SarabunPSK" w:hAnsi="TH SarabunPSK" w:cs="TH SarabunPSK"/>
-          <w:color w:val="000000" w:themeColor="text1"/>
-          <w:sz w:val="32"/>
-          <w:szCs w:val="32"/>
-          <w:cs/>
-        </w:rPr>
-        <w:t>และการส่งข้อมูลเข้าสู่ระบบ</w:t>
-      </w:r>
-    </w:p>
-    <w:p>
-      <w:pPr>
-        <w:pStyle w:val="ListParagraph"/>
-        <w:numPr>
-          <w:ilvl w:val="3"/>
-          <w:numId w:val="5"/>
-        </w:numPr>
-        <w:rPr>
-          <w:rFonts w:ascii="TH SarabunPSK" w:hAnsi="TH SarabunPSK" w:cs="TH SarabunPSK"/>
-          <w:color w:val="000000" w:themeColor="text1"/>
-          <w:sz w:val="32"/>
-          <w:szCs w:val="32"/>
-        </w:rPr>
-      </w:pPr>
-      <w:r>
-        <w:rPr>
-          <w:rFonts w:ascii="TH SarabunPSK" w:hAnsi="TH SarabunPSK" w:cs="TH SarabunPSK"/>
-          <w:color w:val="000000" w:themeColor="text1"/>
-          <w:sz w:val="32"/>
-          <w:szCs w:val="32"/>
-          <w:cs/>
-        </w:rPr>
-        <w:t>ทดสอบ</w:t>
-      </w:r>
-      <w:proofErr w:type="spellStart"/>
-      <w:r>
-        <w:rPr>
-          <w:rFonts w:ascii="TH SarabunPSK" w:hAnsi="TH SarabunPSK" w:cs="TH SarabunPSK"/>
-          <w:color w:val="000000" w:themeColor="text1"/>
-          <w:sz w:val="32"/>
-          <w:szCs w:val="32"/>
-          <w:cs/>
-        </w:rPr>
-        <w:t>การอัปเดต</w:t>
-      </w:r>
-      <w:proofErr w:type="spellEnd"/>
-      <w:r>
-        <w:rPr>
-          <w:rFonts w:ascii="TH SarabunPSK" w:hAnsi="TH SarabunPSK" w:cs="TH SarabunPSK"/>
-          <w:color w:val="000000" w:themeColor="text1"/>
-          <w:sz w:val="32"/>
-          <w:szCs w:val="32"/>
-          <w:cs/>
-        </w:rPr>
-        <w:t>สถานะถุงเลือดหลังจากดำเนินงานแต่ละขั้นตอน</w:t>
-      </w:r>
-    </w:p>
-    <w:p>
-      <w:pPr>
-        <w:pStyle w:val="ListParagraph"/>
-        <w:numPr>
-          <w:ilvl w:val="3"/>
-          <w:numId w:val="5"/>
-        </w:numPr>
-        <w:rPr>
-          <w:rFonts w:ascii="TH SarabunPSK" w:hAnsi="TH SarabunPSK" w:cs="TH SarabunPSK"/>
-          <w:color w:val="000000" w:themeColor="text1"/>
-          <w:sz w:val="32"/>
-          <w:szCs w:val="32"/>
-        </w:rPr>
-      </w:pPr>
-      <w:r>
-        <w:rPr>
-          <w:rFonts w:ascii="TH SarabunPSK" w:hAnsi="TH SarabunPSK" w:cs="TH SarabunPSK"/>
-          <w:color w:val="000000" w:themeColor="text1"/>
-          <w:sz w:val="32"/>
-          <w:szCs w:val="32"/>
-          <w:cs/>
-        </w:rPr>
-        <w:t xml:space="preserve">ทดสอบการแสดงผลตำแหน่งจัดเก็บถุงเลือดในรูปแบบ </w:t>
-      </w:r>
-      <w:r>
-        <w:rPr>
-          <w:rFonts w:ascii="TH SarabunPSK" w:hAnsi="TH SarabunPSK" w:cs="TH SarabunPSK"/>
-          <w:color w:val="000000" w:themeColor="text1"/>
-          <w:sz w:val="32"/>
-          <w:szCs w:val="32"/>
-        </w:rPr>
-        <w:t xml:space="preserve">Rack </w:t>
-      </w:r>
-      <w:r>
-        <w:rPr>
-          <w:rFonts w:ascii="TH SarabunPSK" w:hAnsi="TH SarabunPSK" w:cs="TH SarabunPSK"/>
-          <w:color w:val="000000" w:themeColor="text1"/>
-          <w:sz w:val="32"/>
-          <w:szCs w:val="32"/>
-          <w:cs/>
-        </w:rPr>
-        <w:t xml:space="preserve">และ </w:t>
-      </w:r>
-      <w:r>
-        <w:rPr>
-          <w:rFonts w:ascii="TH SarabunPSK" w:hAnsi="TH SarabunPSK" w:cs="TH SarabunPSK"/>
-          <w:color w:val="000000" w:themeColor="text1"/>
-          <w:sz w:val="32"/>
-          <w:szCs w:val="32"/>
-        </w:rPr>
-        <w:t>Slot</w:t>
-      </w:r>
-    </w:p>
-    <w:p>
-      <w:pPr>
-        <w:pStyle w:val="ListParagraph"/>
-        <w:numPr>
-          <w:ilvl w:val="3"/>
-          <w:numId w:val="5"/>
-        </w:numPr>
-        <w:rPr>
-          <w:rFonts w:ascii="TH SarabunPSK" w:hAnsi="TH SarabunPSK" w:cs="TH SarabunPSK"/>
-          <w:color w:val="000000" w:themeColor="text1"/>
-          <w:sz w:val="32"/>
-          <w:szCs w:val="32"/>
-        </w:rPr>
-      </w:pPr>
-      <w:r>
-        <w:rPr>
-          <w:rFonts w:ascii="TH SarabunPSK" w:hAnsi="TH SarabunPSK" w:cs="TH SarabunPSK"/>
-          <w:color w:val="000000" w:themeColor="text1"/>
-          <w:sz w:val="32"/>
-          <w:szCs w:val="32"/>
-          <w:cs/>
-        </w:rPr>
-        <w:t xml:space="preserve">ทดสอบการทำงานพร้อมกันของ </w:t>
-      </w:r>
-      <w:r>
-        <w:rPr>
-          <w:rFonts w:ascii="TH SarabunPSK" w:hAnsi="TH SarabunPSK" w:cs="TH SarabunPSK"/>
-          <w:color w:val="000000" w:themeColor="text1"/>
-          <w:sz w:val="32"/>
-          <w:szCs w:val="32"/>
-        </w:rPr>
-        <w:t xml:space="preserve">Tablet </w:t>
-      </w:r>
-      <w:r>
-        <w:rPr>
-          <w:rFonts w:ascii="TH SarabunPSK" w:hAnsi="TH SarabunPSK" w:cs="TH SarabunPSK"/>
-          <w:color w:val="000000" w:themeColor="text1"/>
-          <w:sz w:val="32"/>
-          <w:szCs w:val="32"/>
-          <w:cs/>
-        </w:rPr>
-        <w:t xml:space="preserve">ทั้ง </w:t>
-      </w:r>
-      <w:r>
-        <w:rPr>
-          <w:rFonts w:ascii="TH SarabunPSK" w:hAnsi="TH SarabunPSK" w:cs="TH SarabunPSK"/>
-          <w:color w:val="000000" w:themeColor="text1"/>
-          <w:sz w:val="32"/>
-          <w:szCs w:val="32"/>
-        </w:rPr>
-        <w:t xml:space="preserve">2 </w:t>
-      </w:r>
-      <w:r>
-        <w:rPr>
-          <w:rFonts w:ascii="TH SarabunPSK" w:hAnsi="TH SarabunPSK" w:cs="TH SarabunPSK"/>
-          <w:color w:val="000000" w:themeColor="text1"/>
-          <w:sz w:val="32"/>
-          <w:szCs w:val="32"/>
-          <w:cs/>
-        </w:rPr>
-        <w:t>เครื่อง เพื่อตรวจสอบความถูกต้องและความเสถียรของข้อมูล</w:t>
-      </w:r>
-    </w:p>
-    <w:p>
-      <w:pPr>
-        <w:pStyle w:val="ListParagraph"/>
-        <w:numPr>
-          <w:ilvl w:val="2"/>
-          <w:numId w:val="5"/>
-        </w:numPr>
-        <w:rPr>
-          <w:rFonts w:ascii="TH SarabunPSK" w:hAnsi="TH SarabunPSK" w:cs="TH SarabunPSK"/>
-          <w:b/>
-          <w:bCs/>
-          <w:color w:val="000000" w:themeColor="text1"/>
-          <w:sz w:val="32"/>
-          <w:szCs w:val="32"/>
-        </w:rPr>
-      </w:pPr>
-      <w:r>
-        <w:rPr>
-          <w:rFonts w:ascii="TH SarabunPSK" w:hAnsi="TH SarabunPSK" w:cs="TH SarabunPSK"/>
-          <w:b/>
-          <w:bCs/>
-          <w:color w:val="000000" w:themeColor="text1"/>
-          <w:sz w:val="32"/>
-          <w:szCs w:val="32"/>
-          <w:cs/>
-        </w:rPr>
-        <w:t>การส่งมอบและอบรมการใช้งานอุปกรณ์</w:t>
-      </w:r>
-    </w:p>
-    <w:p>
-      <w:pPr>
-        <w:pStyle w:val="ListParagraph"/>
-        <w:numPr>
-          <w:ilvl w:val="3"/>
-          <w:numId w:val="5"/>
-        </w:numPr>
-        <w:rPr>
-          <w:rFonts w:ascii="TH SarabunPSK" w:hAnsi="TH SarabunPSK" w:cs="TH SarabunPSK"/>
-          <w:color w:val="000000" w:themeColor="text1"/>
-          <w:sz w:val="32"/>
-          <w:szCs w:val="32"/>
-          <w:lang w:val="en-TH"/>
-        </w:rPr>
-      </w:pPr>
-      <w:r>
-        <w:rPr>
-          <w:rFonts w:ascii="TH SarabunPSK" w:hAnsi="TH SarabunPSK" w:cs="TH SarabunPSK"/>
-          <w:color w:val="000000" w:themeColor="text1"/>
-          <w:sz w:val="32"/>
-          <w:szCs w:val="32"/>
-          <w:cs/>
-        </w:rPr>
-        <w:t xml:space="preserve">จัดทำคู่มือการใช้งาน </w:t>
-      </w:r>
-      <w:r>
-        <w:rPr>
-          <w:rFonts w:ascii="TH SarabunPSK" w:hAnsi="TH SarabunPSK" w:cs="TH SarabunPSK"/>
-          <w:color w:val="000000" w:themeColor="text1"/>
-          <w:sz w:val="32"/>
-          <w:szCs w:val="32"/>
-          <w:lang w:val="en-TH"/>
-        </w:rPr>
-        <w:t xml:space="preserve">Tablet </w:t>
-      </w:r>
-      <w:r>
-        <w:rPr>
-          <w:rFonts w:ascii="TH SarabunPSK" w:hAnsi="TH SarabunPSK" w:cs="TH SarabunPSK"/>
-          <w:color w:val="000000" w:themeColor="text1"/>
-          <w:sz w:val="32"/>
-          <w:szCs w:val="32"/>
-          <w:cs/>
-        </w:rPr>
-        <w:t xml:space="preserve">และอุปกรณ์สแกน </w:t>
-      </w:r>
-      <w:r>
-        <w:rPr>
-          <w:rFonts w:ascii="TH SarabunPSK" w:hAnsi="TH SarabunPSK" w:cs="TH SarabunPSK"/>
-          <w:color w:val="000000" w:themeColor="text1"/>
-          <w:sz w:val="32"/>
-          <w:szCs w:val="32"/>
-          <w:lang w:val="en-TH"/>
-        </w:rPr>
-        <w:t xml:space="preserve">Barcode </w:t>
-      </w:r>
-      <w:r>
-        <w:rPr>
-          <w:rFonts w:ascii="TH SarabunPSK" w:hAnsi="TH SarabunPSK" w:cs="TH SarabunPSK"/>
-          <w:color w:val="000000" w:themeColor="text1"/>
-          <w:sz w:val="32"/>
-          <w:szCs w:val="32"/>
-          <w:cs/>
-        </w:rPr>
-        <w:t>สำหรับผู้ใช้งาน</w:t>
-      </w:r>
-    </w:p>
-    <w:p>
-      <w:pPr>
-        <w:pStyle w:val="ListParagraph"/>
-        <w:numPr>
-          <w:ilvl w:val="3"/>
-          <w:numId w:val="5"/>
-        </w:numPr>
-        <w:rPr>
-          <w:rFonts w:ascii="TH SarabunPSK" w:hAnsi="TH SarabunPSK" w:cs="TH SarabunPSK"/>
-          <w:color w:val="000000" w:themeColor="text1"/>
-          <w:sz w:val="32"/>
-          <w:szCs w:val="32"/>
-          <w:lang w:val="en-TH"/>
-        </w:rPr>
-      </w:pPr>
-      <w:r>
-        <w:rPr>
-          <w:rFonts w:ascii="TH SarabunPSK" w:hAnsi="TH SarabunPSK" w:cs="TH SarabunPSK"/>
-          <w:color w:val="000000" w:themeColor="text1"/>
-          <w:sz w:val="32"/>
-          <w:szCs w:val="32"/>
-          <w:cs/>
-        </w:rPr>
-        <w:t xml:space="preserve">อบรมการใช้งาน </w:t>
-      </w:r>
-      <w:r>
-        <w:rPr>
-          <w:rFonts w:ascii="TH SarabunPSK" w:hAnsi="TH SarabunPSK" w:cs="TH SarabunPSK"/>
-          <w:color w:val="000000" w:themeColor="text1"/>
-          <w:sz w:val="32"/>
-          <w:szCs w:val="32"/>
-          <w:lang w:val="en-TH"/>
-        </w:rPr>
-        <w:t xml:space="preserve">Tablet </w:t>
-      </w:r>
-      <w:r>
-        <w:rPr>
-          <w:rFonts w:ascii="TH SarabunPSK" w:hAnsi="TH SarabunPSK" w:cs="TH SarabunPSK"/>
-          <w:color w:val="000000" w:themeColor="text1"/>
-          <w:sz w:val="32"/>
-          <w:szCs w:val="32"/>
-          <w:cs/>
-        </w:rPr>
-        <w:t xml:space="preserve">เครื่องที่ </w:t>
-      </w:r>
-      <w:r>
-        <w:rPr>
-          <w:rFonts w:ascii="TH SarabunPSK" w:hAnsi="TH SarabunPSK" w:cs="TH SarabunPSK"/>
-          <w:color w:val="000000" w:themeColor="text1"/>
-          <w:sz w:val="32"/>
-          <w:szCs w:val="32"/>
-          <w:lang w:val="en-TH"/>
-        </w:rPr>
-        <w:t xml:space="preserve">1 </w:t>
-      </w:r>
-      <w:r>
-        <w:rPr>
-          <w:rFonts w:ascii="TH SarabunPSK" w:hAnsi="TH SarabunPSK" w:cs="TH SarabunPSK"/>
-          <w:color w:val="000000" w:themeColor="text1"/>
-          <w:sz w:val="32"/>
-          <w:szCs w:val="32"/>
-          <w:cs/>
-        </w:rPr>
-        <w:t>สำหรับพยาบาลนำเลือดเข้า</w:t>
-      </w:r>
-    </w:p>
-    <w:p>
-      <w:pPr>
-        <w:pStyle w:val="ListParagraph"/>
-        <w:numPr>
-          <w:ilvl w:val="3"/>
-          <w:numId w:val="5"/>
-        </w:numPr>
-        <w:rPr>
-          <w:rFonts w:ascii="TH SarabunPSK" w:hAnsi="TH SarabunPSK" w:cs="TH SarabunPSK"/>
-          <w:color w:val="000000" w:themeColor="text1"/>
-          <w:sz w:val="32"/>
-          <w:szCs w:val="32"/>
-          <w:lang w:val="en-TH"/>
-        </w:rPr>
-      </w:pPr>
-      <w:r>
-        <w:rPr>
-          <w:rFonts w:ascii="TH SarabunPSK" w:hAnsi="TH SarabunPSK" w:cs="TH SarabunPSK"/>
-          <w:color w:val="000000" w:themeColor="text1"/>
-          <w:sz w:val="32"/>
-          <w:szCs w:val="32"/>
-          <w:cs/>
-        </w:rPr>
-        <w:t xml:space="preserve">อบรมการใช้งาน </w:t>
-      </w:r>
-      <w:r>
-        <w:rPr>
-          <w:rFonts w:ascii="TH SarabunPSK" w:hAnsi="TH SarabunPSK" w:cs="TH SarabunPSK"/>
-          <w:color w:val="000000" w:themeColor="text1"/>
-          <w:sz w:val="32"/>
-          <w:szCs w:val="32"/>
-          <w:lang w:val="en-TH"/>
-        </w:rPr>
-        <w:t xml:space="preserve">Tablet </w:t>
-      </w:r>
-      <w:r>
-        <w:rPr>
-          <w:rFonts w:ascii="TH SarabunPSK" w:hAnsi="TH SarabunPSK" w:cs="TH SarabunPSK"/>
-          <w:color w:val="000000" w:themeColor="text1"/>
-          <w:sz w:val="32"/>
-          <w:szCs w:val="32"/>
-          <w:cs/>
-        </w:rPr>
-        <w:t xml:space="preserve">เครื่องที่ </w:t>
-      </w:r>
-      <w:r>
-        <w:rPr>
-          <w:rFonts w:ascii="TH SarabunPSK" w:hAnsi="TH SarabunPSK" w:cs="TH SarabunPSK"/>
-          <w:color w:val="000000" w:themeColor="text1"/>
-          <w:sz w:val="32"/>
-          <w:szCs w:val="32"/>
-          <w:lang w:val="en-TH"/>
-        </w:rPr>
-        <w:t xml:space="preserve">2 </w:t>
-      </w:r>
-      <w:r>
-        <w:rPr>
-          <w:rFonts w:ascii="TH SarabunPSK" w:hAnsi="TH SarabunPSK" w:cs="TH SarabunPSK"/>
-          <w:color w:val="000000" w:themeColor="text1"/>
-          <w:sz w:val="32"/>
-          <w:szCs w:val="32"/>
-          <w:cs/>
-        </w:rPr>
-        <w:t>สำหรับพยาบาลนำเลือดออก</w:t>
-      </w:r>
-    </w:p>
-    <w:p>
-      <w:pPr>
-        <w:pStyle w:val="ListParagraph"/>
-        <w:numPr>
-          <w:ilvl w:val="3"/>
-          <w:numId w:val="5"/>
-        </w:numPr>
-        <w:rPr>
-          <w:rFonts w:ascii="TH SarabunPSK" w:hAnsi="TH SarabunPSK" w:cs="TH SarabunPSK"/>
-          <w:color w:val="000000" w:themeColor="text1"/>
-          <w:sz w:val="32"/>
-          <w:szCs w:val="32"/>
-          <w:lang w:val="en-TH"/>
-        </w:rPr>
-      </w:pPr>
-      <w:r>
-        <w:rPr>
-          <w:rFonts w:ascii="TH SarabunPSK" w:hAnsi="TH SarabunPSK" w:cs="TH SarabunPSK"/>
-          <w:color w:val="000000" w:themeColor="text1"/>
-          <w:sz w:val="32"/>
-          <w:szCs w:val="32"/>
-          <w:cs/>
-        </w:rPr>
-        <w:t>อธิบายขั้นตอนการเชื่อมต่อและตรวจสอบอุปกรณ์เบื้องต้น</w:t>
-      </w:r>
-    </w:p>
-    <w:p>
-      <w:pPr>
-        <w:pStyle w:val="ListParagraph"/>
-        <w:numPr>
-          <w:ilvl w:val="3"/>
-          <w:numId w:val="5"/>
-        </w:numPr>
-        <w:rPr>
-          <w:rFonts w:ascii="TH SarabunPSK" w:hAnsi="TH SarabunPSK" w:cs="TH SarabunPSK"/>
-          <w:color w:val="000000" w:themeColor="text1"/>
-          <w:sz w:val="32"/>
-          <w:szCs w:val="32"/>
-          <w:lang w:val="en-TH"/>
-        </w:rPr>
-      </w:pPr>
-      <w:r>
-        <w:rPr>
-          <w:rFonts w:ascii="TH SarabunPSK" w:hAnsi="TH SarabunPSK" w:cs="TH SarabunPSK"/>
-          <w:color w:val="000000" w:themeColor="text1"/>
-          <w:sz w:val="32"/>
-          <w:szCs w:val="32"/>
-          <w:cs/>
-        </w:rPr>
-        <w:t>ทดสอบการใช้งานจริงร่วมกับผู้ใช้งานก่อนส่งมอบระบบ</w:t>
-      </w:r>
-    </w:p>
-    <w:p>
-      <w:pPr>
-        <w:pStyle w:val="ListParagraph"/>
-        <w:numPr>
-          <w:ilvl w:val="3"/>
-          <w:numId w:val="5"/>
-        </w:numPr>
-        <w:rPr>
           <w:rFonts w:ascii="TH SarabunPSK" w:hAnsi="TH SarabunPSK" w:cs="TH SarabunPSK" w:hint="cs"/>
           <w:color w:val="000000" w:themeColor="text1"/>
           <w:sz w:val="32"/>
@@ -10568,7 +11200,6 @@
           <w:szCs w:val="32"/>
           <w:cs/>
         </w:rPr>
-        <w:lastRenderedPageBreak/>
         <w:t>แผนการดำเนินงาน</w:t>
       </w:r>
     </w:p>
@@ -12730,6 +13361,7 @@
                 <w:szCs w:val="32"/>
                 <w:cs/>
               </w:rPr>
+              <w:lastRenderedPageBreak/>
               <w:t>พัฒนาโครงสร้างระบบพื้นฐาน</w:t>
             </w:r>
           </w:p>

--- a/เอกสารข้อเสนอโครงการ_ธนาคารเลือด.docx
+++ b/เอกสารข้อเสนอโครงการ_ธนาคารเลือด.docx
@@ -116,7 +116,7 @@
           </mc:Choice>
           <mc:Fallback>
             <w:pict>
-              <v:line w14:anchorId="5BD79B83" id="Straight Connector 2" o:spid="_x0000_s1026" style="position:absolute;z-index:251659264;visibility:visible;mso-wrap-style:square;mso-width-percent:0;mso-height-percent:0;mso-wrap-distance-left:9pt;mso-wrap-distance-top:0;mso-wrap-distance-right:9pt;mso-wrap-distance-bottom:0;mso-position-horizontal:absolute;mso-position-horizontal-relative:margin;mso-position-vertical:absolute;mso-position-vertical-relative:text;mso-width-percent:0;mso-height-percent:0;mso-width-relative:margin;mso-height-relative:margin" from="15.45pt,28.15pt" to="510pt,28.15pt" o:gfxdata="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" strokecolor="#e97132 [3205]" strokeweight="1.5pt">
+              <v:line w14:anchorId="0CD5EC29" id="Straight Connector 2" o:spid="_x0000_s1026" style="position:absolute;z-index:251659264;visibility:visible;mso-wrap-style:square;mso-width-percent:0;mso-height-percent:0;mso-wrap-distance-left:9pt;mso-wrap-distance-top:0;mso-wrap-distance-right:9pt;mso-wrap-distance-bottom:0;mso-position-horizontal:absolute;mso-position-horizontal-relative:margin;mso-position-vertical:absolute;mso-position-vertical-relative:text;mso-width-percent:0;mso-height-percent:0;mso-width-relative:margin;mso-height-relative:margin" from="15.45pt,28.15pt" to="510pt,28.15pt" o:gfxdata="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" strokecolor="#e97132 [3205]" strokeweight="1.5pt">
                 <v:stroke joinstyle="miter"/>
                 <w10:wrap anchorx="margin"/>
               </v:line>

--- a/เอกสารข้อเสนอโครงการ_ธนาคารเลือด.docx
+++ b/เอกสารข้อเสนอโครงการ_ธนาคารเลือด.docx
@@ -1509,7 +1509,7 @@
       <w:pPr>
         <w:pStyle w:val="ListParagraph"/>
         <w:rPr>
-          <w:rFonts w:ascii="TH SarabunPSK" w:hAnsi="TH SarabunPSK" w:cs="TH SarabunPSK" w:hint="cs"/>
+          <w:rFonts w:ascii="TH SarabunPSK" w:hAnsi="TH SarabunPSK" w:cs="TH SarabunPSK"/>
           <w:b/>
           <w:bCs/>
           <w:sz w:val="32"/>
@@ -5560,7 +5560,6 @@
           <w:bCs/>
           <w:sz w:val="32"/>
           <w:szCs w:val="32"/>
-          <w:lang/>
         </w:rPr>
       </w:pPr>
       <w:r>
@@ -9061,7 +9060,6 @@
           <w:rFonts w:ascii="TH SarabunPSK" w:hAnsi="TH SarabunPSK" w:cs="TH SarabunPSK"/>
           <w:sz w:val="32"/>
           <w:szCs w:val="32"/>
-          <w:lang/>
         </w:rPr>
       </w:pPr>
       <w:r>
@@ -9078,7 +9076,6 @@
           <w:rFonts w:ascii="TH SarabunPSK" w:hAnsi="TH SarabunPSK" w:cs="TH SarabunPSK"/>
           <w:sz w:val="32"/>
           <w:szCs w:val="32"/>
-          <w:lang/>
         </w:rPr>
         <w:t xml:space="preserve">Tablet </w:t>
       </w:r>
@@ -9096,7 +9093,6 @@
           <w:rFonts w:ascii="TH SarabunPSK" w:hAnsi="TH SarabunPSK" w:cs="TH SarabunPSK"/>
           <w:sz w:val="32"/>
           <w:szCs w:val="32"/>
-          <w:lang/>
         </w:rPr>
         <w:t xml:space="preserve">1 </w:t>
       </w:r>
@@ -9121,7 +9117,6 @@
           <w:rFonts w:ascii="TH SarabunPSK" w:hAnsi="TH SarabunPSK" w:cs="TH SarabunPSK"/>
           <w:sz w:val="32"/>
           <w:szCs w:val="32"/>
-          <w:lang/>
         </w:rPr>
       </w:pPr>
       <w:r>
@@ -9138,7 +9133,6 @@
           <w:rFonts w:ascii="TH SarabunPSK" w:hAnsi="TH SarabunPSK" w:cs="TH SarabunPSK"/>
           <w:sz w:val="32"/>
           <w:szCs w:val="32"/>
-          <w:lang/>
         </w:rPr>
         <w:t xml:space="preserve">Barcode </w:t>
       </w:r>
@@ -9163,7 +9157,6 @@
           <w:rFonts w:ascii="TH SarabunPSK" w:hAnsi="TH SarabunPSK" w:cs="TH SarabunPSK"/>
           <w:sz w:val="32"/>
           <w:szCs w:val="32"/>
-          <w:lang/>
         </w:rPr>
       </w:pPr>
       <w:r>
@@ -9180,7 +9173,6 @@
           <w:rFonts w:ascii="TH SarabunPSK" w:hAnsi="TH SarabunPSK" w:cs="TH SarabunPSK"/>
           <w:sz w:val="32"/>
           <w:szCs w:val="32"/>
-          <w:lang/>
         </w:rPr>
         <w:t xml:space="preserve">Barcode </w:t>
       </w:r>
@@ -9198,7 +9190,6 @@
           <w:rFonts w:ascii="TH SarabunPSK" w:hAnsi="TH SarabunPSK" w:cs="TH SarabunPSK"/>
           <w:sz w:val="32"/>
           <w:szCs w:val="32"/>
-          <w:lang/>
         </w:rPr>
         <w:t>Tablet</w:t>
       </w:r>
@@ -9214,7 +9205,6 @@
           <w:rFonts w:ascii="TH SarabunPSK" w:hAnsi="TH SarabunPSK" w:cs="TH SarabunPSK"/>
           <w:sz w:val="32"/>
           <w:szCs w:val="32"/>
-          <w:lang/>
         </w:rPr>
       </w:pPr>
       <w:r>
@@ -9231,7 +9221,6 @@
           <w:rFonts w:ascii="TH SarabunPSK" w:hAnsi="TH SarabunPSK" w:cs="TH SarabunPSK"/>
           <w:sz w:val="32"/>
           <w:szCs w:val="32"/>
-          <w:lang/>
         </w:rPr>
         <w:t xml:space="preserve">Barcode </w:t>
       </w:r>
@@ -9256,7 +9245,6 @@
           <w:rFonts w:ascii="TH SarabunPSK" w:hAnsi="TH SarabunPSK" w:cs="TH SarabunPSK"/>
           <w:sz w:val="32"/>
           <w:szCs w:val="32"/>
-          <w:lang/>
         </w:rPr>
       </w:pPr>
       <w:r>
@@ -9273,7 +9261,6 @@
           <w:rFonts w:ascii="TH SarabunPSK" w:hAnsi="TH SarabunPSK" w:cs="TH SarabunPSK"/>
           <w:sz w:val="32"/>
           <w:szCs w:val="32"/>
-          <w:lang/>
         </w:rPr>
         <w:t xml:space="preserve">Buffer Cabinet </w:t>
       </w:r>
@@ -9298,7 +9285,6 @@
           <w:rFonts w:ascii="TH SarabunPSK" w:hAnsi="TH SarabunPSK" w:cs="TH SarabunPSK"/>
           <w:sz w:val="32"/>
           <w:szCs w:val="32"/>
-          <w:lang/>
         </w:rPr>
       </w:pPr>
       <w:r>
@@ -9315,7 +9301,6 @@
           <w:rFonts w:ascii="TH SarabunPSK" w:hAnsi="TH SarabunPSK" w:cs="TH SarabunPSK"/>
           <w:sz w:val="32"/>
           <w:szCs w:val="32"/>
-          <w:lang/>
         </w:rPr>
         <w:t xml:space="preserve">Rack </w:t>
       </w:r>
@@ -9333,7 +9318,6 @@
           <w:rFonts w:ascii="TH SarabunPSK" w:hAnsi="TH SarabunPSK" w:cs="TH SarabunPSK"/>
           <w:sz w:val="32"/>
           <w:szCs w:val="32"/>
-          <w:lang/>
         </w:rPr>
         <w:t xml:space="preserve">Slot </w:t>
       </w:r>
@@ -9351,7 +9335,6 @@
           <w:rFonts w:ascii="TH SarabunPSK" w:hAnsi="TH SarabunPSK" w:cs="TH SarabunPSK"/>
           <w:sz w:val="32"/>
           <w:szCs w:val="32"/>
-          <w:lang/>
         </w:rPr>
         <w:t>Main Cabinet</w:t>
       </w:r>
@@ -9383,7 +9366,6 @@
           <w:rFonts w:ascii="TH SarabunPSK" w:hAnsi="TH SarabunPSK" w:cs="TH SarabunPSK"/>
           <w:sz w:val="32"/>
           <w:szCs w:val="32"/>
-          <w:lang/>
         </w:rPr>
         <w:t xml:space="preserve">Buffer Cabinet </w:t>
       </w:r>
@@ -9401,7 +9383,6 @@
           <w:rFonts w:ascii="TH SarabunPSK" w:hAnsi="TH SarabunPSK" w:cs="TH SarabunPSK"/>
           <w:sz w:val="32"/>
           <w:szCs w:val="32"/>
-          <w:lang/>
         </w:rPr>
         <w:t>Main Cabinet</w:t>
       </w:r>
@@ -9496,7 +9477,6 @@
           <w:rFonts w:ascii="TH SarabunPSK" w:hAnsi="TH SarabunPSK" w:cs="TH SarabunPSK"/>
           <w:sz w:val="32"/>
           <w:szCs w:val="32"/>
-          <w:lang/>
         </w:rPr>
       </w:pPr>
       <w:r>
@@ -9513,7 +9493,6 @@
           <w:rFonts w:ascii="TH SarabunPSK" w:hAnsi="TH SarabunPSK" w:cs="TH SarabunPSK"/>
           <w:sz w:val="32"/>
           <w:szCs w:val="32"/>
-          <w:lang/>
         </w:rPr>
         <w:t xml:space="preserve">Tablet </w:t>
       </w:r>
@@ -9531,7 +9510,6 @@
           <w:rFonts w:ascii="TH SarabunPSK" w:hAnsi="TH SarabunPSK" w:cs="TH SarabunPSK"/>
           <w:sz w:val="32"/>
           <w:szCs w:val="32"/>
-          <w:lang/>
         </w:rPr>
         <w:t xml:space="preserve">2 </w:t>
       </w:r>
@@ -9556,7 +9534,6 @@
           <w:rFonts w:ascii="TH SarabunPSK" w:hAnsi="TH SarabunPSK" w:cs="TH SarabunPSK"/>
           <w:sz w:val="32"/>
           <w:szCs w:val="32"/>
-          <w:lang/>
         </w:rPr>
       </w:pPr>
       <w:r>
@@ -9573,7 +9550,6 @@
           <w:rFonts w:ascii="TH SarabunPSK" w:hAnsi="TH SarabunPSK" w:cs="TH SarabunPSK"/>
           <w:sz w:val="32"/>
           <w:szCs w:val="32"/>
-          <w:lang/>
         </w:rPr>
         <w:t xml:space="preserve">Barcode </w:t>
       </w:r>
@@ -9598,7 +9574,6 @@
           <w:rFonts w:ascii="TH SarabunPSK" w:hAnsi="TH SarabunPSK" w:cs="TH SarabunPSK"/>
           <w:sz w:val="32"/>
           <w:szCs w:val="32"/>
-          <w:lang/>
         </w:rPr>
       </w:pPr>
       <w:r>
@@ -9615,7 +9590,6 @@
           <w:rFonts w:ascii="TH SarabunPSK" w:hAnsi="TH SarabunPSK" w:cs="TH SarabunPSK"/>
           <w:sz w:val="32"/>
           <w:szCs w:val="32"/>
-          <w:lang/>
         </w:rPr>
         <w:t xml:space="preserve">Barcode </w:t>
       </w:r>
@@ -9640,7 +9614,6 @@
           <w:rFonts w:ascii="TH SarabunPSK" w:hAnsi="TH SarabunPSK" w:cs="TH SarabunPSK"/>
           <w:sz w:val="32"/>
           <w:szCs w:val="32"/>
-          <w:lang/>
         </w:rPr>
       </w:pPr>
       <w:r>
@@ -9657,7 +9630,6 @@
           <w:rFonts w:ascii="TH SarabunPSK" w:hAnsi="TH SarabunPSK" w:cs="TH SarabunPSK"/>
           <w:sz w:val="32"/>
           <w:szCs w:val="32"/>
-          <w:lang/>
         </w:rPr>
         <w:t>FIFO</w:t>
       </w:r>
@@ -9673,7 +9645,6 @@
           <w:rFonts w:ascii="TH SarabunPSK" w:hAnsi="TH SarabunPSK" w:cs="TH SarabunPSK"/>
           <w:sz w:val="32"/>
           <w:szCs w:val="32"/>
-          <w:lang/>
         </w:rPr>
       </w:pPr>
       <w:r>
@@ -9690,7 +9661,6 @@
           <w:rFonts w:ascii="TH SarabunPSK" w:hAnsi="TH SarabunPSK" w:cs="TH SarabunPSK"/>
           <w:sz w:val="32"/>
           <w:szCs w:val="32"/>
-          <w:lang/>
         </w:rPr>
         <w:t xml:space="preserve">Main Cabinet </w:t>
       </w:r>
@@ -9708,7 +9678,6 @@
           <w:rFonts w:ascii="TH SarabunPSK" w:hAnsi="TH SarabunPSK" w:cs="TH SarabunPSK"/>
           <w:sz w:val="32"/>
           <w:szCs w:val="32"/>
-          <w:lang/>
         </w:rPr>
         <w:t xml:space="preserve">Rack </w:t>
       </w:r>
@@ -9726,7 +9695,6 @@
           <w:rFonts w:ascii="TH SarabunPSK" w:hAnsi="TH SarabunPSK" w:cs="TH SarabunPSK"/>
           <w:sz w:val="32"/>
           <w:szCs w:val="32"/>
-          <w:lang/>
         </w:rPr>
         <w:t>Slot</w:t>
       </w:r>
@@ -9742,7 +9710,6 @@
           <w:rFonts w:ascii="TH SarabunPSK" w:hAnsi="TH SarabunPSK" w:cs="TH SarabunPSK"/>
           <w:sz w:val="32"/>
           <w:szCs w:val="32"/>
-          <w:lang/>
         </w:rPr>
       </w:pPr>
       <w:r>
@@ -9766,7 +9733,6 @@
           <w:rFonts w:ascii="TH SarabunPSK" w:hAnsi="TH SarabunPSK" w:cs="TH SarabunPSK"/>
           <w:sz w:val="32"/>
           <w:szCs w:val="32"/>
-          <w:lang/>
         </w:rPr>
       </w:pPr>
       <w:r>
@@ -9783,7 +9749,6 @@
           <w:rFonts w:ascii="TH SarabunPSK" w:hAnsi="TH SarabunPSK" w:cs="TH SarabunPSK"/>
           <w:sz w:val="32"/>
           <w:szCs w:val="32"/>
-          <w:lang/>
         </w:rPr>
         <w:t xml:space="preserve">Barcode </w:t>
       </w:r>
@@ -9873,7 +9838,6 @@
           <w:color w:val="FF0000"/>
           <w:sz w:val="32"/>
           <w:szCs w:val="32"/>
-          <w:lang/>
         </w:rPr>
       </w:pPr>
       <w:r>
@@ -9892,7 +9856,6 @@
           <w:color w:val="FF0000"/>
           <w:sz w:val="32"/>
           <w:szCs w:val="32"/>
-          <w:lang/>
         </w:rPr>
         <w:t xml:space="preserve">Barcode </w:t>
       </w:r>
@@ -9912,7 +9875,6 @@
           <w:color w:val="FF0000"/>
           <w:sz w:val="32"/>
           <w:szCs w:val="32"/>
-          <w:lang/>
         </w:rPr>
         <w:t xml:space="preserve">Tablet </w:t>
       </w:r>
@@ -9932,7 +9894,6 @@
           <w:color w:val="FF0000"/>
           <w:sz w:val="32"/>
           <w:szCs w:val="32"/>
-          <w:lang/>
         </w:rPr>
         <w:t xml:space="preserve">2 </w:t>
       </w:r>
@@ -9959,7 +9920,6 @@
           <w:color w:val="FF0000"/>
           <w:sz w:val="32"/>
           <w:szCs w:val="32"/>
-          <w:lang/>
         </w:rPr>
       </w:pPr>
       <w:r>
@@ -9978,7 +9938,6 @@
           <w:color w:val="FF0000"/>
           <w:sz w:val="32"/>
           <w:szCs w:val="32"/>
-          <w:lang/>
         </w:rPr>
         <w:t xml:space="preserve">Bluetooth </w:t>
       </w:r>
@@ -9998,7 +9957,6 @@
           <w:color w:val="FF0000"/>
           <w:sz w:val="32"/>
           <w:szCs w:val="32"/>
-          <w:lang/>
         </w:rPr>
         <w:t xml:space="preserve">USB </w:t>
       </w:r>
@@ -10025,7 +9983,6 @@
           <w:color w:val="FF0000"/>
           <w:sz w:val="32"/>
           <w:szCs w:val="32"/>
-          <w:lang/>
         </w:rPr>
       </w:pPr>
       <w:r>
@@ -10035,7 +9992,6 @@
           <w:sz w:val="32"/>
           <w:szCs w:val="32"/>
           <w:cs/>
-          <w:lang/>
         </w:rPr>
         <w:t>ท</w:t>
       </w:r>
@@ -10055,7 +10011,6 @@
           <w:color w:val="FF0000"/>
           <w:sz w:val="32"/>
           <w:szCs w:val="32"/>
-          <w:lang/>
         </w:rPr>
         <w:t xml:space="preserve">Barcode </w:t>
       </w:r>
@@ -10075,7 +10030,6 @@
           <w:color w:val="FF0000"/>
           <w:sz w:val="32"/>
           <w:szCs w:val="32"/>
-          <w:lang/>
         </w:rPr>
         <w:t>Tablet</w:t>
       </w:r>
@@ -10092,7 +10046,6 @@
           <w:color w:val="FF0000"/>
           <w:sz w:val="32"/>
           <w:szCs w:val="32"/>
-          <w:lang/>
         </w:rPr>
       </w:pPr>
       <w:r>
@@ -10111,7 +10064,6 @@
           <w:color w:val="FF0000"/>
           <w:sz w:val="32"/>
           <w:szCs w:val="32"/>
-          <w:lang/>
         </w:rPr>
         <w:t xml:space="preserve">Barcode </w:t>
       </w:r>
@@ -10138,7 +10090,6 @@
           <w:color w:val="FF0000"/>
           <w:sz w:val="32"/>
           <w:szCs w:val="32"/>
-          <w:lang/>
         </w:rPr>
       </w:pPr>
       <w:r>
@@ -10157,7 +10108,6 @@
           <w:color w:val="FF0000"/>
           <w:sz w:val="32"/>
           <w:szCs w:val="32"/>
-          <w:lang/>
         </w:rPr>
         <w:t xml:space="preserve">Barcode </w:t>
       </w:r>
@@ -10202,7 +10152,6 @@
           <w:color w:val="FF0000"/>
           <w:sz w:val="32"/>
           <w:szCs w:val="32"/>
-          <w:lang/>
         </w:rPr>
         <w:t xml:space="preserve">Barcode </w:t>
       </w:r>
@@ -10258,7 +10207,6 @@
           <w:color w:val="000000" w:themeColor="text1"/>
           <w:sz w:val="32"/>
           <w:szCs w:val="32"/>
-          <w:lang/>
         </w:rPr>
       </w:pPr>
       <w:r>
@@ -10277,7 +10225,6 @@
           <w:color w:val="000000" w:themeColor="text1"/>
           <w:sz w:val="32"/>
           <w:szCs w:val="32"/>
-          <w:lang/>
         </w:rPr>
         <w:t xml:space="preserve">Server </w:t>
       </w:r>
@@ -10304,7 +10251,6 @@
           <w:color w:val="000000" w:themeColor="text1"/>
           <w:sz w:val="32"/>
           <w:szCs w:val="32"/>
-          <w:lang/>
         </w:rPr>
       </w:pPr>
       <w:r>
@@ -10323,7 +10269,6 @@
           <w:color w:val="000000" w:themeColor="text1"/>
           <w:sz w:val="32"/>
           <w:szCs w:val="32"/>
-          <w:lang/>
         </w:rPr>
         <w:t xml:space="preserve">PostgreSQL </w:t>
       </w:r>
@@ -11130,7 +11075,6 @@
           <w:color w:val="000000" w:themeColor="text1"/>
           <w:sz w:val="32"/>
           <w:szCs w:val="32"/>
-          <w:lang/>
         </w:rPr>
       </w:pPr>
       <w:r>
@@ -11149,7 +11093,6 @@
           <w:color w:val="000000" w:themeColor="text1"/>
           <w:sz w:val="32"/>
           <w:szCs w:val="32"/>
-          <w:lang/>
         </w:rPr>
         <w:t xml:space="preserve">Tablet </w:t>
       </w:r>
@@ -11169,7 +11112,6 @@
           <w:color w:val="000000" w:themeColor="text1"/>
           <w:sz w:val="32"/>
           <w:szCs w:val="32"/>
-          <w:lang/>
         </w:rPr>
         <w:t xml:space="preserve">Barcode </w:t>
       </w:r>
@@ -11196,7 +11138,6 @@
           <w:color w:val="000000" w:themeColor="text1"/>
           <w:sz w:val="32"/>
           <w:szCs w:val="32"/>
-          <w:lang/>
         </w:rPr>
       </w:pPr>
       <w:r>
@@ -11216,7 +11157,6 @@
           <w:color w:val="000000" w:themeColor="text1"/>
           <w:sz w:val="32"/>
           <w:szCs w:val="32"/>
-          <w:lang/>
         </w:rPr>
         <w:t xml:space="preserve">Tablet </w:t>
       </w:r>
@@ -11236,7 +11176,6 @@
           <w:color w:val="000000" w:themeColor="text1"/>
           <w:sz w:val="32"/>
           <w:szCs w:val="32"/>
-          <w:lang/>
         </w:rPr>
         <w:t xml:space="preserve">1 </w:t>
       </w:r>
@@ -11263,7 +11202,6 @@
           <w:color w:val="000000" w:themeColor="text1"/>
           <w:sz w:val="32"/>
           <w:szCs w:val="32"/>
-          <w:lang/>
         </w:rPr>
       </w:pPr>
       <w:r>
@@ -11282,7 +11220,6 @@
           <w:color w:val="000000" w:themeColor="text1"/>
           <w:sz w:val="32"/>
           <w:szCs w:val="32"/>
-          <w:lang/>
         </w:rPr>
         <w:t xml:space="preserve">Tablet </w:t>
       </w:r>
@@ -11302,7 +11239,6 @@
           <w:color w:val="000000" w:themeColor="text1"/>
           <w:sz w:val="32"/>
           <w:szCs w:val="32"/>
-          <w:lang/>
         </w:rPr>
         <w:t xml:space="preserve">2 </w:t>
       </w:r>
@@ -11329,7 +11265,6 @@
           <w:color w:val="000000" w:themeColor="text1"/>
           <w:sz w:val="32"/>
           <w:szCs w:val="32"/>
-          <w:lang/>
         </w:rPr>
       </w:pPr>
       <w:r>
@@ -11355,7 +11290,6 @@
           <w:color w:val="000000" w:themeColor="text1"/>
           <w:sz w:val="32"/>
           <w:szCs w:val="32"/>
-          <w:lang/>
         </w:rPr>
       </w:pPr>
       <w:r>
@@ -11906,65 +11840,73 @@
         <w:tc>
           <w:tcPr>
             <w:tcW w:w="246" w:type="dxa"/>
-          </w:tcPr>
-          <w:p>
-            <w:pPr>
-              <w:jc w:val="thaiDistribute"/>
-              <w:rPr>
-                <w:rFonts w:ascii="TH SarabunPSK" w:hAnsi="TH SarabunPSK" w:cs="TH SarabunPSK"/>
-                <w:b/>
-                <w:bCs/>
-                <w:sz w:val="32"/>
-                <w:szCs w:val="32"/>
-              </w:rPr>
-            </w:pPr>
-          </w:p>
-        </w:tc>
-        <w:tc>
-          <w:tcPr>
-            <w:tcW w:w="236" w:type="dxa"/>
-          </w:tcPr>
-          <w:p>
-            <w:pPr>
-              <w:jc w:val="thaiDistribute"/>
-              <w:rPr>
-                <w:rFonts w:ascii="TH SarabunPSK" w:hAnsi="TH SarabunPSK" w:cs="TH SarabunPSK"/>
-                <w:b/>
-                <w:bCs/>
-                <w:sz w:val="32"/>
-                <w:szCs w:val="32"/>
-              </w:rPr>
-            </w:pPr>
-          </w:p>
-        </w:tc>
-        <w:tc>
-          <w:tcPr>
-            <w:tcW w:w="236" w:type="dxa"/>
-          </w:tcPr>
-          <w:p>
-            <w:pPr>
-              <w:jc w:val="thaiDistribute"/>
-              <w:rPr>
-                <w:rFonts w:ascii="TH SarabunPSK" w:hAnsi="TH SarabunPSK" w:cs="TH SarabunPSK"/>
-                <w:b/>
-                <w:bCs/>
-                <w:sz w:val="32"/>
-                <w:szCs w:val="32"/>
-              </w:rPr>
-            </w:pPr>
-          </w:p>
-        </w:tc>
-        <w:tc>
-          <w:tcPr>
-            <w:tcW w:w="236" w:type="dxa"/>
-          </w:tcPr>
-          <w:p>
-            <w:pPr>
-              <w:jc w:val="thaiDistribute"/>
-              <w:rPr>
-                <w:rFonts w:ascii="TH SarabunPSK" w:hAnsi="TH SarabunPSK" w:cs="TH SarabunPSK"/>
-                <w:b/>
-                <w:bCs/>
+            <w:shd w:val="clear" w:color="auto" w:fill="84E290" w:themeFill="accent3" w:themeFillTint="66"/>
+          </w:tcPr>
+          <w:p>
+            <w:pPr>
+              <w:jc w:val="thaiDistribute"/>
+              <w:rPr>
+                <w:rFonts w:ascii="TH SarabunPSK" w:hAnsi="TH SarabunPSK" w:cs="TH SarabunPSK"/>
+                <w:b/>
+                <w:bCs/>
+                <w:color w:val="EE0000"/>
+                <w:sz w:val="32"/>
+                <w:szCs w:val="32"/>
+              </w:rPr>
+            </w:pPr>
+          </w:p>
+        </w:tc>
+        <w:tc>
+          <w:tcPr>
+            <w:tcW w:w="236" w:type="dxa"/>
+            <w:shd w:val="clear" w:color="auto" w:fill="84E290" w:themeFill="accent3" w:themeFillTint="66"/>
+          </w:tcPr>
+          <w:p>
+            <w:pPr>
+              <w:jc w:val="thaiDistribute"/>
+              <w:rPr>
+                <w:rFonts w:ascii="TH SarabunPSK" w:hAnsi="TH SarabunPSK" w:cs="TH SarabunPSK"/>
+                <w:b/>
+                <w:bCs/>
+                <w:color w:val="EE0000"/>
+                <w:sz w:val="32"/>
+                <w:szCs w:val="32"/>
+              </w:rPr>
+            </w:pPr>
+          </w:p>
+        </w:tc>
+        <w:tc>
+          <w:tcPr>
+            <w:tcW w:w="236" w:type="dxa"/>
+            <w:shd w:val="clear" w:color="auto" w:fill="84E290" w:themeFill="accent3" w:themeFillTint="66"/>
+          </w:tcPr>
+          <w:p>
+            <w:pPr>
+              <w:jc w:val="thaiDistribute"/>
+              <w:rPr>
+                <w:rFonts w:ascii="TH SarabunPSK" w:hAnsi="TH SarabunPSK" w:cs="TH SarabunPSK"/>
+                <w:b/>
+                <w:bCs/>
+                <w:color w:val="EE0000"/>
+                <w:sz w:val="32"/>
+                <w:szCs w:val="32"/>
+              </w:rPr>
+            </w:pPr>
+          </w:p>
+        </w:tc>
+        <w:tc>
+          <w:tcPr>
+            <w:tcW w:w="236" w:type="dxa"/>
+            <w:shd w:val="clear" w:color="auto" w:fill="84E290" w:themeFill="accent3" w:themeFillTint="66"/>
+          </w:tcPr>
+          <w:p>
+            <w:pPr>
+              <w:jc w:val="thaiDistribute"/>
+              <w:rPr>
+                <w:rFonts w:ascii="TH SarabunPSK" w:hAnsi="TH SarabunPSK" w:cs="TH SarabunPSK"/>
+                <w:b/>
+                <w:bCs/>
+                <w:color w:val="EE0000"/>
                 <w:sz w:val="32"/>
                 <w:szCs w:val="32"/>
               </w:rPr>
@@ -12376,91 +12318,97 @@
         <w:tc>
           <w:tcPr>
             <w:tcW w:w="236" w:type="dxa"/>
-          </w:tcPr>
-          <w:p>
-            <w:pPr>
-              <w:jc w:val="thaiDistribute"/>
-              <w:rPr>
-                <w:rFonts w:ascii="TH SarabunPSK" w:hAnsi="TH SarabunPSK" w:cs="TH SarabunPSK"/>
-                <w:b/>
-                <w:bCs/>
-                <w:sz w:val="32"/>
-                <w:szCs w:val="32"/>
-              </w:rPr>
-            </w:pPr>
-          </w:p>
-        </w:tc>
-        <w:tc>
-          <w:tcPr>
-            <w:tcW w:w="236" w:type="dxa"/>
-          </w:tcPr>
-          <w:p>
-            <w:pPr>
-              <w:jc w:val="thaiDistribute"/>
-              <w:rPr>
-                <w:rFonts w:ascii="TH SarabunPSK" w:hAnsi="TH SarabunPSK" w:cs="TH SarabunPSK"/>
-                <w:b/>
-                <w:bCs/>
-                <w:sz w:val="32"/>
-                <w:szCs w:val="32"/>
-              </w:rPr>
-            </w:pPr>
-          </w:p>
-        </w:tc>
-        <w:tc>
-          <w:tcPr>
-            <w:tcW w:w="236" w:type="dxa"/>
-          </w:tcPr>
-          <w:p>
-            <w:pPr>
-              <w:jc w:val="thaiDistribute"/>
-              <w:rPr>
-                <w:rFonts w:ascii="TH SarabunPSK" w:hAnsi="TH SarabunPSK" w:cs="TH SarabunPSK"/>
-                <w:b/>
-                <w:bCs/>
-                <w:sz w:val="32"/>
-                <w:szCs w:val="32"/>
-              </w:rPr>
-            </w:pPr>
-          </w:p>
-        </w:tc>
-        <w:tc>
-          <w:tcPr>
-            <w:tcW w:w="236" w:type="dxa"/>
-          </w:tcPr>
-          <w:p>
-            <w:pPr>
-              <w:jc w:val="thaiDistribute"/>
-              <w:rPr>
-                <w:rFonts w:ascii="TH SarabunPSK" w:hAnsi="TH SarabunPSK" w:cs="TH SarabunPSK"/>
-                <w:b/>
-                <w:bCs/>
-                <w:sz w:val="32"/>
-                <w:szCs w:val="32"/>
-              </w:rPr>
-            </w:pPr>
-          </w:p>
-        </w:tc>
-        <w:tc>
-          <w:tcPr>
-            <w:tcW w:w="236" w:type="dxa"/>
-          </w:tcPr>
-          <w:p>
-            <w:pPr>
-              <w:jc w:val="thaiDistribute"/>
-              <w:rPr>
-                <w:rFonts w:ascii="TH SarabunPSK" w:hAnsi="TH SarabunPSK" w:cs="TH SarabunPSK"/>
-                <w:b/>
-                <w:bCs/>
-                <w:sz w:val="32"/>
-                <w:szCs w:val="32"/>
-              </w:rPr>
-            </w:pPr>
-          </w:p>
-        </w:tc>
-        <w:tc>
-          <w:tcPr>
-            <w:tcW w:w="236" w:type="dxa"/>
+            <w:shd w:val="clear" w:color="auto" w:fill="84E290" w:themeFill="accent3" w:themeFillTint="66"/>
+          </w:tcPr>
+          <w:p>
+            <w:pPr>
+              <w:jc w:val="thaiDistribute"/>
+              <w:rPr>
+                <w:rFonts w:ascii="TH SarabunPSK" w:hAnsi="TH SarabunPSK" w:cs="TH SarabunPSK"/>
+                <w:b/>
+                <w:bCs/>
+                <w:sz w:val="32"/>
+                <w:szCs w:val="32"/>
+              </w:rPr>
+            </w:pPr>
+          </w:p>
+        </w:tc>
+        <w:tc>
+          <w:tcPr>
+            <w:tcW w:w="236" w:type="dxa"/>
+            <w:shd w:val="clear" w:color="auto" w:fill="84E290" w:themeFill="accent3" w:themeFillTint="66"/>
+          </w:tcPr>
+          <w:p>
+            <w:pPr>
+              <w:jc w:val="thaiDistribute"/>
+              <w:rPr>
+                <w:rFonts w:ascii="TH SarabunPSK" w:hAnsi="TH SarabunPSK" w:cs="TH SarabunPSK"/>
+                <w:b/>
+                <w:bCs/>
+                <w:sz w:val="32"/>
+                <w:szCs w:val="32"/>
+              </w:rPr>
+            </w:pPr>
+          </w:p>
+        </w:tc>
+        <w:tc>
+          <w:tcPr>
+            <w:tcW w:w="236" w:type="dxa"/>
+            <w:shd w:val="clear" w:color="auto" w:fill="84E290" w:themeFill="accent3" w:themeFillTint="66"/>
+          </w:tcPr>
+          <w:p>
+            <w:pPr>
+              <w:jc w:val="thaiDistribute"/>
+              <w:rPr>
+                <w:rFonts w:ascii="TH SarabunPSK" w:hAnsi="TH SarabunPSK" w:cs="TH SarabunPSK"/>
+                <w:b/>
+                <w:bCs/>
+                <w:sz w:val="32"/>
+                <w:szCs w:val="32"/>
+              </w:rPr>
+            </w:pPr>
+          </w:p>
+        </w:tc>
+        <w:tc>
+          <w:tcPr>
+            <w:tcW w:w="236" w:type="dxa"/>
+            <w:shd w:val="clear" w:color="auto" w:fill="84E290" w:themeFill="accent3" w:themeFillTint="66"/>
+          </w:tcPr>
+          <w:p>
+            <w:pPr>
+              <w:jc w:val="thaiDistribute"/>
+              <w:rPr>
+                <w:rFonts w:ascii="TH SarabunPSK" w:hAnsi="TH SarabunPSK" w:cs="TH SarabunPSK"/>
+                <w:b/>
+                <w:bCs/>
+                <w:sz w:val="32"/>
+                <w:szCs w:val="32"/>
+              </w:rPr>
+            </w:pPr>
+          </w:p>
+        </w:tc>
+        <w:tc>
+          <w:tcPr>
+            <w:tcW w:w="236" w:type="dxa"/>
+            <w:shd w:val="clear" w:color="auto" w:fill="84E290" w:themeFill="accent3" w:themeFillTint="66"/>
+          </w:tcPr>
+          <w:p>
+            <w:pPr>
+              <w:jc w:val="thaiDistribute"/>
+              <w:rPr>
+                <w:rFonts w:ascii="TH SarabunPSK" w:hAnsi="TH SarabunPSK" w:cs="TH SarabunPSK"/>
+                <w:b/>
+                <w:bCs/>
+                <w:sz w:val="32"/>
+                <w:szCs w:val="32"/>
+              </w:rPr>
+            </w:pPr>
+          </w:p>
+        </w:tc>
+        <w:tc>
+          <w:tcPr>
+            <w:tcW w:w="236" w:type="dxa"/>
+            <w:shd w:val="clear" w:color="auto" w:fill="84E290" w:themeFill="accent3" w:themeFillTint="66"/>
           </w:tcPr>
           <w:p>
             <w:pPr>
@@ -12879,91 +12827,97 @@
         <w:tc>
           <w:tcPr>
             <w:tcW w:w="236" w:type="dxa"/>
-          </w:tcPr>
-          <w:p>
-            <w:pPr>
-              <w:jc w:val="thaiDistribute"/>
-              <w:rPr>
-                <w:rFonts w:ascii="TH SarabunPSK" w:hAnsi="TH SarabunPSK" w:cs="TH SarabunPSK"/>
-                <w:b/>
-                <w:bCs/>
-                <w:sz w:val="32"/>
-                <w:szCs w:val="32"/>
-              </w:rPr>
-            </w:pPr>
-          </w:p>
-        </w:tc>
-        <w:tc>
-          <w:tcPr>
-            <w:tcW w:w="236" w:type="dxa"/>
-          </w:tcPr>
-          <w:p>
-            <w:pPr>
-              <w:jc w:val="thaiDistribute"/>
-              <w:rPr>
-                <w:rFonts w:ascii="TH SarabunPSK" w:hAnsi="TH SarabunPSK" w:cs="TH SarabunPSK"/>
-                <w:b/>
-                <w:bCs/>
-                <w:sz w:val="32"/>
-                <w:szCs w:val="32"/>
-              </w:rPr>
-            </w:pPr>
-          </w:p>
-        </w:tc>
-        <w:tc>
-          <w:tcPr>
-            <w:tcW w:w="236" w:type="dxa"/>
-          </w:tcPr>
-          <w:p>
-            <w:pPr>
-              <w:jc w:val="thaiDistribute"/>
-              <w:rPr>
-                <w:rFonts w:ascii="TH SarabunPSK" w:hAnsi="TH SarabunPSK" w:cs="TH SarabunPSK"/>
-                <w:b/>
-                <w:bCs/>
-                <w:sz w:val="32"/>
-                <w:szCs w:val="32"/>
-              </w:rPr>
-            </w:pPr>
-          </w:p>
-        </w:tc>
-        <w:tc>
-          <w:tcPr>
-            <w:tcW w:w="236" w:type="dxa"/>
-          </w:tcPr>
-          <w:p>
-            <w:pPr>
-              <w:jc w:val="thaiDistribute"/>
-              <w:rPr>
-                <w:rFonts w:ascii="TH SarabunPSK" w:hAnsi="TH SarabunPSK" w:cs="TH SarabunPSK"/>
-                <w:b/>
-                <w:bCs/>
-                <w:sz w:val="32"/>
-                <w:szCs w:val="32"/>
-              </w:rPr>
-            </w:pPr>
-          </w:p>
-        </w:tc>
-        <w:tc>
-          <w:tcPr>
-            <w:tcW w:w="236" w:type="dxa"/>
-          </w:tcPr>
-          <w:p>
-            <w:pPr>
-              <w:jc w:val="thaiDistribute"/>
-              <w:rPr>
-                <w:rFonts w:ascii="TH SarabunPSK" w:hAnsi="TH SarabunPSK" w:cs="TH SarabunPSK"/>
-                <w:b/>
-                <w:bCs/>
-                <w:sz w:val="32"/>
-                <w:szCs w:val="32"/>
-              </w:rPr>
-            </w:pPr>
-          </w:p>
-        </w:tc>
-        <w:tc>
-          <w:tcPr>
-            <w:tcW w:w="236" w:type="dxa"/>
+            <w:shd w:val="clear" w:color="auto" w:fill="84E290" w:themeFill="accent3" w:themeFillTint="66"/>
+          </w:tcPr>
+          <w:p>
+            <w:pPr>
+              <w:jc w:val="thaiDistribute"/>
+              <w:rPr>
+                <w:rFonts w:ascii="TH SarabunPSK" w:hAnsi="TH SarabunPSK" w:cs="TH SarabunPSK"/>
+                <w:b/>
+                <w:bCs/>
+                <w:sz w:val="32"/>
+                <w:szCs w:val="32"/>
+              </w:rPr>
+            </w:pPr>
+          </w:p>
+        </w:tc>
+        <w:tc>
+          <w:tcPr>
+            <w:tcW w:w="236" w:type="dxa"/>
+            <w:shd w:val="clear" w:color="auto" w:fill="84E290" w:themeFill="accent3" w:themeFillTint="66"/>
+          </w:tcPr>
+          <w:p>
+            <w:pPr>
+              <w:jc w:val="thaiDistribute"/>
+              <w:rPr>
+                <w:rFonts w:ascii="TH SarabunPSK" w:hAnsi="TH SarabunPSK" w:cs="TH SarabunPSK"/>
+                <w:b/>
+                <w:bCs/>
+                <w:sz w:val="32"/>
+                <w:szCs w:val="32"/>
+              </w:rPr>
+            </w:pPr>
+          </w:p>
+        </w:tc>
+        <w:tc>
+          <w:tcPr>
+            <w:tcW w:w="236" w:type="dxa"/>
+            <w:shd w:val="clear" w:color="auto" w:fill="84E290" w:themeFill="accent3" w:themeFillTint="66"/>
+          </w:tcPr>
+          <w:p>
+            <w:pPr>
+              <w:jc w:val="thaiDistribute"/>
+              <w:rPr>
+                <w:rFonts w:ascii="TH SarabunPSK" w:hAnsi="TH SarabunPSK" w:cs="TH SarabunPSK"/>
+                <w:b/>
+                <w:bCs/>
+                <w:sz w:val="32"/>
+                <w:szCs w:val="32"/>
+              </w:rPr>
+            </w:pPr>
+          </w:p>
+        </w:tc>
+        <w:tc>
+          <w:tcPr>
+            <w:tcW w:w="236" w:type="dxa"/>
+            <w:shd w:val="clear" w:color="auto" w:fill="84E290" w:themeFill="accent3" w:themeFillTint="66"/>
+          </w:tcPr>
+          <w:p>
+            <w:pPr>
+              <w:jc w:val="thaiDistribute"/>
+              <w:rPr>
+                <w:rFonts w:ascii="TH SarabunPSK" w:hAnsi="TH SarabunPSK" w:cs="TH SarabunPSK"/>
+                <w:b/>
+                <w:bCs/>
+                <w:sz w:val="32"/>
+                <w:szCs w:val="32"/>
+              </w:rPr>
+            </w:pPr>
+          </w:p>
+        </w:tc>
+        <w:tc>
+          <w:tcPr>
+            <w:tcW w:w="236" w:type="dxa"/>
+            <w:shd w:val="clear" w:color="auto" w:fill="84E290" w:themeFill="accent3" w:themeFillTint="66"/>
+          </w:tcPr>
+          <w:p>
+            <w:pPr>
+              <w:jc w:val="thaiDistribute"/>
+              <w:rPr>
+                <w:rFonts w:ascii="TH SarabunPSK" w:hAnsi="TH SarabunPSK" w:cs="TH SarabunPSK"/>
+                <w:b/>
+                <w:bCs/>
+                <w:sz w:val="32"/>
+                <w:szCs w:val="32"/>
+              </w:rPr>
+            </w:pPr>
+          </w:p>
+        </w:tc>
+        <w:tc>
+          <w:tcPr>
+            <w:tcW w:w="236" w:type="dxa"/>
+            <w:shd w:val="clear" w:color="auto" w:fill="84E290" w:themeFill="accent3" w:themeFillTint="66"/>
           </w:tcPr>
           <w:p>
             <w:pPr>
@@ -13372,57 +13326,61 @@
         <w:tc>
           <w:tcPr>
             <w:tcW w:w="236" w:type="dxa"/>
-          </w:tcPr>
-          <w:p>
-            <w:pPr>
-              <w:jc w:val="thaiDistribute"/>
-              <w:rPr>
-                <w:rFonts w:ascii="TH SarabunPSK" w:hAnsi="TH SarabunPSK" w:cs="TH SarabunPSK"/>
-                <w:b/>
-                <w:bCs/>
-                <w:sz w:val="32"/>
-                <w:szCs w:val="32"/>
-              </w:rPr>
-            </w:pPr>
-          </w:p>
-        </w:tc>
-        <w:tc>
-          <w:tcPr>
-            <w:tcW w:w="236" w:type="dxa"/>
-          </w:tcPr>
-          <w:p>
-            <w:pPr>
-              <w:jc w:val="thaiDistribute"/>
-              <w:rPr>
-                <w:rFonts w:ascii="TH SarabunPSK" w:hAnsi="TH SarabunPSK" w:cs="TH SarabunPSK"/>
-                <w:b/>
-                <w:bCs/>
-                <w:sz w:val="32"/>
-                <w:szCs w:val="32"/>
-              </w:rPr>
-            </w:pPr>
-          </w:p>
-        </w:tc>
-        <w:tc>
-          <w:tcPr>
-            <w:tcW w:w="236" w:type="dxa"/>
-          </w:tcPr>
-          <w:p>
-            <w:pPr>
-              <w:jc w:val="thaiDistribute"/>
-              <w:rPr>
-                <w:rFonts w:ascii="TH SarabunPSK" w:hAnsi="TH SarabunPSK" w:cs="TH SarabunPSK"/>
-                <w:b/>
-                <w:bCs/>
-                <w:sz w:val="32"/>
-                <w:szCs w:val="32"/>
-              </w:rPr>
-            </w:pPr>
-          </w:p>
-        </w:tc>
-        <w:tc>
-          <w:tcPr>
-            <w:tcW w:w="236" w:type="dxa"/>
+            <w:shd w:val="clear" w:color="auto" w:fill="84E290" w:themeFill="accent3" w:themeFillTint="66"/>
+          </w:tcPr>
+          <w:p>
+            <w:pPr>
+              <w:jc w:val="thaiDistribute"/>
+              <w:rPr>
+                <w:rFonts w:ascii="TH SarabunPSK" w:hAnsi="TH SarabunPSK" w:cs="TH SarabunPSK"/>
+                <w:b/>
+                <w:bCs/>
+                <w:sz w:val="32"/>
+                <w:szCs w:val="32"/>
+              </w:rPr>
+            </w:pPr>
+          </w:p>
+        </w:tc>
+        <w:tc>
+          <w:tcPr>
+            <w:tcW w:w="236" w:type="dxa"/>
+            <w:shd w:val="clear" w:color="auto" w:fill="84E290" w:themeFill="accent3" w:themeFillTint="66"/>
+          </w:tcPr>
+          <w:p>
+            <w:pPr>
+              <w:jc w:val="thaiDistribute"/>
+              <w:rPr>
+                <w:rFonts w:ascii="TH SarabunPSK" w:hAnsi="TH SarabunPSK" w:cs="TH SarabunPSK"/>
+                <w:b/>
+                <w:bCs/>
+                <w:sz w:val="32"/>
+                <w:szCs w:val="32"/>
+              </w:rPr>
+            </w:pPr>
+          </w:p>
+        </w:tc>
+        <w:tc>
+          <w:tcPr>
+            <w:tcW w:w="236" w:type="dxa"/>
+            <w:shd w:val="clear" w:color="auto" w:fill="84E290" w:themeFill="accent3" w:themeFillTint="66"/>
+          </w:tcPr>
+          <w:p>
+            <w:pPr>
+              <w:jc w:val="thaiDistribute"/>
+              <w:rPr>
+                <w:rFonts w:ascii="TH SarabunPSK" w:hAnsi="TH SarabunPSK" w:cs="TH SarabunPSK"/>
+                <w:b/>
+                <w:bCs/>
+                <w:sz w:val="32"/>
+                <w:szCs w:val="32"/>
+              </w:rPr>
+            </w:pPr>
+          </w:p>
+        </w:tc>
+        <w:tc>
+          <w:tcPr>
+            <w:tcW w:w="236" w:type="dxa"/>
+            <w:shd w:val="clear" w:color="auto" w:fill="84E290" w:themeFill="accent3" w:themeFillTint="66"/>
           </w:tcPr>
           <w:p>
             <w:pPr>
@@ -13659,13 +13617,452 @@
             </w:pPr>
             <w:r>
               <w:rPr>
+                <w:rFonts w:ascii="TH SarabunPSK" w:hAnsi="TH SarabunPSK" w:cs="TH SarabunPSK"/>
+                <w:sz w:val="32"/>
+                <w:szCs w:val="32"/>
+                <w:cs/>
+              </w:rPr>
+              <w:t>พัฒนาระบบหลัก</w:t>
+            </w:r>
+          </w:p>
+        </w:tc>
+        <w:tc>
+          <w:tcPr>
+            <w:tcW w:w="246" w:type="dxa"/>
+          </w:tcPr>
+          <w:p>
+            <w:pPr>
+              <w:jc w:val="thaiDistribute"/>
+              <w:rPr>
+                <w:rFonts w:ascii="TH SarabunPSK" w:hAnsi="TH SarabunPSK" w:cs="TH SarabunPSK"/>
+                <w:b/>
+                <w:bCs/>
+                <w:sz w:val="32"/>
+                <w:szCs w:val="32"/>
+              </w:rPr>
+            </w:pPr>
+          </w:p>
+        </w:tc>
+        <w:tc>
+          <w:tcPr>
+            <w:tcW w:w="236" w:type="dxa"/>
+          </w:tcPr>
+          <w:p>
+            <w:pPr>
+              <w:jc w:val="thaiDistribute"/>
+              <w:rPr>
+                <w:rFonts w:ascii="TH SarabunPSK" w:hAnsi="TH SarabunPSK" w:cs="TH SarabunPSK"/>
+                <w:b/>
+                <w:bCs/>
+                <w:sz w:val="32"/>
+                <w:szCs w:val="32"/>
+              </w:rPr>
+            </w:pPr>
+          </w:p>
+        </w:tc>
+        <w:tc>
+          <w:tcPr>
+            <w:tcW w:w="236" w:type="dxa"/>
+          </w:tcPr>
+          <w:p>
+            <w:pPr>
+              <w:jc w:val="thaiDistribute"/>
+              <w:rPr>
+                <w:rFonts w:ascii="TH SarabunPSK" w:hAnsi="TH SarabunPSK" w:cs="TH SarabunPSK"/>
+                <w:b/>
+                <w:bCs/>
+                <w:sz w:val="32"/>
+                <w:szCs w:val="32"/>
+              </w:rPr>
+            </w:pPr>
+          </w:p>
+        </w:tc>
+        <w:tc>
+          <w:tcPr>
+            <w:tcW w:w="236" w:type="dxa"/>
+          </w:tcPr>
+          <w:p>
+            <w:pPr>
+              <w:jc w:val="thaiDistribute"/>
+              <w:rPr>
+                <w:rFonts w:ascii="TH SarabunPSK" w:hAnsi="TH SarabunPSK" w:cs="TH SarabunPSK"/>
+                <w:b/>
+                <w:bCs/>
+                <w:sz w:val="32"/>
+                <w:szCs w:val="32"/>
+              </w:rPr>
+            </w:pPr>
+          </w:p>
+        </w:tc>
+        <w:tc>
+          <w:tcPr>
+            <w:tcW w:w="236" w:type="dxa"/>
+          </w:tcPr>
+          <w:p>
+            <w:pPr>
+              <w:jc w:val="thaiDistribute"/>
+              <w:rPr>
+                <w:rFonts w:ascii="TH SarabunPSK" w:hAnsi="TH SarabunPSK" w:cs="TH SarabunPSK"/>
+                <w:b/>
+                <w:bCs/>
+                <w:sz w:val="32"/>
+                <w:szCs w:val="32"/>
+              </w:rPr>
+            </w:pPr>
+          </w:p>
+        </w:tc>
+        <w:tc>
+          <w:tcPr>
+            <w:tcW w:w="236" w:type="dxa"/>
+          </w:tcPr>
+          <w:p>
+            <w:pPr>
+              <w:jc w:val="thaiDistribute"/>
+              <w:rPr>
+                <w:rFonts w:ascii="TH SarabunPSK" w:hAnsi="TH SarabunPSK" w:cs="TH SarabunPSK"/>
+                <w:b/>
+                <w:bCs/>
+                <w:sz w:val="32"/>
+                <w:szCs w:val="32"/>
+              </w:rPr>
+            </w:pPr>
+          </w:p>
+        </w:tc>
+        <w:tc>
+          <w:tcPr>
+            <w:tcW w:w="236" w:type="dxa"/>
+          </w:tcPr>
+          <w:p>
+            <w:pPr>
+              <w:jc w:val="thaiDistribute"/>
+              <w:rPr>
+                <w:rFonts w:ascii="TH SarabunPSK" w:hAnsi="TH SarabunPSK" w:cs="TH SarabunPSK"/>
+                <w:b/>
+                <w:bCs/>
+                <w:sz w:val="32"/>
+                <w:szCs w:val="32"/>
+              </w:rPr>
+            </w:pPr>
+          </w:p>
+        </w:tc>
+        <w:tc>
+          <w:tcPr>
+            <w:tcW w:w="236" w:type="dxa"/>
+          </w:tcPr>
+          <w:p>
+            <w:pPr>
+              <w:jc w:val="thaiDistribute"/>
+              <w:rPr>
+                <w:rFonts w:ascii="TH SarabunPSK" w:hAnsi="TH SarabunPSK" w:cs="TH SarabunPSK"/>
+                <w:b/>
+                <w:bCs/>
+                <w:sz w:val="32"/>
+                <w:szCs w:val="32"/>
+              </w:rPr>
+            </w:pPr>
+          </w:p>
+        </w:tc>
+        <w:tc>
+          <w:tcPr>
+            <w:tcW w:w="236" w:type="dxa"/>
+          </w:tcPr>
+          <w:p>
+            <w:pPr>
+              <w:jc w:val="thaiDistribute"/>
+              <w:rPr>
+                <w:rFonts w:ascii="TH SarabunPSK" w:hAnsi="TH SarabunPSK" w:cs="TH SarabunPSK"/>
+                <w:b/>
+                <w:bCs/>
+                <w:sz w:val="32"/>
+                <w:szCs w:val="32"/>
+              </w:rPr>
+            </w:pPr>
+          </w:p>
+        </w:tc>
+        <w:tc>
+          <w:tcPr>
+            <w:tcW w:w="236" w:type="dxa"/>
+          </w:tcPr>
+          <w:p>
+            <w:pPr>
+              <w:jc w:val="thaiDistribute"/>
+              <w:rPr>
+                <w:rFonts w:ascii="TH SarabunPSK" w:hAnsi="TH SarabunPSK" w:cs="TH SarabunPSK"/>
+                <w:b/>
+                <w:bCs/>
+                <w:sz w:val="32"/>
+                <w:szCs w:val="32"/>
+              </w:rPr>
+            </w:pPr>
+          </w:p>
+        </w:tc>
+        <w:tc>
+          <w:tcPr>
+            <w:tcW w:w="236" w:type="dxa"/>
+          </w:tcPr>
+          <w:p>
+            <w:pPr>
+              <w:jc w:val="thaiDistribute"/>
+              <w:rPr>
+                <w:rFonts w:ascii="TH SarabunPSK" w:hAnsi="TH SarabunPSK" w:cs="TH SarabunPSK"/>
+                <w:b/>
+                <w:bCs/>
+                <w:sz w:val="32"/>
+                <w:szCs w:val="32"/>
+              </w:rPr>
+            </w:pPr>
+          </w:p>
+        </w:tc>
+        <w:tc>
+          <w:tcPr>
+            <w:tcW w:w="236" w:type="dxa"/>
+            <w:shd w:val="clear" w:color="auto" w:fill="84E290" w:themeFill="accent3" w:themeFillTint="66"/>
+          </w:tcPr>
+          <w:p>
+            <w:pPr>
+              <w:jc w:val="thaiDistribute"/>
+              <w:rPr>
+                <w:rFonts w:ascii="TH SarabunPSK" w:hAnsi="TH SarabunPSK" w:cs="TH SarabunPSK"/>
+                <w:b/>
+                <w:bCs/>
+                <w:sz w:val="32"/>
+                <w:szCs w:val="32"/>
+              </w:rPr>
+            </w:pPr>
+          </w:p>
+        </w:tc>
+        <w:tc>
+          <w:tcPr>
+            <w:tcW w:w="236" w:type="dxa"/>
+            <w:shd w:val="clear" w:color="auto" w:fill="84E290" w:themeFill="accent3" w:themeFillTint="66"/>
+          </w:tcPr>
+          <w:p>
+            <w:pPr>
+              <w:jc w:val="thaiDistribute"/>
+              <w:rPr>
+                <w:rFonts w:ascii="TH SarabunPSK" w:hAnsi="TH SarabunPSK" w:cs="TH SarabunPSK"/>
+                <w:b/>
+                <w:bCs/>
+                <w:sz w:val="32"/>
+                <w:szCs w:val="32"/>
+              </w:rPr>
+            </w:pPr>
+          </w:p>
+        </w:tc>
+        <w:tc>
+          <w:tcPr>
+            <w:tcW w:w="236" w:type="dxa"/>
+            <w:shd w:val="clear" w:color="auto" w:fill="84E290" w:themeFill="accent3" w:themeFillTint="66"/>
+          </w:tcPr>
+          <w:p>
+            <w:pPr>
+              <w:jc w:val="thaiDistribute"/>
+              <w:rPr>
+                <w:rFonts w:ascii="TH SarabunPSK" w:hAnsi="TH SarabunPSK" w:cs="TH SarabunPSK"/>
+                <w:b/>
+                <w:bCs/>
+                <w:sz w:val="32"/>
+                <w:szCs w:val="32"/>
+              </w:rPr>
+            </w:pPr>
+          </w:p>
+        </w:tc>
+        <w:tc>
+          <w:tcPr>
+            <w:tcW w:w="236" w:type="dxa"/>
+            <w:shd w:val="clear" w:color="auto" w:fill="84E290" w:themeFill="accent3" w:themeFillTint="66"/>
+          </w:tcPr>
+          <w:p>
+            <w:pPr>
+              <w:jc w:val="thaiDistribute"/>
+              <w:rPr>
+                <w:rFonts w:ascii="TH SarabunPSK" w:hAnsi="TH SarabunPSK" w:cs="TH SarabunPSK"/>
+                <w:b/>
+                <w:bCs/>
+                <w:sz w:val="32"/>
+                <w:szCs w:val="32"/>
+              </w:rPr>
+            </w:pPr>
+          </w:p>
+        </w:tc>
+        <w:tc>
+          <w:tcPr>
+            <w:tcW w:w="236" w:type="dxa"/>
+            <w:shd w:val="clear" w:color="auto" w:fill="84E290" w:themeFill="accent3" w:themeFillTint="66"/>
+          </w:tcPr>
+          <w:p>
+            <w:pPr>
+              <w:jc w:val="thaiDistribute"/>
+              <w:rPr>
+                <w:rFonts w:ascii="TH SarabunPSK" w:hAnsi="TH SarabunPSK" w:cs="TH SarabunPSK"/>
+                <w:b/>
+                <w:bCs/>
+                <w:sz w:val="32"/>
+                <w:szCs w:val="32"/>
+              </w:rPr>
+            </w:pPr>
+          </w:p>
+        </w:tc>
+        <w:tc>
+          <w:tcPr>
+            <w:tcW w:w="236" w:type="dxa"/>
+            <w:shd w:val="clear" w:color="auto" w:fill="84E290" w:themeFill="accent3" w:themeFillTint="66"/>
+          </w:tcPr>
+          <w:p>
+            <w:pPr>
+              <w:jc w:val="thaiDistribute"/>
+              <w:rPr>
+                <w:rFonts w:ascii="TH SarabunPSK" w:hAnsi="TH SarabunPSK" w:cs="TH SarabunPSK"/>
+                <w:b/>
+                <w:bCs/>
+                <w:sz w:val="32"/>
+                <w:szCs w:val="32"/>
+              </w:rPr>
+            </w:pPr>
+          </w:p>
+        </w:tc>
+        <w:tc>
+          <w:tcPr>
+            <w:tcW w:w="236" w:type="dxa"/>
+            <w:shd w:val="clear" w:color="auto" w:fill="84E290" w:themeFill="accent3" w:themeFillTint="66"/>
+          </w:tcPr>
+          <w:p>
+            <w:pPr>
+              <w:jc w:val="thaiDistribute"/>
+              <w:rPr>
+                <w:rFonts w:ascii="TH SarabunPSK" w:hAnsi="TH SarabunPSK" w:cs="TH SarabunPSK"/>
+                <w:b/>
+                <w:bCs/>
+                <w:sz w:val="32"/>
+                <w:szCs w:val="32"/>
+              </w:rPr>
+            </w:pPr>
+          </w:p>
+        </w:tc>
+        <w:tc>
+          <w:tcPr>
+            <w:tcW w:w="236" w:type="dxa"/>
+            <w:shd w:val="clear" w:color="auto" w:fill="84E290" w:themeFill="accent3" w:themeFillTint="66"/>
+          </w:tcPr>
+          <w:p>
+            <w:pPr>
+              <w:jc w:val="thaiDistribute"/>
+              <w:rPr>
+                <w:rFonts w:ascii="TH SarabunPSK" w:hAnsi="TH SarabunPSK" w:cs="TH SarabunPSK"/>
+                <w:b/>
+                <w:bCs/>
+                <w:sz w:val="32"/>
+                <w:szCs w:val="32"/>
+              </w:rPr>
+            </w:pPr>
+          </w:p>
+        </w:tc>
+        <w:tc>
+          <w:tcPr>
+            <w:tcW w:w="236" w:type="dxa"/>
+            <w:shd w:val="clear" w:color="auto" w:fill="84E290" w:themeFill="accent3" w:themeFillTint="66"/>
+          </w:tcPr>
+          <w:p>
+            <w:pPr>
+              <w:jc w:val="thaiDistribute"/>
+              <w:rPr>
+                <w:rFonts w:ascii="TH SarabunPSK" w:hAnsi="TH SarabunPSK" w:cs="TH SarabunPSK"/>
+                <w:b/>
+                <w:bCs/>
+                <w:sz w:val="32"/>
+                <w:szCs w:val="32"/>
+              </w:rPr>
+            </w:pPr>
+          </w:p>
+        </w:tc>
+        <w:tc>
+          <w:tcPr>
+            <w:tcW w:w="236" w:type="dxa"/>
+            <w:shd w:val="clear" w:color="auto" w:fill="84E290" w:themeFill="accent3" w:themeFillTint="66"/>
+          </w:tcPr>
+          <w:p>
+            <w:pPr>
+              <w:jc w:val="thaiDistribute"/>
+              <w:rPr>
+                <w:rFonts w:ascii="TH SarabunPSK" w:hAnsi="TH SarabunPSK" w:cs="TH SarabunPSK"/>
+                <w:b/>
+                <w:bCs/>
+                <w:sz w:val="32"/>
+                <w:szCs w:val="32"/>
+              </w:rPr>
+            </w:pPr>
+          </w:p>
+        </w:tc>
+        <w:tc>
+          <w:tcPr>
+            <w:tcW w:w="236" w:type="dxa"/>
+            <w:shd w:val="clear" w:color="auto" w:fill="84E290" w:themeFill="accent3" w:themeFillTint="66"/>
+          </w:tcPr>
+          <w:p>
+            <w:pPr>
+              <w:jc w:val="thaiDistribute"/>
+              <w:rPr>
+                <w:rFonts w:ascii="TH SarabunPSK" w:hAnsi="TH SarabunPSK" w:cs="TH SarabunPSK"/>
+                <w:b/>
+                <w:bCs/>
+                <w:sz w:val="32"/>
+                <w:szCs w:val="32"/>
+              </w:rPr>
+            </w:pPr>
+          </w:p>
+        </w:tc>
+        <w:tc>
+          <w:tcPr>
+            <w:tcW w:w="236" w:type="dxa"/>
+            <w:shd w:val="clear" w:color="auto" w:fill="84E290" w:themeFill="accent3" w:themeFillTint="66"/>
+          </w:tcPr>
+          <w:p>
+            <w:pPr>
+              <w:jc w:val="thaiDistribute"/>
+              <w:rPr>
+                <w:rFonts w:ascii="TH SarabunPSK" w:hAnsi="TH SarabunPSK" w:cs="TH SarabunPSK"/>
+                <w:b/>
+                <w:bCs/>
+                <w:sz w:val="32"/>
+                <w:szCs w:val="32"/>
+              </w:rPr>
+            </w:pPr>
+          </w:p>
+        </w:tc>
+        <w:tc>
+          <w:tcPr>
+            <w:tcW w:w="236" w:type="dxa"/>
+            <w:shd w:val="clear" w:color="auto" w:fill="84E290" w:themeFill="accent3" w:themeFillTint="66"/>
+          </w:tcPr>
+          <w:p>
+            <w:pPr>
+              <w:jc w:val="thaiDistribute"/>
+              <w:rPr>
+                <w:rFonts w:ascii="TH SarabunPSK" w:hAnsi="TH SarabunPSK" w:cs="TH SarabunPSK"/>
+                <w:b/>
+                <w:bCs/>
+                <w:sz w:val="32"/>
+                <w:szCs w:val="32"/>
+              </w:rPr>
+            </w:pPr>
+          </w:p>
+        </w:tc>
+      </w:tr>
+      <w:tr>
+        <w:tc>
+          <w:tcPr>
+            <w:tcW w:w="4076" w:type="dxa"/>
+          </w:tcPr>
+          <w:p>
+            <w:pPr>
+              <w:jc w:val="thaiDistribute"/>
+              <w:rPr>
                 <w:rFonts w:ascii="TH SarabunPSK" w:hAnsi="TH SarabunPSK" w:cs="TH SarabunPSK" w:hint="cs"/>
                 <w:sz w:val="32"/>
                 <w:szCs w:val="32"/>
                 <w:cs/>
               </w:rPr>
-              <w:t>พัฒนาโครงสร้างระบบพื้นฐาน</w:t>
-            </w:r>
+            </w:pPr>
           </w:p>
         </w:tc>
         <w:tc>
@@ -14441,34 +14838,54 @@
             <w:pPr>
               <w:jc w:val="thaiDistribute"/>
               <w:rPr>
-                <w:rFonts w:ascii="TH SarabunPSK" w:hAnsi="TH SarabunPSK" w:cs="TH SarabunPSK"/>
+                <w:rFonts w:ascii="TH SarabunPSK" w:hAnsi="TH SarabunPSK" w:cs="TH SarabunPSK" w:hint="cs"/>
                 <w:sz w:val="32"/>
                 <w:szCs w:val="32"/>
                 <w:cs/>
               </w:rPr>
             </w:pPr>
+            <w:r>
+              <w:rPr>
+                <w:rFonts w:ascii="TH SarabunPSK" w:hAnsi="TH SarabunPSK" w:cs="TH SarabunPSK"/>
+                <w:sz w:val="32"/>
+                <w:szCs w:val="32"/>
+                <w:cs/>
+              </w:rPr>
+              <w:t>พัฒนาระบบหลัก</w:t>
+            </w:r>
+            <w:r>
+              <w:rPr>
+                <w:rFonts w:ascii="TH SarabunPSK" w:hAnsi="TH SarabunPSK" w:cs="TH SarabunPSK" w:hint="cs"/>
+                <w:sz w:val="32"/>
+                <w:szCs w:val="32"/>
+                <w:cs/>
+              </w:rPr>
+              <w:t xml:space="preserve"> (ต่อ)</w:t>
+            </w:r>
           </w:p>
         </w:tc>
         <w:tc>
           <w:tcPr>
             <w:tcW w:w="246" w:type="dxa"/>
-          </w:tcPr>
-          <w:p>
-            <w:pPr>
-              <w:jc w:val="thaiDistribute"/>
-              <w:rPr>
-                <w:rFonts w:ascii="TH SarabunPSK" w:hAnsi="TH SarabunPSK" w:cs="TH SarabunPSK"/>
-                <w:b/>
-                <w:bCs/>
-                <w:sz w:val="32"/>
-                <w:szCs w:val="32"/>
-              </w:rPr>
-            </w:pPr>
-          </w:p>
-        </w:tc>
-        <w:tc>
-          <w:tcPr>
-            <w:tcW w:w="236" w:type="dxa"/>
+            <w:shd w:val="clear" w:color="auto" w:fill="84E290" w:themeFill="accent3" w:themeFillTint="66"/>
+          </w:tcPr>
+          <w:p>
+            <w:pPr>
+              <w:jc w:val="thaiDistribute"/>
+              <w:rPr>
+                <w:rFonts w:ascii="TH SarabunPSK" w:hAnsi="TH SarabunPSK" w:cs="TH SarabunPSK"/>
+                <w:b/>
+                <w:bCs/>
+                <w:sz w:val="32"/>
+                <w:szCs w:val="32"/>
+              </w:rPr>
+            </w:pPr>
+          </w:p>
+        </w:tc>
+        <w:tc>
+          <w:tcPr>
+            <w:tcW w:w="236" w:type="dxa"/>
+            <w:shd w:val="clear" w:color="auto" w:fill="84E290" w:themeFill="accent3" w:themeFillTint="66"/>
           </w:tcPr>
           <w:p>
             <w:pPr>
@@ -14487,23 +14904,25 @@
         <w:tc>
           <w:tcPr>
             <w:tcW w:w="236" w:type="dxa"/>
-          </w:tcPr>
-          <w:p>
-            <w:pPr>
-              <w:jc w:val="thaiDistribute"/>
-              <w:rPr>
-                <w:rFonts w:ascii="TH SarabunPSK" w:hAnsi="TH SarabunPSK" w:cs="TH SarabunPSK"/>
-                <w:b/>
-                <w:bCs/>
-                <w:sz w:val="32"/>
-                <w:szCs w:val="32"/>
-              </w:rPr>
-            </w:pPr>
-          </w:p>
-        </w:tc>
-        <w:tc>
-          <w:tcPr>
-            <w:tcW w:w="236" w:type="dxa"/>
+            <w:shd w:val="clear" w:color="auto" w:fill="84E290" w:themeFill="accent3" w:themeFillTint="66"/>
+          </w:tcPr>
+          <w:p>
+            <w:pPr>
+              <w:jc w:val="thaiDistribute"/>
+              <w:rPr>
+                <w:rFonts w:ascii="TH SarabunPSK" w:hAnsi="TH SarabunPSK" w:cs="TH SarabunPSK"/>
+                <w:b/>
+                <w:bCs/>
+                <w:sz w:val="32"/>
+                <w:szCs w:val="32"/>
+              </w:rPr>
+            </w:pPr>
+          </w:p>
+        </w:tc>
+        <w:tc>
+          <w:tcPr>
+            <w:tcW w:w="236" w:type="dxa"/>
+            <w:shd w:val="clear" w:color="auto" w:fill="84E290" w:themeFill="accent3" w:themeFillTint="66"/>
           </w:tcPr>
           <w:p>
             <w:pPr>
@@ -14873,6 +15292,23 @@
                 <w:szCs w:val="32"/>
               </w:rPr>
             </w:pPr>
+            <w:r>
+              <w:rPr>
+                <w:rFonts w:ascii="TH SarabunPSK" w:hAnsi="TH SarabunPSK" w:cs="TH SarabunPSK"/>
+                <w:sz w:val="32"/>
+                <w:szCs w:val="32"/>
+                <w:cs/>
+              </w:rPr>
+              <w:t xml:space="preserve">พัฒนาระบบความปลอดภัย และ </w:t>
+            </w:r>
+            <w:r>
+              <w:rPr>
+                <w:rFonts w:ascii="TH SarabunPSK" w:hAnsi="TH SarabunPSK" w:cs="TH SarabunPSK"/>
+                <w:sz w:val="32"/>
+                <w:szCs w:val="32"/>
+              </w:rPr>
+              <w:t>Audit Trail</w:t>
+            </w:r>
           </w:p>
         </w:tc>
         <w:tc>
@@ -14929,346 +15365,2126 @@
         <w:tc>
           <w:tcPr>
             <w:tcW w:w="236" w:type="dxa"/>
-          </w:tcPr>
-          <w:p>
-            <w:pPr>
-              <w:jc w:val="thaiDistribute"/>
-              <w:rPr>
-                <w:rFonts w:ascii="TH SarabunPSK" w:hAnsi="TH SarabunPSK" w:cs="TH SarabunPSK"/>
-                <w:b/>
-                <w:bCs/>
-                <w:sz w:val="32"/>
-                <w:szCs w:val="32"/>
-              </w:rPr>
-            </w:pPr>
-          </w:p>
-        </w:tc>
-        <w:tc>
-          <w:tcPr>
-            <w:tcW w:w="236" w:type="dxa"/>
-          </w:tcPr>
-          <w:p>
-            <w:pPr>
-              <w:jc w:val="thaiDistribute"/>
-              <w:rPr>
-                <w:rFonts w:ascii="TH SarabunPSK" w:hAnsi="TH SarabunPSK" w:cs="TH SarabunPSK"/>
-                <w:b/>
-                <w:bCs/>
-                <w:sz w:val="32"/>
-                <w:szCs w:val="32"/>
-              </w:rPr>
-            </w:pPr>
-          </w:p>
-        </w:tc>
-        <w:tc>
-          <w:tcPr>
-            <w:tcW w:w="236" w:type="dxa"/>
-          </w:tcPr>
-          <w:p>
-            <w:pPr>
-              <w:jc w:val="thaiDistribute"/>
-              <w:rPr>
-                <w:rFonts w:ascii="TH SarabunPSK" w:hAnsi="TH SarabunPSK" w:cs="TH SarabunPSK"/>
-                <w:b/>
-                <w:bCs/>
-                <w:sz w:val="32"/>
-                <w:szCs w:val="32"/>
-              </w:rPr>
-            </w:pPr>
-          </w:p>
-        </w:tc>
-        <w:tc>
-          <w:tcPr>
-            <w:tcW w:w="236" w:type="dxa"/>
-          </w:tcPr>
-          <w:p>
-            <w:pPr>
-              <w:jc w:val="thaiDistribute"/>
-              <w:rPr>
-                <w:rFonts w:ascii="TH SarabunPSK" w:hAnsi="TH SarabunPSK" w:cs="TH SarabunPSK"/>
-                <w:b/>
-                <w:bCs/>
-                <w:sz w:val="32"/>
-                <w:szCs w:val="32"/>
-              </w:rPr>
-            </w:pPr>
-          </w:p>
-        </w:tc>
-        <w:tc>
-          <w:tcPr>
-            <w:tcW w:w="236" w:type="dxa"/>
-          </w:tcPr>
-          <w:p>
-            <w:pPr>
-              <w:jc w:val="thaiDistribute"/>
-              <w:rPr>
-                <w:rFonts w:ascii="TH SarabunPSK" w:hAnsi="TH SarabunPSK" w:cs="TH SarabunPSK"/>
-                <w:b/>
-                <w:bCs/>
-                <w:sz w:val="32"/>
-                <w:szCs w:val="32"/>
-              </w:rPr>
-            </w:pPr>
-          </w:p>
-        </w:tc>
-        <w:tc>
-          <w:tcPr>
-            <w:tcW w:w="236" w:type="dxa"/>
-          </w:tcPr>
-          <w:p>
-            <w:pPr>
-              <w:jc w:val="thaiDistribute"/>
-              <w:rPr>
-                <w:rFonts w:ascii="TH SarabunPSK" w:hAnsi="TH SarabunPSK" w:cs="TH SarabunPSK"/>
-                <w:b/>
-                <w:bCs/>
-                <w:sz w:val="32"/>
-                <w:szCs w:val="32"/>
-              </w:rPr>
-            </w:pPr>
-          </w:p>
-        </w:tc>
-        <w:tc>
-          <w:tcPr>
-            <w:tcW w:w="236" w:type="dxa"/>
-          </w:tcPr>
-          <w:p>
-            <w:pPr>
-              <w:jc w:val="thaiDistribute"/>
-              <w:rPr>
-                <w:rFonts w:ascii="TH SarabunPSK" w:hAnsi="TH SarabunPSK" w:cs="TH SarabunPSK"/>
-                <w:b/>
-                <w:bCs/>
-                <w:sz w:val="32"/>
-                <w:szCs w:val="32"/>
-              </w:rPr>
-            </w:pPr>
-          </w:p>
-        </w:tc>
-        <w:tc>
-          <w:tcPr>
-            <w:tcW w:w="236" w:type="dxa"/>
-          </w:tcPr>
-          <w:p>
-            <w:pPr>
-              <w:jc w:val="thaiDistribute"/>
-              <w:rPr>
-                <w:rFonts w:ascii="TH SarabunPSK" w:hAnsi="TH SarabunPSK" w:cs="TH SarabunPSK"/>
-                <w:b/>
-                <w:bCs/>
-                <w:sz w:val="32"/>
-                <w:szCs w:val="32"/>
-              </w:rPr>
-            </w:pPr>
-          </w:p>
-        </w:tc>
-        <w:tc>
-          <w:tcPr>
-            <w:tcW w:w="236" w:type="dxa"/>
-          </w:tcPr>
-          <w:p>
-            <w:pPr>
-              <w:jc w:val="thaiDistribute"/>
-              <w:rPr>
-                <w:rFonts w:ascii="TH SarabunPSK" w:hAnsi="TH SarabunPSK" w:cs="TH SarabunPSK"/>
-                <w:b/>
-                <w:bCs/>
-                <w:sz w:val="32"/>
-                <w:szCs w:val="32"/>
-              </w:rPr>
-            </w:pPr>
-          </w:p>
-        </w:tc>
-        <w:tc>
-          <w:tcPr>
-            <w:tcW w:w="236" w:type="dxa"/>
-          </w:tcPr>
-          <w:p>
-            <w:pPr>
-              <w:jc w:val="thaiDistribute"/>
-              <w:rPr>
-                <w:rFonts w:ascii="TH SarabunPSK" w:hAnsi="TH SarabunPSK" w:cs="TH SarabunPSK"/>
-                <w:b/>
-                <w:bCs/>
-                <w:sz w:val="32"/>
-                <w:szCs w:val="32"/>
-              </w:rPr>
-            </w:pPr>
-          </w:p>
-        </w:tc>
-        <w:tc>
-          <w:tcPr>
-            <w:tcW w:w="236" w:type="dxa"/>
-          </w:tcPr>
-          <w:p>
-            <w:pPr>
-              <w:jc w:val="thaiDistribute"/>
-              <w:rPr>
-                <w:rFonts w:ascii="TH SarabunPSK" w:hAnsi="TH SarabunPSK" w:cs="TH SarabunPSK"/>
-                <w:b/>
-                <w:bCs/>
-                <w:sz w:val="32"/>
-                <w:szCs w:val="32"/>
-              </w:rPr>
-            </w:pPr>
-          </w:p>
-        </w:tc>
-        <w:tc>
-          <w:tcPr>
-            <w:tcW w:w="236" w:type="dxa"/>
-          </w:tcPr>
-          <w:p>
-            <w:pPr>
-              <w:jc w:val="thaiDistribute"/>
-              <w:rPr>
-                <w:rFonts w:ascii="TH SarabunPSK" w:hAnsi="TH SarabunPSK" w:cs="TH SarabunPSK"/>
-                <w:b/>
-                <w:bCs/>
-                <w:sz w:val="32"/>
-                <w:szCs w:val="32"/>
-              </w:rPr>
-            </w:pPr>
-          </w:p>
-        </w:tc>
-        <w:tc>
-          <w:tcPr>
-            <w:tcW w:w="236" w:type="dxa"/>
-          </w:tcPr>
-          <w:p>
-            <w:pPr>
-              <w:jc w:val="thaiDistribute"/>
-              <w:rPr>
-                <w:rFonts w:ascii="TH SarabunPSK" w:hAnsi="TH SarabunPSK" w:cs="TH SarabunPSK"/>
-                <w:b/>
-                <w:bCs/>
-                <w:sz w:val="32"/>
-                <w:szCs w:val="32"/>
-              </w:rPr>
-            </w:pPr>
-          </w:p>
-        </w:tc>
-        <w:tc>
-          <w:tcPr>
-            <w:tcW w:w="236" w:type="dxa"/>
-          </w:tcPr>
-          <w:p>
-            <w:pPr>
-              <w:jc w:val="thaiDistribute"/>
-              <w:rPr>
-                <w:rFonts w:ascii="TH SarabunPSK" w:hAnsi="TH SarabunPSK" w:cs="TH SarabunPSK"/>
-                <w:b/>
-                <w:bCs/>
-                <w:sz w:val="32"/>
-                <w:szCs w:val="32"/>
-              </w:rPr>
-            </w:pPr>
-          </w:p>
-        </w:tc>
-        <w:tc>
-          <w:tcPr>
-            <w:tcW w:w="236" w:type="dxa"/>
-          </w:tcPr>
-          <w:p>
-            <w:pPr>
-              <w:jc w:val="thaiDistribute"/>
-              <w:rPr>
-                <w:rFonts w:ascii="TH SarabunPSK" w:hAnsi="TH SarabunPSK" w:cs="TH SarabunPSK"/>
-                <w:b/>
-                <w:bCs/>
-                <w:sz w:val="32"/>
-                <w:szCs w:val="32"/>
-              </w:rPr>
-            </w:pPr>
-          </w:p>
-        </w:tc>
-        <w:tc>
-          <w:tcPr>
-            <w:tcW w:w="236" w:type="dxa"/>
-          </w:tcPr>
-          <w:p>
-            <w:pPr>
-              <w:jc w:val="thaiDistribute"/>
-              <w:rPr>
-                <w:rFonts w:ascii="TH SarabunPSK" w:hAnsi="TH SarabunPSK" w:cs="TH SarabunPSK"/>
-                <w:b/>
-                <w:bCs/>
-                <w:sz w:val="32"/>
-                <w:szCs w:val="32"/>
-              </w:rPr>
-            </w:pPr>
-          </w:p>
-        </w:tc>
-        <w:tc>
-          <w:tcPr>
-            <w:tcW w:w="236" w:type="dxa"/>
-          </w:tcPr>
-          <w:p>
-            <w:pPr>
-              <w:jc w:val="thaiDistribute"/>
-              <w:rPr>
-                <w:rFonts w:ascii="TH SarabunPSK" w:hAnsi="TH SarabunPSK" w:cs="TH SarabunPSK"/>
-                <w:b/>
-                <w:bCs/>
-                <w:sz w:val="32"/>
-                <w:szCs w:val="32"/>
-              </w:rPr>
-            </w:pPr>
-          </w:p>
-        </w:tc>
-        <w:tc>
-          <w:tcPr>
-            <w:tcW w:w="236" w:type="dxa"/>
-          </w:tcPr>
-          <w:p>
-            <w:pPr>
-              <w:jc w:val="thaiDistribute"/>
-              <w:rPr>
-                <w:rFonts w:ascii="TH SarabunPSK" w:hAnsi="TH SarabunPSK" w:cs="TH SarabunPSK"/>
-                <w:b/>
-                <w:bCs/>
-                <w:sz w:val="32"/>
-                <w:szCs w:val="32"/>
-              </w:rPr>
-            </w:pPr>
-          </w:p>
-        </w:tc>
-        <w:tc>
-          <w:tcPr>
-            <w:tcW w:w="236" w:type="dxa"/>
-          </w:tcPr>
-          <w:p>
-            <w:pPr>
-              <w:jc w:val="thaiDistribute"/>
-              <w:rPr>
-                <w:rFonts w:ascii="TH SarabunPSK" w:hAnsi="TH SarabunPSK" w:cs="TH SarabunPSK"/>
-                <w:b/>
-                <w:bCs/>
-                <w:sz w:val="32"/>
-                <w:szCs w:val="32"/>
-              </w:rPr>
-            </w:pPr>
-          </w:p>
-        </w:tc>
-        <w:tc>
-          <w:tcPr>
-            <w:tcW w:w="236" w:type="dxa"/>
-          </w:tcPr>
-          <w:p>
-            <w:pPr>
-              <w:jc w:val="thaiDistribute"/>
-              <w:rPr>
-                <w:rFonts w:ascii="TH SarabunPSK" w:hAnsi="TH SarabunPSK" w:cs="TH SarabunPSK"/>
-                <w:b/>
-                <w:bCs/>
-                <w:sz w:val="32"/>
-                <w:szCs w:val="32"/>
-              </w:rPr>
-            </w:pPr>
-          </w:p>
-        </w:tc>
-        <w:tc>
-          <w:tcPr>
-            <w:tcW w:w="236" w:type="dxa"/>
+            <w:shd w:val="clear" w:color="auto" w:fill="84E290" w:themeFill="accent3" w:themeFillTint="66"/>
+          </w:tcPr>
+          <w:p>
+            <w:pPr>
+              <w:jc w:val="thaiDistribute"/>
+              <w:rPr>
+                <w:rFonts w:ascii="TH SarabunPSK" w:hAnsi="TH SarabunPSK" w:cs="TH SarabunPSK"/>
+                <w:b/>
+                <w:bCs/>
+                <w:sz w:val="32"/>
+                <w:szCs w:val="32"/>
+              </w:rPr>
+            </w:pPr>
+          </w:p>
+        </w:tc>
+        <w:tc>
+          <w:tcPr>
+            <w:tcW w:w="236" w:type="dxa"/>
+            <w:shd w:val="clear" w:color="auto" w:fill="84E290" w:themeFill="accent3" w:themeFillTint="66"/>
+          </w:tcPr>
+          <w:p>
+            <w:pPr>
+              <w:jc w:val="thaiDistribute"/>
+              <w:rPr>
+                <w:rFonts w:ascii="TH SarabunPSK" w:hAnsi="TH SarabunPSK" w:cs="TH SarabunPSK"/>
+                <w:b/>
+                <w:bCs/>
+                <w:sz w:val="32"/>
+                <w:szCs w:val="32"/>
+              </w:rPr>
+            </w:pPr>
+          </w:p>
+        </w:tc>
+        <w:tc>
+          <w:tcPr>
+            <w:tcW w:w="236" w:type="dxa"/>
+            <w:shd w:val="clear" w:color="auto" w:fill="84E290" w:themeFill="accent3" w:themeFillTint="66"/>
+          </w:tcPr>
+          <w:p>
+            <w:pPr>
+              <w:jc w:val="thaiDistribute"/>
+              <w:rPr>
+                <w:rFonts w:ascii="TH SarabunPSK" w:hAnsi="TH SarabunPSK" w:cs="TH SarabunPSK"/>
+                <w:b/>
+                <w:bCs/>
+                <w:sz w:val="32"/>
+                <w:szCs w:val="32"/>
+              </w:rPr>
+            </w:pPr>
+          </w:p>
+        </w:tc>
+        <w:tc>
+          <w:tcPr>
+            <w:tcW w:w="236" w:type="dxa"/>
+            <w:shd w:val="clear" w:color="auto" w:fill="84E290" w:themeFill="accent3" w:themeFillTint="66"/>
+          </w:tcPr>
+          <w:p>
+            <w:pPr>
+              <w:jc w:val="thaiDistribute"/>
+              <w:rPr>
+                <w:rFonts w:ascii="TH SarabunPSK" w:hAnsi="TH SarabunPSK" w:cs="TH SarabunPSK"/>
+                <w:b/>
+                <w:bCs/>
+                <w:sz w:val="32"/>
+                <w:szCs w:val="32"/>
+              </w:rPr>
+            </w:pPr>
+          </w:p>
+        </w:tc>
+        <w:tc>
+          <w:tcPr>
+            <w:tcW w:w="236" w:type="dxa"/>
+            <w:shd w:val="clear" w:color="auto" w:fill="84E290" w:themeFill="accent3" w:themeFillTint="66"/>
+          </w:tcPr>
+          <w:p>
+            <w:pPr>
+              <w:jc w:val="thaiDistribute"/>
+              <w:rPr>
+                <w:rFonts w:ascii="TH SarabunPSK" w:hAnsi="TH SarabunPSK" w:cs="TH SarabunPSK"/>
+                <w:b/>
+                <w:bCs/>
+                <w:sz w:val="32"/>
+                <w:szCs w:val="32"/>
+              </w:rPr>
+            </w:pPr>
+          </w:p>
+        </w:tc>
+        <w:tc>
+          <w:tcPr>
+            <w:tcW w:w="236" w:type="dxa"/>
+          </w:tcPr>
+          <w:p>
+            <w:pPr>
+              <w:jc w:val="thaiDistribute"/>
+              <w:rPr>
+                <w:rFonts w:ascii="TH SarabunPSK" w:hAnsi="TH SarabunPSK" w:cs="TH SarabunPSK"/>
+                <w:b/>
+                <w:bCs/>
+                <w:sz w:val="32"/>
+                <w:szCs w:val="32"/>
+              </w:rPr>
+            </w:pPr>
+          </w:p>
+        </w:tc>
+        <w:tc>
+          <w:tcPr>
+            <w:tcW w:w="236" w:type="dxa"/>
+          </w:tcPr>
+          <w:p>
+            <w:pPr>
+              <w:jc w:val="thaiDistribute"/>
+              <w:rPr>
+                <w:rFonts w:ascii="TH SarabunPSK" w:hAnsi="TH SarabunPSK" w:cs="TH SarabunPSK"/>
+                <w:b/>
+                <w:bCs/>
+                <w:sz w:val="32"/>
+                <w:szCs w:val="32"/>
+              </w:rPr>
+            </w:pPr>
+          </w:p>
+        </w:tc>
+        <w:tc>
+          <w:tcPr>
+            <w:tcW w:w="236" w:type="dxa"/>
+          </w:tcPr>
+          <w:p>
+            <w:pPr>
+              <w:jc w:val="thaiDistribute"/>
+              <w:rPr>
+                <w:rFonts w:ascii="TH SarabunPSK" w:hAnsi="TH SarabunPSK" w:cs="TH SarabunPSK"/>
+                <w:b/>
+                <w:bCs/>
+                <w:sz w:val="32"/>
+                <w:szCs w:val="32"/>
+              </w:rPr>
+            </w:pPr>
+          </w:p>
+        </w:tc>
+        <w:tc>
+          <w:tcPr>
+            <w:tcW w:w="236" w:type="dxa"/>
+          </w:tcPr>
+          <w:p>
+            <w:pPr>
+              <w:jc w:val="thaiDistribute"/>
+              <w:rPr>
+                <w:rFonts w:ascii="TH SarabunPSK" w:hAnsi="TH SarabunPSK" w:cs="TH SarabunPSK"/>
+                <w:b/>
+                <w:bCs/>
+                <w:sz w:val="32"/>
+                <w:szCs w:val="32"/>
+              </w:rPr>
+            </w:pPr>
+          </w:p>
+        </w:tc>
+        <w:tc>
+          <w:tcPr>
+            <w:tcW w:w="236" w:type="dxa"/>
+          </w:tcPr>
+          <w:p>
+            <w:pPr>
+              <w:jc w:val="thaiDistribute"/>
+              <w:rPr>
+                <w:rFonts w:ascii="TH SarabunPSK" w:hAnsi="TH SarabunPSK" w:cs="TH SarabunPSK"/>
+                <w:b/>
+                <w:bCs/>
+                <w:sz w:val="32"/>
+                <w:szCs w:val="32"/>
+              </w:rPr>
+            </w:pPr>
+          </w:p>
+        </w:tc>
+        <w:tc>
+          <w:tcPr>
+            <w:tcW w:w="236" w:type="dxa"/>
+          </w:tcPr>
+          <w:p>
+            <w:pPr>
+              <w:jc w:val="thaiDistribute"/>
+              <w:rPr>
+                <w:rFonts w:ascii="TH SarabunPSK" w:hAnsi="TH SarabunPSK" w:cs="TH SarabunPSK"/>
+                <w:b/>
+                <w:bCs/>
+                <w:sz w:val="32"/>
+                <w:szCs w:val="32"/>
+              </w:rPr>
+            </w:pPr>
+          </w:p>
+        </w:tc>
+        <w:tc>
+          <w:tcPr>
+            <w:tcW w:w="236" w:type="dxa"/>
+          </w:tcPr>
+          <w:p>
+            <w:pPr>
+              <w:jc w:val="thaiDistribute"/>
+              <w:rPr>
+                <w:rFonts w:ascii="TH SarabunPSK" w:hAnsi="TH SarabunPSK" w:cs="TH SarabunPSK"/>
+                <w:b/>
+                <w:bCs/>
+                <w:sz w:val="32"/>
+                <w:szCs w:val="32"/>
+              </w:rPr>
+            </w:pPr>
+          </w:p>
+        </w:tc>
+        <w:tc>
+          <w:tcPr>
+            <w:tcW w:w="236" w:type="dxa"/>
+          </w:tcPr>
+          <w:p>
+            <w:pPr>
+              <w:jc w:val="thaiDistribute"/>
+              <w:rPr>
+                <w:rFonts w:ascii="TH SarabunPSK" w:hAnsi="TH SarabunPSK" w:cs="TH SarabunPSK"/>
+                <w:b/>
+                <w:bCs/>
+                <w:sz w:val="32"/>
+                <w:szCs w:val="32"/>
+              </w:rPr>
+            </w:pPr>
+          </w:p>
+        </w:tc>
+        <w:tc>
+          <w:tcPr>
+            <w:tcW w:w="236" w:type="dxa"/>
+          </w:tcPr>
+          <w:p>
+            <w:pPr>
+              <w:jc w:val="thaiDistribute"/>
+              <w:rPr>
+                <w:rFonts w:ascii="TH SarabunPSK" w:hAnsi="TH SarabunPSK" w:cs="TH SarabunPSK"/>
+                <w:b/>
+                <w:bCs/>
+                <w:sz w:val="32"/>
+                <w:szCs w:val="32"/>
+              </w:rPr>
+            </w:pPr>
+          </w:p>
+        </w:tc>
+        <w:tc>
+          <w:tcPr>
+            <w:tcW w:w="236" w:type="dxa"/>
+          </w:tcPr>
+          <w:p>
+            <w:pPr>
+              <w:jc w:val="thaiDistribute"/>
+              <w:rPr>
+                <w:rFonts w:ascii="TH SarabunPSK" w:hAnsi="TH SarabunPSK" w:cs="TH SarabunPSK"/>
+                <w:b/>
+                <w:bCs/>
+                <w:sz w:val="32"/>
+                <w:szCs w:val="32"/>
+              </w:rPr>
+            </w:pPr>
+          </w:p>
+        </w:tc>
+        <w:tc>
+          <w:tcPr>
+            <w:tcW w:w="236" w:type="dxa"/>
+          </w:tcPr>
+          <w:p>
+            <w:pPr>
+              <w:jc w:val="thaiDistribute"/>
+              <w:rPr>
+                <w:rFonts w:ascii="TH SarabunPSK" w:hAnsi="TH SarabunPSK" w:cs="TH SarabunPSK"/>
+                <w:b/>
+                <w:bCs/>
+                <w:sz w:val="32"/>
+                <w:szCs w:val="32"/>
+              </w:rPr>
+            </w:pPr>
+          </w:p>
+        </w:tc>
+        <w:tc>
+          <w:tcPr>
+            <w:tcW w:w="236" w:type="dxa"/>
+          </w:tcPr>
+          <w:p>
+            <w:pPr>
+              <w:jc w:val="thaiDistribute"/>
+              <w:rPr>
+                <w:rFonts w:ascii="TH SarabunPSK" w:hAnsi="TH SarabunPSK" w:cs="TH SarabunPSK"/>
+                <w:b/>
+                <w:bCs/>
+                <w:sz w:val="32"/>
+                <w:szCs w:val="32"/>
+              </w:rPr>
+            </w:pPr>
+          </w:p>
+        </w:tc>
+        <w:tc>
+          <w:tcPr>
+            <w:tcW w:w="236" w:type="dxa"/>
+          </w:tcPr>
+          <w:p>
+            <w:pPr>
+              <w:jc w:val="thaiDistribute"/>
+              <w:rPr>
+                <w:rFonts w:ascii="TH SarabunPSK" w:hAnsi="TH SarabunPSK" w:cs="TH SarabunPSK"/>
+                <w:b/>
+                <w:bCs/>
+                <w:sz w:val="32"/>
+                <w:szCs w:val="32"/>
+              </w:rPr>
+            </w:pPr>
+          </w:p>
+        </w:tc>
+        <w:tc>
+          <w:tcPr>
+            <w:tcW w:w="236" w:type="dxa"/>
+          </w:tcPr>
+          <w:p>
+            <w:pPr>
+              <w:jc w:val="thaiDistribute"/>
+              <w:rPr>
+                <w:rFonts w:ascii="TH SarabunPSK" w:hAnsi="TH SarabunPSK" w:cs="TH SarabunPSK"/>
+                <w:b/>
+                <w:bCs/>
+                <w:sz w:val="32"/>
+                <w:szCs w:val="32"/>
+              </w:rPr>
+            </w:pPr>
+          </w:p>
+        </w:tc>
+        <w:tc>
+          <w:tcPr>
+            <w:tcW w:w="236" w:type="dxa"/>
+          </w:tcPr>
+          <w:p>
+            <w:pPr>
+              <w:jc w:val="thaiDistribute"/>
+              <w:rPr>
+                <w:rFonts w:ascii="TH SarabunPSK" w:hAnsi="TH SarabunPSK" w:cs="TH SarabunPSK"/>
+                <w:b/>
+                <w:bCs/>
+                <w:sz w:val="32"/>
+                <w:szCs w:val="32"/>
+              </w:rPr>
+            </w:pPr>
+          </w:p>
+        </w:tc>
+        <w:tc>
+          <w:tcPr>
+            <w:tcW w:w="236" w:type="dxa"/>
+          </w:tcPr>
+          <w:p>
+            <w:pPr>
+              <w:jc w:val="thaiDistribute"/>
+              <w:rPr>
+                <w:rFonts w:ascii="TH SarabunPSK" w:hAnsi="TH SarabunPSK" w:cs="TH SarabunPSK"/>
+                <w:b/>
+                <w:bCs/>
+                <w:sz w:val="32"/>
+                <w:szCs w:val="32"/>
+              </w:rPr>
+            </w:pPr>
+          </w:p>
+        </w:tc>
+      </w:tr>
+      <w:tr>
+        <w:tc>
+          <w:tcPr>
+            <w:tcW w:w="4076" w:type="dxa"/>
+          </w:tcPr>
+          <w:p>
+            <w:pPr>
+              <w:jc w:val="thaiDistribute"/>
+              <w:rPr>
+                <w:rFonts w:ascii="TH SarabunPSK" w:hAnsi="TH SarabunPSK" w:cs="TH SarabunPSK"/>
+                <w:sz w:val="32"/>
+                <w:szCs w:val="32"/>
+              </w:rPr>
+            </w:pPr>
+            <w:r>
+              <w:rPr>
+                <w:rFonts w:ascii="TH SarabunPSK" w:hAnsi="TH SarabunPSK" w:cs="TH SarabunPSK"/>
+                <w:sz w:val="32"/>
+                <w:szCs w:val="32"/>
+                <w:cs/>
+              </w:rPr>
+              <w:t>ทดสอบระบบและปรับปรุงแก้ไข</w:t>
+            </w:r>
+          </w:p>
+        </w:tc>
+        <w:tc>
+          <w:tcPr>
+            <w:tcW w:w="246" w:type="dxa"/>
+          </w:tcPr>
+          <w:p>
+            <w:pPr>
+              <w:jc w:val="thaiDistribute"/>
+              <w:rPr>
+                <w:rFonts w:ascii="TH SarabunPSK" w:hAnsi="TH SarabunPSK" w:cs="TH SarabunPSK"/>
+                <w:b/>
+                <w:bCs/>
+                <w:sz w:val="32"/>
+                <w:szCs w:val="32"/>
+              </w:rPr>
+            </w:pPr>
+          </w:p>
+        </w:tc>
+        <w:tc>
+          <w:tcPr>
+            <w:tcW w:w="236" w:type="dxa"/>
+          </w:tcPr>
+          <w:p>
+            <w:pPr>
+              <w:jc w:val="thaiDistribute"/>
+              <w:rPr>
+                <w:rFonts w:ascii="TH SarabunPSK" w:hAnsi="TH SarabunPSK" w:cs="TH SarabunPSK"/>
+                <w:b/>
+                <w:bCs/>
+                <w:sz w:val="32"/>
+                <w:szCs w:val="32"/>
+              </w:rPr>
+            </w:pPr>
+          </w:p>
+        </w:tc>
+        <w:tc>
+          <w:tcPr>
+            <w:tcW w:w="236" w:type="dxa"/>
+          </w:tcPr>
+          <w:p>
+            <w:pPr>
+              <w:jc w:val="thaiDistribute"/>
+              <w:rPr>
+                <w:rFonts w:ascii="TH SarabunPSK" w:hAnsi="TH SarabunPSK" w:cs="TH SarabunPSK"/>
+                <w:b/>
+                <w:bCs/>
+                <w:sz w:val="32"/>
+                <w:szCs w:val="32"/>
+              </w:rPr>
+            </w:pPr>
+          </w:p>
+        </w:tc>
+        <w:tc>
+          <w:tcPr>
+            <w:tcW w:w="236" w:type="dxa"/>
+          </w:tcPr>
+          <w:p>
+            <w:pPr>
+              <w:jc w:val="thaiDistribute"/>
+              <w:rPr>
+                <w:rFonts w:ascii="TH SarabunPSK" w:hAnsi="TH SarabunPSK" w:cs="TH SarabunPSK"/>
+                <w:b/>
+                <w:bCs/>
+                <w:sz w:val="32"/>
+                <w:szCs w:val="32"/>
+              </w:rPr>
+            </w:pPr>
+          </w:p>
+        </w:tc>
+        <w:tc>
+          <w:tcPr>
+            <w:tcW w:w="236" w:type="dxa"/>
+          </w:tcPr>
+          <w:p>
+            <w:pPr>
+              <w:jc w:val="thaiDistribute"/>
+              <w:rPr>
+                <w:rFonts w:ascii="TH SarabunPSK" w:hAnsi="TH SarabunPSK" w:cs="TH SarabunPSK"/>
+                <w:b/>
+                <w:bCs/>
+                <w:sz w:val="32"/>
+                <w:szCs w:val="32"/>
+              </w:rPr>
+            </w:pPr>
+          </w:p>
+        </w:tc>
+        <w:tc>
+          <w:tcPr>
+            <w:tcW w:w="236" w:type="dxa"/>
+          </w:tcPr>
+          <w:p>
+            <w:pPr>
+              <w:jc w:val="thaiDistribute"/>
+              <w:rPr>
+                <w:rFonts w:ascii="TH SarabunPSK" w:hAnsi="TH SarabunPSK" w:cs="TH SarabunPSK"/>
+                <w:b/>
+                <w:bCs/>
+                <w:sz w:val="32"/>
+                <w:szCs w:val="32"/>
+              </w:rPr>
+            </w:pPr>
+          </w:p>
+        </w:tc>
+        <w:tc>
+          <w:tcPr>
+            <w:tcW w:w="236" w:type="dxa"/>
+            <w:shd w:val="clear" w:color="auto" w:fill="84E290" w:themeFill="accent3" w:themeFillTint="66"/>
+          </w:tcPr>
+          <w:p>
+            <w:pPr>
+              <w:jc w:val="thaiDistribute"/>
+              <w:rPr>
+                <w:rFonts w:ascii="TH SarabunPSK" w:hAnsi="TH SarabunPSK" w:cs="TH SarabunPSK"/>
+                <w:b/>
+                <w:bCs/>
+                <w:sz w:val="32"/>
+                <w:szCs w:val="32"/>
+              </w:rPr>
+            </w:pPr>
+          </w:p>
+        </w:tc>
+        <w:tc>
+          <w:tcPr>
+            <w:tcW w:w="236" w:type="dxa"/>
+            <w:shd w:val="clear" w:color="auto" w:fill="84E290" w:themeFill="accent3" w:themeFillTint="66"/>
+          </w:tcPr>
+          <w:p>
+            <w:pPr>
+              <w:jc w:val="thaiDistribute"/>
+              <w:rPr>
+                <w:rFonts w:ascii="TH SarabunPSK" w:hAnsi="TH SarabunPSK" w:cs="TH SarabunPSK"/>
+                <w:b/>
+                <w:bCs/>
+                <w:sz w:val="32"/>
+                <w:szCs w:val="32"/>
+              </w:rPr>
+            </w:pPr>
+          </w:p>
+        </w:tc>
+        <w:tc>
+          <w:tcPr>
+            <w:tcW w:w="236" w:type="dxa"/>
+            <w:shd w:val="clear" w:color="auto" w:fill="84E290" w:themeFill="accent3" w:themeFillTint="66"/>
+          </w:tcPr>
+          <w:p>
+            <w:pPr>
+              <w:jc w:val="thaiDistribute"/>
+              <w:rPr>
+                <w:rFonts w:ascii="TH SarabunPSK" w:hAnsi="TH SarabunPSK" w:cs="TH SarabunPSK"/>
+                <w:b/>
+                <w:bCs/>
+                <w:sz w:val="32"/>
+                <w:szCs w:val="32"/>
+              </w:rPr>
+            </w:pPr>
+          </w:p>
+        </w:tc>
+        <w:tc>
+          <w:tcPr>
+            <w:tcW w:w="236" w:type="dxa"/>
+            <w:shd w:val="clear" w:color="auto" w:fill="84E290" w:themeFill="accent3" w:themeFillTint="66"/>
+          </w:tcPr>
+          <w:p>
+            <w:pPr>
+              <w:jc w:val="thaiDistribute"/>
+              <w:rPr>
+                <w:rFonts w:ascii="TH SarabunPSK" w:hAnsi="TH SarabunPSK" w:cs="TH SarabunPSK"/>
+                <w:b/>
+                <w:bCs/>
+                <w:sz w:val="32"/>
+                <w:szCs w:val="32"/>
+              </w:rPr>
+            </w:pPr>
+          </w:p>
+        </w:tc>
+        <w:tc>
+          <w:tcPr>
+            <w:tcW w:w="236" w:type="dxa"/>
+            <w:shd w:val="clear" w:color="auto" w:fill="84E290" w:themeFill="accent3" w:themeFillTint="66"/>
+          </w:tcPr>
+          <w:p>
+            <w:pPr>
+              <w:jc w:val="thaiDistribute"/>
+              <w:rPr>
+                <w:rFonts w:ascii="TH SarabunPSK" w:hAnsi="TH SarabunPSK" w:cs="TH SarabunPSK"/>
+                <w:b/>
+                <w:bCs/>
+                <w:sz w:val="32"/>
+                <w:szCs w:val="32"/>
+              </w:rPr>
+            </w:pPr>
+          </w:p>
+        </w:tc>
+        <w:tc>
+          <w:tcPr>
+            <w:tcW w:w="236" w:type="dxa"/>
+            <w:shd w:val="clear" w:color="auto" w:fill="84E290" w:themeFill="accent3" w:themeFillTint="66"/>
+          </w:tcPr>
+          <w:p>
+            <w:pPr>
+              <w:jc w:val="thaiDistribute"/>
+              <w:rPr>
+                <w:rFonts w:ascii="TH SarabunPSK" w:hAnsi="TH SarabunPSK" w:cs="TH SarabunPSK"/>
+                <w:b/>
+                <w:bCs/>
+                <w:sz w:val="32"/>
+                <w:szCs w:val="32"/>
+              </w:rPr>
+            </w:pPr>
+          </w:p>
+        </w:tc>
+        <w:tc>
+          <w:tcPr>
+            <w:tcW w:w="236" w:type="dxa"/>
+          </w:tcPr>
+          <w:p>
+            <w:pPr>
+              <w:jc w:val="thaiDistribute"/>
+              <w:rPr>
+                <w:rFonts w:ascii="TH SarabunPSK" w:hAnsi="TH SarabunPSK" w:cs="TH SarabunPSK"/>
+                <w:b/>
+                <w:bCs/>
+                <w:sz w:val="32"/>
+                <w:szCs w:val="32"/>
+              </w:rPr>
+            </w:pPr>
+          </w:p>
+        </w:tc>
+        <w:tc>
+          <w:tcPr>
+            <w:tcW w:w="236" w:type="dxa"/>
+          </w:tcPr>
+          <w:p>
+            <w:pPr>
+              <w:jc w:val="thaiDistribute"/>
+              <w:rPr>
+                <w:rFonts w:ascii="TH SarabunPSK" w:hAnsi="TH SarabunPSK" w:cs="TH SarabunPSK"/>
+                <w:b/>
+                <w:bCs/>
+                <w:sz w:val="32"/>
+                <w:szCs w:val="32"/>
+              </w:rPr>
+            </w:pPr>
+          </w:p>
+        </w:tc>
+        <w:tc>
+          <w:tcPr>
+            <w:tcW w:w="236" w:type="dxa"/>
+          </w:tcPr>
+          <w:p>
+            <w:pPr>
+              <w:jc w:val="thaiDistribute"/>
+              <w:rPr>
+                <w:rFonts w:ascii="TH SarabunPSK" w:hAnsi="TH SarabunPSK" w:cs="TH SarabunPSK"/>
+                <w:b/>
+                <w:bCs/>
+                <w:sz w:val="32"/>
+                <w:szCs w:val="32"/>
+              </w:rPr>
+            </w:pPr>
+          </w:p>
+        </w:tc>
+        <w:tc>
+          <w:tcPr>
+            <w:tcW w:w="236" w:type="dxa"/>
+          </w:tcPr>
+          <w:p>
+            <w:pPr>
+              <w:jc w:val="thaiDistribute"/>
+              <w:rPr>
+                <w:rFonts w:ascii="TH SarabunPSK" w:hAnsi="TH SarabunPSK" w:cs="TH SarabunPSK"/>
+                <w:b/>
+                <w:bCs/>
+                <w:sz w:val="32"/>
+                <w:szCs w:val="32"/>
+              </w:rPr>
+            </w:pPr>
+          </w:p>
+        </w:tc>
+        <w:tc>
+          <w:tcPr>
+            <w:tcW w:w="236" w:type="dxa"/>
+          </w:tcPr>
+          <w:p>
+            <w:pPr>
+              <w:jc w:val="thaiDistribute"/>
+              <w:rPr>
+                <w:rFonts w:ascii="TH SarabunPSK" w:hAnsi="TH SarabunPSK" w:cs="TH SarabunPSK"/>
+                <w:b/>
+                <w:bCs/>
+                <w:sz w:val="32"/>
+                <w:szCs w:val="32"/>
+              </w:rPr>
+            </w:pPr>
+          </w:p>
+        </w:tc>
+        <w:tc>
+          <w:tcPr>
+            <w:tcW w:w="236" w:type="dxa"/>
+          </w:tcPr>
+          <w:p>
+            <w:pPr>
+              <w:jc w:val="thaiDistribute"/>
+              <w:rPr>
+                <w:rFonts w:ascii="TH SarabunPSK" w:hAnsi="TH SarabunPSK" w:cs="TH SarabunPSK"/>
+                <w:b/>
+                <w:bCs/>
+                <w:sz w:val="32"/>
+                <w:szCs w:val="32"/>
+              </w:rPr>
+            </w:pPr>
+          </w:p>
+        </w:tc>
+        <w:tc>
+          <w:tcPr>
+            <w:tcW w:w="236" w:type="dxa"/>
+          </w:tcPr>
+          <w:p>
+            <w:pPr>
+              <w:jc w:val="thaiDistribute"/>
+              <w:rPr>
+                <w:rFonts w:ascii="TH SarabunPSK" w:hAnsi="TH SarabunPSK" w:cs="TH SarabunPSK"/>
+                <w:b/>
+                <w:bCs/>
+                <w:sz w:val="32"/>
+                <w:szCs w:val="32"/>
+              </w:rPr>
+            </w:pPr>
+          </w:p>
+        </w:tc>
+        <w:tc>
+          <w:tcPr>
+            <w:tcW w:w="236" w:type="dxa"/>
+          </w:tcPr>
+          <w:p>
+            <w:pPr>
+              <w:jc w:val="thaiDistribute"/>
+              <w:rPr>
+                <w:rFonts w:ascii="TH SarabunPSK" w:hAnsi="TH SarabunPSK" w:cs="TH SarabunPSK"/>
+                <w:b/>
+                <w:bCs/>
+                <w:sz w:val="32"/>
+                <w:szCs w:val="32"/>
+              </w:rPr>
+            </w:pPr>
+          </w:p>
+        </w:tc>
+        <w:tc>
+          <w:tcPr>
+            <w:tcW w:w="236" w:type="dxa"/>
+          </w:tcPr>
+          <w:p>
+            <w:pPr>
+              <w:jc w:val="thaiDistribute"/>
+              <w:rPr>
+                <w:rFonts w:ascii="TH SarabunPSK" w:hAnsi="TH SarabunPSK" w:cs="TH SarabunPSK"/>
+                <w:b/>
+                <w:bCs/>
+                <w:sz w:val="32"/>
+                <w:szCs w:val="32"/>
+              </w:rPr>
+            </w:pPr>
+          </w:p>
+        </w:tc>
+        <w:tc>
+          <w:tcPr>
+            <w:tcW w:w="236" w:type="dxa"/>
+          </w:tcPr>
+          <w:p>
+            <w:pPr>
+              <w:jc w:val="thaiDistribute"/>
+              <w:rPr>
+                <w:rFonts w:ascii="TH SarabunPSK" w:hAnsi="TH SarabunPSK" w:cs="TH SarabunPSK"/>
+                <w:b/>
+                <w:bCs/>
+                <w:sz w:val="32"/>
+                <w:szCs w:val="32"/>
+              </w:rPr>
+            </w:pPr>
+          </w:p>
+        </w:tc>
+        <w:tc>
+          <w:tcPr>
+            <w:tcW w:w="236" w:type="dxa"/>
+          </w:tcPr>
+          <w:p>
+            <w:pPr>
+              <w:jc w:val="thaiDistribute"/>
+              <w:rPr>
+                <w:rFonts w:ascii="TH SarabunPSK" w:hAnsi="TH SarabunPSK" w:cs="TH SarabunPSK"/>
+                <w:b/>
+                <w:bCs/>
+                <w:sz w:val="32"/>
+                <w:szCs w:val="32"/>
+              </w:rPr>
+            </w:pPr>
+          </w:p>
+        </w:tc>
+        <w:tc>
+          <w:tcPr>
+            <w:tcW w:w="236" w:type="dxa"/>
+          </w:tcPr>
+          <w:p>
+            <w:pPr>
+              <w:jc w:val="thaiDistribute"/>
+              <w:rPr>
+                <w:rFonts w:ascii="TH SarabunPSK" w:hAnsi="TH SarabunPSK" w:cs="TH SarabunPSK"/>
+                <w:b/>
+                <w:bCs/>
+                <w:sz w:val="32"/>
+                <w:szCs w:val="32"/>
+              </w:rPr>
+            </w:pPr>
+          </w:p>
+        </w:tc>
+      </w:tr>
+      <w:tr>
+        <w:tc>
+          <w:tcPr>
+            <w:tcW w:w="4076" w:type="dxa"/>
+          </w:tcPr>
+          <w:p>
+            <w:pPr>
+              <w:jc w:val="thaiDistribute"/>
+              <w:rPr>
+                <w:rFonts w:ascii="TH SarabunPSK" w:hAnsi="TH SarabunPSK" w:cs="TH SarabunPSK" w:hint="cs"/>
+                <w:sz w:val="32"/>
+                <w:szCs w:val="32"/>
+              </w:rPr>
+            </w:pPr>
+            <w:r>
+              <w:rPr>
+                <w:rFonts w:ascii="TH SarabunPSK" w:hAnsi="TH SarabunPSK" w:cs="TH SarabunPSK" w:hint="cs"/>
+                <w:sz w:val="32"/>
+                <w:szCs w:val="32"/>
+                <w:cs/>
+              </w:rPr>
+              <w:t>อุปกรณ์ตู้เล็กและ</w:t>
+            </w:r>
+            <w:r>
+              <w:rPr>
+                <w:rFonts w:ascii="TH SarabunPSK" w:hAnsi="TH SarabunPSK" w:cs="TH SarabunPSK"/>
+                <w:sz w:val="32"/>
+                <w:szCs w:val="32"/>
+              </w:rPr>
+              <w:t>rack</w:t>
+            </w:r>
+          </w:p>
+        </w:tc>
+        <w:tc>
+          <w:tcPr>
+            <w:tcW w:w="246" w:type="dxa"/>
+            <w:shd w:val="clear" w:color="auto" w:fill="84E290" w:themeFill="accent3" w:themeFillTint="66"/>
+          </w:tcPr>
+          <w:p>
+            <w:pPr>
+              <w:jc w:val="thaiDistribute"/>
+              <w:rPr>
+                <w:rFonts w:ascii="TH SarabunPSK" w:hAnsi="TH SarabunPSK" w:cs="TH SarabunPSK"/>
+                <w:b/>
+                <w:bCs/>
+                <w:sz w:val="32"/>
+                <w:szCs w:val="32"/>
+              </w:rPr>
+            </w:pPr>
+          </w:p>
+        </w:tc>
+        <w:tc>
+          <w:tcPr>
+            <w:tcW w:w="236" w:type="dxa"/>
+            <w:shd w:val="clear" w:color="auto" w:fill="84E290" w:themeFill="accent3" w:themeFillTint="66"/>
+          </w:tcPr>
+          <w:p>
+            <w:pPr>
+              <w:jc w:val="thaiDistribute"/>
+              <w:rPr>
+                <w:rFonts w:ascii="TH SarabunPSK" w:hAnsi="TH SarabunPSK" w:cs="TH SarabunPSK"/>
+                <w:b/>
+                <w:bCs/>
+                <w:sz w:val="32"/>
+                <w:szCs w:val="32"/>
+              </w:rPr>
+            </w:pPr>
+          </w:p>
+        </w:tc>
+        <w:tc>
+          <w:tcPr>
+            <w:tcW w:w="236" w:type="dxa"/>
+            <w:shd w:val="clear" w:color="auto" w:fill="84E290" w:themeFill="accent3" w:themeFillTint="66"/>
+          </w:tcPr>
+          <w:p>
+            <w:pPr>
+              <w:jc w:val="thaiDistribute"/>
+              <w:rPr>
+                <w:rFonts w:ascii="TH SarabunPSK" w:hAnsi="TH SarabunPSK" w:cs="TH SarabunPSK"/>
+                <w:b/>
+                <w:bCs/>
+                <w:sz w:val="32"/>
+                <w:szCs w:val="32"/>
+              </w:rPr>
+            </w:pPr>
+          </w:p>
+        </w:tc>
+        <w:tc>
+          <w:tcPr>
+            <w:tcW w:w="236" w:type="dxa"/>
+            <w:shd w:val="clear" w:color="auto" w:fill="84E290" w:themeFill="accent3" w:themeFillTint="66"/>
+          </w:tcPr>
+          <w:p>
+            <w:pPr>
+              <w:jc w:val="thaiDistribute"/>
+              <w:rPr>
+                <w:rFonts w:ascii="TH SarabunPSK" w:hAnsi="TH SarabunPSK" w:cs="TH SarabunPSK"/>
+                <w:b/>
+                <w:bCs/>
+                <w:sz w:val="32"/>
+                <w:szCs w:val="32"/>
+              </w:rPr>
+            </w:pPr>
+          </w:p>
+        </w:tc>
+        <w:tc>
+          <w:tcPr>
+            <w:tcW w:w="236" w:type="dxa"/>
+            <w:shd w:val="clear" w:color="auto" w:fill="84E290" w:themeFill="accent3" w:themeFillTint="66"/>
+          </w:tcPr>
+          <w:p>
+            <w:pPr>
+              <w:jc w:val="thaiDistribute"/>
+              <w:rPr>
+                <w:rFonts w:ascii="TH SarabunPSK" w:hAnsi="TH SarabunPSK" w:cs="TH SarabunPSK"/>
+                <w:b/>
+                <w:bCs/>
+                <w:sz w:val="32"/>
+                <w:szCs w:val="32"/>
+              </w:rPr>
+            </w:pPr>
+          </w:p>
+        </w:tc>
+        <w:tc>
+          <w:tcPr>
+            <w:tcW w:w="236" w:type="dxa"/>
+            <w:shd w:val="clear" w:color="auto" w:fill="84E290" w:themeFill="accent3" w:themeFillTint="66"/>
+          </w:tcPr>
+          <w:p>
+            <w:pPr>
+              <w:jc w:val="thaiDistribute"/>
+              <w:rPr>
+                <w:rFonts w:ascii="TH SarabunPSK" w:hAnsi="TH SarabunPSK" w:cs="TH SarabunPSK"/>
+                <w:b/>
+                <w:bCs/>
+                <w:sz w:val="32"/>
+                <w:szCs w:val="32"/>
+              </w:rPr>
+            </w:pPr>
+          </w:p>
+        </w:tc>
+        <w:tc>
+          <w:tcPr>
+            <w:tcW w:w="236" w:type="dxa"/>
+            <w:shd w:val="clear" w:color="auto" w:fill="84E290" w:themeFill="accent3" w:themeFillTint="66"/>
+          </w:tcPr>
+          <w:p>
+            <w:pPr>
+              <w:jc w:val="thaiDistribute"/>
+              <w:rPr>
+                <w:rFonts w:ascii="TH SarabunPSK" w:hAnsi="TH SarabunPSK" w:cs="TH SarabunPSK"/>
+                <w:b/>
+                <w:bCs/>
+                <w:sz w:val="32"/>
+                <w:szCs w:val="32"/>
+              </w:rPr>
+            </w:pPr>
+          </w:p>
+        </w:tc>
+        <w:tc>
+          <w:tcPr>
+            <w:tcW w:w="236" w:type="dxa"/>
+            <w:shd w:val="clear" w:color="auto" w:fill="84E290" w:themeFill="accent3" w:themeFillTint="66"/>
+          </w:tcPr>
+          <w:p>
+            <w:pPr>
+              <w:jc w:val="thaiDistribute"/>
+              <w:rPr>
+                <w:rFonts w:ascii="TH SarabunPSK" w:hAnsi="TH SarabunPSK" w:cs="TH SarabunPSK"/>
+                <w:b/>
+                <w:bCs/>
+                <w:sz w:val="32"/>
+                <w:szCs w:val="32"/>
+              </w:rPr>
+            </w:pPr>
+          </w:p>
+        </w:tc>
+        <w:tc>
+          <w:tcPr>
+            <w:tcW w:w="236" w:type="dxa"/>
+            <w:shd w:val="clear" w:color="auto" w:fill="84E290" w:themeFill="accent3" w:themeFillTint="66"/>
+          </w:tcPr>
+          <w:p>
+            <w:pPr>
+              <w:jc w:val="thaiDistribute"/>
+              <w:rPr>
+                <w:rFonts w:ascii="TH SarabunPSK" w:hAnsi="TH SarabunPSK" w:cs="TH SarabunPSK"/>
+                <w:b/>
+                <w:bCs/>
+                <w:sz w:val="32"/>
+                <w:szCs w:val="32"/>
+              </w:rPr>
+            </w:pPr>
+          </w:p>
+        </w:tc>
+        <w:tc>
+          <w:tcPr>
+            <w:tcW w:w="236" w:type="dxa"/>
+            <w:shd w:val="clear" w:color="auto" w:fill="84E290" w:themeFill="accent3" w:themeFillTint="66"/>
+          </w:tcPr>
+          <w:p>
+            <w:pPr>
+              <w:jc w:val="thaiDistribute"/>
+              <w:rPr>
+                <w:rFonts w:ascii="TH SarabunPSK" w:hAnsi="TH SarabunPSK" w:cs="TH SarabunPSK"/>
+                <w:b/>
+                <w:bCs/>
+                <w:sz w:val="32"/>
+                <w:szCs w:val="32"/>
+              </w:rPr>
+            </w:pPr>
+          </w:p>
+        </w:tc>
+        <w:tc>
+          <w:tcPr>
+            <w:tcW w:w="236" w:type="dxa"/>
+            <w:shd w:val="clear" w:color="auto" w:fill="84E290" w:themeFill="accent3" w:themeFillTint="66"/>
+          </w:tcPr>
+          <w:p>
+            <w:pPr>
+              <w:jc w:val="thaiDistribute"/>
+              <w:rPr>
+                <w:rFonts w:ascii="TH SarabunPSK" w:hAnsi="TH SarabunPSK" w:cs="TH SarabunPSK"/>
+                <w:b/>
+                <w:bCs/>
+                <w:sz w:val="32"/>
+                <w:szCs w:val="32"/>
+              </w:rPr>
+            </w:pPr>
+          </w:p>
+        </w:tc>
+        <w:tc>
+          <w:tcPr>
+            <w:tcW w:w="236" w:type="dxa"/>
+            <w:shd w:val="clear" w:color="auto" w:fill="84E290" w:themeFill="accent3" w:themeFillTint="66"/>
+          </w:tcPr>
+          <w:p>
+            <w:pPr>
+              <w:jc w:val="thaiDistribute"/>
+              <w:rPr>
+                <w:rFonts w:ascii="TH SarabunPSK" w:hAnsi="TH SarabunPSK" w:cs="TH SarabunPSK"/>
+                <w:b/>
+                <w:bCs/>
+                <w:sz w:val="32"/>
+                <w:szCs w:val="32"/>
+              </w:rPr>
+            </w:pPr>
+          </w:p>
+        </w:tc>
+        <w:tc>
+          <w:tcPr>
+            <w:tcW w:w="236" w:type="dxa"/>
+            <w:shd w:val="clear" w:color="auto" w:fill="84E290" w:themeFill="accent3" w:themeFillTint="66"/>
+          </w:tcPr>
+          <w:p>
+            <w:pPr>
+              <w:jc w:val="thaiDistribute"/>
+              <w:rPr>
+                <w:rFonts w:ascii="TH SarabunPSK" w:hAnsi="TH SarabunPSK" w:cs="TH SarabunPSK"/>
+                <w:b/>
+                <w:bCs/>
+                <w:sz w:val="32"/>
+                <w:szCs w:val="32"/>
+              </w:rPr>
+            </w:pPr>
+          </w:p>
+        </w:tc>
+        <w:tc>
+          <w:tcPr>
+            <w:tcW w:w="236" w:type="dxa"/>
+            <w:shd w:val="clear" w:color="auto" w:fill="84E290" w:themeFill="accent3" w:themeFillTint="66"/>
+          </w:tcPr>
+          <w:p>
+            <w:pPr>
+              <w:jc w:val="thaiDistribute"/>
+              <w:rPr>
+                <w:rFonts w:ascii="TH SarabunPSK" w:hAnsi="TH SarabunPSK" w:cs="TH SarabunPSK"/>
+                <w:b/>
+                <w:bCs/>
+                <w:sz w:val="32"/>
+                <w:szCs w:val="32"/>
+              </w:rPr>
+            </w:pPr>
+          </w:p>
+        </w:tc>
+        <w:tc>
+          <w:tcPr>
+            <w:tcW w:w="236" w:type="dxa"/>
+            <w:shd w:val="clear" w:color="auto" w:fill="84E290" w:themeFill="accent3" w:themeFillTint="66"/>
+          </w:tcPr>
+          <w:p>
+            <w:pPr>
+              <w:jc w:val="thaiDistribute"/>
+              <w:rPr>
+                <w:rFonts w:ascii="TH SarabunPSK" w:hAnsi="TH SarabunPSK" w:cs="TH SarabunPSK"/>
+                <w:b/>
+                <w:bCs/>
+                <w:sz w:val="32"/>
+                <w:szCs w:val="32"/>
+              </w:rPr>
+            </w:pPr>
+          </w:p>
+        </w:tc>
+        <w:tc>
+          <w:tcPr>
+            <w:tcW w:w="236" w:type="dxa"/>
+            <w:shd w:val="clear" w:color="auto" w:fill="84E290" w:themeFill="accent3" w:themeFillTint="66"/>
+          </w:tcPr>
+          <w:p>
+            <w:pPr>
+              <w:jc w:val="thaiDistribute"/>
+              <w:rPr>
+                <w:rFonts w:ascii="TH SarabunPSK" w:hAnsi="TH SarabunPSK" w:cs="TH SarabunPSK"/>
+                <w:b/>
+                <w:bCs/>
+                <w:sz w:val="32"/>
+                <w:szCs w:val="32"/>
+              </w:rPr>
+            </w:pPr>
+          </w:p>
+        </w:tc>
+        <w:tc>
+          <w:tcPr>
+            <w:tcW w:w="236" w:type="dxa"/>
+          </w:tcPr>
+          <w:p>
+            <w:pPr>
+              <w:jc w:val="thaiDistribute"/>
+              <w:rPr>
+                <w:rFonts w:ascii="TH SarabunPSK" w:hAnsi="TH SarabunPSK" w:cs="TH SarabunPSK"/>
+                <w:b/>
+                <w:bCs/>
+                <w:sz w:val="32"/>
+                <w:szCs w:val="32"/>
+              </w:rPr>
+            </w:pPr>
+          </w:p>
+        </w:tc>
+        <w:tc>
+          <w:tcPr>
+            <w:tcW w:w="236" w:type="dxa"/>
+          </w:tcPr>
+          <w:p>
+            <w:pPr>
+              <w:jc w:val="thaiDistribute"/>
+              <w:rPr>
+                <w:rFonts w:ascii="TH SarabunPSK" w:hAnsi="TH SarabunPSK" w:cs="TH SarabunPSK"/>
+                <w:b/>
+                <w:bCs/>
+                <w:sz w:val="32"/>
+                <w:szCs w:val="32"/>
+              </w:rPr>
+            </w:pPr>
+          </w:p>
+        </w:tc>
+        <w:tc>
+          <w:tcPr>
+            <w:tcW w:w="236" w:type="dxa"/>
+          </w:tcPr>
+          <w:p>
+            <w:pPr>
+              <w:jc w:val="thaiDistribute"/>
+              <w:rPr>
+                <w:rFonts w:ascii="TH SarabunPSK" w:hAnsi="TH SarabunPSK" w:cs="TH SarabunPSK"/>
+                <w:b/>
+                <w:bCs/>
+                <w:sz w:val="32"/>
+                <w:szCs w:val="32"/>
+              </w:rPr>
+            </w:pPr>
+          </w:p>
+        </w:tc>
+        <w:tc>
+          <w:tcPr>
+            <w:tcW w:w="236" w:type="dxa"/>
+          </w:tcPr>
+          <w:p>
+            <w:pPr>
+              <w:jc w:val="thaiDistribute"/>
+              <w:rPr>
+                <w:rFonts w:ascii="TH SarabunPSK" w:hAnsi="TH SarabunPSK" w:cs="TH SarabunPSK"/>
+                <w:b/>
+                <w:bCs/>
+                <w:sz w:val="32"/>
+                <w:szCs w:val="32"/>
+              </w:rPr>
+            </w:pPr>
+          </w:p>
+        </w:tc>
+        <w:tc>
+          <w:tcPr>
+            <w:tcW w:w="236" w:type="dxa"/>
+          </w:tcPr>
+          <w:p>
+            <w:pPr>
+              <w:jc w:val="thaiDistribute"/>
+              <w:rPr>
+                <w:rFonts w:ascii="TH SarabunPSK" w:hAnsi="TH SarabunPSK" w:cs="TH SarabunPSK"/>
+                <w:b/>
+                <w:bCs/>
+                <w:sz w:val="32"/>
+                <w:szCs w:val="32"/>
+              </w:rPr>
+            </w:pPr>
+          </w:p>
+        </w:tc>
+        <w:tc>
+          <w:tcPr>
+            <w:tcW w:w="236" w:type="dxa"/>
+          </w:tcPr>
+          <w:p>
+            <w:pPr>
+              <w:jc w:val="thaiDistribute"/>
+              <w:rPr>
+                <w:rFonts w:ascii="TH SarabunPSK" w:hAnsi="TH SarabunPSK" w:cs="TH SarabunPSK"/>
+                <w:b/>
+                <w:bCs/>
+                <w:sz w:val="32"/>
+                <w:szCs w:val="32"/>
+              </w:rPr>
+            </w:pPr>
+          </w:p>
+        </w:tc>
+        <w:tc>
+          <w:tcPr>
+            <w:tcW w:w="236" w:type="dxa"/>
+          </w:tcPr>
+          <w:p>
+            <w:pPr>
+              <w:jc w:val="thaiDistribute"/>
+              <w:rPr>
+                <w:rFonts w:ascii="TH SarabunPSK" w:hAnsi="TH SarabunPSK" w:cs="TH SarabunPSK"/>
+                <w:b/>
+                <w:bCs/>
+                <w:sz w:val="32"/>
+                <w:szCs w:val="32"/>
+              </w:rPr>
+            </w:pPr>
+          </w:p>
+        </w:tc>
+        <w:tc>
+          <w:tcPr>
+            <w:tcW w:w="236" w:type="dxa"/>
+          </w:tcPr>
+          <w:p>
+            <w:pPr>
+              <w:jc w:val="thaiDistribute"/>
+              <w:rPr>
+                <w:rFonts w:ascii="TH SarabunPSK" w:hAnsi="TH SarabunPSK" w:cs="TH SarabunPSK"/>
+                <w:b/>
+                <w:bCs/>
+                <w:sz w:val="32"/>
+                <w:szCs w:val="32"/>
+              </w:rPr>
+            </w:pPr>
+          </w:p>
+        </w:tc>
+      </w:tr>
+      <w:tr>
+        <w:tc>
+          <w:tcPr>
+            <w:tcW w:w="4076" w:type="dxa"/>
+          </w:tcPr>
+          <w:p>
+            <w:pPr>
+              <w:jc w:val="thaiDistribute"/>
+              <w:rPr>
+                <w:rFonts w:ascii="TH SarabunPSK" w:hAnsi="TH SarabunPSK" w:cs="TH SarabunPSK" w:hint="cs"/>
+                <w:sz w:val="32"/>
+                <w:szCs w:val="32"/>
+              </w:rPr>
+            </w:pPr>
+            <w:r>
+              <w:rPr>
+                <w:rFonts w:ascii="TH SarabunPSK" w:hAnsi="TH SarabunPSK" w:cs="TH SarabunPSK"/>
+                <w:sz w:val="32"/>
+                <w:szCs w:val="32"/>
+                <w:cs/>
+              </w:rPr>
+              <w:t>ติดตั้งระบบและอบรมการใช้งาน</w:t>
+            </w:r>
+          </w:p>
+        </w:tc>
+        <w:tc>
+          <w:tcPr>
+            <w:tcW w:w="246" w:type="dxa"/>
+          </w:tcPr>
+          <w:p>
+            <w:pPr>
+              <w:jc w:val="thaiDistribute"/>
+              <w:rPr>
+                <w:rFonts w:ascii="TH SarabunPSK" w:hAnsi="TH SarabunPSK" w:cs="TH SarabunPSK"/>
+                <w:b/>
+                <w:bCs/>
+                <w:sz w:val="32"/>
+                <w:szCs w:val="32"/>
+              </w:rPr>
+            </w:pPr>
+          </w:p>
+        </w:tc>
+        <w:tc>
+          <w:tcPr>
+            <w:tcW w:w="236" w:type="dxa"/>
+          </w:tcPr>
+          <w:p>
+            <w:pPr>
+              <w:jc w:val="thaiDistribute"/>
+              <w:rPr>
+                <w:rFonts w:ascii="TH SarabunPSK" w:hAnsi="TH SarabunPSK" w:cs="TH SarabunPSK"/>
+                <w:b/>
+                <w:bCs/>
+                <w:sz w:val="32"/>
+                <w:szCs w:val="32"/>
+              </w:rPr>
+            </w:pPr>
+          </w:p>
+        </w:tc>
+        <w:tc>
+          <w:tcPr>
+            <w:tcW w:w="236" w:type="dxa"/>
+          </w:tcPr>
+          <w:p>
+            <w:pPr>
+              <w:jc w:val="thaiDistribute"/>
+              <w:rPr>
+                <w:rFonts w:ascii="TH SarabunPSK" w:hAnsi="TH SarabunPSK" w:cs="TH SarabunPSK"/>
+                <w:b/>
+                <w:bCs/>
+                <w:sz w:val="32"/>
+                <w:szCs w:val="32"/>
+              </w:rPr>
+            </w:pPr>
+          </w:p>
+        </w:tc>
+        <w:tc>
+          <w:tcPr>
+            <w:tcW w:w="236" w:type="dxa"/>
+          </w:tcPr>
+          <w:p>
+            <w:pPr>
+              <w:jc w:val="thaiDistribute"/>
+              <w:rPr>
+                <w:rFonts w:ascii="TH SarabunPSK" w:hAnsi="TH SarabunPSK" w:cs="TH SarabunPSK"/>
+                <w:b/>
+                <w:bCs/>
+                <w:sz w:val="32"/>
+                <w:szCs w:val="32"/>
+              </w:rPr>
+            </w:pPr>
+          </w:p>
+        </w:tc>
+        <w:tc>
+          <w:tcPr>
+            <w:tcW w:w="236" w:type="dxa"/>
+          </w:tcPr>
+          <w:p>
+            <w:pPr>
+              <w:jc w:val="thaiDistribute"/>
+              <w:rPr>
+                <w:rFonts w:ascii="TH SarabunPSK" w:hAnsi="TH SarabunPSK" w:cs="TH SarabunPSK"/>
+                <w:b/>
+                <w:bCs/>
+                <w:sz w:val="32"/>
+                <w:szCs w:val="32"/>
+              </w:rPr>
+            </w:pPr>
+          </w:p>
+        </w:tc>
+        <w:tc>
+          <w:tcPr>
+            <w:tcW w:w="236" w:type="dxa"/>
+          </w:tcPr>
+          <w:p>
+            <w:pPr>
+              <w:jc w:val="thaiDistribute"/>
+              <w:rPr>
+                <w:rFonts w:ascii="TH SarabunPSK" w:hAnsi="TH SarabunPSK" w:cs="TH SarabunPSK"/>
+                <w:b/>
+                <w:bCs/>
+                <w:sz w:val="32"/>
+                <w:szCs w:val="32"/>
+              </w:rPr>
+            </w:pPr>
+          </w:p>
+        </w:tc>
+        <w:tc>
+          <w:tcPr>
+            <w:tcW w:w="236" w:type="dxa"/>
+          </w:tcPr>
+          <w:p>
+            <w:pPr>
+              <w:jc w:val="thaiDistribute"/>
+              <w:rPr>
+                <w:rFonts w:ascii="TH SarabunPSK" w:hAnsi="TH SarabunPSK" w:cs="TH SarabunPSK"/>
+                <w:b/>
+                <w:bCs/>
+                <w:sz w:val="32"/>
+                <w:szCs w:val="32"/>
+              </w:rPr>
+            </w:pPr>
+          </w:p>
+        </w:tc>
+        <w:tc>
+          <w:tcPr>
+            <w:tcW w:w="236" w:type="dxa"/>
+          </w:tcPr>
+          <w:p>
+            <w:pPr>
+              <w:jc w:val="thaiDistribute"/>
+              <w:rPr>
+                <w:rFonts w:ascii="TH SarabunPSK" w:hAnsi="TH SarabunPSK" w:cs="TH SarabunPSK"/>
+                <w:b/>
+                <w:bCs/>
+                <w:sz w:val="32"/>
+                <w:szCs w:val="32"/>
+              </w:rPr>
+            </w:pPr>
+          </w:p>
+        </w:tc>
+        <w:tc>
+          <w:tcPr>
+            <w:tcW w:w="236" w:type="dxa"/>
+          </w:tcPr>
+          <w:p>
+            <w:pPr>
+              <w:jc w:val="thaiDistribute"/>
+              <w:rPr>
+                <w:rFonts w:ascii="TH SarabunPSK" w:hAnsi="TH SarabunPSK" w:cs="TH SarabunPSK"/>
+                <w:b/>
+                <w:bCs/>
+                <w:sz w:val="32"/>
+                <w:szCs w:val="32"/>
+              </w:rPr>
+            </w:pPr>
+          </w:p>
+        </w:tc>
+        <w:tc>
+          <w:tcPr>
+            <w:tcW w:w="236" w:type="dxa"/>
+          </w:tcPr>
+          <w:p>
+            <w:pPr>
+              <w:jc w:val="thaiDistribute"/>
+              <w:rPr>
+                <w:rFonts w:ascii="TH SarabunPSK" w:hAnsi="TH SarabunPSK" w:cs="TH SarabunPSK"/>
+                <w:b/>
+                <w:bCs/>
+                <w:sz w:val="32"/>
+                <w:szCs w:val="32"/>
+              </w:rPr>
+            </w:pPr>
+          </w:p>
+        </w:tc>
+        <w:tc>
+          <w:tcPr>
+            <w:tcW w:w="236" w:type="dxa"/>
+          </w:tcPr>
+          <w:p>
+            <w:pPr>
+              <w:jc w:val="thaiDistribute"/>
+              <w:rPr>
+                <w:rFonts w:ascii="TH SarabunPSK" w:hAnsi="TH SarabunPSK" w:cs="TH SarabunPSK"/>
+                <w:b/>
+                <w:bCs/>
+                <w:sz w:val="32"/>
+                <w:szCs w:val="32"/>
+              </w:rPr>
+            </w:pPr>
+          </w:p>
+        </w:tc>
+        <w:tc>
+          <w:tcPr>
+            <w:tcW w:w="236" w:type="dxa"/>
+          </w:tcPr>
+          <w:p>
+            <w:pPr>
+              <w:jc w:val="thaiDistribute"/>
+              <w:rPr>
+                <w:rFonts w:ascii="TH SarabunPSK" w:hAnsi="TH SarabunPSK" w:cs="TH SarabunPSK"/>
+                <w:b/>
+                <w:bCs/>
+                <w:sz w:val="32"/>
+                <w:szCs w:val="32"/>
+              </w:rPr>
+            </w:pPr>
+          </w:p>
+        </w:tc>
+        <w:tc>
+          <w:tcPr>
+            <w:tcW w:w="236" w:type="dxa"/>
+          </w:tcPr>
+          <w:p>
+            <w:pPr>
+              <w:jc w:val="thaiDistribute"/>
+              <w:rPr>
+                <w:rFonts w:ascii="TH SarabunPSK" w:hAnsi="TH SarabunPSK" w:cs="TH SarabunPSK"/>
+                <w:b/>
+                <w:bCs/>
+                <w:sz w:val="32"/>
+                <w:szCs w:val="32"/>
+              </w:rPr>
+            </w:pPr>
+          </w:p>
+        </w:tc>
+        <w:tc>
+          <w:tcPr>
+            <w:tcW w:w="236" w:type="dxa"/>
+          </w:tcPr>
+          <w:p>
+            <w:pPr>
+              <w:jc w:val="thaiDistribute"/>
+              <w:rPr>
+                <w:rFonts w:ascii="TH SarabunPSK" w:hAnsi="TH SarabunPSK" w:cs="TH SarabunPSK"/>
+                <w:b/>
+                <w:bCs/>
+                <w:sz w:val="32"/>
+                <w:szCs w:val="32"/>
+              </w:rPr>
+            </w:pPr>
+          </w:p>
+        </w:tc>
+        <w:tc>
+          <w:tcPr>
+            <w:tcW w:w="236" w:type="dxa"/>
+          </w:tcPr>
+          <w:p>
+            <w:pPr>
+              <w:jc w:val="thaiDistribute"/>
+              <w:rPr>
+                <w:rFonts w:ascii="TH SarabunPSK" w:hAnsi="TH SarabunPSK" w:cs="TH SarabunPSK"/>
+                <w:b/>
+                <w:bCs/>
+                <w:sz w:val="32"/>
+                <w:szCs w:val="32"/>
+              </w:rPr>
+            </w:pPr>
+          </w:p>
+        </w:tc>
+        <w:tc>
+          <w:tcPr>
+            <w:tcW w:w="236" w:type="dxa"/>
+            <w:shd w:val="clear" w:color="auto" w:fill="84E290" w:themeFill="accent3" w:themeFillTint="66"/>
+          </w:tcPr>
+          <w:p>
+            <w:pPr>
+              <w:jc w:val="thaiDistribute"/>
+              <w:rPr>
+                <w:rFonts w:ascii="TH SarabunPSK" w:hAnsi="TH SarabunPSK" w:cs="TH SarabunPSK"/>
+                <w:b/>
+                <w:bCs/>
+                <w:sz w:val="32"/>
+                <w:szCs w:val="32"/>
+              </w:rPr>
+            </w:pPr>
+          </w:p>
+        </w:tc>
+        <w:tc>
+          <w:tcPr>
+            <w:tcW w:w="236" w:type="dxa"/>
+            <w:shd w:val="clear" w:color="auto" w:fill="84E290" w:themeFill="accent3" w:themeFillTint="66"/>
+          </w:tcPr>
+          <w:p>
+            <w:pPr>
+              <w:jc w:val="thaiDistribute"/>
+              <w:rPr>
+                <w:rFonts w:ascii="TH SarabunPSK" w:hAnsi="TH SarabunPSK" w:cs="TH SarabunPSK"/>
+                <w:b/>
+                <w:bCs/>
+                <w:sz w:val="32"/>
+                <w:szCs w:val="32"/>
+              </w:rPr>
+            </w:pPr>
+          </w:p>
+        </w:tc>
+        <w:tc>
+          <w:tcPr>
+            <w:tcW w:w="236" w:type="dxa"/>
+            <w:shd w:val="clear" w:color="auto" w:fill="84E290" w:themeFill="accent3" w:themeFillTint="66"/>
+          </w:tcPr>
+          <w:p>
+            <w:pPr>
+              <w:jc w:val="thaiDistribute"/>
+              <w:rPr>
+                <w:rFonts w:ascii="TH SarabunPSK" w:hAnsi="TH SarabunPSK" w:cs="TH SarabunPSK"/>
+                <w:b/>
+                <w:bCs/>
+                <w:sz w:val="32"/>
+                <w:szCs w:val="32"/>
+              </w:rPr>
+            </w:pPr>
+          </w:p>
+        </w:tc>
+        <w:tc>
+          <w:tcPr>
+            <w:tcW w:w="236" w:type="dxa"/>
+            <w:shd w:val="clear" w:color="auto" w:fill="84E290" w:themeFill="accent3" w:themeFillTint="66"/>
+          </w:tcPr>
+          <w:p>
+            <w:pPr>
+              <w:jc w:val="thaiDistribute"/>
+              <w:rPr>
+                <w:rFonts w:ascii="TH SarabunPSK" w:hAnsi="TH SarabunPSK" w:cs="TH SarabunPSK"/>
+                <w:b/>
+                <w:bCs/>
+                <w:sz w:val="32"/>
+                <w:szCs w:val="32"/>
+              </w:rPr>
+            </w:pPr>
+          </w:p>
+        </w:tc>
+        <w:tc>
+          <w:tcPr>
+            <w:tcW w:w="236" w:type="dxa"/>
+            <w:shd w:val="clear" w:color="auto" w:fill="84E290" w:themeFill="accent3" w:themeFillTint="66"/>
+          </w:tcPr>
+          <w:p>
+            <w:pPr>
+              <w:jc w:val="thaiDistribute"/>
+              <w:rPr>
+                <w:rFonts w:ascii="TH SarabunPSK" w:hAnsi="TH SarabunPSK" w:cs="TH SarabunPSK"/>
+                <w:b/>
+                <w:bCs/>
+                <w:sz w:val="32"/>
+                <w:szCs w:val="32"/>
+              </w:rPr>
+            </w:pPr>
+          </w:p>
+        </w:tc>
+        <w:tc>
+          <w:tcPr>
+            <w:tcW w:w="236" w:type="dxa"/>
+          </w:tcPr>
+          <w:p>
+            <w:pPr>
+              <w:jc w:val="thaiDistribute"/>
+              <w:rPr>
+                <w:rFonts w:ascii="TH SarabunPSK" w:hAnsi="TH SarabunPSK" w:cs="TH SarabunPSK"/>
+                <w:b/>
+                <w:bCs/>
+                <w:sz w:val="32"/>
+                <w:szCs w:val="32"/>
+              </w:rPr>
+            </w:pPr>
+          </w:p>
+        </w:tc>
+        <w:tc>
+          <w:tcPr>
+            <w:tcW w:w="236" w:type="dxa"/>
+          </w:tcPr>
+          <w:p>
+            <w:pPr>
+              <w:jc w:val="thaiDistribute"/>
+              <w:rPr>
+                <w:rFonts w:ascii="TH SarabunPSK" w:hAnsi="TH SarabunPSK" w:cs="TH SarabunPSK"/>
+                <w:b/>
+                <w:bCs/>
+                <w:sz w:val="32"/>
+                <w:szCs w:val="32"/>
+              </w:rPr>
+            </w:pPr>
+          </w:p>
+        </w:tc>
+        <w:tc>
+          <w:tcPr>
+            <w:tcW w:w="236" w:type="dxa"/>
+          </w:tcPr>
+          <w:p>
+            <w:pPr>
+              <w:jc w:val="thaiDistribute"/>
+              <w:rPr>
+                <w:rFonts w:ascii="TH SarabunPSK" w:hAnsi="TH SarabunPSK" w:cs="TH SarabunPSK"/>
+                <w:b/>
+                <w:bCs/>
+                <w:sz w:val="32"/>
+                <w:szCs w:val="32"/>
+              </w:rPr>
+            </w:pPr>
+          </w:p>
+        </w:tc>
+        <w:tc>
+          <w:tcPr>
+            <w:tcW w:w="236" w:type="dxa"/>
+          </w:tcPr>
+          <w:p>
+            <w:pPr>
+              <w:jc w:val="thaiDistribute"/>
+              <w:rPr>
+                <w:rFonts w:ascii="TH SarabunPSK" w:hAnsi="TH SarabunPSK" w:cs="TH SarabunPSK"/>
+                <w:b/>
+                <w:bCs/>
+                <w:sz w:val="32"/>
+                <w:szCs w:val="32"/>
+              </w:rPr>
+            </w:pPr>
+          </w:p>
+        </w:tc>
+      </w:tr>
+      <w:tr>
+        <w:tc>
+          <w:tcPr>
+            <w:tcW w:w="4076" w:type="dxa"/>
+          </w:tcPr>
+          <w:p>
+            <w:pPr>
+              <w:rPr>
+                <w:rFonts w:ascii="TH SarabunPSK" w:hAnsi="TH SarabunPSK" w:cs="TH SarabunPSK"/>
+                <w:sz w:val="32"/>
+                <w:szCs w:val="32"/>
+                <w:cs/>
+              </w:rPr>
+            </w:pPr>
+            <w:r>
+              <w:rPr>
+                <w:rFonts w:ascii="TH SarabunPSK" w:hAnsi="TH SarabunPSK" w:cs="TH SarabunPSK"/>
+                <w:sz w:val="32"/>
+                <w:szCs w:val="32"/>
+                <w:cs/>
+              </w:rPr>
+              <w:t>เริ่มใช้งานจริงและประเมินผลโครงการ</w:t>
+            </w:r>
+          </w:p>
+        </w:tc>
+        <w:tc>
+          <w:tcPr>
+            <w:tcW w:w="246" w:type="dxa"/>
+          </w:tcPr>
+          <w:p>
+            <w:pPr>
+              <w:jc w:val="thaiDistribute"/>
+              <w:rPr>
+                <w:rFonts w:ascii="TH SarabunPSK" w:hAnsi="TH SarabunPSK" w:cs="TH SarabunPSK"/>
+                <w:b/>
+                <w:bCs/>
+                <w:sz w:val="32"/>
+                <w:szCs w:val="32"/>
+              </w:rPr>
+            </w:pPr>
+          </w:p>
+        </w:tc>
+        <w:tc>
+          <w:tcPr>
+            <w:tcW w:w="236" w:type="dxa"/>
+          </w:tcPr>
+          <w:p>
+            <w:pPr>
+              <w:jc w:val="thaiDistribute"/>
+              <w:rPr>
+                <w:rFonts w:ascii="TH SarabunPSK" w:hAnsi="TH SarabunPSK" w:cs="TH SarabunPSK"/>
+                <w:b/>
+                <w:bCs/>
+                <w:sz w:val="32"/>
+                <w:szCs w:val="32"/>
+              </w:rPr>
+            </w:pPr>
+          </w:p>
+        </w:tc>
+        <w:tc>
+          <w:tcPr>
+            <w:tcW w:w="236" w:type="dxa"/>
+          </w:tcPr>
+          <w:p>
+            <w:pPr>
+              <w:jc w:val="thaiDistribute"/>
+              <w:rPr>
+                <w:rFonts w:ascii="TH SarabunPSK" w:hAnsi="TH SarabunPSK" w:cs="TH SarabunPSK"/>
+                <w:b/>
+                <w:bCs/>
+                <w:sz w:val="32"/>
+                <w:szCs w:val="32"/>
+              </w:rPr>
+            </w:pPr>
+          </w:p>
+        </w:tc>
+        <w:tc>
+          <w:tcPr>
+            <w:tcW w:w="236" w:type="dxa"/>
+          </w:tcPr>
+          <w:p>
+            <w:pPr>
+              <w:jc w:val="thaiDistribute"/>
+              <w:rPr>
+                <w:rFonts w:ascii="TH SarabunPSK" w:hAnsi="TH SarabunPSK" w:cs="TH SarabunPSK"/>
+                <w:b/>
+                <w:bCs/>
+                <w:sz w:val="32"/>
+                <w:szCs w:val="32"/>
+              </w:rPr>
+            </w:pPr>
+          </w:p>
+        </w:tc>
+        <w:tc>
+          <w:tcPr>
+            <w:tcW w:w="236" w:type="dxa"/>
+          </w:tcPr>
+          <w:p>
+            <w:pPr>
+              <w:jc w:val="thaiDistribute"/>
+              <w:rPr>
+                <w:rFonts w:ascii="TH SarabunPSK" w:hAnsi="TH SarabunPSK" w:cs="TH SarabunPSK"/>
+                <w:b/>
+                <w:bCs/>
+                <w:sz w:val="32"/>
+                <w:szCs w:val="32"/>
+              </w:rPr>
+            </w:pPr>
+          </w:p>
+        </w:tc>
+        <w:tc>
+          <w:tcPr>
+            <w:tcW w:w="236" w:type="dxa"/>
+          </w:tcPr>
+          <w:p>
+            <w:pPr>
+              <w:jc w:val="thaiDistribute"/>
+              <w:rPr>
+                <w:rFonts w:ascii="TH SarabunPSK" w:hAnsi="TH SarabunPSK" w:cs="TH SarabunPSK"/>
+                <w:b/>
+                <w:bCs/>
+                <w:sz w:val="32"/>
+                <w:szCs w:val="32"/>
+              </w:rPr>
+            </w:pPr>
+          </w:p>
+        </w:tc>
+        <w:tc>
+          <w:tcPr>
+            <w:tcW w:w="236" w:type="dxa"/>
+          </w:tcPr>
+          <w:p>
+            <w:pPr>
+              <w:jc w:val="thaiDistribute"/>
+              <w:rPr>
+                <w:rFonts w:ascii="TH SarabunPSK" w:hAnsi="TH SarabunPSK" w:cs="TH SarabunPSK"/>
+                <w:b/>
+                <w:bCs/>
+                <w:sz w:val="32"/>
+                <w:szCs w:val="32"/>
+              </w:rPr>
+            </w:pPr>
+          </w:p>
+        </w:tc>
+        <w:tc>
+          <w:tcPr>
+            <w:tcW w:w="236" w:type="dxa"/>
+          </w:tcPr>
+          <w:p>
+            <w:pPr>
+              <w:jc w:val="thaiDistribute"/>
+              <w:rPr>
+                <w:rFonts w:ascii="TH SarabunPSK" w:hAnsi="TH SarabunPSK" w:cs="TH SarabunPSK"/>
+                <w:b/>
+                <w:bCs/>
+                <w:sz w:val="32"/>
+                <w:szCs w:val="32"/>
+              </w:rPr>
+            </w:pPr>
+          </w:p>
+        </w:tc>
+        <w:tc>
+          <w:tcPr>
+            <w:tcW w:w="236" w:type="dxa"/>
+          </w:tcPr>
+          <w:p>
+            <w:pPr>
+              <w:jc w:val="thaiDistribute"/>
+              <w:rPr>
+                <w:rFonts w:ascii="TH SarabunPSK" w:hAnsi="TH SarabunPSK" w:cs="TH SarabunPSK"/>
+                <w:b/>
+                <w:bCs/>
+                <w:sz w:val="32"/>
+                <w:szCs w:val="32"/>
+              </w:rPr>
+            </w:pPr>
+          </w:p>
+        </w:tc>
+        <w:tc>
+          <w:tcPr>
+            <w:tcW w:w="236" w:type="dxa"/>
+          </w:tcPr>
+          <w:p>
+            <w:pPr>
+              <w:jc w:val="thaiDistribute"/>
+              <w:rPr>
+                <w:rFonts w:ascii="TH SarabunPSK" w:hAnsi="TH SarabunPSK" w:cs="TH SarabunPSK"/>
+                <w:b/>
+                <w:bCs/>
+                <w:sz w:val="32"/>
+                <w:szCs w:val="32"/>
+              </w:rPr>
+            </w:pPr>
+          </w:p>
+        </w:tc>
+        <w:tc>
+          <w:tcPr>
+            <w:tcW w:w="236" w:type="dxa"/>
+          </w:tcPr>
+          <w:p>
+            <w:pPr>
+              <w:jc w:val="thaiDistribute"/>
+              <w:rPr>
+                <w:rFonts w:ascii="TH SarabunPSK" w:hAnsi="TH SarabunPSK" w:cs="TH SarabunPSK"/>
+                <w:b/>
+                <w:bCs/>
+                <w:sz w:val="32"/>
+                <w:szCs w:val="32"/>
+              </w:rPr>
+            </w:pPr>
+          </w:p>
+        </w:tc>
+        <w:tc>
+          <w:tcPr>
+            <w:tcW w:w="236" w:type="dxa"/>
+          </w:tcPr>
+          <w:p>
+            <w:pPr>
+              <w:jc w:val="thaiDistribute"/>
+              <w:rPr>
+                <w:rFonts w:ascii="TH SarabunPSK" w:hAnsi="TH SarabunPSK" w:cs="TH SarabunPSK"/>
+                <w:b/>
+                <w:bCs/>
+                <w:sz w:val="32"/>
+                <w:szCs w:val="32"/>
+              </w:rPr>
+            </w:pPr>
+          </w:p>
+        </w:tc>
+        <w:tc>
+          <w:tcPr>
+            <w:tcW w:w="236" w:type="dxa"/>
+          </w:tcPr>
+          <w:p>
+            <w:pPr>
+              <w:jc w:val="thaiDistribute"/>
+              <w:rPr>
+                <w:rFonts w:ascii="TH SarabunPSK" w:hAnsi="TH SarabunPSK" w:cs="TH SarabunPSK"/>
+                <w:b/>
+                <w:bCs/>
+                <w:sz w:val="32"/>
+                <w:szCs w:val="32"/>
+              </w:rPr>
+            </w:pPr>
+          </w:p>
+        </w:tc>
+        <w:tc>
+          <w:tcPr>
+            <w:tcW w:w="236" w:type="dxa"/>
+          </w:tcPr>
+          <w:p>
+            <w:pPr>
+              <w:jc w:val="thaiDistribute"/>
+              <w:rPr>
+                <w:rFonts w:ascii="TH SarabunPSK" w:hAnsi="TH SarabunPSK" w:cs="TH SarabunPSK"/>
+                <w:b/>
+                <w:bCs/>
+                <w:sz w:val="32"/>
+                <w:szCs w:val="32"/>
+              </w:rPr>
+            </w:pPr>
+          </w:p>
+        </w:tc>
+        <w:tc>
+          <w:tcPr>
+            <w:tcW w:w="236" w:type="dxa"/>
+          </w:tcPr>
+          <w:p>
+            <w:pPr>
+              <w:jc w:val="thaiDistribute"/>
+              <w:rPr>
+                <w:rFonts w:ascii="TH SarabunPSK" w:hAnsi="TH SarabunPSK" w:cs="TH SarabunPSK"/>
+                <w:b/>
+                <w:bCs/>
+                <w:sz w:val="32"/>
+                <w:szCs w:val="32"/>
+              </w:rPr>
+            </w:pPr>
+          </w:p>
+        </w:tc>
+        <w:tc>
+          <w:tcPr>
+            <w:tcW w:w="236" w:type="dxa"/>
+          </w:tcPr>
+          <w:p>
+            <w:pPr>
+              <w:jc w:val="thaiDistribute"/>
+              <w:rPr>
+                <w:rFonts w:ascii="TH SarabunPSK" w:hAnsi="TH SarabunPSK" w:cs="TH SarabunPSK"/>
+                <w:b/>
+                <w:bCs/>
+                <w:sz w:val="32"/>
+                <w:szCs w:val="32"/>
+              </w:rPr>
+            </w:pPr>
+          </w:p>
+        </w:tc>
+        <w:tc>
+          <w:tcPr>
+            <w:tcW w:w="236" w:type="dxa"/>
+          </w:tcPr>
+          <w:p>
+            <w:pPr>
+              <w:jc w:val="thaiDistribute"/>
+              <w:rPr>
+                <w:rFonts w:ascii="TH SarabunPSK" w:hAnsi="TH SarabunPSK" w:cs="TH SarabunPSK"/>
+                <w:b/>
+                <w:bCs/>
+                <w:sz w:val="32"/>
+                <w:szCs w:val="32"/>
+              </w:rPr>
+            </w:pPr>
+          </w:p>
+        </w:tc>
+        <w:tc>
+          <w:tcPr>
+            <w:tcW w:w="236" w:type="dxa"/>
+          </w:tcPr>
+          <w:p>
+            <w:pPr>
+              <w:jc w:val="thaiDistribute"/>
+              <w:rPr>
+                <w:rFonts w:ascii="TH SarabunPSK" w:hAnsi="TH SarabunPSK" w:cs="TH SarabunPSK"/>
+                <w:b/>
+                <w:bCs/>
+                <w:sz w:val="32"/>
+                <w:szCs w:val="32"/>
+              </w:rPr>
+            </w:pPr>
+          </w:p>
+        </w:tc>
+        <w:tc>
+          <w:tcPr>
+            <w:tcW w:w="236" w:type="dxa"/>
+          </w:tcPr>
+          <w:p>
+            <w:pPr>
+              <w:jc w:val="thaiDistribute"/>
+              <w:rPr>
+                <w:rFonts w:ascii="TH SarabunPSK" w:hAnsi="TH SarabunPSK" w:cs="TH SarabunPSK"/>
+                <w:b/>
+                <w:bCs/>
+                <w:sz w:val="32"/>
+                <w:szCs w:val="32"/>
+              </w:rPr>
+            </w:pPr>
+          </w:p>
+        </w:tc>
+        <w:tc>
+          <w:tcPr>
+            <w:tcW w:w="236" w:type="dxa"/>
+          </w:tcPr>
+          <w:p>
+            <w:pPr>
+              <w:jc w:val="thaiDistribute"/>
+              <w:rPr>
+                <w:rFonts w:ascii="TH SarabunPSK" w:hAnsi="TH SarabunPSK" w:cs="TH SarabunPSK"/>
+                <w:b/>
+                <w:bCs/>
+                <w:sz w:val="32"/>
+                <w:szCs w:val="32"/>
+              </w:rPr>
+            </w:pPr>
+          </w:p>
+        </w:tc>
+        <w:tc>
+          <w:tcPr>
+            <w:tcW w:w="236" w:type="dxa"/>
+            <w:shd w:val="clear" w:color="auto" w:fill="84E290" w:themeFill="accent3" w:themeFillTint="66"/>
+          </w:tcPr>
+          <w:p>
+            <w:pPr>
+              <w:jc w:val="thaiDistribute"/>
+              <w:rPr>
+                <w:rFonts w:ascii="TH SarabunPSK" w:hAnsi="TH SarabunPSK" w:cs="TH SarabunPSK"/>
+                <w:b/>
+                <w:bCs/>
+                <w:sz w:val="32"/>
+                <w:szCs w:val="32"/>
+              </w:rPr>
+            </w:pPr>
+          </w:p>
+        </w:tc>
+        <w:tc>
+          <w:tcPr>
+            <w:tcW w:w="236" w:type="dxa"/>
+            <w:shd w:val="clear" w:color="auto" w:fill="84E290" w:themeFill="accent3" w:themeFillTint="66"/>
+          </w:tcPr>
+          <w:p>
+            <w:pPr>
+              <w:jc w:val="thaiDistribute"/>
+              <w:rPr>
+                <w:rFonts w:ascii="TH SarabunPSK" w:hAnsi="TH SarabunPSK" w:cs="TH SarabunPSK"/>
+                <w:b/>
+                <w:bCs/>
+                <w:sz w:val="32"/>
+                <w:szCs w:val="32"/>
+              </w:rPr>
+            </w:pPr>
+          </w:p>
+        </w:tc>
+        <w:tc>
+          <w:tcPr>
+            <w:tcW w:w="236" w:type="dxa"/>
+            <w:shd w:val="clear" w:color="auto" w:fill="84E290" w:themeFill="accent3" w:themeFillTint="66"/>
+          </w:tcPr>
+          <w:p>
+            <w:pPr>
+              <w:jc w:val="thaiDistribute"/>
+              <w:rPr>
+                <w:rFonts w:ascii="TH SarabunPSK" w:hAnsi="TH SarabunPSK" w:cs="TH SarabunPSK"/>
+                <w:b/>
+                <w:bCs/>
+                <w:sz w:val="32"/>
+                <w:szCs w:val="32"/>
+              </w:rPr>
+            </w:pPr>
+          </w:p>
+        </w:tc>
+        <w:tc>
+          <w:tcPr>
+            <w:tcW w:w="236" w:type="dxa"/>
+            <w:shd w:val="clear" w:color="auto" w:fill="84E290" w:themeFill="accent3" w:themeFillTint="66"/>
           </w:tcPr>
           <w:p>
             <w:pPr>
@@ -15347,6 +17563,7 @@
           <w:szCs w:val="32"/>
           <w:cs/>
         </w:rPr>
+        <w:lastRenderedPageBreak/>
         <w:t>คำรับรองของผู้เสนอราคา</w:t>
       </w:r>
     </w:p>
@@ -16002,7 +18219,7 @@
         <w:kern w:val="2"/>
         <w:sz w:val="24"/>
         <w:szCs w:val="30"/>
-        <w:lang w:eastAsia="en-US" w:bidi="th-TH"/>
+        <w:lang w:val="en-US" w:eastAsia="en-US" w:bidi="th-TH"/>
         <w14:ligatures w14:val="standardContextual"/>
       </w:rPr>
     </w:rPrDefault>
@@ -16394,9 +18611,6 @@
     <w:name w:val="Normal"/>
     <w:qFormat/>
     <w:rsid w:val="009A3C5B"/>
-    <w:rPr>
-      <w:lang w:val="en-US"/>
-    </w:rPr>
   </w:style>
   <w:style w:type="paragraph" w:styleId="Heading1">
     <w:name w:val="heading 1"/>
@@ -16927,7 +19141,6 @@
       <w:kern w:val="0"/>
       <w:sz w:val="22"/>
       <w:szCs w:val="28"/>
-      <w:lang w:val="en-US"/>
       <w14:ligatures w14:val="none"/>
     </w:rPr>
     <w:tblPr>
@@ -17237,4 +19450,16 @@
     </a:ext>
   </a:extLst>
 </a:theme>
+</file>
+
+<file path=customXml/item1.xml><?xml version="1.0" encoding="utf-8"?>
+<b:Sources xmlns:b="http://schemas.openxmlformats.org/officeDocument/2006/bibliography" xmlns="http://schemas.openxmlformats.org/officeDocument/2006/bibliography" SelectedStyle="\APASixthEditionOfficeOnline.xsl" StyleName="APA" Version="6"/>
+</file>
+
+<file path=customXml/itemProps1.xml><?xml version="1.0" encoding="utf-8"?>
+<ds:datastoreItem xmlns:ds="http://schemas.openxmlformats.org/officeDocument/2006/customXml" ds:itemID="{7AEA3B1C-61A1-489C-B3A4-0CC19555F051}">
+  <ds:schemaRefs>
+    <ds:schemaRef ds:uri="http://schemas.openxmlformats.org/officeDocument/2006/bibliography"/>
+  </ds:schemaRefs>
+</ds:datastoreItem>
 </file>
--- a/เอกสารข้อเสนอโครงการ_ธนาคารเลือด.docx
+++ b/เอกสารข้อเสนอโครงการ_ธนาคารเลือด.docx
@@ -367,6 +367,15 @@
         </w:rPr>
         <w:t>ระบบรองรับการเข้าสู่ระบบด้วยบัญชีผู้ใช้งานของโรงพยาบาล เพื่อยืนยันตัวตนและควบคุมการเข้าถึงข้อมูลภายในระบบ</w:t>
       </w:r>
+      <w:r>
+        <w:rPr>
+          <w:rFonts w:ascii="TH SarabunPSK" w:hAnsi="TH SarabunPSK" w:cs="TH SarabunPSK"/>
+          <w:color w:val="EE0000"/>
+          <w:sz w:val="32"/>
+          <w:szCs w:val="32"/>
+        </w:rPr>
+        <w:t>test</w:t>
+      </w:r>
     </w:p>
     <w:p>
       <w:pPr>
@@ -2256,27 +2265,7 @@
           <w:szCs w:val="32"/>
           <w:cs/>
         </w:rPr>
-        <w:t>ตู้</w:t>
-      </w:r>
-      <w:r>
-        <w:rPr>
-          <w:rFonts w:ascii="TH SarabunPSK" w:hAnsi="TH SarabunPSK" w:cs="TH SarabunPSK" w:hint="cs"/>
-          <w:color w:val="000000" w:themeColor="text1"/>
-          <w:sz w:val="32"/>
-          <w:szCs w:val="32"/>
-          <w:cs/>
-        </w:rPr>
-        <w:t>เก็บ</w:t>
-      </w:r>
-      <w:r>
-        <w:rPr>
-          <w:rFonts w:ascii="TH SarabunPSK" w:hAnsi="TH SarabunPSK" w:cs="TH SarabunPSK" w:hint="cs"/>
-          <w:color w:val="000000" w:themeColor="text1"/>
-          <w:sz w:val="32"/>
-          <w:szCs w:val="32"/>
-          <w:cs/>
-        </w:rPr>
-        <w:t>เลือด</w:t>
+        <w:t>ตู้เก็บเลือด</w:t>
       </w:r>
     </w:p>
     <w:p>
@@ -8255,7 +8244,7 @@
         <w:contextualSpacing w:val="0"/>
         <w:jc w:val="thaiDistribute"/>
         <w:rPr>
-          <w:rFonts w:ascii="TH SarabunPSK" w:hAnsi="TH SarabunPSK" w:cs="TH SarabunPSK" w:hint="cs"/>
+          <w:rFonts w:ascii="TH SarabunPSK" w:hAnsi="TH SarabunPSK" w:cs="TH SarabunPSK"/>
           <w:color w:val="000000" w:themeColor="text1"/>
           <w:sz w:val="32"/>
           <w:szCs w:val="32"/>
@@ -8743,17 +8732,7 @@
           <w:sz w:val="32"/>
           <w:szCs w:val="32"/>
         </w:rPr>
-        <w:t>Data Export Page</w:t>
-      </w:r>
-      <w:r>
-        <w:rPr>
-          <w:rFonts w:ascii="TH SarabunPSK" w:hAnsi="TH SarabunPSK" w:cs="TH SarabunPSK"/>
-          <w:b/>
-          <w:bCs/>
-          <w:sz w:val="32"/>
-          <w:szCs w:val="32"/>
-        </w:rPr>
-        <w:t xml:space="preserve"> </w:t>
+        <w:t xml:space="preserve">Data Export Page </w:t>
       </w:r>
       <w:r>
         <w:rPr>
@@ -10978,16 +10957,7 @@
           <w:sz w:val="32"/>
           <w:szCs w:val="32"/>
         </w:rPr>
-        <w:t>Tablet</w:t>
-      </w:r>
-      <w:r>
-        <w:rPr>
-          <w:rFonts w:ascii="TH SarabunPSK" w:hAnsi="TH SarabunPSK" w:cs="TH SarabunPSK"/>
-          <w:color w:val="000000" w:themeColor="text1"/>
-          <w:sz w:val="32"/>
-          <w:szCs w:val="32"/>
-        </w:rPr>
-        <w:t xml:space="preserve"> </w:t>
+        <w:t xml:space="preserve">Tablet </w:t>
       </w:r>
       <w:r>
         <w:rPr>
@@ -12269,7 +12239,7 @@
     <w:p>
       <w:pPr>
         <w:rPr>
-          <w:rFonts w:ascii="TH SarabunPSK" w:hAnsi="TH SarabunPSK" w:cs="TH SarabunPSK" w:hint="cs"/>
+          <w:rFonts w:ascii="TH SarabunPSK" w:hAnsi="TH SarabunPSK" w:cs="TH SarabunPSK"/>
           <w:b/>
           <w:bCs/>
           <w:sz w:val="32"/>
@@ -18102,7 +18072,7 @@
     <w:p>
       <w:pPr>
         <w:rPr>
-          <w:rFonts w:ascii="TH SarabunPSK" w:hAnsi="TH SarabunPSK" w:cs="TH SarabunPSK" w:hint="cs"/>
+          <w:rFonts w:ascii="TH SarabunPSK" w:hAnsi="TH SarabunPSK" w:cs="TH SarabunPSK"/>
           <w:b/>
           <w:bCs/>
           <w:sz w:val="32"/>
@@ -19537,6 +19507,7 @@
   <w:style w:type="character" w:default="1" w:styleId="DefaultParagraphFont">
     <w:name w:val="Default Paragraph Font"/>
     <w:uiPriority w:val="1"/>
+    <w:semiHidden/>
     <w:unhideWhenUsed/>
   </w:style>
   <w:style w:type="table" w:default="1" w:styleId="TableNormal">

--- a/เอกสารข้อเสนอโครงการ_ธนาคารเลือด.docx
+++ b/เอกสารข้อเสนอโครงการ_ธนาคารเลือด.docx
@@ -375,6 +375,15 @@
           <w:szCs w:val="32"/>
         </w:rPr>
         <w:t>test</w:t>
+      </w:r>
+      <w:r>
+        <w:rPr>
+          <w:rFonts w:ascii="TH SarabunPSK" w:hAnsi="TH SarabunPSK" w:cs="TH SarabunPSK"/>
+          <w:color w:val="EE0000"/>
+          <w:sz w:val="32"/>
+          <w:szCs w:val="32"/>
+        </w:rPr>
+        <w:t>345</w:t>
       </w:r>
     </w:p>
     <w:p>
